--- a/documentation/O-23-ИСП-1-СПО 1 группа(Бехтольд).docx
+++ b/documentation/O-23-ИСП-1-СПО 1 группа(Бехтольд).docx
@@ -33651,10 +33651,10 @@
           <w:noProof/>
         </w:rPr>
         <w:drawing>
-          <wp:inline distT="0" distB="0" distL="0" distR="0" wp14:anchorId="0DC7D894" wp14:editId="33EACD95">
-            <wp:extent cx="6268572" cy="3992880"/>
-            <wp:effectExtent l="0" t="0" r="0" b="7620"/>
-            <wp:docPr id="7" name="Рисунок 7"/>
+          <wp:inline distT="0" distB="0" distL="0" distR="0" wp14:anchorId="340C232C" wp14:editId="72FEB3CE">
+            <wp:extent cx="6420473" cy="3756660"/>
+            <wp:effectExtent l="0" t="0" r="0" b="0"/>
+            <wp:docPr id="8" name="Рисунок 8"/>
             <wp:cNvGraphicFramePr>
               <a:graphicFrameLocks xmlns:a="http://schemas.openxmlformats.org/drawingml/2006/main" noChangeAspect="1"/>
             </wp:cNvGraphicFramePr>
@@ -33683,7 +33683,7 @@
                   <pic:spPr bwMode="auto">
                     <a:xfrm>
                       <a:off x="0" y="0"/>
-                      <a:ext cx="6271131" cy="3994510"/>
+                      <a:ext cx="6424609" cy="3759080"/>
                     </a:xfrm>
                     <a:prstGeom prst="rect">
                       <a:avLst/>
@@ -33712,6 +33712,7 @@
           <w:lang w:val="en-US"/>
         </w:rPr>
       </w:pPr>
+      <w:proofErr w:type="spellStart"/>
       <w:r>
         <w:rPr>
           <w:rFonts w:ascii="Consolas" w:eastAsia="Times New Roman" w:hAnsi="Consolas" w:cs="Times New Roman"/>
@@ -33722,6 +33723,7 @@
         </w:rPr>
         <w:t>erDiagram</w:t>
       </w:r>
+      <w:proofErr w:type="spellEnd"/>
     </w:p>
     <w:p>
       <w:pPr>
@@ -33788,6 +33790,7 @@
         </w:rPr>
         <w:t xml:space="preserve">        </w:t>
       </w:r>
+      <w:proofErr w:type="spellStart"/>
       <w:r>
         <w:rPr>
           <w:rFonts w:ascii="Consolas" w:eastAsia="Times New Roman" w:hAnsi="Consolas" w:cs="Times New Roman"/>
@@ -33798,6 +33801,7 @@
         </w:rPr>
         <w:t>uuid</w:t>
       </w:r>
+      <w:proofErr w:type="spellEnd"/>
       <w:r>
         <w:rPr>
           <w:rFonts w:ascii="Consolas" w:eastAsia="Times New Roman" w:hAnsi="Consolas" w:cs="Times New Roman"/>
@@ -33954,6 +33958,7 @@
         </w:rPr>
         <w:t xml:space="preserve"> </w:t>
       </w:r>
+      <w:proofErr w:type="spellStart"/>
       <w:r>
         <w:rPr>
           <w:rFonts w:ascii="Consolas" w:eastAsia="Times New Roman" w:hAnsi="Consolas" w:cs="Times New Roman"/>
@@ -33964,6 +33969,7 @@
         </w:rPr>
         <w:t>password_hash</w:t>
       </w:r>
+      <w:proofErr w:type="spellEnd"/>
     </w:p>
     <w:p>
       <w:pPr>
@@ -34113,6 +34119,7 @@
         </w:rPr>
         <w:t xml:space="preserve"> </w:t>
       </w:r>
+      <w:proofErr w:type="spellStart"/>
       <w:r>
         <w:rPr>
           <w:rFonts w:ascii="Consolas" w:eastAsia="Times New Roman" w:hAnsi="Consolas" w:cs="Times New Roman"/>
@@ -34123,6 +34130,7 @@
         </w:rPr>
         <w:t>created_at</w:t>
       </w:r>
+      <w:proofErr w:type="spellEnd"/>
     </w:p>
     <w:p>
       <w:pPr>
@@ -34225,6 +34233,7 @@
         </w:rPr>
         <w:t xml:space="preserve">        </w:t>
       </w:r>
+      <w:proofErr w:type="spellStart"/>
       <w:r>
         <w:rPr>
           <w:rFonts w:ascii="Consolas" w:eastAsia="Times New Roman" w:hAnsi="Consolas" w:cs="Times New Roman"/>
@@ -34235,6 +34244,7 @@
         </w:rPr>
         <w:t>uuid</w:t>
       </w:r>
+      <w:proofErr w:type="spellEnd"/>
       <w:r>
         <w:rPr>
           <w:rFonts w:ascii="Consolas" w:eastAsia="Times New Roman" w:hAnsi="Consolas" w:cs="Times New Roman"/>
@@ -34298,6 +34308,7 @@
         </w:rPr>
         <w:t xml:space="preserve">        </w:t>
       </w:r>
+      <w:proofErr w:type="spellStart"/>
       <w:r>
         <w:rPr>
           <w:rFonts w:ascii="Consolas" w:eastAsia="Times New Roman" w:hAnsi="Consolas" w:cs="Times New Roman"/>
@@ -34308,6 +34319,7 @@
         </w:rPr>
         <w:t>uuid</w:t>
       </w:r>
+      <w:proofErr w:type="spellEnd"/>
       <w:r>
         <w:rPr>
           <w:rFonts w:ascii="Consolas" w:eastAsia="Times New Roman" w:hAnsi="Consolas" w:cs="Times New Roman"/>
@@ -34318,6 +34330,7 @@
         </w:rPr>
         <w:t xml:space="preserve"> </w:t>
       </w:r>
+      <w:proofErr w:type="spellStart"/>
       <w:r>
         <w:rPr>
           <w:rFonts w:ascii="Consolas" w:eastAsia="Times New Roman" w:hAnsi="Consolas" w:cs="Times New Roman"/>
@@ -34328,6 +34341,7 @@
         </w:rPr>
         <w:t>user_id</w:t>
       </w:r>
+      <w:proofErr w:type="spellEnd"/>
       <w:r>
         <w:rPr>
           <w:rFonts w:ascii="Consolas" w:eastAsia="Times New Roman" w:hAnsi="Consolas" w:cs="Times New Roman"/>
@@ -34497,6 +34511,7 @@
         </w:rPr>
         <w:t xml:space="preserve"> </w:t>
       </w:r>
+      <w:proofErr w:type="spellStart"/>
       <w:r>
         <w:rPr>
           <w:rFonts w:ascii="Consolas" w:eastAsia="Times New Roman" w:hAnsi="Consolas" w:cs="Times New Roman"/>
@@ -34507,6 +34522,7 @@
         </w:rPr>
         <w:t>height_cm</w:t>
       </w:r>
+      <w:proofErr w:type="spellEnd"/>
     </w:p>
     <w:p>
       <w:pPr>
@@ -34550,6 +34566,7 @@
         </w:rPr>
         <w:t xml:space="preserve"> </w:t>
       </w:r>
+      <w:proofErr w:type="spellStart"/>
       <w:r>
         <w:rPr>
           <w:rFonts w:ascii="Consolas" w:eastAsia="Times New Roman" w:hAnsi="Consolas" w:cs="Times New Roman"/>
@@ -34560,6 +34577,7 @@
         </w:rPr>
         <w:t>weight_kg</w:t>
       </w:r>
+      <w:proofErr w:type="spellEnd"/>
     </w:p>
     <w:p>
       <w:pPr>
@@ -34656,6 +34674,7 @@
         </w:rPr>
         <w:t xml:space="preserve"> </w:t>
       </w:r>
+      <w:proofErr w:type="spellStart"/>
       <w:r>
         <w:rPr>
           <w:rFonts w:ascii="Consolas" w:eastAsia="Times New Roman" w:hAnsi="Consolas" w:cs="Times New Roman"/>
@@ -34666,6 +34685,7 @@
         </w:rPr>
         <w:t>activity_level</w:t>
       </w:r>
+      <w:proofErr w:type="spellEnd"/>
     </w:p>
     <w:p>
       <w:pPr>
@@ -34709,6 +34729,7 @@
         </w:rPr>
         <w:t xml:space="preserve"> </w:t>
       </w:r>
+      <w:proofErr w:type="spellStart"/>
       <w:r>
         <w:rPr>
           <w:rFonts w:ascii="Consolas" w:eastAsia="Times New Roman" w:hAnsi="Consolas" w:cs="Times New Roman"/>
@@ -34719,6 +34740,7 @@
         </w:rPr>
         <w:t>daily_calorie_norm</w:t>
       </w:r>
+      <w:proofErr w:type="spellEnd"/>
     </w:p>
     <w:p>
       <w:pPr>
@@ -34821,6 +34843,7 @@
         </w:rPr>
         <w:t xml:space="preserve">        </w:t>
       </w:r>
+      <w:proofErr w:type="spellStart"/>
       <w:r>
         <w:rPr>
           <w:rFonts w:ascii="Consolas" w:eastAsia="Times New Roman" w:hAnsi="Consolas" w:cs="Times New Roman"/>
@@ -34831,6 +34854,7 @@
         </w:rPr>
         <w:t>uuid</w:t>
       </w:r>
+      <w:proofErr w:type="spellEnd"/>
       <w:r>
         <w:rPr>
           <w:rFonts w:ascii="Consolas" w:eastAsia="Times New Roman" w:hAnsi="Consolas" w:cs="Times New Roman"/>
@@ -34894,6 +34918,7 @@
         </w:rPr>
         <w:t xml:space="preserve">        </w:t>
       </w:r>
+      <w:proofErr w:type="spellStart"/>
       <w:r>
         <w:rPr>
           <w:rFonts w:ascii="Consolas" w:eastAsia="Times New Roman" w:hAnsi="Consolas" w:cs="Times New Roman"/>
@@ -34904,6 +34929,7 @@
         </w:rPr>
         <w:t>uuid</w:t>
       </w:r>
+      <w:proofErr w:type="spellEnd"/>
       <w:r>
         <w:rPr>
           <w:rFonts w:ascii="Consolas" w:eastAsia="Times New Roman" w:hAnsi="Consolas" w:cs="Times New Roman"/>
@@ -34914,6 +34940,7 @@
         </w:rPr>
         <w:t xml:space="preserve"> </w:t>
       </w:r>
+      <w:proofErr w:type="spellStart"/>
       <w:r>
         <w:rPr>
           <w:rFonts w:ascii="Consolas" w:eastAsia="Times New Roman" w:hAnsi="Consolas" w:cs="Times New Roman"/>
@@ -34924,6 +34951,7 @@
         </w:rPr>
         <w:t>user_id</w:t>
       </w:r>
+      <w:proofErr w:type="spellEnd"/>
       <w:r>
         <w:rPr>
           <w:rFonts w:ascii="Consolas" w:eastAsia="Times New Roman" w:hAnsi="Consolas" w:cs="Times New Roman"/>
@@ -34965,6 +34993,61 @@
           <w:szCs w:val="21"/>
           <w:lang w:val="en-US"/>
         </w:rPr>
+        <w:t xml:space="preserve">        </w:t>
+      </w:r>
+      <w:r>
+        <w:rPr>
+          <w:rFonts w:ascii="Consolas" w:eastAsia="Times New Roman" w:hAnsi="Consolas" w:cs="Times New Roman"/>
+          <w:color w:val="A22889"/>
+          <w:sz w:val="21"/>
+          <w:szCs w:val="21"/>
+          <w:lang w:val="en-US"/>
+        </w:rPr>
+        <w:t>date</w:t>
+      </w:r>
+      <w:r>
+        <w:rPr>
+          <w:rFonts w:ascii="Consolas" w:eastAsia="Times New Roman" w:hAnsi="Consolas" w:cs="Times New Roman"/>
+          <w:color w:val="000000"/>
+          <w:sz w:val="21"/>
+          <w:szCs w:val="21"/>
+          <w:lang w:val="en-US"/>
+        </w:rPr>
+        <w:t xml:space="preserve"> </w:t>
+      </w:r>
+      <w:proofErr w:type="spellStart"/>
+      <w:r>
+        <w:rPr>
+          <w:rFonts w:ascii="Consolas" w:eastAsia="Times New Roman" w:hAnsi="Consolas" w:cs="Times New Roman"/>
+          <w:color w:val="A22889"/>
+          <w:sz w:val="21"/>
+          <w:szCs w:val="21"/>
+          <w:lang w:val="en-US"/>
+        </w:rPr>
+        <w:t>date</w:t>
+      </w:r>
+      <w:proofErr w:type="spellEnd"/>
+    </w:p>
+    <w:p>
+      <w:pPr>
+        <w:shd w:val="clear" w:color="auto" w:fill="FFFFFE"/>
+        <w:spacing w:line="285" w:lineRule="atLeast"/>
+        <w:rPr>
+          <w:rFonts w:ascii="Consolas" w:eastAsia="Times New Roman" w:hAnsi="Consolas" w:cs="Times New Roman"/>
+          <w:color w:val="000000"/>
+          <w:sz w:val="21"/>
+          <w:szCs w:val="21"/>
+          <w:lang w:val="en-US"/>
+        </w:rPr>
+      </w:pPr>
+      <w:r>
+        <w:rPr>
+          <w:rFonts w:ascii="Consolas" w:eastAsia="Times New Roman" w:hAnsi="Consolas" w:cs="Times New Roman"/>
+          <w:color w:val="000000"/>
+          <w:sz w:val="21"/>
+          <w:szCs w:val="21"/>
+          <w:lang w:val="en-US"/>
+        </w:rPr>
         <w:lastRenderedPageBreak/>
         <w:t xml:space="preserve">        </w:t>
       </w:r>
@@ -34976,7 +35059,7 @@
           <w:szCs w:val="21"/>
           <w:lang w:val="en-US"/>
         </w:rPr>
-        <w:t>date</w:t>
+        <w:t>time</w:t>
       </w:r>
       <w:r>
         <w:rPr>
@@ -34988,16 +35071,18 @@
         </w:rPr>
         <w:t xml:space="preserve"> </w:t>
       </w:r>
-      <w:r>
-        <w:rPr>
-          <w:rFonts w:ascii="Consolas" w:eastAsia="Times New Roman" w:hAnsi="Consolas" w:cs="Times New Roman"/>
-          <w:color w:val="A22889"/>
-          <w:sz w:val="21"/>
-          <w:szCs w:val="21"/>
-          <w:lang w:val="en-US"/>
-        </w:rPr>
-        <w:t>date</w:t>
-      </w:r>
+      <w:proofErr w:type="spellStart"/>
+      <w:r>
+        <w:rPr>
+          <w:rFonts w:ascii="Consolas" w:eastAsia="Times New Roman" w:hAnsi="Consolas" w:cs="Times New Roman"/>
+          <w:color w:val="A22889"/>
+          <w:sz w:val="21"/>
+          <w:szCs w:val="21"/>
+          <w:lang w:val="en-US"/>
+        </w:rPr>
+        <w:t>meal_time</w:t>
+      </w:r>
+      <w:proofErr w:type="spellEnd"/>
     </w:p>
     <w:p>
       <w:pPr>
@@ -35029,7 +35114,7 @@
           <w:szCs w:val="21"/>
           <w:lang w:val="en-US"/>
         </w:rPr>
-        <w:t>time</w:t>
+        <w:t>string</w:t>
       </w:r>
       <w:r>
         <w:rPr>
@@ -35041,16 +35126,18 @@
         </w:rPr>
         <w:t xml:space="preserve"> </w:t>
       </w:r>
-      <w:r>
-        <w:rPr>
-          <w:rFonts w:ascii="Consolas" w:eastAsia="Times New Roman" w:hAnsi="Consolas" w:cs="Times New Roman"/>
-          <w:color w:val="A22889"/>
-          <w:sz w:val="21"/>
-          <w:szCs w:val="21"/>
-          <w:lang w:val="en-US"/>
-        </w:rPr>
-        <w:t>meal_time</w:t>
-      </w:r>
+      <w:proofErr w:type="spellStart"/>
+      <w:r>
+        <w:rPr>
+          <w:rFonts w:ascii="Consolas" w:eastAsia="Times New Roman" w:hAnsi="Consolas" w:cs="Times New Roman"/>
+          <w:color w:val="A22889"/>
+          <w:sz w:val="21"/>
+          <w:szCs w:val="21"/>
+          <w:lang w:val="en-US"/>
+        </w:rPr>
+        <w:t>meal_name</w:t>
+      </w:r>
+      <w:proofErr w:type="spellEnd"/>
     </w:p>
     <w:p>
       <w:pPr>
@@ -35082,7 +35169,7 @@
           <w:szCs w:val="21"/>
           <w:lang w:val="en-US"/>
         </w:rPr>
-        <w:t>string</w:t>
+        <w:t>timestamp</w:t>
       </w:r>
       <w:r>
         <w:rPr>
@@ -35094,16 +35181,18 @@
         </w:rPr>
         <w:t xml:space="preserve"> </w:t>
       </w:r>
-      <w:r>
-        <w:rPr>
-          <w:rFonts w:ascii="Consolas" w:eastAsia="Times New Roman" w:hAnsi="Consolas" w:cs="Times New Roman"/>
-          <w:color w:val="A22889"/>
-          <w:sz w:val="21"/>
-          <w:szCs w:val="21"/>
-          <w:lang w:val="en-US"/>
-        </w:rPr>
-        <w:t>meal_name</w:t>
-      </w:r>
+      <w:proofErr w:type="spellStart"/>
+      <w:r>
+        <w:rPr>
+          <w:rFonts w:ascii="Consolas" w:eastAsia="Times New Roman" w:hAnsi="Consolas" w:cs="Times New Roman"/>
+          <w:color w:val="A22889"/>
+          <w:sz w:val="21"/>
+          <w:szCs w:val="21"/>
+          <w:lang w:val="en-US"/>
+        </w:rPr>
+        <w:t>created_at</w:t>
+      </w:r>
+      <w:proofErr w:type="spellEnd"/>
     </w:p>
     <w:p>
       <w:pPr>
@@ -35147,16 +35236,18 @@
         </w:rPr>
         <w:t xml:space="preserve"> </w:t>
       </w:r>
-      <w:r>
-        <w:rPr>
-          <w:rFonts w:ascii="Consolas" w:eastAsia="Times New Roman" w:hAnsi="Consolas" w:cs="Times New Roman"/>
-          <w:color w:val="A22889"/>
-          <w:sz w:val="21"/>
-          <w:szCs w:val="21"/>
-          <w:lang w:val="en-US"/>
-        </w:rPr>
-        <w:t>created_at</w:t>
-      </w:r>
+      <w:proofErr w:type="spellStart"/>
+      <w:r>
+        <w:rPr>
+          <w:rFonts w:ascii="Consolas" w:eastAsia="Times New Roman" w:hAnsi="Consolas" w:cs="Times New Roman"/>
+          <w:color w:val="A22889"/>
+          <w:sz w:val="21"/>
+          <w:szCs w:val="21"/>
+          <w:lang w:val="en-US"/>
+        </w:rPr>
+        <w:t>updated_at</w:t>
+      </w:r>
+      <w:proofErr w:type="spellEnd"/>
     </w:p>
     <w:p>
       <w:pPr>
@@ -35178,37 +35269,7 @@
           <w:szCs w:val="21"/>
           <w:lang w:val="en-US"/>
         </w:rPr>
-        <w:t xml:space="preserve">        </w:t>
-      </w:r>
-      <w:r>
-        <w:rPr>
-          <w:rFonts w:ascii="Consolas" w:eastAsia="Times New Roman" w:hAnsi="Consolas" w:cs="Times New Roman"/>
-          <w:color w:val="A22889"/>
-          <w:sz w:val="21"/>
-          <w:szCs w:val="21"/>
-          <w:lang w:val="en-US"/>
-        </w:rPr>
-        <w:t>timestamp</w:t>
-      </w:r>
-      <w:r>
-        <w:rPr>
-          <w:rFonts w:ascii="Consolas" w:eastAsia="Times New Roman" w:hAnsi="Consolas" w:cs="Times New Roman"/>
-          <w:color w:val="000000"/>
-          <w:sz w:val="21"/>
-          <w:szCs w:val="21"/>
-          <w:lang w:val="en-US"/>
-        </w:rPr>
-        <w:t xml:space="preserve"> </w:t>
-      </w:r>
-      <w:r>
-        <w:rPr>
-          <w:rFonts w:ascii="Consolas" w:eastAsia="Times New Roman" w:hAnsi="Consolas" w:cs="Times New Roman"/>
-          <w:color w:val="A22889"/>
-          <w:sz w:val="21"/>
-          <w:szCs w:val="21"/>
-          <w:lang w:val="en-US"/>
-        </w:rPr>
-        <w:t>updated_at</w:t>
+        <w:t>    }</w:t>
       </w:r>
     </w:p>
     <w:p>
@@ -35223,16 +35284,6 @@
           <w:lang w:val="en-US"/>
         </w:rPr>
       </w:pPr>
-      <w:r>
-        <w:rPr>
-          <w:rFonts w:ascii="Consolas" w:eastAsia="Times New Roman" w:hAnsi="Consolas" w:cs="Times New Roman"/>
-          <w:color w:val="000000"/>
-          <w:sz w:val="21"/>
-          <w:szCs w:val="21"/>
-          <w:lang w:val="en-US"/>
-        </w:rPr>
-        <w:t>    }</w:t>
-      </w:r>
     </w:p>
     <w:p>
       <w:pPr>
@@ -35246,6 +35297,36 @@
           <w:lang w:val="en-US"/>
         </w:rPr>
       </w:pPr>
+      <w:r>
+        <w:rPr>
+          <w:rFonts w:ascii="Consolas" w:eastAsia="Times New Roman" w:hAnsi="Consolas" w:cs="Times New Roman"/>
+          <w:color w:val="000000"/>
+          <w:sz w:val="21"/>
+          <w:szCs w:val="21"/>
+          <w:lang w:val="en-US"/>
+        </w:rPr>
+        <w:t xml:space="preserve">    </w:t>
+      </w:r>
+      <w:r>
+        <w:rPr>
+          <w:rFonts w:ascii="Consolas" w:eastAsia="Times New Roman" w:hAnsi="Consolas" w:cs="Times New Roman"/>
+          <w:color w:val="A22889"/>
+          <w:sz w:val="21"/>
+          <w:szCs w:val="21"/>
+          <w:lang w:val="en-US"/>
+        </w:rPr>
+        <w:t>MEAL_ENTRIES</w:t>
+      </w:r>
+      <w:r>
+        <w:rPr>
+          <w:rFonts w:ascii="Consolas" w:eastAsia="Times New Roman" w:hAnsi="Consolas" w:cs="Times New Roman"/>
+          <w:color w:val="000000"/>
+          <w:sz w:val="21"/>
+          <w:szCs w:val="21"/>
+          <w:lang w:val="en-US"/>
+        </w:rPr>
+        <w:t xml:space="preserve"> {</w:t>
+      </w:r>
     </w:p>
     <w:p>
       <w:pPr>
@@ -35267,27 +35348,59 @@
           <w:szCs w:val="21"/>
           <w:lang w:val="en-US"/>
         </w:rPr>
-        <w:t xml:space="preserve">    </w:t>
-      </w:r>
-      <w:r>
-        <w:rPr>
-          <w:rFonts w:ascii="Consolas" w:eastAsia="Times New Roman" w:hAnsi="Consolas" w:cs="Times New Roman"/>
-          <w:color w:val="A22889"/>
-          <w:sz w:val="21"/>
-          <w:szCs w:val="21"/>
-          <w:lang w:val="en-US"/>
-        </w:rPr>
-        <w:t>MEAL_ENTRIES</w:t>
-      </w:r>
-      <w:r>
-        <w:rPr>
-          <w:rFonts w:ascii="Consolas" w:eastAsia="Times New Roman" w:hAnsi="Consolas" w:cs="Times New Roman"/>
-          <w:color w:val="000000"/>
-          <w:sz w:val="21"/>
-          <w:szCs w:val="21"/>
-          <w:lang w:val="en-US"/>
-        </w:rPr>
-        <w:t xml:space="preserve"> {</w:t>
+        <w:t xml:space="preserve">        </w:t>
+      </w:r>
+      <w:proofErr w:type="spellStart"/>
+      <w:r>
+        <w:rPr>
+          <w:rFonts w:ascii="Consolas" w:eastAsia="Times New Roman" w:hAnsi="Consolas" w:cs="Times New Roman"/>
+          <w:color w:val="A22889"/>
+          <w:sz w:val="21"/>
+          <w:szCs w:val="21"/>
+          <w:lang w:val="en-US"/>
+        </w:rPr>
+        <w:t>uuid</w:t>
+      </w:r>
+      <w:proofErr w:type="spellEnd"/>
+      <w:r>
+        <w:rPr>
+          <w:rFonts w:ascii="Consolas" w:eastAsia="Times New Roman" w:hAnsi="Consolas" w:cs="Times New Roman"/>
+          <w:color w:val="000000"/>
+          <w:sz w:val="21"/>
+          <w:szCs w:val="21"/>
+          <w:lang w:val="en-US"/>
+        </w:rPr>
+        <w:t xml:space="preserve"> </w:t>
+      </w:r>
+      <w:r>
+        <w:rPr>
+          <w:rFonts w:ascii="Consolas" w:eastAsia="Times New Roman" w:hAnsi="Consolas" w:cs="Times New Roman"/>
+          <w:color w:val="A22889"/>
+          <w:sz w:val="21"/>
+          <w:szCs w:val="21"/>
+          <w:lang w:val="en-US"/>
+        </w:rPr>
+        <w:t>id</w:t>
+      </w:r>
+      <w:r>
+        <w:rPr>
+          <w:rFonts w:ascii="Consolas" w:eastAsia="Times New Roman" w:hAnsi="Consolas" w:cs="Times New Roman"/>
+          <w:color w:val="000000"/>
+          <w:sz w:val="21"/>
+          <w:szCs w:val="21"/>
+          <w:lang w:val="en-US"/>
+        </w:rPr>
+        <w:t xml:space="preserve"> </w:t>
+      </w:r>
+      <w:r>
+        <w:rPr>
+          <w:rFonts w:ascii="Consolas" w:eastAsia="Times New Roman" w:hAnsi="Consolas" w:cs="Times New Roman"/>
+          <w:color w:val="A22889"/>
+          <w:sz w:val="21"/>
+          <w:szCs w:val="21"/>
+          <w:lang w:val="en-US"/>
+        </w:rPr>
+        <w:t>PK</w:t>
       </w:r>
     </w:p>
     <w:p>
@@ -35312,6 +35425,7 @@
         </w:rPr>
         <w:t xml:space="preserve">        </w:t>
       </w:r>
+      <w:proofErr w:type="spellStart"/>
       <w:r>
         <w:rPr>
           <w:rFonts w:ascii="Consolas" w:eastAsia="Times New Roman" w:hAnsi="Consolas" w:cs="Times New Roman"/>
@@ -35322,6 +35436,7 @@
         </w:rPr>
         <w:t>uuid</w:t>
       </w:r>
+      <w:proofErr w:type="spellEnd"/>
       <w:r>
         <w:rPr>
           <w:rFonts w:ascii="Consolas" w:eastAsia="Times New Roman" w:hAnsi="Consolas" w:cs="Times New Roman"/>
@@ -35332,16 +35447,18 @@
         </w:rPr>
         <w:t xml:space="preserve"> </w:t>
       </w:r>
-      <w:r>
-        <w:rPr>
-          <w:rFonts w:ascii="Consolas" w:eastAsia="Times New Roman" w:hAnsi="Consolas" w:cs="Times New Roman"/>
-          <w:color w:val="A22889"/>
-          <w:sz w:val="21"/>
-          <w:szCs w:val="21"/>
-          <w:lang w:val="en-US"/>
-        </w:rPr>
-        <w:t>id</w:t>
-      </w:r>
+      <w:proofErr w:type="spellStart"/>
+      <w:r>
+        <w:rPr>
+          <w:rFonts w:ascii="Consolas" w:eastAsia="Times New Roman" w:hAnsi="Consolas" w:cs="Times New Roman"/>
+          <w:color w:val="A22889"/>
+          <w:sz w:val="21"/>
+          <w:szCs w:val="21"/>
+          <w:lang w:val="en-US"/>
+        </w:rPr>
+        <w:t>meal_id</w:t>
+      </w:r>
+      <w:proofErr w:type="spellEnd"/>
       <w:r>
         <w:rPr>
           <w:rFonts w:ascii="Consolas" w:eastAsia="Times New Roman" w:hAnsi="Consolas" w:cs="Times New Roman"/>
@@ -35360,7 +35477,7 @@
           <w:szCs w:val="21"/>
           <w:lang w:val="en-US"/>
         </w:rPr>
-        <w:t>PK</w:t>
+        <w:t>FK</w:t>
       </w:r>
     </w:p>
     <w:p>
@@ -35385,6 +35502,7 @@
         </w:rPr>
         <w:t xml:space="preserve">        </w:t>
       </w:r>
+      <w:proofErr w:type="spellStart"/>
       <w:r>
         <w:rPr>
           <w:rFonts w:ascii="Consolas" w:eastAsia="Times New Roman" w:hAnsi="Consolas" w:cs="Times New Roman"/>
@@ -35395,6 +35513,7 @@
         </w:rPr>
         <w:t>uuid</w:t>
       </w:r>
+      <w:proofErr w:type="spellEnd"/>
       <w:r>
         <w:rPr>
           <w:rFonts w:ascii="Consolas" w:eastAsia="Times New Roman" w:hAnsi="Consolas" w:cs="Times New Roman"/>
@@ -35405,16 +35524,18 @@
         </w:rPr>
         <w:t xml:space="preserve"> </w:t>
       </w:r>
-      <w:r>
-        <w:rPr>
-          <w:rFonts w:ascii="Consolas" w:eastAsia="Times New Roman" w:hAnsi="Consolas" w:cs="Times New Roman"/>
-          <w:color w:val="A22889"/>
-          <w:sz w:val="21"/>
-          <w:szCs w:val="21"/>
-          <w:lang w:val="en-US"/>
-        </w:rPr>
-        <w:t>meal_id</w:t>
-      </w:r>
+      <w:proofErr w:type="spellStart"/>
+      <w:r>
+        <w:rPr>
+          <w:rFonts w:ascii="Consolas" w:eastAsia="Times New Roman" w:hAnsi="Consolas" w:cs="Times New Roman"/>
+          <w:color w:val="A22889"/>
+          <w:sz w:val="21"/>
+          <w:szCs w:val="21"/>
+          <w:lang w:val="en-US"/>
+        </w:rPr>
+        <w:t>product_id</w:t>
+      </w:r>
+      <w:proofErr w:type="spellEnd"/>
       <w:r>
         <w:rPr>
           <w:rFonts w:ascii="Consolas" w:eastAsia="Times New Roman" w:hAnsi="Consolas" w:cs="Times New Roman"/>
@@ -35458,6 +35579,7 @@
         </w:rPr>
         <w:t xml:space="preserve">        </w:t>
       </w:r>
+      <w:proofErr w:type="spellStart"/>
       <w:r>
         <w:rPr>
           <w:rFonts w:ascii="Consolas" w:eastAsia="Times New Roman" w:hAnsi="Consolas" w:cs="Times New Roman"/>
@@ -35468,6 +35590,7 @@
         </w:rPr>
         <w:t>uuid</w:t>
       </w:r>
+      <w:proofErr w:type="spellEnd"/>
       <w:r>
         <w:rPr>
           <w:rFonts w:ascii="Consolas" w:eastAsia="Times New Roman" w:hAnsi="Consolas" w:cs="Times New Roman"/>
@@ -35478,16 +35601,18 @@
         </w:rPr>
         <w:t xml:space="preserve"> </w:t>
       </w:r>
-      <w:r>
-        <w:rPr>
-          <w:rFonts w:ascii="Consolas" w:eastAsia="Times New Roman" w:hAnsi="Consolas" w:cs="Times New Roman"/>
-          <w:color w:val="A22889"/>
-          <w:sz w:val="21"/>
-          <w:szCs w:val="21"/>
-          <w:lang w:val="en-US"/>
-        </w:rPr>
-        <w:t>product_id</w:t>
-      </w:r>
+      <w:proofErr w:type="spellStart"/>
+      <w:r>
+        <w:rPr>
+          <w:rFonts w:ascii="Consolas" w:eastAsia="Times New Roman" w:hAnsi="Consolas" w:cs="Times New Roman"/>
+          <w:color w:val="A22889"/>
+          <w:sz w:val="21"/>
+          <w:szCs w:val="21"/>
+          <w:lang w:val="en-US"/>
+        </w:rPr>
+        <w:t>custom_product_id</w:t>
+      </w:r>
+      <w:proofErr w:type="spellEnd"/>
       <w:r>
         <w:rPr>
           <w:rFonts w:ascii="Consolas" w:eastAsia="Times New Roman" w:hAnsi="Consolas" w:cs="Times New Roman"/>
@@ -35539,7 +35664,7 @@
           <w:szCs w:val="21"/>
           <w:lang w:val="en-US"/>
         </w:rPr>
-        <w:t>uuid</w:t>
+        <w:t>decimal</w:t>
       </w:r>
       <w:r>
         <w:rPr>
@@ -35551,36 +35676,18 @@
         </w:rPr>
         <w:t xml:space="preserve"> </w:t>
       </w:r>
-      <w:r>
-        <w:rPr>
-          <w:rFonts w:ascii="Consolas" w:eastAsia="Times New Roman" w:hAnsi="Consolas" w:cs="Times New Roman"/>
-          <w:color w:val="A22889"/>
-          <w:sz w:val="21"/>
-          <w:szCs w:val="21"/>
-          <w:lang w:val="en-US"/>
-        </w:rPr>
-        <w:t>custom_product_id</w:t>
-      </w:r>
-      <w:r>
-        <w:rPr>
-          <w:rFonts w:ascii="Consolas" w:eastAsia="Times New Roman" w:hAnsi="Consolas" w:cs="Times New Roman"/>
-          <w:color w:val="000000"/>
-          <w:sz w:val="21"/>
-          <w:szCs w:val="21"/>
-          <w:lang w:val="en-US"/>
-        </w:rPr>
-        <w:t xml:space="preserve"> </w:t>
-      </w:r>
-      <w:r>
-        <w:rPr>
-          <w:rFonts w:ascii="Consolas" w:eastAsia="Times New Roman" w:hAnsi="Consolas" w:cs="Times New Roman"/>
-          <w:color w:val="A22889"/>
-          <w:sz w:val="21"/>
-          <w:szCs w:val="21"/>
-          <w:lang w:val="en-US"/>
-        </w:rPr>
-        <w:t>FK</w:t>
-      </w:r>
+      <w:proofErr w:type="spellStart"/>
+      <w:r>
+        <w:rPr>
+          <w:rFonts w:ascii="Consolas" w:eastAsia="Times New Roman" w:hAnsi="Consolas" w:cs="Times New Roman"/>
+          <w:color w:val="A22889"/>
+          <w:sz w:val="21"/>
+          <w:szCs w:val="21"/>
+          <w:lang w:val="en-US"/>
+        </w:rPr>
+        <w:t>quantity_g</w:t>
+      </w:r>
+      <w:proofErr w:type="spellEnd"/>
     </w:p>
     <w:p>
       <w:pPr>
@@ -35624,16 +35731,18 @@
         </w:rPr>
         <w:t xml:space="preserve"> </w:t>
       </w:r>
-      <w:r>
-        <w:rPr>
-          <w:rFonts w:ascii="Consolas" w:eastAsia="Times New Roman" w:hAnsi="Consolas" w:cs="Times New Roman"/>
-          <w:color w:val="A22889"/>
-          <w:sz w:val="21"/>
-          <w:szCs w:val="21"/>
-          <w:lang w:val="en-US"/>
-        </w:rPr>
-        <w:t>quantity_g</w:t>
-      </w:r>
+      <w:proofErr w:type="spellStart"/>
+      <w:r>
+        <w:rPr>
+          <w:rFonts w:ascii="Consolas" w:eastAsia="Times New Roman" w:hAnsi="Consolas" w:cs="Times New Roman"/>
+          <w:color w:val="A22889"/>
+          <w:sz w:val="21"/>
+          <w:szCs w:val="21"/>
+          <w:lang w:val="en-US"/>
+        </w:rPr>
+        <w:t>calories_kcal</w:t>
+      </w:r>
+      <w:proofErr w:type="spellEnd"/>
     </w:p>
     <w:p>
       <w:pPr>
@@ -35677,16 +35786,18 @@
         </w:rPr>
         <w:t xml:space="preserve"> </w:t>
       </w:r>
-      <w:r>
-        <w:rPr>
-          <w:rFonts w:ascii="Consolas" w:eastAsia="Times New Roman" w:hAnsi="Consolas" w:cs="Times New Roman"/>
-          <w:color w:val="A22889"/>
-          <w:sz w:val="21"/>
-          <w:szCs w:val="21"/>
-          <w:lang w:val="en-US"/>
-        </w:rPr>
-        <w:t>calories_kcal</w:t>
-      </w:r>
+      <w:proofErr w:type="spellStart"/>
+      <w:r>
+        <w:rPr>
+          <w:rFonts w:ascii="Consolas" w:eastAsia="Times New Roman" w:hAnsi="Consolas" w:cs="Times New Roman"/>
+          <w:color w:val="A22889"/>
+          <w:sz w:val="21"/>
+          <w:szCs w:val="21"/>
+          <w:lang w:val="en-US"/>
+        </w:rPr>
+        <w:t>proteins_g</w:t>
+      </w:r>
+      <w:proofErr w:type="spellEnd"/>
     </w:p>
     <w:p>
       <w:pPr>
@@ -35730,16 +35841,18 @@
         </w:rPr>
         <w:t xml:space="preserve"> </w:t>
       </w:r>
-      <w:r>
-        <w:rPr>
-          <w:rFonts w:ascii="Consolas" w:eastAsia="Times New Roman" w:hAnsi="Consolas" w:cs="Times New Roman"/>
-          <w:color w:val="A22889"/>
-          <w:sz w:val="21"/>
-          <w:szCs w:val="21"/>
-          <w:lang w:val="en-US"/>
-        </w:rPr>
-        <w:t>proteins_g</w:t>
-      </w:r>
+      <w:proofErr w:type="spellStart"/>
+      <w:r>
+        <w:rPr>
+          <w:rFonts w:ascii="Consolas" w:eastAsia="Times New Roman" w:hAnsi="Consolas" w:cs="Times New Roman"/>
+          <w:color w:val="A22889"/>
+          <w:sz w:val="21"/>
+          <w:szCs w:val="21"/>
+          <w:lang w:val="en-US"/>
+        </w:rPr>
+        <w:t>fats_g</w:t>
+      </w:r>
+      <w:proofErr w:type="spellEnd"/>
     </w:p>
     <w:p>
       <w:pPr>
@@ -35783,16 +35896,18 @@
         </w:rPr>
         <w:t xml:space="preserve"> </w:t>
       </w:r>
-      <w:r>
-        <w:rPr>
-          <w:rFonts w:ascii="Consolas" w:eastAsia="Times New Roman" w:hAnsi="Consolas" w:cs="Times New Roman"/>
-          <w:color w:val="A22889"/>
-          <w:sz w:val="21"/>
-          <w:szCs w:val="21"/>
-          <w:lang w:val="en-US"/>
-        </w:rPr>
-        <w:t>fats_g</w:t>
-      </w:r>
+      <w:proofErr w:type="spellStart"/>
+      <w:r>
+        <w:rPr>
+          <w:rFonts w:ascii="Consolas" w:eastAsia="Times New Roman" w:hAnsi="Consolas" w:cs="Times New Roman"/>
+          <w:color w:val="A22889"/>
+          <w:sz w:val="21"/>
+          <w:szCs w:val="21"/>
+          <w:lang w:val="en-US"/>
+        </w:rPr>
+        <w:t>carbs_g</w:t>
+      </w:r>
+      <w:proofErr w:type="spellEnd"/>
     </w:p>
     <w:p>
       <w:pPr>
@@ -35814,37 +35929,7 @@
           <w:szCs w:val="21"/>
           <w:lang w:val="en-US"/>
         </w:rPr>
-        <w:t xml:space="preserve">        </w:t>
-      </w:r>
-      <w:r>
-        <w:rPr>
-          <w:rFonts w:ascii="Consolas" w:eastAsia="Times New Roman" w:hAnsi="Consolas" w:cs="Times New Roman"/>
-          <w:color w:val="A22889"/>
-          <w:sz w:val="21"/>
-          <w:szCs w:val="21"/>
-          <w:lang w:val="en-US"/>
-        </w:rPr>
-        <w:t>decimal</w:t>
-      </w:r>
-      <w:r>
-        <w:rPr>
-          <w:rFonts w:ascii="Consolas" w:eastAsia="Times New Roman" w:hAnsi="Consolas" w:cs="Times New Roman"/>
-          <w:color w:val="000000"/>
-          <w:sz w:val="21"/>
-          <w:szCs w:val="21"/>
-          <w:lang w:val="en-US"/>
-        </w:rPr>
-        <w:t xml:space="preserve"> </w:t>
-      </w:r>
-      <w:r>
-        <w:rPr>
-          <w:rFonts w:ascii="Consolas" w:eastAsia="Times New Roman" w:hAnsi="Consolas" w:cs="Times New Roman"/>
-          <w:color w:val="A22889"/>
-          <w:sz w:val="21"/>
-          <w:szCs w:val="21"/>
-          <w:lang w:val="en-US"/>
-        </w:rPr>
-        <w:t>carbs_g</w:t>
+        <w:t>    }</w:t>
       </w:r>
     </w:p>
     <w:p>
@@ -35859,16 +35944,6 @@
           <w:lang w:val="en-US"/>
         </w:rPr>
       </w:pPr>
-      <w:r>
-        <w:rPr>
-          <w:rFonts w:ascii="Consolas" w:eastAsia="Times New Roman" w:hAnsi="Consolas" w:cs="Times New Roman"/>
-          <w:color w:val="000000"/>
-          <w:sz w:val="21"/>
-          <w:szCs w:val="21"/>
-          <w:lang w:val="en-US"/>
-        </w:rPr>
-        <w:t>    }</w:t>
-      </w:r>
     </w:p>
     <w:p>
       <w:pPr>
@@ -35882,6 +35957,36 @@
           <w:lang w:val="en-US"/>
         </w:rPr>
       </w:pPr>
+      <w:r>
+        <w:rPr>
+          <w:rFonts w:ascii="Consolas" w:eastAsia="Times New Roman" w:hAnsi="Consolas" w:cs="Times New Roman"/>
+          <w:color w:val="000000"/>
+          <w:sz w:val="21"/>
+          <w:szCs w:val="21"/>
+          <w:lang w:val="en-US"/>
+        </w:rPr>
+        <w:t xml:space="preserve">    </w:t>
+      </w:r>
+      <w:r>
+        <w:rPr>
+          <w:rFonts w:ascii="Consolas" w:eastAsia="Times New Roman" w:hAnsi="Consolas" w:cs="Times New Roman"/>
+          <w:color w:val="A22889"/>
+          <w:sz w:val="21"/>
+          <w:szCs w:val="21"/>
+          <w:lang w:val="en-US"/>
+        </w:rPr>
+        <w:t>PRODUCTS</w:t>
+      </w:r>
+      <w:r>
+        <w:rPr>
+          <w:rFonts w:ascii="Consolas" w:eastAsia="Times New Roman" w:hAnsi="Consolas" w:cs="Times New Roman"/>
+          <w:color w:val="000000"/>
+          <w:sz w:val="21"/>
+          <w:szCs w:val="21"/>
+          <w:lang w:val="en-US"/>
+        </w:rPr>
+        <w:t xml:space="preserve"> {</w:t>
+      </w:r>
     </w:p>
     <w:p>
       <w:pPr>
@@ -35903,27 +36008,59 @@
           <w:szCs w:val="21"/>
           <w:lang w:val="en-US"/>
         </w:rPr>
-        <w:t xml:space="preserve">    </w:t>
-      </w:r>
-      <w:r>
-        <w:rPr>
-          <w:rFonts w:ascii="Consolas" w:eastAsia="Times New Roman" w:hAnsi="Consolas" w:cs="Times New Roman"/>
-          <w:color w:val="A22889"/>
-          <w:sz w:val="21"/>
-          <w:szCs w:val="21"/>
-          <w:lang w:val="en-US"/>
-        </w:rPr>
-        <w:t>PRODUCTS</w:t>
-      </w:r>
-      <w:r>
-        <w:rPr>
-          <w:rFonts w:ascii="Consolas" w:eastAsia="Times New Roman" w:hAnsi="Consolas" w:cs="Times New Roman"/>
-          <w:color w:val="000000"/>
-          <w:sz w:val="21"/>
-          <w:szCs w:val="21"/>
-          <w:lang w:val="en-US"/>
-        </w:rPr>
-        <w:t xml:space="preserve"> {</w:t>
+        <w:t xml:space="preserve">        </w:t>
+      </w:r>
+      <w:proofErr w:type="spellStart"/>
+      <w:r>
+        <w:rPr>
+          <w:rFonts w:ascii="Consolas" w:eastAsia="Times New Roman" w:hAnsi="Consolas" w:cs="Times New Roman"/>
+          <w:color w:val="A22889"/>
+          <w:sz w:val="21"/>
+          <w:szCs w:val="21"/>
+          <w:lang w:val="en-US"/>
+        </w:rPr>
+        <w:t>uuid</w:t>
+      </w:r>
+      <w:proofErr w:type="spellEnd"/>
+      <w:r>
+        <w:rPr>
+          <w:rFonts w:ascii="Consolas" w:eastAsia="Times New Roman" w:hAnsi="Consolas" w:cs="Times New Roman"/>
+          <w:color w:val="000000"/>
+          <w:sz w:val="21"/>
+          <w:szCs w:val="21"/>
+          <w:lang w:val="en-US"/>
+        </w:rPr>
+        <w:t xml:space="preserve"> </w:t>
+      </w:r>
+      <w:r>
+        <w:rPr>
+          <w:rFonts w:ascii="Consolas" w:eastAsia="Times New Roman" w:hAnsi="Consolas" w:cs="Times New Roman"/>
+          <w:color w:val="A22889"/>
+          <w:sz w:val="21"/>
+          <w:szCs w:val="21"/>
+          <w:lang w:val="en-US"/>
+        </w:rPr>
+        <w:t>id</w:t>
+      </w:r>
+      <w:r>
+        <w:rPr>
+          <w:rFonts w:ascii="Consolas" w:eastAsia="Times New Roman" w:hAnsi="Consolas" w:cs="Times New Roman"/>
+          <w:color w:val="000000"/>
+          <w:sz w:val="21"/>
+          <w:szCs w:val="21"/>
+          <w:lang w:val="en-US"/>
+        </w:rPr>
+        <w:t xml:space="preserve"> </w:t>
+      </w:r>
+      <w:r>
+        <w:rPr>
+          <w:rFonts w:ascii="Consolas" w:eastAsia="Times New Roman" w:hAnsi="Consolas" w:cs="Times New Roman"/>
+          <w:color w:val="A22889"/>
+          <w:sz w:val="21"/>
+          <w:szCs w:val="21"/>
+          <w:lang w:val="en-US"/>
+        </w:rPr>
+        <w:t>PK</w:t>
       </w:r>
     </w:p>
     <w:p>
@@ -35948,6 +36085,7 @@
         </w:rPr>
         <w:t xml:space="preserve">        </w:t>
       </w:r>
+      <w:proofErr w:type="spellStart"/>
       <w:r>
         <w:rPr>
           <w:rFonts w:ascii="Consolas" w:eastAsia="Times New Roman" w:hAnsi="Consolas" w:cs="Times New Roman"/>
@@ -35958,6 +36096,7 @@
         </w:rPr>
         <w:t>uuid</w:t>
       </w:r>
+      <w:proofErr w:type="spellEnd"/>
       <w:r>
         <w:rPr>
           <w:rFonts w:ascii="Consolas" w:eastAsia="Times New Roman" w:hAnsi="Consolas" w:cs="Times New Roman"/>
@@ -35968,16 +36107,18 @@
         </w:rPr>
         <w:t xml:space="preserve"> </w:t>
       </w:r>
-      <w:r>
-        <w:rPr>
-          <w:rFonts w:ascii="Consolas" w:eastAsia="Times New Roman" w:hAnsi="Consolas" w:cs="Times New Roman"/>
-          <w:color w:val="A22889"/>
-          <w:sz w:val="21"/>
-          <w:szCs w:val="21"/>
-          <w:lang w:val="en-US"/>
-        </w:rPr>
-        <w:t>id</w:t>
-      </w:r>
+      <w:proofErr w:type="spellStart"/>
+      <w:r>
+        <w:rPr>
+          <w:rFonts w:ascii="Consolas" w:eastAsia="Times New Roman" w:hAnsi="Consolas" w:cs="Times New Roman"/>
+          <w:color w:val="A22889"/>
+          <w:sz w:val="21"/>
+          <w:szCs w:val="21"/>
+          <w:lang w:val="en-US"/>
+        </w:rPr>
+        <w:t>user_id</w:t>
+      </w:r>
+      <w:proofErr w:type="spellEnd"/>
       <w:r>
         <w:rPr>
           <w:rFonts w:ascii="Consolas" w:eastAsia="Times New Roman" w:hAnsi="Consolas" w:cs="Times New Roman"/>
@@ -35996,7 +36137,7 @@
           <w:szCs w:val="21"/>
           <w:lang w:val="en-US"/>
         </w:rPr>
-        <w:t>PK</w:t>
+        <w:t>FK</w:t>
       </w:r>
     </w:p>
     <w:p>
@@ -36029,7 +36170,7 @@
           <w:szCs w:val="21"/>
           <w:lang w:val="en-US"/>
         </w:rPr>
-        <w:t>uuid</w:t>
+        <w:t>string</w:t>
       </w:r>
       <w:r>
         <w:rPr>
@@ -36049,27 +36190,7 @@
           <w:szCs w:val="21"/>
           <w:lang w:val="en-US"/>
         </w:rPr>
-        <w:t>user_id</w:t>
-      </w:r>
-      <w:r>
-        <w:rPr>
-          <w:rFonts w:ascii="Consolas" w:eastAsia="Times New Roman" w:hAnsi="Consolas" w:cs="Times New Roman"/>
-          <w:color w:val="000000"/>
-          <w:sz w:val="21"/>
-          <w:szCs w:val="21"/>
-          <w:lang w:val="en-US"/>
-        </w:rPr>
-        <w:t xml:space="preserve"> </w:t>
-      </w:r>
-      <w:r>
-        <w:rPr>
-          <w:rFonts w:ascii="Consolas" w:eastAsia="Times New Roman" w:hAnsi="Consolas" w:cs="Times New Roman"/>
-          <w:color w:val="A22889"/>
-          <w:sz w:val="21"/>
-          <w:szCs w:val="21"/>
-          <w:lang w:val="en-US"/>
-        </w:rPr>
-        <w:t>FK</w:t>
+        <w:t>name</w:t>
       </w:r>
     </w:p>
     <w:p>
@@ -36102,7 +36223,7 @@
           <w:szCs w:val="21"/>
           <w:lang w:val="en-US"/>
         </w:rPr>
-        <w:t>string</w:t>
+        <w:t>decimal</w:t>
       </w:r>
       <w:r>
         <w:rPr>
@@ -36114,16 +36235,18 @@
         </w:rPr>
         <w:t xml:space="preserve"> </w:t>
       </w:r>
-      <w:r>
-        <w:rPr>
-          <w:rFonts w:ascii="Consolas" w:eastAsia="Times New Roman" w:hAnsi="Consolas" w:cs="Times New Roman"/>
-          <w:color w:val="A22889"/>
-          <w:sz w:val="21"/>
-          <w:szCs w:val="21"/>
-          <w:lang w:val="en-US"/>
-        </w:rPr>
-        <w:t>name</w:t>
-      </w:r>
+      <w:proofErr w:type="spellStart"/>
+      <w:r>
+        <w:rPr>
+          <w:rFonts w:ascii="Consolas" w:eastAsia="Times New Roman" w:hAnsi="Consolas" w:cs="Times New Roman"/>
+          <w:color w:val="A22889"/>
+          <w:sz w:val="21"/>
+          <w:szCs w:val="21"/>
+          <w:lang w:val="en-US"/>
+        </w:rPr>
+        <w:t>calories_kcal</w:t>
+      </w:r>
+      <w:proofErr w:type="spellEnd"/>
     </w:p>
     <w:p>
       <w:pPr>
@@ -36167,16 +36290,18 @@
         </w:rPr>
         <w:t xml:space="preserve"> </w:t>
       </w:r>
-      <w:r>
-        <w:rPr>
-          <w:rFonts w:ascii="Consolas" w:eastAsia="Times New Roman" w:hAnsi="Consolas" w:cs="Times New Roman"/>
-          <w:color w:val="A22889"/>
-          <w:sz w:val="21"/>
-          <w:szCs w:val="21"/>
-          <w:lang w:val="en-US"/>
-        </w:rPr>
-        <w:t>calories_kcal</w:t>
-      </w:r>
+      <w:proofErr w:type="spellStart"/>
+      <w:r>
+        <w:rPr>
+          <w:rFonts w:ascii="Consolas" w:eastAsia="Times New Roman" w:hAnsi="Consolas" w:cs="Times New Roman"/>
+          <w:color w:val="A22889"/>
+          <w:sz w:val="21"/>
+          <w:szCs w:val="21"/>
+          <w:lang w:val="en-US"/>
+        </w:rPr>
+        <w:t>proteins_g</w:t>
+      </w:r>
+      <w:proofErr w:type="spellEnd"/>
     </w:p>
     <w:p>
       <w:pPr>
@@ -36220,16 +36345,18 @@
         </w:rPr>
         <w:t xml:space="preserve"> </w:t>
       </w:r>
-      <w:r>
-        <w:rPr>
-          <w:rFonts w:ascii="Consolas" w:eastAsia="Times New Roman" w:hAnsi="Consolas" w:cs="Times New Roman"/>
-          <w:color w:val="A22889"/>
-          <w:sz w:val="21"/>
-          <w:szCs w:val="21"/>
-          <w:lang w:val="en-US"/>
-        </w:rPr>
-        <w:t>proteins_g</w:t>
-      </w:r>
+      <w:proofErr w:type="spellStart"/>
+      <w:r>
+        <w:rPr>
+          <w:rFonts w:ascii="Consolas" w:eastAsia="Times New Roman" w:hAnsi="Consolas" w:cs="Times New Roman"/>
+          <w:color w:val="A22889"/>
+          <w:sz w:val="21"/>
+          <w:szCs w:val="21"/>
+          <w:lang w:val="en-US"/>
+        </w:rPr>
+        <w:t>fats_g</w:t>
+      </w:r>
+      <w:proofErr w:type="spellEnd"/>
     </w:p>
     <w:p>
       <w:pPr>
@@ -36273,16 +36400,18 @@
         </w:rPr>
         <w:t xml:space="preserve"> </w:t>
       </w:r>
-      <w:r>
-        <w:rPr>
-          <w:rFonts w:ascii="Consolas" w:eastAsia="Times New Roman" w:hAnsi="Consolas" w:cs="Times New Roman"/>
-          <w:color w:val="A22889"/>
-          <w:sz w:val="21"/>
-          <w:szCs w:val="21"/>
-          <w:lang w:val="en-US"/>
-        </w:rPr>
-        <w:t>fats_g</w:t>
-      </w:r>
+      <w:proofErr w:type="spellStart"/>
+      <w:r>
+        <w:rPr>
+          <w:rFonts w:ascii="Consolas" w:eastAsia="Times New Roman" w:hAnsi="Consolas" w:cs="Times New Roman"/>
+          <w:color w:val="A22889"/>
+          <w:sz w:val="21"/>
+          <w:szCs w:val="21"/>
+          <w:lang w:val="en-US"/>
+        </w:rPr>
+        <w:t>carbs_g</w:t>
+      </w:r>
+      <w:proofErr w:type="spellEnd"/>
     </w:p>
     <w:p>
       <w:pPr>
@@ -36306,16 +36435,18 @@
         </w:rPr>
         <w:t xml:space="preserve">        </w:t>
       </w:r>
-      <w:r>
-        <w:rPr>
-          <w:rFonts w:ascii="Consolas" w:eastAsia="Times New Roman" w:hAnsi="Consolas" w:cs="Times New Roman"/>
-          <w:color w:val="A22889"/>
-          <w:sz w:val="21"/>
-          <w:szCs w:val="21"/>
-          <w:lang w:val="en-US"/>
-        </w:rPr>
-        <w:t>decimal</w:t>
-      </w:r>
+      <w:proofErr w:type="spellStart"/>
+      <w:r>
+        <w:rPr>
+          <w:rFonts w:ascii="Consolas" w:eastAsia="Times New Roman" w:hAnsi="Consolas" w:cs="Times New Roman"/>
+          <w:color w:val="A22889"/>
+          <w:sz w:val="21"/>
+          <w:szCs w:val="21"/>
+          <w:lang w:val="en-US"/>
+        </w:rPr>
+        <w:t>boolean</w:t>
+      </w:r>
+      <w:proofErr w:type="spellEnd"/>
       <w:r>
         <w:rPr>
           <w:rFonts w:ascii="Consolas" w:eastAsia="Times New Roman" w:hAnsi="Consolas" w:cs="Times New Roman"/>
@@ -36326,16 +36457,18 @@
         </w:rPr>
         <w:t xml:space="preserve"> </w:t>
       </w:r>
-      <w:r>
-        <w:rPr>
-          <w:rFonts w:ascii="Consolas" w:eastAsia="Times New Roman" w:hAnsi="Consolas" w:cs="Times New Roman"/>
-          <w:color w:val="A22889"/>
-          <w:sz w:val="21"/>
-          <w:szCs w:val="21"/>
-          <w:lang w:val="en-US"/>
-        </w:rPr>
-        <w:t>carbs_g</w:t>
-      </w:r>
+      <w:proofErr w:type="spellStart"/>
+      <w:r>
+        <w:rPr>
+          <w:rFonts w:ascii="Consolas" w:eastAsia="Times New Roman" w:hAnsi="Consolas" w:cs="Times New Roman"/>
+          <w:color w:val="A22889"/>
+          <w:sz w:val="21"/>
+          <w:szCs w:val="21"/>
+          <w:lang w:val="en-US"/>
+        </w:rPr>
+        <w:t>is_custom</w:t>
+      </w:r>
+      <w:proofErr w:type="spellEnd"/>
     </w:p>
     <w:p>
       <w:pPr>
@@ -36357,37 +36490,7 @@
           <w:szCs w:val="21"/>
           <w:lang w:val="en-US"/>
         </w:rPr>
-        <w:t xml:space="preserve">        </w:t>
-      </w:r>
-      <w:r>
-        <w:rPr>
-          <w:rFonts w:ascii="Consolas" w:eastAsia="Times New Roman" w:hAnsi="Consolas" w:cs="Times New Roman"/>
-          <w:color w:val="A22889"/>
-          <w:sz w:val="21"/>
-          <w:szCs w:val="21"/>
-          <w:lang w:val="en-US"/>
-        </w:rPr>
-        <w:t>boolean</w:t>
-      </w:r>
-      <w:r>
-        <w:rPr>
-          <w:rFonts w:ascii="Consolas" w:eastAsia="Times New Roman" w:hAnsi="Consolas" w:cs="Times New Roman"/>
-          <w:color w:val="000000"/>
-          <w:sz w:val="21"/>
-          <w:szCs w:val="21"/>
-          <w:lang w:val="en-US"/>
-        </w:rPr>
-        <w:t xml:space="preserve"> </w:t>
-      </w:r>
-      <w:r>
-        <w:rPr>
-          <w:rFonts w:ascii="Consolas" w:eastAsia="Times New Roman" w:hAnsi="Consolas" w:cs="Times New Roman"/>
-          <w:color w:val="A22889"/>
-          <w:sz w:val="21"/>
-          <w:szCs w:val="21"/>
-          <w:lang w:val="en-US"/>
-        </w:rPr>
-        <w:t>is_custom</w:t>
+        <w:t>    }</w:t>
       </w:r>
     </w:p>
     <w:p>
@@ -36402,16 +36505,6 @@
           <w:lang w:val="en-US"/>
         </w:rPr>
       </w:pPr>
-      <w:r>
-        <w:rPr>
-          <w:rFonts w:ascii="Consolas" w:eastAsia="Times New Roman" w:hAnsi="Consolas" w:cs="Times New Roman"/>
-          <w:color w:val="000000"/>
-          <w:sz w:val="21"/>
-          <w:szCs w:val="21"/>
-          <w:lang w:val="en-US"/>
-        </w:rPr>
-        <w:t>    }</w:t>
-      </w:r>
     </w:p>
     <w:p>
       <w:pPr>
@@ -36425,6 +36518,36 @@
           <w:lang w:val="en-US"/>
         </w:rPr>
       </w:pPr>
+      <w:r>
+        <w:rPr>
+          <w:rFonts w:ascii="Consolas" w:eastAsia="Times New Roman" w:hAnsi="Consolas" w:cs="Times New Roman"/>
+          <w:color w:val="000000"/>
+          <w:sz w:val="21"/>
+          <w:szCs w:val="21"/>
+          <w:lang w:val="en-US"/>
+        </w:rPr>
+        <w:t xml:space="preserve">    </w:t>
+      </w:r>
+      <w:r>
+        <w:rPr>
+          <w:rFonts w:ascii="Consolas" w:eastAsia="Times New Roman" w:hAnsi="Consolas" w:cs="Times New Roman"/>
+          <w:color w:val="A22889"/>
+          <w:sz w:val="21"/>
+          <w:szCs w:val="21"/>
+          <w:lang w:val="en-US"/>
+        </w:rPr>
+        <w:t>USDA_PRODUCTS</w:t>
+      </w:r>
+      <w:r>
+        <w:rPr>
+          <w:rFonts w:ascii="Consolas" w:eastAsia="Times New Roman" w:hAnsi="Consolas" w:cs="Times New Roman"/>
+          <w:color w:val="000000"/>
+          <w:sz w:val="21"/>
+          <w:szCs w:val="21"/>
+          <w:lang w:val="en-US"/>
+        </w:rPr>
+        <w:t xml:space="preserve"> {</w:t>
+      </w:r>
     </w:p>
     <w:p>
       <w:pPr>
@@ -36446,27 +36569,59 @@
           <w:szCs w:val="21"/>
           <w:lang w:val="en-US"/>
         </w:rPr>
-        <w:t xml:space="preserve">    </w:t>
-      </w:r>
-      <w:r>
-        <w:rPr>
-          <w:rFonts w:ascii="Consolas" w:eastAsia="Times New Roman" w:hAnsi="Consolas" w:cs="Times New Roman"/>
-          <w:color w:val="A22889"/>
-          <w:sz w:val="21"/>
-          <w:szCs w:val="21"/>
-          <w:lang w:val="en-US"/>
-        </w:rPr>
-        <w:t>USDA_PRODUCTS</w:t>
-      </w:r>
-      <w:r>
-        <w:rPr>
-          <w:rFonts w:ascii="Consolas" w:eastAsia="Times New Roman" w:hAnsi="Consolas" w:cs="Times New Roman"/>
-          <w:color w:val="000000"/>
-          <w:sz w:val="21"/>
-          <w:szCs w:val="21"/>
-          <w:lang w:val="en-US"/>
-        </w:rPr>
-        <w:t xml:space="preserve"> {</w:t>
+        <w:t xml:space="preserve">        </w:t>
+      </w:r>
+      <w:proofErr w:type="spellStart"/>
+      <w:r>
+        <w:rPr>
+          <w:rFonts w:ascii="Consolas" w:eastAsia="Times New Roman" w:hAnsi="Consolas" w:cs="Times New Roman"/>
+          <w:color w:val="A22889"/>
+          <w:sz w:val="21"/>
+          <w:szCs w:val="21"/>
+          <w:lang w:val="en-US"/>
+        </w:rPr>
+        <w:t>uuid</w:t>
+      </w:r>
+      <w:proofErr w:type="spellEnd"/>
+      <w:r>
+        <w:rPr>
+          <w:rFonts w:ascii="Consolas" w:eastAsia="Times New Roman" w:hAnsi="Consolas" w:cs="Times New Roman"/>
+          <w:color w:val="000000"/>
+          <w:sz w:val="21"/>
+          <w:szCs w:val="21"/>
+          <w:lang w:val="en-US"/>
+        </w:rPr>
+        <w:t xml:space="preserve"> </w:t>
+      </w:r>
+      <w:r>
+        <w:rPr>
+          <w:rFonts w:ascii="Consolas" w:eastAsia="Times New Roman" w:hAnsi="Consolas" w:cs="Times New Roman"/>
+          <w:color w:val="A22889"/>
+          <w:sz w:val="21"/>
+          <w:szCs w:val="21"/>
+          <w:lang w:val="en-US"/>
+        </w:rPr>
+        <w:t>id</w:t>
+      </w:r>
+      <w:r>
+        <w:rPr>
+          <w:rFonts w:ascii="Consolas" w:eastAsia="Times New Roman" w:hAnsi="Consolas" w:cs="Times New Roman"/>
+          <w:color w:val="000000"/>
+          <w:sz w:val="21"/>
+          <w:szCs w:val="21"/>
+          <w:lang w:val="en-US"/>
+        </w:rPr>
+        <w:t xml:space="preserve"> </w:t>
+      </w:r>
+      <w:r>
+        <w:rPr>
+          <w:rFonts w:ascii="Consolas" w:eastAsia="Times New Roman" w:hAnsi="Consolas" w:cs="Times New Roman"/>
+          <w:color w:val="A22889"/>
+          <w:sz w:val="21"/>
+          <w:szCs w:val="21"/>
+          <w:lang w:val="en-US"/>
+        </w:rPr>
+        <w:t>PK</w:t>
       </w:r>
     </w:p>
     <w:p>
@@ -36499,7 +36654,7 @@
           <w:szCs w:val="21"/>
           <w:lang w:val="en-US"/>
         </w:rPr>
-        <w:t>uuid</w:t>
+        <w:t>int</w:t>
       </w:r>
       <w:r>
         <w:rPr>
@@ -36511,16 +36666,18 @@
         </w:rPr>
         <w:t xml:space="preserve"> </w:t>
       </w:r>
-      <w:r>
-        <w:rPr>
-          <w:rFonts w:ascii="Consolas" w:eastAsia="Times New Roman" w:hAnsi="Consolas" w:cs="Times New Roman"/>
-          <w:color w:val="A22889"/>
-          <w:sz w:val="21"/>
-          <w:szCs w:val="21"/>
-          <w:lang w:val="en-US"/>
-        </w:rPr>
-        <w:t>id</w:t>
-      </w:r>
+      <w:proofErr w:type="spellStart"/>
+      <w:r>
+        <w:rPr>
+          <w:rFonts w:ascii="Consolas" w:eastAsia="Times New Roman" w:hAnsi="Consolas" w:cs="Times New Roman"/>
+          <w:color w:val="A22889"/>
+          <w:sz w:val="21"/>
+          <w:szCs w:val="21"/>
+          <w:lang w:val="en-US"/>
+        </w:rPr>
+        <w:t>fdc_id</w:t>
+      </w:r>
+      <w:proofErr w:type="spellEnd"/>
       <w:r>
         <w:rPr>
           <w:rFonts w:ascii="Consolas" w:eastAsia="Times New Roman" w:hAnsi="Consolas" w:cs="Times New Roman"/>
@@ -36539,7 +36696,7 @@
           <w:szCs w:val="21"/>
           <w:lang w:val="en-US"/>
         </w:rPr>
-        <w:t>PK</w:t>
+        <w:t>UK</w:t>
       </w:r>
     </w:p>
     <w:p>
@@ -36572,7 +36729,7 @@
           <w:szCs w:val="21"/>
           <w:lang w:val="en-US"/>
         </w:rPr>
-        <w:t>int</w:t>
+        <w:t>string</w:t>
       </w:r>
       <w:r>
         <w:rPr>
@@ -36592,27 +36749,7 @@
           <w:szCs w:val="21"/>
           <w:lang w:val="en-US"/>
         </w:rPr>
-        <w:t>fdc_id</w:t>
-      </w:r>
-      <w:r>
-        <w:rPr>
-          <w:rFonts w:ascii="Consolas" w:eastAsia="Times New Roman" w:hAnsi="Consolas" w:cs="Times New Roman"/>
-          <w:color w:val="000000"/>
-          <w:sz w:val="21"/>
-          <w:szCs w:val="21"/>
-          <w:lang w:val="en-US"/>
-        </w:rPr>
-        <w:t xml:space="preserve"> </w:t>
-      </w:r>
-      <w:r>
-        <w:rPr>
-          <w:rFonts w:ascii="Consolas" w:eastAsia="Times New Roman" w:hAnsi="Consolas" w:cs="Times New Roman"/>
-          <w:color w:val="A22889"/>
-          <w:sz w:val="21"/>
-          <w:szCs w:val="21"/>
-          <w:lang w:val="en-US"/>
-        </w:rPr>
-        <w:t>UK</w:t>
+        <w:t>name</w:t>
       </w:r>
     </w:p>
     <w:p>
@@ -36645,7 +36782,7 @@
           <w:szCs w:val="21"/>
           <w:lang w:val="en-US"/>
         </w:rPr>
-        <w:t>string</w:t>
+        <w:t>decimal</w:t>
       </w:r>
       <w:r>
         <w:rPr>
@@ -36657,16 +36794,18 @@
         </w:rPr>
         <w:t xml:space="preserve"> </w:t>
       </w:r>
-      <w:r>
-        <w:rPr>
-          <w:rFonts w:ascii="Consolas" w:eastAsia="Times New Roman" w:hAnsi="Consolas" w:cs="Times New Roman"/>
-          <w:color w:val="A22889"/>
-          <w:sz w:val="21"/>
-          <w:szCs w:val="21"/>
-          <w:lang w:val="en-US"/>
-        </w:rPr>
-        <w:t>name</w:t>
-      </w:r>
+      <w:proofErr w:type="spellStart"/>
+      <w:r>
+        <w:rPr>
+          <w:rFonts w:ascii="Consolas" w:eastAsia="Times New Roman" w:hAnsi="Consolas" w:cs="Times New Roman"/>
+          <w:color w:val="A22889"/>
+          <w:sz w:val="21"/>
+          <w:szCs w:val="21"/>
+          <w:lang w:val="en-US"/>
+        </w:rPr>
+        <w:t>calories_kcal</w:t>
+      </w:r>
+      <w:proofErr w:type="spellEnd"/>
     </w:p>
     <w:p>
       <w:pPr>
@@ -36710,16 +36849,18 @@
         </w:rPr>
         <w:t xml:space="preserve"> </w:t>
       </w:r>
-      <w:r>
-        <w:rPr>
-          <w:rFonts w:ascii="Consolas" w:eastAsia="Times New Roman" w:hAnsi="Consolas" w:cs="Times New Roman"/>
-          <w:color w:val="A22889"/>
-          <w:sz w:val="21"/>
-          <w:szCs w:val="21"/>
-          <w:lang w:val="en-US"/>
-        </w:rPr>
-        <w:t>calories_kcal</w:t>
-      </w:r>
+      <w:proofErr w:type="spellStart"/>
+      <w:r>
+        <w:rPr>
+          <w:rFonts w:ascii="Consolas" w:eastAsia="Times New Roman" w:hAnsi="Consolas" w:cs="Times New Roman"/>
+          <w:color w:val="A22889"/>
+          <w:sz w:val="21"/>
+          <w:szCs w:val="21"/>
+          <w:lang w:val="en-US"/>
+        </w:rPr>
+        <w:t>proteins_g</w:t>
+      </w:r>
+      <w:proofErr w:type="spellEnd"/>
     </w:p>
     <w:p>
       <w:pPr>
@@ -36763,16 +36904,18 @@
         </w:rPr>
         <w:t xml:space="preserve"> </w:t>
       </w:r>
-      <w:r>
-        <w:rPr>
-          <w:rFonts w:ascii="Consolas" w:eastAsia="Times New Roman" w:hAnsi="Consolas" w:cs="Times New Roman"/>
-          <w:color w:val="A22889"/>
-          <w:sz w:val="21"/>
-          <w:szCs w:val="21"/>
-          <w:lang w:val="en-US"/>
-        </w:rPr>
-        <w:t>proteins_g</w:t>
-      </w:r>
+      <w:proofErr w:type="spellStart"/>
+      <w:r>
+        <w:rPr>
+          <w:rFonts w:ascii="Consolas" w:eastAsia="Times New Roman" w:hAnsi="Consolas" w:cs="Times New Roman"/>
+          <w:color w:val="A22889"/>
+          <w:sz w:val="21"/>
+          <w:szCs w:val="21"/>
+          <w:lang w:val="en-US"/>
+        </w:rPr>
+        <w:t>fats_g</w:t>
+      </w:r>
+      <w:proofErr w:type="spellEnd"/>
     </w:p>
     <w:p>
       <w:pPr>
@@ -36816,16 +36959,18 @@
         </w:rPr>
         <w:t xml:space="preserve"> </w:t>
       </w:r>
-      <w:r>
-        <w:rPr>
-          <w:rFonts w:ascii="Consolas" w:eastAsia="Times New Roman" w:hAnsi="Consolas" w:cs="Times New Roman"/>
-          <w:color w:val="A22889"/>
-          <w:sz w:val="21"/>
-          <w:szCs w:val="21"/>
-          <w:lang w:val="en-US"/>
-        </w:rPr>
-        <w:t>fats_g</w:t>
-      </w:r>
+      <w:proofErr w:type="spellStart"/>
+      <w:r>
+        <w:rPr>
+          <w:rFonts w:ascii="Consolas" w:eastAsia="Times New Roman" w:hAnsi="Consolas" w:cs="Times New Roman"/>
+          <w:color w:val="A22889"/>
+          <w:sz w:val="21"/>
+          <w:szCs w:val="21"/>
+          <w:lang w:val="en-US"/>
+        </w:rPr>
+        <w:t>carbs_g</w:t>
+      </w:r>
+      <w:proofErr w:type="spellEnd"/>
     </w:p>
     <w:p>
       <w:pPr>
@@ -36869,16 +37014,18 @@
         </w:rPr>
         <w:t xml:space="preserve"> </w:t>
       </w:r>
-      <w:r>
-        <w:rPr>
-          <w:rFonts w:ascii="Consolas" w:eastAsia="Times New Roman" w:hAnsi="Consolas" w:cs="Times New Roman"/>
-          <w:color w:val="A22889"/>
-          <w:sz w:val="21"/>
-          <w:szCs w:val="21"/>
-          <w:lang w:val="en-US"/>
-        </w:rPr>
-        <w:t>carbs_g</w:t>
-      </w:r>
+      <w:proofErr w:type="spellStart"/>
+      <w:r>
+        <w:rPr>
+          <w:rFonts w:ascii="Consolas" w:eastAsia="Times New Roman" w:hAnsi="Consolas" w:cs="Times New Roman"/>
+          <w:color w:val="A22889"/>
+          <w:sz w:val="21"/>
+          <w:szCs w:val="21"/>
+          <w:lang w:val="en-US"/>
+        </w:rPr>
+        <w:t>serving_size_g</w:t>
+      </w:r>
+      <w:proofErr w:type="spellEnd"/>
     </w:p>
     <w:p>
       <w:pPr>
@@ -36910,7 +37057,7 @@
           <w:szCs w:val="21"/>
           <w:lang w:val="en-US"/>
         </w:rPr>
-        <w:t>decimal</w:t>
+        <w:t>string</w:t>
       </w:r>
       <w:r>
         <w:rPr>
@@ -36922,16 +37069,18 @@
         </w:rPr>
         <w:t xml:space="preserve"> </w:t>
       </w:r>
-      <w:r>
-        <w:rPr>
-          <w:rFonts w:ascii="Consolas" w:eastAsia="Times New Roman" w:hAnsi="Consolas" w:cs="Times New Roman"/>
-          <w:color w:val="A22889"/>
-          <w:sz w:val="21"/>
-          <w:szCs w:val="21"/>
-          <w:lang w:val="en-US"/>
-        </w:rPr>
-        <w:t>serving_size_g</w:t>
-      </w:r>
+      <w:proofErr w:type="spellStart"/>
+      <w:r>
+        <w:rPr>
+          <w:rFonts w:ascii="Consolas" w:eastAsia="Times New Roman" w:hAnsi="Consolas" w:cs="Times New Roman"/>
+          <w:color w:val="A22889"/>
+          <w:sz w:val="21"/>
+          <w:szCs w:val="21"/>
+          <w:lang w:val="en-US"/>
+        </w:rPr>
+        <w:t>food_category</w:t>
+      </w:r>
+      <w:proofErr w:type="spellEnd"/>
     </w:p>
     <w:p>
       <w:pPr>
@@ -36975,16 +37124,18 @@
         </w:rPr>
         <w:t xml:space="preserve"> </w:t>
       </w:r>
-      <w:r>
-        <w:rPr>
-          <w:rFonts w:ascii="Consolas" w:eastAsia="Times New Roman" w:hAnsi="Consolas" w:cs="Times New Roman"/>
-          <w:color w:val="A22889"/>
-          <w:sz w:val="21"/>
-          <w:szCs w:val="21"/>
-          <w:lang w:val="en-US"/>
-        </w:rPr>
-        <w:t>food_category</w:t>
-      </w:r>
+      <w:proofErr w:type="spellStart"/>
+      <w:r>
+        <w:rPr>
+          <w:rFonts w:ascii="Consolas" w:eastAsia="Times New Roman" w:hAnsi="Consolas" w:cs="Times New Roman"/>
+          <w:color w:val="A22889"/>
+          <w:sz w:val="21"/>
+          <w:szCs w:val="21"/>
+          <w:lang w:val="en-US"/>
+        </w:rPr>
+        <w:t>brand_owner</w:t>
+      </w:r>
+      <w:proofErr w:type="spellEnd"/>
     </w:p>
     <w:p>
       <w:pPr>
@@ -37016,7 +37167,7 @@
           <w:szCs w:val="21"/>
           <w:lang w:val="en-US"/>
         </w:rPr>
-        <w:t>string</w:t>
+        <w:t>text</w:t>
       </w:r>
       <w:r>
         <w:rPr>
@@ -37036,7 +37187,7 @@
           <w:szCs w:val="21"/>
           <w:lang w:val="en-US"/>
         </w:rPr>
-        <w:t>brand_owner</w:t>
+        <w:t>ingredients</w:t>
       </w:r>
     </w:p>
     <w:p>
@@ -37069,7 +37220,7 @@
           <w:szCs w:val="21"/>
           <w:lang w:val="en-US"/>
         </w:rPr>
-        <w:t>text</w:t>
+        <w:t>timestamp</w:t>
       </w:r>
       <w:r>
         <w:rPr>
@@ -37081,16 +37232,18 @@
         </w:rPr>
         <w:t xml:space="preserve"> </w:t>
       </w:r>
-      <w:r>
-        <w:rPr>
-          <w:rFonts w:ascii="Consolas" w:eastAsia="Times New Roman" w:hAnsi="Consolas" w:cs="Times New Roman"/>
-          <w:color w:val="A22889"/>
-          <w:sz w:val="21"/>
-          <w:szCs w:val="21"/>
-          <w:lang w:val="en-US"/>
-        </w:rPr>
-        <w:t>ingredients</w:t>
-      </w:r>
+      <w:proofErr w:type="spellStart"/>
+      <w:r>
+        <w:rPr>
+          <w:rFonts w:ascii="Consolas" w:eastAsia="Times New Roman" w:hAnsi="Consolas" w:cs="Times New Roman"/>
+          <w:color w:val="A22889"/>
+          <w:sz w:val="21"/>
+          <w:szCs w:val="21"/>
+          <w:lang w:val="en-US"/>
+        </w:rPr>
+        <w:t>last_updated</w:t>
+      </w:r>
+      <w:proofErr w:type="spellEnd"/>
     </w:p>
     <w:p>
       <w:pPr>
@@ -37134,16 +37287,18 @@
         </w:rPr>
         <w:t xml:space="preserve"> </w:t>
       </w:r>
-      <w:r>
-        <w:rPr>
-          <w:rFonts w:ascii="Consolas" w:eastAsia="Times New Roman" w:hAnsi="Consolas" w:cs="Times New Roman"/>
-          <w:color w:val="A22889"/>
-          <w:sz w:val="21"/>
-          <w:szCs w:val="21"/>
-          <w:lang w:val="en-US"/>
-        </w:rPr>
-        <w:t>last_updated</w:t>
-      </w:r>
+      <w:proofErr w:type="spellStart"/>
+      <w:r>
+        <w:rPr>
+          <w:rFonts w:ascii="Consolas" w:eastAsia="Times New Roman" w:hAnsi="Consolas" w:cs="Times New Roman"/>
+          <w:color w:val="A22889"/>
+          <w:sz w:val="21"/>
+          <w:szCs w:val="21"/>
+          <w:lang w:val="en-US"/>
+        </w:rPr>
+        <w:t>created_at</w:t>
+      </w:r>
+      <w:proofErr w:type="spellEnd"/>
     </w:p>
     <w:p>
       <w:pPr>
@@ -37165,37 +37320,7 @@
           <w:szCs w:val="21"/>
           <w:lang w:val="en-US"/>
         </w:rPr>
-        <w:t xml:space="preserve">        </w:t>
-      </w:r>
-      <w:r>
-        <w:rPr>
-          <w:rFonts w:ascii="Consolas" w:eastAsia="Times New Roman" w:hAnsi="Consolas" w:cs="Times New Roman"/>
-          <w:color w:val="A22889"/>
-          <w:sz w:val="21"/>
-          <w:szCs w:val="21"/>
-          <w:lang w:val="en-US"/>
-        </w:rPr>
-        <w:t>timestamp</w:t>
-      </w:r>
-      <w:r>
-        <w:rPr>
-          <w:rFonts w:ascii="Consolas" w:eastAsia="Times New Roman" w:hAnsi="Consolas" w:cs="Times New Roman"/>
-          <w:color w:val="000000"/>
-          <w:sz w:val="21"/>
-          <w:szCs w:val="21"/>
-          <w:lang w:val="en-US"/>
-        </w:rPr>
-        <w:t xml:space="preserve"> </w:t>
-      </w:r>
-      <w:r>
-        <w:rPr>
-          <w:rFonts w:ascii="Consolas" w:eastAsia="Times New Roman" w:hAnsi="Consolas" w:cs="Times New Roman"/>
-          <w:color w:val="A22889"/>
-          <w:sz w:val="21"/>
-          <w:szCs w:val="21"/>
-          <w:lang w:val="en-US"/>
-        </w:rPr>
-        <w:t>created_at</w:t>
+        <w:t>    }</w:t>
       </w:r>
     </w:p>
     <w:p>
@@ -37210,16 +37335,6 @@
           <w:lang w:val="en-US"/>
         </w:rPr>
       </w:pPr>
-      <w:r>
-        <w:rPr>
-          <w:rFonts w:ascii="Consolas" w:eastAsia="Times New Roman" w:hAnsi="Consolas" w:cs="Times New Roman"/>
-          <w:color w:val="000000"/>
-          <w:sz w:val="21"/>
-          <w:szCs w:val="21"/>
-          <w:lang w:val="en-US"/>
-        </w:rPr>
-        <w:t>    }</w:t>
-      </w:r>
     </w:p>
     <w:p>
       <w:pPr>
@@ -37233,6 +37348,36 @@
           <w:lang w:val="en-US"/>
         </w:rPr>
       </w:pPr>
+      <w:r>
+        <w:rPr>
+          <w:rFonts w:ascii="Consolas" w:eastAsia="Times New Roman" w:hAnsi="Consolas" w:cs="Times New Roman"/>
+          <w:color w:val="000000"/>
+          <w:sz w:val="21"/>
+          <w:szCs w:val="21"/>
+          <w:lang w:val="en-US"/>
+        </w:rPr>
+        <w:t xml:space="preserve">    </w:t>
+      </w:r>
+      <w:r>
+        <w:rPr>
+          <w:rFonts w:ascii="Consolas" w:eastAsia="Times New Roman" w:hAnsi="Consolas" w:cs="Times New Roman"/>
+          <w:color w:val="A22889"/>
+          <w:sz w:val="21"/>
+          <w:szCs w:val="21"/>
+          <w:lang w:val="en-US"/>
+        </w:rPr>
+        <w:t>CUSTOM_PRODUCTS</w:t>
+      </w:r>
+      <w:r>
+        <w:rPr>
+          <w:rFonts w:ascii="Consolas" w:eastAsia="Times New Roman" w:hAnsi="Consolas" w:cs="Times New Roman"/>
+          <w:color w:val="000000"/>
+          <w:sz w:val="21"/>
+          <w:szCs w:val="21"/>
+          <w:lang w:val="en-US"/>
+        </w:rPr>
+        <w:t xml:space="preserve"> {</w:t>
+      </w:r>
     </w:p>
     <w:p>
       <w:pPr>
@@ -37254,27 +37399,59 @@
           <w:szCs w:val="21"/>
           <w:lang w:val="en-US"/>
         </w:rPr>
-        <w:t xml:space="preserve">    </w:t>
-      </w:r>
-      <w:r>
-        <w:rPr>
-          <w:rFonts w:ascii="Consolas" w:eastAsia="Times New Roman" w:hAnsi="Consolas" w:cs="Times New Roman"/>
-          <w:color w:val="A22889"/>
-          <w:sz w:val="21"/>
-          <w:szCs w:val="21"/>
-          <w:lang w:val="en-US"/>
-        </w:rPr>
-        <w:t>CUSTOM_PRODUCTS</w:t>
-      </w:r>
-      <w:r>
-        <w:rPr>
-          <w:rFonts w:ascii="Consolas" w:eastAsia="Times New Roman" w:hAnsi="Consolas" w:cs="Times New Roman"/>
-          <w:color w:val="000000"/>
-          <w:sz w:val="21"/>
-          <w:szCs w:val="21"/>
-          <w:lang w:val="en-US"/>
-        </w:rPr>
-        <w:t xml:space="preserve"> {</w:t>
+        <w:t xml:space="preserve">        </w:t>
+      </w:r>
+      <w:proofErr w:type="spellStart"/>
+      <w:r>
+        <w:rPr>
+          <w:rFonts w:ascii="Consolas" w:eastAsia="Times New Roman" w:hAnsi="Consolas" w:cs="Times New Roman"/>
+          <w:color w:val="A22889"/>
+          <w:sz w:val="21"/>
+          <w:szCs w:val="21"/>
+          <w:lang w:val="en-US"/>
+        </w:rPr>
+        <w:t>uuid</w:t>
+      </w:r>
+      <w:proofErr w:type="spellEnd"/>
+      <w:r>
+        <w:rPr>
+          <w:rFonts w:ascii="Consolas" w:eastAsia="Times New Roman" w:hAnsi="Consolas" w:cs="Times New Roman"/>
+          <w:color w:val="000000"/>
+          <w:sz w:val="21"/>
+          <w:szCs w:val="21"/>
+          <w:lang w:val="en-US"/>
+        </w:rPr>
+        <w:t xml:space="preserve"> </w:t>
+      </w:r>
+      <w:r>
+        <w:rPr>
+          <w:rFonts w:ascii="Consolas" w:eastAsia="Times New Roman" w:hAnsi="Consolas" w:cs="Times New Roman"/>
+          <w:color w:val="A22889"/>
+          <w:sz w:val="21"/>
+          <w:szCs w:val="21"/>
+          <w:lang w:val="en-US"/>
+        </w:rPr>
+        <w:t>id</w:t>
+      </w:r>
+      <w:r>
+        <w:rPr>
+          <w:rFonts w:ascii="Consolas" w:eastAsia="Times New Roman" w:hAnsi="Consolas" w:cs="Times New Roman"/>
+          <w:color w:val="000000"/>
+          <w:sz w:val="21"/>
+          <w:szCs w:val="21"/>
+          <w:lang w:val="en-US"/>
+        </w:rPr>
+        <w:t xml:space="preserve"> </w:t>
+      </w:r>
+      <w:r>
+        <w:rPr>
+          <w:rFonts w:ascii="Consolas" w:eastAsia="Times New Roman" w:hAnsi="Consolas" w:cs="Times New Roman"/>
+          <w:color w:val="A22889"/>
+          <w:sz w:val="21"/>
+          <w:szCs w:val="21"/>
+          <w:lang w:val="en-US"/>
+        </w:rPr>
+        <w:t>PK</w:t>
       </w:r>
     </w:p>
     <w:p>
@@ -37299,6 +37476,7 @@
         </w:rPr>
         <w:t xml:space="preserve">        </w:t>
       </w:r>
+      <w:proofErr w:type="spellStart"/>
       <w:r>
         <w:rPr>
           <w:rFonts w:ascii="Consolas" w:eastAsia="Times New Roman" w:hAnsi="Consolas" w:cs="Times New Roman"/>
@@ -37309,6 +37487,7 @@
         </w:rPr>
         <w:t>uuid</w:t>
       </w:r>
+      <w:proofErr w:type="spellEnd"/>
       <w:r>
         <w:rPr>
           <w:rFonts w:ascii="Consolas" w:eastAsia="Times New Roman" w:hAnsi="Consolas" w:cs="Times New Roman"/>
@@ -37319,16 +37498,18 @@
         </w:rPr>
         <w:t xml:space="preserve"> </w:t>
       </w:r>
-      <w:r>
-        <w:rPr>
-          <w:rFonts w:ascii="Consolas" w:eastAsia="Times New Roman" w:hAnsi="Consolas" w:cs="Times New Roman"/>
-          <w:color w:val="A22889"/>
-          <w:sz w:val="21"/>
-          <w:szCs w:val="21"/>
-          <w:lang w:val="en-US"/>
-        </w:rPr>
-        <w:t>id</w:t>
-      </w:r>
+      <w:proofErr w:type="spellStart"/>
+      <w:r>
+        <w:rPr>
+          <w:rFonts w:ascii="Consolas" w:eastAsia="Times New Roman" w:hAnsi="Consolas" w:cs="Times New Roman"/>
+          <w:color w:val="A22889"/>
+          <w:sz w:val="21"/>
+          <w:szCs w:val="21"/>
+          <w:lang w:val="en-US"/>
+        </w:rPr>
+        <w:t>user_id</w:t>
+      </w:r>
+      <w:proofErr w:type="spellEnd"/>
       <w:r>
         <w:rPr>
           <w:rFonts w:ascii="Consolas" w:eastAsia="Times New Roman" w:hAnsi="Consolas" w:cs="Times New Roman"/>
@@ -37347,7 +37528,7 @@
           <w:szCs w:val="21"/>
           <w:lang w:val="en-US"/>
         </w:rPr>
-        <w:t>PK</w:t>
+        <w:t>FK</w:t>
       </w:r>
     </w:p>
     <w:p>
@@ -37381,7 +37562,7 @@
           <w:szCs w:val="21"/>
           <w:lang w:val="en-US"/>
         </w:rPr>
-        <w:t>uuid</w:t>
+        <w:t>string</w:t>
       </w:r>
       <w:r>
         <w:rPr>
@@ -37401,27 +37582,7 @@
           <w:szCs w:val="21"/>
           <w:lang w:val="en-US"/>
         </w:rPr>
-        <w:t>user_id</w:t>
-      </w:r>
-      <w:r>
-        <w:rPr>
-          <w:rFonts w:ascii="Consolas" w:eastAsia="Times New Roman" w:hAnsi="Consolas" w:cs="Times New Roman"/>
-          <w:color w:val="000000"/>
-          <w:sz w:val="21"/>
-          <w:szCs w:val="21"/>
-          <w:lang w:val="en-US"/>
-        </w:rPr>
-        <w:t xml:space="preserve"> </w:t>
-      </w:r>
-      <w:r>
-        <w:rPr>
-          <w:rFonts w:ascii="Consolas" w:eastAsia="Times New Roman" w:hAnsi="Consolas" w:cs="Times New Roman"/>
-          <w:color w:val="A22889"/>
-          <w:sz w:val="21"/>
-          <w:szCs w:val="21"/>
-          <w:lang w:val="en-US"/>
-        </w:rPr>
-        <w:t>FK</w:t>
+        <w:t>name</w:t>
       </w:r>
     </w:p>
     <w:p>
@@ -37454,7 +37615,7 @@
           <w:szCs w:val="21"/>
           <w:lang w:val="en-US"/>
         </w:rPr>
-        <w:t>string</w:t>
+        <w:t>decimal</w:t>
       </w:r>
       <w:r>
         <w:rPr>
@@ -37466,16 +37627,18 @@
         </w:rPr>
         <w:t xml:space="preserve"> </w:t>
       </w:r>
-      <w:r>
-        <w:rPr>
-          <w:rFonts w:ascii="Consolas" w:eastAsia="Times New Roman" w:hAnsi="Consolas" w:cs="Times New Roman"/>
-          <w:color w:val="A22889"/>
-          <w:sz w:val="21"/>
-          <w:szCs w:val="21"/>
-          <w:lang w:val="en-US"/>
-        </w:rPr>
-        <w:t>name</w:t>
-      </w:r>
+      <w:proofErr w:type="spellStart"/>
+      <w:r>
+        <w:rPr>
+          <w:rFonts w:ascii="Consolas" w:eastAsia="Times New Roman" w:hAnsi="Consolas" w:cs="Times New Roman"/>
+          <w:color w:val="A22889"/>
+          <w:sz w:val="21"/>
+          <w:szCs w:val="21"/>
+          <w:lang w:val="en-US"/>
+        </w:rPr>
+        <w:t>calories_kcal</w:t>
+      </w:r>
+      <w:proofErr w:type="spellEnd"/>
     </w:p>
     <w:p>
       <w:pPr>
@@ -37519,16 +37682,18 @@
         </w:rPr>
         <w:t xml:space="preserve"> </w:t>
       </w:r>
-      <w:r>
-        <w:rPr>
-          <w:rFonts w:ascii="Consolas" w:eastAsia="Times New Roman" w:hAnsi="Consolas" w:cs="Times New Roman"/>
-          <w:color w:val="A22889"/>
-          <w:sz w:val="21"/>
-          <w:szCs w:val="21"/>
-          <w:lang w:val="en-US"/>
-        </w:rPr>
-        <w:t>calories_kcal</w:t>
-      </w:r>
+      <w:proofErr w:type="spellStart"/>
+      <w:r>
+        <w:rPr>
+          <w:rFonts w:ascii="Consolas" w:eastAsia="Times New Roman" w:hAnsi="Consolas" w:cs="Times New Roman"/>
+          <w:color w:val="A22889"/>
+          <w:sz w:val="21"/>
+          <w:szCs w:val="21"/>
+          <w:lang w:val="en-US"/>
+        </w:rPr>
+        <w:t>proteins_g</w:t>
+      </w:r>
+      <w:proofErr w:type="spellEnd"/>
     </w:p>
     <w:p>
       <w:pPr>
@@ -37572,16 +37737,18 @@
         </w:rPr>
         <w:t xml:space="preserve"> </w:t>
       </w:r>
-      <w:r>
-        <w:rPr>
-          <w:rFonts w:ascii="Consolas" w:eastAsia="Times New Roman" w:hAnsi="Consolas" w:cs="Times New Roman"/>
-          <w:color w:val="A22889"/>
-          <w:sz w:val="21"/>
-          <w:szCs w:val="21"/>
-          <w:lang w:val="en-US"/>
-        </w:rPr>
-        <w:t>proteins_g</w:t>
-      </w:r>
+      <w:proofErr w:type="spellStart"/>
+      <w:r>
+        <w:rPr>
+          <w:rFonts w:ascii="Consolas" w:eastAsia="Times New Roman" w:hAnsi="Consolas" w:cs="Times New Roman"/>
+          <w:color w:val="A22889"/>
+          <w:sz w:val="21"/>
+          <w:szCs w:val="21"/>
+          <w:lang w:val="en-US"/>
+        </w:rPr>
+        <w:t>fats_g</w:t>
+      </w:r>
+      <w:proofErr w:type="spellEnd"/>
     </w:p>
     <w:p>
       <w:pPr>
@@ -37625,16 +37792,18 @@
         </w:rPr>
         <w:t xml:space="preserve"> </w:t>
       </w:r>
-      <w:r>
-        <w:rPr>
-          <w:rFonts w:ascii="Consolas" w:eastAsia="Times New Roman" w:hAnsi="Consolas" w:cs="Times New Roman"/>
-          <w:color w:val="A22889"/>
-          <w:sz w:val="21"/>
-          <w:szCs w:val="21"/>
-          <w:lang w:val="en-US"/>
-        </w:rPr>
-        <w:t>fats_g</w:t>
-      </w:r>
+      <w:proofErr w:type="spellStart"/>
+      <w:r>
+        <w:rPr>
+          <w:rFonts w:ascii="Consolas" w:eastAsia="Times New Roman" w:hAnsi="Consolas" w:cs="Times New Roman"/>
+          <w:color w:val="A22889"/>
+          <w:sz w:val="21"/>
+          <w:szCs w:val="21"/>
+          <w:lang w:val="en-US"/>
+        </w:rPr>
+        <w:t>carbs_g</w:t>
+      </w:r>
+      <w:proofErr w:type="spellEnd"/>
     </w:p>
     <w:p>
       <w:pPr>
@@ -37658,16 +37827,18 @@
         </w:rPr>
         <w:t xml:space="preserve">        </w:t>
       </w:r>
-      <w:r>
-        <w:rPr>
-          <w:rFonts w:ascii="Consolas" w:eastAsia="Times New Roman" w:hAnsi="Consolas" w:cs="Times New Roman"/>
-          <w:color w:val="A22889"/>
-          <w:sz w:val="21"/>
-          <w:szCs w:val="21"/>
-          <w:lang w:val="en-US"/>
-        </w:rPr>
-        <w:t>decimal</w:t>
-      </w:r>
+      <w:proofErr w:type="spellStart"/>
+      <w:r>
+        <w:rPr>
+          <w:rFonts w:ascii="Consolas" w:eastAsia="Times New Roman" w:hAnsi="Consolas" w:cs="Times New Roman"/>
+          <w:color w:val="A22889"/>
+          <w:sz w:val="21"/>
+          <w:szCs w:val="21"/>
+          <w:lang w:val="en-US"/>
+        </w:rPr>
+        <w:t>boolean</w:t>
+      </w:r>
+      <w:proofErr w:type="spellEnd"/>
       <w:r>
         <w:rPr>
           <w:rFonts w:ascii="Consolas" w:eastAsia="Times New Roman" w:hAnsi="Consolas" w:cs="Times New Roman"/>
@@ -37678,16 +37849,18 @@
         </w:rPr>
         <w:t xml:space="preserve"> </w:t>
       </w:r>
-      <w:r>
-        <w:rPr>
-          <w:rFonts w:ascii="Consolas" w:eastAsia="Times New Roman" w:hAnsi="Consolas" w:cs="Times New Roman"/>
-          <w:color w:val="A22889"/>
-          <w:sz w:val="21"/>
-          <w:szCs w:val="21"/>
-          <w:lang w:val="en-US"/>
-        </w:rPr>
-        <w:t>carbs_g</w:t>
-      </w:r>
+      <w:proofErr w:type="spellStart"/>
+      <w:r>
+        <w:rPr>
+          <w:rFonts w:ascii="Consolas" w:eastAsia="Times New Roman" w:hAnsi="Consolas" w:cs="Times New Roman"/>
+          <w:color w:val="A22889"/>
+          <w:sz w:val="21"/>
+          <w:szCs w:val="21"/>
+          <w:lang w:val="en-US"/>
+        </w:rPr>
+        <w:t>is_favorite</w:t>
+      </w:r>
+      <w:proofErr w:type="spellEnd"/>
     </w:p>
     <w:p>
       <w:pPr>
@@ -37719,7 +37892,7 @@
           <w:szCs w:val="21"/>
           <w:lang w:val="en-US"/>
         </w:rPr>
-        <w:t>boolean</w:t>
+        <w:t>timestamp</w:t>
       </w:r>
       <w:r>
         <w:rPr>
@@ -37731,16 +37904,18 @@
         </w:rPr>
         <w:t xml:space="preserve"> </w:t>
       </w:r>
-      <w:r>
-        <w:rPr>
-          <w:rFonts w:ascii="Consolas" w:eastAsia="Times New Roman" w:hAnsi="Consolas" w:cs="Times New Roman"/>
-          <w:color w:val="A22889"/>
-          <w:sz w:val="21"/>
-          <w:szCs w:val="21"/>
-          <w:lang w:val="en-US"/>
-        </w:rPr>
-        <w:t>is_favorite</w:t>
-      </w:r>
+      <w:proofErr w:type="spellStart"/>
+      <w:r>
+        <w:rPr>
+          <w:rFonts w:ascii="Consolas" w:eastAsia="Times New Roman" w:hAnsi="Consolas" w:cs="Times New Roman"/>
+          <w:color w:val="A22889"/>
+          <w:sz w:val="21"/>
+          <w:szCs w:val="21"/>
+          <w:lang w:val="en-US"/>
+        </w:rPr>
+        <w:t>created_at</w:t>
+      </w:r>
+      <w:proofErr w:type="spellEnd"/>
     </w:p>
     <w:p>
       <w:pPr>
@@ -37762,37 +37937,7 @@
           <w:szCs w:val="21"/>
           <w:lang w:val="en-US"/>
         </w:rPr>
-        <w:t xml:space="preserve">        </w:t>
-      </w:r>
-      <w:r>
-        <w:rPr>
-          <w:rFonts w:ascii="Consolas" w:eastAsia="Times New Roman" w:hAnsi="Consolas" w:cs="Times New Roman"/>
-          <w:color w:val="A22889"/>
-          <w:sz w:val="21"/>
-          <w:szCs w:val="21"/>
-          <w:lang w:val="en-US"/>
-        </w:rPr>
-        <w:t>timestamp</w:t>
-      </w:r>
-      <w:r>
-        <w:rPr>
-          <w:rFonts w:ascii="Consolas" w:eastAsia="Times New Roman" w:hAnsi="Consolas" w:cs="Times New Roman"/>
-          <w:color w:val="000000"/>
-          <w:sz w:val="21"/>
-          <w:szCs w:val="21"/>
-          <w:lang w:val="en-US"/>
-        </w:rPr>
-        <w:t xml:space="preserve"> </w:t>
-      </w:r>
-      <w:r>
-        <w:rPr>
-          <w:rFonts w:ascii="Consolas" w:eastAsia="Times New Roman" w:hAnsi="Consolas" w:cs="Times New Roman"/>
-          <w:color w:val="A22889"/>
-          <w:sz w:val="21"/>
-          <w:szCs w:val="21"/>
-          <w:lang w:val="en-US"/>
-        </w:rPr>
-        <w:t>created_at</w:t>
+        <w:t>    }</w:t>
       </w:r>
     </w:p>
     <w:p>
@@ -37804,29 +37949,9 @@
           <w:color w:val="000000"/>
           <w:sz w:val="21"/>
           <w:szCs w:val="21"/>
-          <w:lang w:val="ru-RU"/>
-        </w:rPr>
-      </w:pPr>
-      <w:r>
-        <w:rPr>
-          <w:rFonts w:ascii="Consolas" w:eastAsia="Times New Roman" w:hAnsi="Consolas" w:cs="Times New Roman"/>
-          <w:color w:val="000000"/>
-          <w:sz w:val="21"/>
-          <w:szCs w:val="21"/>
-          <w:lang w:val="en-US"/>
-        </w:rPr>
-        <w:t xml:space="preserve">    </w:t>
-      </w:r>
-      <w:r>
-        <w:rPr>
-          <w:rFonts w:ascii="Consolas" w:eastAsia="Times New Roman" w:hAnsi="Consolas" w:cs="Times New Roman"/>
-          <w:color w:val="000000"/>
-          <w:sz w:val="21"/>
-          <w:szCs w:val="21"/>
-          <w:lang w:val="ru-RU"/>
-        </w:rPr>
-        <w:t>}</w:t>
-      </w:r>
+          <w:lang w:val="en-US"/>
+        </w:rPr>
+      </w:pPr>
     </w:p>
     <w:p>
       <w:pPr>
@@ -37837,9 +37962,39 @@
           <w:color w:val="000000"/>
           <w:sz w:val="21"/>
           <w:szCs w:val="21"/>
-          <w:lang w:val="ru-RU"/>
-        </w:rPr>
-      </w:pPr>
+          <w:lang w:val="en-US"/>
+        </w:rPr>
+      </w:pPr>
+      <w:r>
+        <w:rPr>
+          <w:rFonts w:ascii="Consolas" w:eastAsia="Times New Roman" w:hAnsi="Consolas" w:cs="Times New Roman"/>
+          <w:color w:val="000000"/>
+          <w:sz w:val="21"/>
+          <w:szCs w:val="21"/>
+          <w:lang w:val="en-US"/>
+        </w:rPr>
+        <w:t xml:space="preserve">    </w:t>
+      </w:r>
+      <w:r>
+        <w:rPr>
+          <w:rFonts w:ascii="Consolas" w:eastAsia="Times New Roman" w:hAnsi="Consolas" w:cs="Times New Roman"/>
+          <w:color w:val="A22889"/>
+          <w:sz w:val="21"/>
+          <w:szCs w:val="21"/>
+          <w:lang w:val="en-US"/>
+        </w:rPr>
+        <w:t>FAVORITE_PRODUCTS</w:t>
+      </w:r>
+      <w:r>
+        <w:rPr>
+          <w:rFonts w:ascii="Consolas" w:eastAsia="Times New Roman" w:hAnsi="Consolas" w:cs="Times New Roman"/>
+          <w:color w:val="000000"/>
+          <w:sz w:val="21"/>
+          <w:szCs w:val="21"/>
+          <w:lang w:val="en-US"/>
+        </w:rPr>
+        <w:t xml:space="preserve"> {</w:t>
+      </w:r>
     </w:p>
     <w:p>
       <w:pPr>
@@ -37850,38 +38005,70 @@
           <w:color w:val="000000"/>
           <w:sz w:val="21"/>
           <w:szCs w:val="21"/>
-          <w:lang w:val="ru-RU"/>
-        </w:rPr>
-      </w:pPr>
-      <w:r>
-        <w:rPr>
-          <w:rFonts w:ascii="Consolas" w:eastAsia="Times New Roman" w:hAnsi="Consolas" w:cs="Times New Roman"/>
-          <w:color w:val="000000"/>
-          <w:sz w:val="21"/>
-          <w:szCs w:val="21"/>
-          <w:lang w:val="ru-RU"/>
-        </w:rPr>
-        <w:t xml:space="preserve">    </w:t>
-      </w:r>
-      <w:r>
-        <w:rPr>
-          <w:rFonts w:ascii="Consolas" w:eastAsia="Times New Roman" w:hAnsi="Consolas" w:cs="Times New Roman"/>
-          <w:color w:val="A22889"/>
-          <w:sz w:val="21"/>
-          <w:szCs w:val="21"/>
-          <w:lang w:val="ru-RU"/>
-        </w:rPr>
-        <w:t>FAVORITE_PRODUCTS</w:t>
-      </w:r>
-      <w:r>
-        <w:rPr>
-          <w:rFonts w:ascii="Consolas" w:eastAsia="Times New Roman" w:hAnsi="Consolas" w:cs="Times New Roman"/>
-          <w:color w:val="000000"/>
-          <w:sz w:val="21"/>
-          <w:szCs w:val="21"/>
-          <w:lang w:val="ru-RU"/>
-        </w:rPr>
-        <w:t xml:space="preserve"> {</w:t>
+          <w:lang w:val="en-US"/>
+        </w:rPr>
+      </w:pPr>
+      <w:r>
+        <w:rPr>
+          <w:rFonts w:ascii="Consolas" w:eastAsia="Times New Roman" w:hAnsi="Consolas" w:cs="Times New Roman"/>
+          <w:color w:val="000000"/>
+          <w:sz w:val="21"/>
+          <w:szCs w:val="21"/>
+          <w:lang w:val="en-US"/>
+        </w:rPr>
+        <w:t xml:space="preserve">        </w:t>
+      </w:r>
+      <w:proofErr w:type="spellStart"/>
+      <w:r>
+        <w:rPr>
+          <w:rFonts w:ascii="Consolas" w:eastAsia="Times New Roman" w:hAnsi="Consolas" w:cs="Times New Roman"/>
+          <w:color w:val="A22889"/>
+          <w:sz w:val="21"/>
+          <w:szCs w:val="21"/>
+          <w:lang w:val="en-US"/>
+        </w:rPr>
+        <w:t>uuid</w:t>
+      </w:r>
+      <w:proofErr w:type="spellEnd"/>
+      <w:r>
+        <w:rPr>
+          <w:rFonts w:ascii="Consolas" w:eastAsia="Times New Roman" w:hAnsi="Consolas" w:cs="Times New Roman"/>
+          <w:color w:val="000000"/>
+          <w:sz w:val="21"/>
+          <w:szCs w:val="21"/>
+          <w:lang w:val="en-US"/>
+        </w:rPr>
+        <w:t xml:space="preserve"> </w:t>
+      </w:r>
+      <w:r>
+        <w:rPr>
+          <w:rFonts w:ascii="Consolas" w:eastAsia="Times New Roman" w:hAnsi="Consolas" w:cs="Times New Roman"/>
+          <w:color w:val="A22889"/>
+          <w:sz w:val="21"/>
+          <w:szCs w:val="21"/>
+          <w:lang w:val="en-US"/>
+        </w:rPr>
+        <w:t>id</w:t>
+      </w:r>
+      <w:r>
+        <w:rPr>
+          <w:rFonts w:ascii="Consolas" w:eastAsia="Times New Roman" w:hAnsi="Consolas" w:cs="Times New Roman"/>
+          <w:color w:val="000000"/>
+          <w:sz w:val="21"/>
+          <w:szCs w:val="21"/>
+          <w:lang w:val="en-US"/>
+        </w:rPr>
+        <w:t xml:space="preserve"> </w:t>
+      </w:r>
+      <w:r>
+        <w:rPr>
+          <w:rFonts w:ascii="Consolas" w:eastAsia="Times New Roman" w:hAnsi="Consolas" w:cs="Times New Roman"/>
+          <w:color w:val="A22889"/>
+          <w:sz w:val="21"/>
+          <w:szCs w:val="21"/>
+          <w:lang w:val="en-US"/>
+        </w:rPr>
+        <w:t>PK</w:t>
       </w:r>
     </w:p>
     <w:p>
@@ -37902,10 +38089,11 @@
           <w:color w:val="000000"/>
           <w:sz w:val="21"/>
           <w:szCs w:val="21"/>
-          <w:lang w:val="ru-RU"/>
+          <w:lang w:val="en-US"/>
         </w:rPr>
         <w:t xml:space="preserve">        </w:t>
       </w:r>
+      <w:proofErr w:type="spellStart"/>
       <w:r>
         <w:rPr>
           <w:rFonts w:ascii="Consolas" w:eastAsia="Times New Roman" w:hAnsi="Consolas" w:cs="Times New Roman"/>
@@ -37916,6 +38104,7 @@
         </w:rPr>
         <w:t>uuid</w:t>
       </w:r>
+      <w:proofErr w:type="spellEnd"/>
       <w:r>
         <w:rPr>
           <w:rFonts w:ascii="Consolas" w:eastAsia="Times New Roman" w:hAnsi="Consolas" w:cs="Times New Roman"/>
@@ -37926,16 +38115,18 @@
         </w:rPr>
         <w:t xml:space="preserve"> </w:t>
       </w:r>
-      <w:r>
-        <w:rPr>
-          <w:rFonts w:ascii="Consolas" w:eastAsia="Times New Roman" w:hAnsi="Consolas" w:cs="Times New Roman"/>
-          <w:color w:val="A22889"/>
-          <w:sz w:val="21"/>
-          <w:szCs w:val="21"/>
-          <w:lang w:val="en-US"/>
-        </w:rPr>
-        <w:t>id</w:t>
-      </w:r>
+      <w:proofErr w:type="spellStart"/>
+      <w:r>
+        <w:rPr>
+          <w:rFonts w:ascii="Consolas" w:eastAsia="Times New Roman" w:hAnsi="Consolas" w:cs="Times New Roman"/>
+          <w:color w:val="A22889"/>
+          <w:sz w:val="21"/>
+          <w:szCs w:val="21"/>
+          <w:lang w:val="en-US"/>
+        </w:rPr>
+        <w:t>user_id</w:t>
+      </w:r>
+      <w:proofErr w:type="spellEnd"/>
       <w:r>
         <w:rPr>
           <w:rFonts w:ascii="Consolas" w:eastAsia="Times New Roman" w:hAnsi="Consolas" w:cs="Times New Roman"/>
@@ -37954,7 +38145,7 @@
           <w:szCs w:val="21"/>
           <w:lang w:val="en-US"/>
         </w:rPr>
-        <w:t>PK</w:t>
+        <w:t>FK</w:t>
       </w:r>
     </w:p>
     <w:p>
@@ -37979,6 +38170,7 @@
         </w:rPr>
         <w:t xml:space="preserve">        </w:t>
       </w:r>
+      <w:proofErr w:type="spellStart"/>
       <w:r>
         <w:rPr>
           <w:rFonts w:ascii="Consolas" w:eastAsia="Times New Roman" w:hAnsi="Consolas" w:cs="Times New Roman"/>
@@ -37989,6 +38181,7 @@
         </w:rPr>
         <w:t>uuid</w:t>
       </w:r>
+      <w:proofErr w:type="spellEnd"/>
       <w:r>
         <w:rPr>
           <w:rFonts w:ascii="Consolas" w:eastAsia="Times New Roman" w:hAnsi="Consolas" w:cs="Times New Roman"/>
@@ -37999,16 +38192,18 @@
         </w:rPr>
         <w:t xml:space="preserve"> </w:t>
       </w:r>
-      <w:r>
-        <w:rPr>
-          <w:rFonts w:ascii="Consolas" w:eastAsia="Times New Roman" w:hAnsi="Consolas" w:cs="Times New Roman"/>
-          <w:color w:val="A22889"/>
-          <w:sz w:val="21"/>
-          <w:szCs w:val="21"/>
-          <w:lang w:val="en-US"/>
-        </w:rPr>
-        <w:t>user_id</w:t>
-      </w:r>
+      <w:proofErr w:type="spellStart"/>
+      <w:r>
+        <w:rPr>
+          <w:rFonts w:ascii="Consolas" w:eastAsia="Times New Roman" w:hAnsi="Consolas" w:cs="Times New Roman"/>
+          <w:color w:val="A22889"/>
+          <w:sz w:val="21"/>
+          <w:szCs w:val="21"/>
+          <w:lang w:val="en-US"/>
+        </w:rPr>
+        <w:t>product_id</w:t>
+      </w:r>
+      <w:proofErr w:type="spellEnd"/>
       <w:r>
         <w:rPr>
           <w:rFonts w:ascii="Consolas" w:eastAsia="Times New Roman" w:hAnsi="Consolas" w:cs="Times New Roman"/>
@@ -38060,7 +38255,7 @@
           <w:szCs w:val="21"/>
           <w:lang w:val="en-US"/>
         </w:rPr>
-        <w:t>uuid</w:t>
+        <w:t>timestamp</w:t>
       </w:r>
       <w:r>
         <w:rPr>
@@ -38072,36 +38267,18 @@
         </w:rPr>
         <w:t xml:space="preserve"> </w:t>
       </w:r>
-      <w:r>
-        <w:rPr>
-          <w:rFonts w:ascii="Consolas" w:eastAsia="Times New Roman" w:hAnsi="Consolas" w:cs="Times New Roman"/>
-          <w:color w:val="A22889"/>
-          <w:sz w:val="21"/>
-          <w:szCs w:val="21"/>
-          <w:lang w:val="en-US"/>
-        </w:rPr>
-        <w:t>product_id</w:t>
-      </w:r>
-      <w:r>
-        <w:rPr>
-          <w:rFonts w:ascii="Consolas" w:eastAsia="Times New Roman" w:hAnsi="Consolas" w:cs="Times New Roman"/>
-          <w:color w:val="000000"/>
-          <w:sz w:val="21"/>
-          <w:szCs w:val="21"/>
-          <w:lang w:val="en-US"/>
-        </w:rPr>
-        <w:t xml:space="preserve"> </w:t>
-      </w:r>
-      <w:r>
-        <w:rPr>
-          <w:rFonts w:ascii="Consolas" w:eastAsia="Times New Roman" w:hAnsi="Consolas" w:cs="Times New Roman"/>
-          <w:color w:val="A22889"/>
-          <w:sz w:val="21"/>
-          <w:szCs w:val="21"/>
-          <w:lang w:val="en-US"/>
-        </w:rPr>
-        <w:t>FK</w:t>
-      </w:r>
+      <w:proofErr w:type="spellStart"/>
+      <w:r>
+        <w:rPr>
+          <w:rFonts w:ascii="Consolas" w:eastAsia="Times New Roman" w:hAnsi="Consolas" w:cs="Times New Roman"/>
+          <w:color w:val="A22889"/>
+          <w:sz w:val="21"/>
+          <w:szCs w:val="21"/>
+          <w:lang w:val="en-US"/>
+        </w:rPr>
+        <w:t>added_at</w:t>
+      </w:r>
+      <w:proofErr w:type="spellEnd"/>
     </w:p>
     <w:p>
       <w:pPr>
@@ -38123,37 +38300,7 @@
           <w:szCs w:val="21"/>
           <w:lang w:val="en-US"/>
         </w:rPr>
-        <w:t xml:space="preserve">        </w:t>
-      </w:r>
-      <w:r>
-        <w:rPr>
-          <w:rFonts w:ascii="Consolas" w:eastAsia="Times New Roman" w:hAnsi="Consolas" w:cs="Times New Roman"/>
-          <w:color w:val="A22889"/>
-          <w:sz w:val="21"/>
-          <w:szCs w:val="21"/>
-          <w:lang w:val="en-US"/>
-        </w:rPr>
-        <w:t>timestamp</w:t>
-      </w:r>
-      <w:r>
-        <w:rPr>
-          <w:rFonts w:ascii="Consolas" w:eastAsia="Times New Roman" w:hAnsi="Consolas" w:cs="Times New Roman"/>
-          <w:color w:val="000000"/>
-          <w:sz w:val="21"/>
-          <w:szCs w:val="21"/>
-          <w:lang w:val="en-US"/>
-        </w:rPr>
-        <w:t xml:space="preserve"> </w:t>
-      </w:r>
-      <w:r>
-        <w:rPr>
-          <w:rFonts w:ascii="Consolas" w:eastAsia="Times New Roman" w:hAnsi="Consolas" w:cs="Times New Roman"/>
-          <w:color w:val="A22889"/>
-          <w:sz w:val="21"/>
-          <w:szCs w:val="21"/>
-          <w:lang w:val="en-US"/>
-        </w:rPr>
-        <w:t>added_at</w:t>
+        <w:t>    }</w:t>
       </w:r>
     </w:p>
     <w:p>
@@ -38168,16 +38315,6 @@
           <w:lang w:val="en-US"/>
         </w:rPr>
       </w:pPr>
-      <w:r>
-        <w:rPr>
-          <w:rFonts w:ascii="Consolas" w:eastAsia="Times New Roman" w:hAnsi="Consolas" w:cs="Times New Roman"/>
-          <w:color w:val="000000"/>
-          <w:sz w:val="21"/>
-          <w:szCs w:val="21"/>
-          <w:lang w:val="en-US"/>
-        </w:rPr>
-        <w:t>    }</w:t>
-      </w:r>
     </w:p>
     <w:p>
       <w:pPr>
@@ -38191,6 +38328,36 @@
           <w:lang w:val="en-US"/>
         </w:rPr>
       </w:pPr>
+      <w:r>
+        <w:rPr>
+          <w:rFonts w:ascii="Consolas" w:eastAsia="Times New Roman" w:hAnsi="Consolas" w:cs="Times New Roman"/>
+          <w:color w:val="000000"/>
+          <w:sz w:val="21"/>
+          <w:szCs w:val="21"/>
+          <w:lang w:val="en-US"/>
+        </w:rPr>
+        <w:t xml:space="preserve">    </w:t>
+      </w:r>
+      <w:r>
+        <w:rPr>
+          <w:rFonts w:ascii="Consolas" w:eastAsia="Times New Roman" w:hAnsi="Consolas" w:cs="Times New Roman"/>
+          <w:color w:val="A22889"/>
+          <w:sz w:val="21"/>
+          <w:szCs w:val="21"/>
+          <w:lang w:val="en-US"/>
+        </w:rPr>
+        <w:t>USER_DISLIKED_PRODUCTS</w:t>
+      </w:r>
+      <w:r>
+        <w:rPr>
+          <w:rFonts w:ascii="Consolas" w:eastAsia="Times New Roman" w:hAnsi="Consolas" w:cs="Times New Roman"/>
+          <w:color w:val="000000"/>
+          <w:sz w:val="21"/>
+          <w:szCs w:val="21"/>
+          <w:lang w:val="en-US"/>
+        </w:rPr>
+        <w:t xml:space="preserve"> {</w:t>
+      </w:r>
     </w:p>
     <w:p>
       <w:pPr>
@@ -38212,27 +38379,59 @@
           <w:szCs w:val="21"/>
           <w:lang w:val="en-US"/>
         </w:rPr>
-        <w:t xml:space="preserve">    </w:t>
-      </w:r>
-      <w:r>
-        <w:rPr>
-          <w:rFonts w:ascii="Consolas" w:eastAsia="Times New Roman" w:hAnsi="Consolas" w:cs="Times New Roman"/>
-          <w:color w:val="A22889"/>
-          <w:sz w:val="21"/>
-          <w:szCs w:val="21"/>
-          <w:lang w:val="en-US"/>
-        </w:rPr>
-        <w:t>USER_DISLIKED_PRODUCTS</w:t>
-      </w:r>
-      <w:r>
-        <w:rPr>
-          <w:rFonts w:ascii="Consolas" w:eastAsia="Times New Roman" w:hAnsi="Consolas" w:cs="Times New Roman"/>
-          <w:color w:val="000000"/>
-          <w:sz w:val="21"/>
-          <w:szCs w:val="21"/>
-          <w:lang w:val="en-US"/>
-        </w:rPr>
-        <w:t xml:space="preserve"> {</w:t>
+        <w:t xml:space="preserve">        </w:t>
+      </w:r>
+      <w:proofErr w:type="spellStart"/>
+      <w:r>
+        <w:rPr>
+          <w:rFonts w:ascii="Consolas" w:eastAsia="Times New Roman" w:hAnsi="Consolas" w:cs="Times New Roman"/>
+          <w:color w:val="A22889"/>
+          <w:sz w:val="21"/>
+          <w:szCs w:val="21"/>
+          <w:lang w:val="en-US"/>
+        </w:rPr>
+        <w:t>uuid</w:t>
+      </w:r>
+      <w:proofErr w:type="spellEnd"/>
+      <w:r>
+        <w:rPr>
+          <w:rFonts w:ascii="Consolas" w:eastAsia="Times New Roman" w:hAnsi="Consolas" w:cs="Times New Roman"/>
+          <w:color w:val="000000"/>
+          <w:sz w:val="21"/>
+          <w:szCs w:val="21"/>
+          <w:lang w:val="en-US"/>
+        </w:rPr>
+        <w:t xml:space="preserve"> </w:t>
+      </w:r>
+      <w:r>
+        <w:rPr>
+          <w:rFonts w:ascii="Consolas" w:eastAsia="Times New Roman" w:hAnsi="Consolas" w:cs="Times New Roman"/>
+          <w:color w:val="A22889"/>
+          <w:sz w:val="21"/>
+          <w:szCs w:val="21"/>
+          <w:lang w:val="en-US"/>
+        </w:rPr>
+        <w:t>id</w:t>
+      </w:r>
+      <w:r>
+        <w:rPr>
+          <w:rFonts w:ascii="Consolas" w:eastAsia="Times New Roman" w:hAnsi="Consolas" w:cs="Times New Roman"/>
+          <w:color w:val="000000"/>
+          <w:sz w:val="21"/>
+          <w:szCs w:val="21"/>
+          <w:lang w:val="en-US"/>
+        </w:rPr>
+        <w:t xml:space="preserve"> </w:t>
+      </w:r>
+      <w:r>
+        <w:rPr>
+          <w:rFonts w:ascii="Consolas" w:eastAsia="Times New Roman" w:hAnsi="Consolas" w:cs="Times New Roman"/>
+          <w:color w:val="A22889"/>
+          <w:sz w:val="21"/>
+          <w:szCs w:val="21"/>
+          <w:lang w:val="en-US"/>
+        </w:rPr>
+        <w:t>PK</w:t>
       </w:r>
     </w:p>
     <w:p>
@@ -38257,6 +38456,7 @@
         </w:rPr>
         <w:t xml:space="preserve">        </w:t>
       </w:r>
+      <w:proofErr w:type="spellStart"/>
       <w:r>
         <w:rPr>
           <w:rFonts w:ascii="Consolas" w:eastAsia="Times New Roman" w:hAnsi="Consolas" w:cs="Times New Roman"/>
@@ -38267,6 +38467,7 @@
         </w:rPr>
         <w:t>uuid</w:t>
       </w:r>
+      <w:proofErr w:type="spellEnd"/>
       <w:r>
         <w:rPr>
           <w:rFonts w:ascii="Consolas" w:eastAsia="Times New Roman" w:hAnsi="Consolas" w:cs="Times New Roman"/>
@@ -38277,16 +38478,18 @@
         </w:rPr>
         <w:t xml:space="preserve"> </w:t>
       </w:r>
-      <w:r>
-        <w:rPr>
-          <w:rFonts w:ascii="Consolas" w:eastAsia="Times New Roman" w:hAnsi="Consolas" w:cs="Times New Roman"/>
-          <w:color w:val="A22889"/>
-          <w:sz w:val="21"/>
-          <w:szCs w:val="21"/>
-          <w:lang w:val="en-US"/>
-        </w:rPr>
-        <w:t>id</w:t>
-      </w:r>
+      <w:proofErr w:type="spellStart"/>
+      <w:r>
+        <w:rPr>
+          <w:rFonts w:ascii="Consolas" w:eastAsia="Times New Roman" w:hAnsi="Consolas" w:cs="Times New Roman"/>
+          <w:color w:val="A22889"/>
+          <w:sz w:val="21"/>
+          <w:szCs w:val="21"/>
+          <w:lang w:val="en-US"/>
+        </w:rPr>
+        <w:t>user_id</w:t>
+      </w:r>
+      <w:proofErr w:type="spellEnd"/>
       <w:r>
         <w:rPr>
           <w:rFonts w:ascii="Consolas" w:eastAsia="Times New Roman" w:hAnsi="Consolas" w:cs="Times New Roman"/>
@@ -38305,7 +38508,7 @@
           <w:szCs w:val="21"/>
           <w:lang w:val="en-US"/>
         </w:rPr>
-        <w:t>PK</w:t>
+        <w:t>FK</w:t>
       </w:r>
     </w:p>
     <w:p>
@@ -38338,7 +38541,7 @@
           <w:szCs w:val="21"/>
           <w:lang w:val="en-US"/>
         </w:rPr>
-        <w:t>uuid</w:t>
+        <w:t>string</w:t>
       </w:r>
       <w:r>
         <w:rPr>
@@ -38350,36 +38553,18 @@
         </w:rPr>
         <w:t xml:space="preserve"> </w:t>
       </w:r>
-      <w:r>
-        <w:rPr>
-          <w:rFonts w:ascii="Consolas" w:eastAsia="Times New Roman" w:hAnsi="Consolas" w:cs="Times New Roman"/>
-          <w:color w:val="A22889"/>
-          <w:sz w:val="21"/>
-          <w:szCs w:val="21"/>
-          <w:lang w:val="en-US"/>
-        </w:rPr>
-        <w:t>user_id</w:t>
-      </w:r>
-      <w:r>
-        <w:rPr>
-          <w:rFonts w:ascii="Consolas" w:eastAsia="Times New Roman" w:hAnsi="Consolas" w:cs="Times New Roman"/>
-          <w:color w:val="000000"/>
-          <w:sz w:val="21"/>
-          <w:szCs w:val="21"/>
-          <w:lang w:val="en-US"/>
-        </w:rPr>
-        <w:t xml:space="preserve"> </w:t>
-      </w:r>
-      <w:r>
-        <w:rPr>
-          <w:rFonts w:ascii="Consolas" w:eastAsia="Times New Roman" w:hAnsi="Consolas" w:cs="Times New Roman"/>
-          <w:color w:val="A22889"/>
-          <w:sz w:val="21"/>
-          <w:szCs w:val="21"/>
-          <w:lang w:val="en-US"/>
-        </w:rPr>
-        <w:t>FK</w:t>
-      </w:r>
+      <w:proofErr w:type="spellStart"/>
+      <w:r>
+        <w:rPr>
+          <w:rFonts w:ascii="Consolas" w:eastAsia="Times New Roman" w:hAnsi="Consolas" w:cs="Times New Roman"/>
+          <w:color w:val="A22889"/>
+          <w:sz w:val="21"/>
+          <w:szCs w:val="21"/>
+          <w:lang w:val="en-US"/>
+        </w:rPr>
+        <w:t>product_name</w:t>
+      </w:r>
+      <w:proofErr w:type="spellEnd"/>
     </w:p>
     <w:p>
       <w:pPr>
@@ -38401,37 +38586,7 @@
           <w:szCs w:val="21"/>
           <w:lang w:val="en-US"/>
         </w:rPr>
-        <w:t xml:space="preserve">        </w:t>
-      </w:r>
-      <w:r>
-        <w:rPr>
-          <w:rFonts w:ascii="Consolas" w:eastAsia="Times New Roman" w:hAnsi="Consolas" w:cs="Times New Roman"/>
-          <w:color w:val="A22889"/>
-          <w:sz w:val="21"/>
-          <w:szCs w:val="21"/>
-          <w:lang w:val="en-US"/>
-        </w:rPr>
-        <w:t>string</w:t>
-      </w:r>
-      <w:r>
-        <w:rPr>
-          <w:rFonts w:ascii="Consolas" w:eastAsia="Times New Roman" w:hAnsi="Consolas" w:cs="Times New Roman"/>
-          <w:color w:val="000000"/>
-          <w:sz w:val="21"/>
-          <w:szCs w:val="21"/>
-          <w:lang w:val="en-US"/>
-        </w:rPr>
-        <w:t xml:space="preserve"> </w:t>
-      </w:r>
-      <w:r>
-        <w:rPr>
-          <w:rFonts w:ascii="Consolas" w:eastAsia="Times New Roman" w:hAnsi="Consolas" w:cs="Times New Roman"/>
-          <w:color w:val="A22889"/>
-          <w:sz w:val="21"/>
-          <w:szCs w:val="21"/>
-          <w:lang w:val="en-US"/>
-        </w:rPr>
-        <w:t>product_name</w:t>
+        <w:t>    }</w:t>
       </w:r>
     </w:p>
     <w:p>
@@ -38446,16 +38601,6 @@
           <w:lang w:val="en-US"/>
         </w:rPr>
       </w:pPr>
-      <w:r>
-        <w:rPr>
-          <w:rFonts w:ascii="Consolas" w:eastAsia="Times New Roman" w:hAnsi="Consolas" w:cs="Times New Roman"/>
-          <w:color w:val="000000"/>
-          <w:sz w:val="21"/>
-          <w:szCs w:val="21"/>
-          <w:lang w:val="en-US"/>
-        </w:rPr>
-        <w:t>    }</w:t>
-      </w:r>
     </w:p>
     <w:p>
       <w:pPr>
@@ -38469,6 +38614,36 @@
           <w:lang w:val="en-US"/>
         </w:rPr>
       </w:pPr>
+      <w:r>
+        <w:rPr>
+          <w:rFonts w:ascii="Consolas" w:eastAsia="Times New Roman" w:hAnsi="Consolas" w:cs="Times New Roman"/>
+          <w:color w:val="000000"/>
+          <w:sz w:val="21"/>
+          <w:szCs w:val="21"/>
+          <w:lang w:val="en-US"/>
+        </w:rPr>
+        <w:t xml:space="preserve">    </w:t>
+      </w:r>
+      <w:r>
+        <w:rPr>
+          <w:rFonts w:ascii="Consolas" w:eastAsia="Times New Roman" w:hAnsi="Consolas" w:cs="Times New Roman"/>
+          <w:color w:val="A22889"/>
+          <w:sz w:val="21"/>
+          <w:szCs w:val="21"/>
+          <w:lang w:val="en-US"/>
+        </w:rPr>
+        <w:t>USER_USDA_FAVORITES</w:t>
+      </w:r>
+      <w:r>
+        <w:rPr>
+          <w:rFonts w:ascii="Consolas" w:eastAsia="Times New Roman" w:hAnsi="Consolas" w:cs="Times New Roman"/>
+          <w:color w:val="000000"/>
+          <w:sz w:val="21"/>
+          <w:szCs w:val="21"/>
+          <w:lang w:val="en-US"/>
+        </w:rPr>
+        <w:t xml:space="preserve"> {</w:t>
+      </w:r>
     </w:p>
     <w:p>
       <w:pPr>
@@ -38490,27 +38665,59 @@
           <w:szCs w:val="21"/>
           <w:lang w:val="en-US"/>
         </w:rPr>
-        <w:t xml:space="preserve">    </w:t>
-      </w:r>
-      <w:r>
-        <w:rPr>
-          <w:rFonts w:ascii="Consolas" w:eastAsia="Times New Roman" w:hAnsi="Consolas" w:cs="Times New Roman"/>
-          <w:color w:val="A22889"/>
-          <w:sz w:val="21"/>
-          <w:szCs w:val="21"/>
-          <w:lang w:val="en-US"/>
-        </w:rPr>
-        <w:t>USER_USDA_FAVORITES</w:t>
-      </w:r>
-      <w:r>
-        <w:rPr>
-          <w:rFonts w:ascii="Consolas" w:eastAsia="Times New Roman" w:hAnsi="Consolas" w:cs="Times New Roman"/>
-          <w:color w:val="000000"/>
-          <w:sz w:val="21"/>
-          <w:szCs w:val="21"/>
-          <w:lang w:val="en-US"/>
-        </w:rPr>
-        <w:t xml:space="preserve"> {</w:t>
+        <w:t xml:space="preserve">        </w:t>
+      </w:r>
+      <w:proofErr w:type="spellStart"/>
+      <w:r>
+        <w:rPr>
+          <w:rFonts w:ascii="Consolas" w:eastAsia="Times New Roman" w:hAnsi="Consolas" w:cs="Times New Roman"/>
+          <w:color w:val="A22889"/>
+          <w:sz w:val="21"/>
+          <w:szCs w:val="21"/>
+          <w:lang w:val="en-US"/>
+        </w:rPr>
+        <w:t>uuid</w:t>
+      </w:r>
+      <w:proofErr w:type="spellEnd"/>
+      <w:r>
+        <w:rPr>
+          <w:rFonts w:ascii="Consolas" w:eastAsia="Times New Roman" w:hAnsi="Consolas" w:cs="Times New Roman"/>
+          <w:color w:val="000000"/>
+          <w:sz w:val="21"/>
+          <w:szCs w:val="21"/>
+          <w:lang w:val="en-US"/>
+        </w:rPr>
+        <w:t xml:space="preserve"> </w:t>
+      </w:r>
+      <w:r>
+        <w:rPr>
+          <w:rFonts w:ascii="Consolas" w:eastAsia="Times New Roman" w:hAnsi="Consolas" w:cs="Times New Roman"/>
+          <w:color w:val="A22889"/>
+          <w:sz w:val="21"/>
+          <w:szCs w:val="21"/>
+          <w:lang w:val="en-US"/>
+        </w:rPr>
+        <w:t>id</w:t>
+      </w:r>
+      <w:r>
+        <w:rPr>
+          <w:rFonts w:ascii="Consolas" w:eastAsia="Times New Roman" w:hAnsi="Consolas" w:cs="Times New Roman"/>
+          <w:color w:val="000000"/>
+          <w:sz w:val="21"/>
+          <w:szCs w:val="21"/>
+          <w:lang w:val="en-US"/>
+        </w:rPr>
+        <w:t xml:space="preserve"> </w:t>
+      </w:r>
+      <w:r>
+        <w:rPr>
+          <w:rFonts w:ascii="Consolas" w:eastAsia="Times New Roman" w:hAnsi="Consolas" w:cs="Times New Roman"/>
+          <w:color w:val="A22889"/>
+          <w:sz w:val="21"/>
+          <w:szCs w:val="21"/>
+          <w:lang w:val="en-US"/>
+        </w:rPr>
+        <w:t>PK</w:t>
       </w:r>
     </w:p>
     <w:p>
@@ -38535,6 +38742,7 @@
         </w:rPr>
         <w:t xml:space="preserve">        </w:t>
       </w:r>
+      <w:proofErr w:type="spellStart"/>
       <w:r>
         <w:rPr>
           <w:rFonts w:ascii="Consolas" w:eastAsia="Times New Roman" w:hAnsi="Consolas" w:cs="Times New Roman"/>
@@ -38545,6 +38753,7 @@
         </w:rPr>
         <w:t>uuid</w:t>
       </w:r>
+      <w:proofErr w:type="spellEnd"/>
       <w:r>
         <w:rPr>
           <w:rFonts w:ascii="Consolas" w:eastAsia="Times New Roman" w:hAnsi="Consolas" w:cs="Times New Roman"/>
@@ -38555,16 +38764,18 @@
         </w:rPr>
         <w:t xml:space="preserve"> </w:t>
       </w:r>
-      <w:r>
-        <w:rPr>
-          <w:rFonts w:ascii="Consolas" w:eastAsia="Times New Roman" w:hAnsi="Consolas" w:cs="Times New Roman"/>
-          <w:color w:val="A22889"/>
-          <w:sz w:val="21"/>
-          <w:szCs w:val="21"/>
-          <w:lang w:val="en-US"/>
-        </w:rPr>
-        <w:t>id</w:t>
-      </w:r>
+      <w:proofErr w:type="spellStart"/>
+      <w:r>
+        <w:rPr>
+          <w:rFonts w:ascii="Consolas" w:eastAsia="Times New Roman" w:hAnsi="Consolas" w:cs="Times New Roman"/>
+          <w:color w:val="A22889"/>
+          <w:sz w:val="21"/>
+          <w:szCs w:val="21"/>
+          <w:lang w:val="en-US"/>
+        </w:rPr>
+        <w:t>user_id</w:t>
+      </w:r>
+      <w:proofErr w:type="spellEnd"/>
       <w:r>
         <w:rPr>
           <w:rFonts w:ascii="Consolas" w:eastAsia="Times New Roman" w:hAnsi="Consolas" w:cs="Times New Roman"/>
@@ -38583,7 +38794,7 @@
           <w:szCs w:val="21"/>
           <w:lang w:val="en-US"/>
         </w:rPr>
-        <w:t>PK</w:t>
+        <w:t>FK</w:t>
       </w:r>
     </w:p>
     <w:p>
@@ -38608,6 +38819,7 @@
         </w:rPr>
         <w:t xml:space="preserve">        </w:t>
       </w:r>
+      <w:proofErr w:type="spellStart"/>
       <w:r>
         <w:rPr>
           <w:rFonts w:ascii="Consolas" w:eastAsia="Times New Roman" w:hAnsi="Consolas" w:cs="Times New Roman"/>
@@ -38618,6 +38830,7 @@
         </w:rPr>
         <w:t>uuid</w:t>
       </w:r>
+      <w:proofErr w:type="spellEnd"/>
       <w:r>
         <w:rPr>
           <w:rFonts w:ascii="Consolas" w:eastAsia="Times New Roman" w:hAnsi="Consolas" w:cs="Times New Roman"/>
@@ -38628,16 +38841,18 @@
         </w:rPr>
         <w:t xml:space="preserve"> </w:t>
       </w:r>
-      <w:r>
-        <w:rPr>
-          <w:rFonts w:ascii="Consolas" w:eastAsia="Times New Roman" w:hAnsi="Consolas" w:cs="Times New Roman"/>
-          <w:color w:val="A22889"/>
-          <w:sz w:val="21"/>
-          <w:szCs w:val="21"/>
-          <w:lang w:val="en-US"/>
-        </w:rPr>
-        <w:t>user_id</w:t>
-      </w:r>
+      <w:proofErr w:type="spellStart"/>
+      <w:r>
+        <w:rPr>
+          <w:rFonts w:ascii="Consolas" w:eastAsia="Times New Roman" w:hAnsi="Consolas" w:cs="Times New Roman"/>
+          <w:color w:val="A22889"/>
+          <w:sz w:val="21"/>
+          <w:szCs w:val="21"/>
+          <w:lang w:val="en-US"/>
+        </w:rPr>
+        <w:t>usda_product_id</w:t>
+      </w:r>
+      <w:proofErr w:type="spellEnd"/>
       <w:r>
         <w:rPr>
           <w:rFonts w:ascii="Consolas" w:eastAsia="Times New Roman" w:hAnsi="Consolas" w:cs="Times New Roman"/>
@@ -38689,7 +38904,7 @@
           <w:szCs w:val="21"/>
           <w:lang w:val="en-US"/>
         </w:rPr>
-        <w:t>uuid</w:t>
+        <w:t>timestamp</w:t>
       </w:r>
       <w:r>
         <w:rPr>
@@ -38701,36 +38916,18 @@
         </w:rPr>
         <w:t xml:space="preserve"> </w:t>
       </w:r>
-      <w:r>
-        <w:rPr>
-          <w:rFonts w:ascii="Consolas" w:eastAsia="Times New Roman" w:hAnsi="Consolas" w:cs="Times New Roman"/>
-          <w:color w:val="A22889"/>
-          <w:sz w:val="21"/>
-          <w:szCs w:val="21"/>
-          <w:lang w:val="en-US"/>
-        </w:rPr>
-        <w:t>usda_product_id</w:t>
-      </w:r>
-      <w:r>
-        <w:rPr>
-          <w:rFonts w:ascii="Consolas" w:eastAsia="Times New Roman" w:hAnsi="Consolas" w:cs="Times New Roman"/>
-          <w:color w:val="000000"/>
-          <w:sz w:val="21"/>
-          <w:szCs w:val="21"/>
-          <w:lang w:val="en-US"/>
-        </w:rPr>
-        <w:t xml:space="preserve"> </w:t>
-      </w:r>
-      <w:r>
-        <w:rPr>
-          <w:rFonts w:ascii="Consolas" w:eastAsia="Times New Roman" w:hAnsi="Consolas" w:cs="Times New Roman"/>
-          <w:color w:val="A22889"/>
-          <w:sz w:val="21"/>
-          <w:szCs w:val="21"/>
-          <w:lang w:val="en-US"/>
-        </w:rPr>
-        <w:t>FK</w:t>
-      </w:r>
+      <w:proofErr w:type="spellStart"/>
+      <w:r>
+        <w:rPr>
+          <w:rFonts w:ascii="Consolas" w:eastAsia="Times New Roman" w:hAnsi="Consolas" w:cs="Times New Roman"/>
+          <w:color w:val="A22889"/>
+          <w:sz w:val="21"/>
+          <w:szCs w:val="21"/>
+          <w:lang w:val="en-US"/>
+        </w:rPr>
+        <w:t>added_at</w:t>
+      </w:r>
+      <w:proofErr w:type="spellEnd"/>
     </w:p>
     <w:p>
       <w:pPr>
@@ -38752,37 +38949,7 @@
           <w:szCs w:val="21"/>
           <w:lang w:val="en-US"/>
         </w:rPr>
-        <w:t xml:space="preserve">        </w:t>
-      </w:r>
-      <w:r>
-        <w:rPr>
-          <w:rFonts w:ascii="Consolas" w:eastAsia="Times New Roman" w:hAnsi="Consolas" w:cs="Times New Roman"/>
-          <w:color w:val="A22889"/>
-          <w:sz w:val="21"/>
-          <w:szCs w:val="21"/>
-          <w:lang w:val="en-US"/>
-        </w:rPr>
-        <w:t>timestamp</w:t>
-      </w:r>
-      <w:r>
-        <w:rPr>
-          <w:rFonts w:ascii="Consolas" w:eastAsia="Times New Roman" w:hAnsi="Consolas" w:cs="Times New Roman"/>
-          <w:color w:val="000000"/>
-          <w:sz w:val="21"/>
-          <w:szCs w:val="21"/>
-          <w:lang w:val="en-US"/>
-        </w:rPr>
-        <w:t xml:space="preserve"> </w:t>
-      </w:r>
-      <w:r>
-        <w:rPr>
-          <w:rFonts w:ascii="Consolas" w:eastAsia="Times New Roman" w:hAnsi="Consolas" w:cs="Times New Roman"/>
-          <w:color w:val="A22889"/>
-          <w:sz w:val="21"/>
-          <w:szCs w:val="21"/>
-          <w:lang w:val="en-US"/>
-        </w:rPr>
-        <w:t>added_at</w:t>
+        <w:t>    }</w:t>
       </w:r>
     </w:p>
     <w:p>
@@ -38797,16 +38964,6 @@
           <w:lang w:val="en-US"/>
         </w:rPr>
       </w:pPr>
-      <w:r>
-        <w:rPr>
-          <w:rFonts w:ascii="Consolas" w:eastAsia="Times New Roman" w:hAnsi="Consolas" w:cs="Times New Roman"/>
-          <w:color w:val="000000"/>
-          <w:sz w:val="21"/>
-          <w:szCs w:val="21"/>
-          <w:lang w:val="en-US"/>
-        </w:rPr>
-        <w:t>    }</w:t>
-      </w:r>
     </w:p>
     <w:p>
       <w:pPr>
@@ -38820,6 +38977,36 @@
           <w:lang w:val="en-US"/>
         </w:rPr>
       </w:pPr>
+      <w:r>
+        <w:rPr>
+          <w:rFonts w:ascii="Consolas" w:eastAsia="Times New Roman" w:hAnsi="Consolas" w:cs="Times New Roman"/>
+          <w:color w:val="000000"/>
+          <w:sz w:val="21"/>
+          <w:szCs w:val="21"/>
+          <w:lang w:val="en-US"/>
+        </w:rPr>
+        <w:t xml:space="preserve">    </w:t>
+      </w:r>
+      <w:r>
+        <w:rPr>
+          <w:rFonts w:ascii="Consolas" w:eastAsia="Times New Roman" w:hAnsi="Consolas" w:cs="Times New Roman"/>
+          <w:color w:val="A22889"/>
+          <w:sz w:val="21"/>
+          <w:szCs w:val="21"/>
+          <w:lang w:val="en-US"/>
+        </w:rPr>
+        <w:t>WEIGHT_MEASUREMENTS</w:t>
+      </w:r>
+      <w:r>
+        <w:rPr>
+          <w:rFonts w:ascii="Consolas" w:eastAsia="Times New Roman" w:hAnsi="Consolas" w:cs="Times New Roman"/>
+          <w:color w:val="000000"/>
+          <w:sz w:val="21"/>
+          <w:szCs w:val="21"/>
+          <w:lang w:val="en-US"/>
+        </w:rPr>
+        <w:t xml:space="preserve"> {</w:t>
+      </w:r>
     </w:p>
     <w:p>
       <w:pPr>
@@ -38841,77 +39028,59 @@
           <w:szCs w:val="21"/>
           <w:lang w:val="en-US"/>
         </w:rPr>
-        <w:t xml:space="preserve">    </w:t>
-      </w:r>
-      <w:r>
-        <w:rPr>
-          <w:rFonts w:ascii="Consolas" w:eastAsia="Times New Roman" w:hAnsi="Consolas" w:cs="Times New Roman"/>
-          <w:color w:val="A22889"/>
-          <w:sz w:val="21"/>
-          <w:szCs w:val="21"/>
-          <w:lang w:val="en-US"/>
-        </w:rPr>
-        <w:t>USERS</w:t>
-      </w:r>
-      <w:r>
-        <w:rPr>
-          <w:rFonts w:ascii="Consolas" w:eastAsia="Times New Roman" w:hAnsi="Consolas" w:cs="Times New Roman"/>
-          <w:color w:val="000000"/>
-          <w:sz w:val="21"/>
-          <w:szCs w:val="21"/>
-          <w:lang w:val="en-US"/>
-        </w:rPr>
-        <w:t xml:space="preserve"> ||</w:t>
-      </w:r>
-      <w:r>
-        <w:rPr>
-          <w:rFonts w:ascii="Consolas" w:eastAsia="Times New Roman" w:hAnsi="Consolas" w:cs="Times New Roman"/>
-          <w:color w:val="A22889"/>
-          <w:sz w:val="21"/>
-          <w:szCs w:val="21"/>
-          <w:lang w:val="en-US"/>
-        </w:rPr>
-        <w:t>--</w:t>
-      </w:r>
-      <w:r>
-        <w:rPr>
-          <w:rFonts w:ascii="Consolas" w:eastAsia="Times New Roman" w:hAnsi="Consolas" w:cs="Times New Roman"/>
-          <w:color w:val="000000"/>
-          <w:sz w:val="21"/>
-          <w:szCs w:val="21"/>
-          <w:lang w:val="en-US"/>
-        </w:rPr>
-        <w:t xml:space="preserve">|| </w:t>
-      </w:r>
-      <w:r>
-        <w:rPr>
-          <w:rFonts w:ascii="Consolas" w:eastAsia="Times New Roman" w:hAnsi="Consolas" w:cs="Times New Roman"/>
-          <w:color w:val="A22889"/>
-          <w:sz w:val="21"/>
-          <w:szCs w:val="21"/>
-          <w:lang w:val="en-US"/>
-        </w:rPr>
-        <w:t>PROFILES</w:t>
-      </w:r>
-      <w:r>
-        <w:rPr>
-          <w:rFonts w:ascii="Consolas" w:eastAsia="Times New Roman" w:hAnsi="Consolas" w:cs="Times New Roman"/>
-          <w:color w:val="000000"/>
-          <w:sz w:val="21"/>
-          <w:szCs w:val="21"/>
-          <w:lang w:val="en-US"/>
-        </w:rPr>
-        <w:t xml:space="preserve"> : </w:t>
-      </w:r>
-      <w:r>
-        <w:rPr>
-          <w:rFonts w:ascii="Consolas" w:eastAsia="Times New Roman" w:hAnsi="Consolas" w:cs="Times New Roman"/>
-          <w:color w:val="A22889"/>
-          <w:sz w:val="21"/>
-          <w:szCs w:val="21"/>
-          <w:lang w:val="en-US"/>
-        </w:rPr>
-        <w:t>has</w:t>
+        <w:t xml:space="preserve">        </w:t>
+      </w:r>
+      <w:proofErr w:type="spellStart"/>
+      <w:r>
+        <w:rPr>
+          <w:rFonts w:ascii="Consolas" w:eastAsia="Times New Roman" w:hAnsi="Consolas" w:cs="Times New Roman"/>
+          <w:color w:val="A22889"/>
+          <w:sz w:val="21"/>
+          <w:szCs w:val="21"/>
+          <w:lang w:val="en-US"/>
+        </w:rPr>
+        <w:t>uuid</w:t>
+      </w:r>
+      <w:proofErr w:type="spellEnd"/>
+      <w:r>
+        <w:rPr>
+          <w:rFonts w:ascii="Consolas" w:eastAsia="Times New Roman" w:hAnsi="Consolas" w:cs="Times New Roman"/>
+          <w:color w:val="000000"/>
+          <w:sz w:val="21"/>
+          <w:szCs w:val="21"/>
+          <w:lang w:val="en-US"/>
+        </w:rPr>
+        <w:t xml:space="preserve"> </w:t>
+      </w:r>
+      <w:r>
+        <w:rPr>
+          <w:rFonts w:ascii="Consolas" w:eastAsia="Times New Roman" w:hAnsi="Consolas" w:cs="Times New Roman"/>
+          <w:color w:val="A22889"/>
+          <w:sz w:val="21"/>
+          <w:szCs w:val="21"/>
+          <w:lang w:val="en-US"/>
+        </w:rPr>
+        <w:t>id</w:t>
+      </w:r>
+      <w:r>
+        <w:rPr>
+          <w:rFonts w:ascii="Consolas" w:eastAsia="Times New Roman" w:hAnsi="Consolas" w:cs="Times New Roman"/>
+          <w:color w:val="000000"/>
+          <w:sz w:val="21"/>
+          <w:szCs w:val="21"/>
+          <w:lang w:val="en-US"/>
+        </w:rPr>
+        <w:t xml:space="preserve"> </w:t>
+      </w:r>
+      <w:r>
+        <w:rPr>
+          <w:rFonts w:ascii="Consolas" w:eastAsia="Times New Roman" w:hAnsi="Consolas" w:cs="Times New Roman"/>
+          <w:color w:val="A22889"/>
+          <w:sz w:val="21"/>
+          <w:szCs w:val="21"/>
+          <w:lang w:val="en-US"/>
+        </w:rPr>
+        <w:t>PK</w:t>
       </w:r>
     </w:p>
     <w:p>
@@ -38934,77 +39103,61 @@
           <w:szCs w:val="21"/>
           <w:lang w:val="en-US"/>
         </w:rPr>
-        <w:t xml:space="preserve">    </w:t>
-      </w:r>
-      <w:r>
-        <w:rPr>
-          <w:rFonts w:ascii="Consolas" w:eastAsia="Times New Roman" w:hAnsi="Consolas" w:cs="Times New Roman"/>
-          <w:color w:val="A22889"/>
-          <w:sz w:val="21"/>
-          <w:szCs w:val="21"/>
-          <w:lang w:val="en-US"/>
-        </w:rPr>
-        <w:t>USERS</w:t>
-      </w:r>
-      <w:r>
-        <w:rPr>
-          <w:rFonts w:ascii="Consolas" w:eastAsia="Times New Roman" w:hAnsi="Consolas" w:cs="Times New Roman"/>
-          <w:color w:val="000000"/>
-          <w:sz w:val="21"/>
-          <w:szCs w:val="21"/>
-          <w:lang w:val="en-US"/>
-        </w:rPr>
-        <w:t xml:space="preserve"> ||</w:t>
-      </w:r>
-      <w:r>
-        <w:rPr>
-          <w:rFonts w:ascii="Consolas" w:eastAsia="Times New Roman" w:hAnsi="Consolas" w:cs="Times New Roman"/>
-          <w:color w:val="A22889"/>
-          <w:sz w:val="21"/>
-          <w:szCs w:val="21"/>
-          <w:lang w:val="en-US"/>
-        </w:rPr>
-        <w:t>--o</w:t>
-      </w:r>
-      <w:r>
-        <w:rPr>
-          <w:rFonts w:ascii="Consolas" w:eastAsia="Times New Roman" w:hAnsi="Consolas" w:cs="Times New Roman"/>
-          <w:color w:val="000000"/>
-          <w:sz w:val="21"/>
-          <w:szCs w:val="21"/>
-          <w:lang w:val="en-US"/>
-        </w:rPr>
-        <w:t xml:space="preserve">{ </w:t>
-      </w:r>
-      <w:r>
-        <w:rPr>
-          <w:rFonts w:ascii="Consolas" w:eastAsia="Times New Roman" w:hAnsi="Consolas" w:cs="Times New Roman"/>
-          <w:color w:val="A22889"/>
-          <w:sz w:val="21"/>
-          <w:szCs w:val="21"/>
-          <w:lang w:val="en-US"/>
-        </w:rPr>
-        <w:t>MEALS</w:t>
-      </w:r>
-      <w:r>
-        <w:rPr>
-          <w:rFonts w:ascii="Consolas" w:eastAsia="Times New Roman" w:hAnsi="Consolas" w:cs="Times New Roman"/>
-          <w:color w:val="000000"/>
-          <w:sz w:val="21"/>
-          <w:szCs w:val="21"/>
-          <w:lang w:val="en-US"/>
-        </w:rPr>
-        <w:t xml:space="preserve"> : </w:t>
-      </w:r>
-      <w:r>
-        <w:rPr>
-          <w:rFonts w:ascii="Consolas" w:eastAsia="Times New Roman" w:hAnsi="Consolas" w:cs="Times New Roman"/>
-          <w:color w:val="A22889"/>
-          <w:sz w:val="21"/>
-          <w:szCs w:val="21"/>
-          <w:lang w:val="en-US"/>
-        </w:rPr>
-        <w:t>creates</w:t>
+        <w:t xml:space="preserve">        </w:t>
+      </w:r>
+      <w:proofErr w:type="spellStart"/>
+      <w:r>
+        <w:rPr>
+          <w:rFonts w:ascii="Consolas" w:eastAsia="Times New Roman" w:hAnsi="Consolas" w:cs="Times New Roman"/>
+          <w:color w:val="A22889"/>
+          <w:sz w:val="21"/>
+          <w:szCs w:val="21"/>
+          <w:lang w:val="en-US"/>
+        </w:rPr>
+        <w:t>uuid</w:t>
+      </w:r>
+      <w:proofErr w:type="spellEnd"/>
+      <w:r>
+        <w:rPr>
+          <w:rFonts w:ascii="Consolas" w:eastAsia="Times New Roman" w:hAnsi="Consolas" w:cs="Times New Roman"/>
+          <w:color w:val="000000"/>
+          <w:sz w:val="21"/>
+          <w:szCs w:val="21"/>
+          <w:lang w:val="en-US"/>
+        </w:rPr>
+        <w:t xml:space="preserve"> </w:t>
+      </w:r>
+      <w:proofErr w:type="spellStart"/>
+      <w:r>
+        <w:rPr>
+          <w:rFonts w:ascii="Consolas" w:eastAsia="Times New Roman" w:hAnsi="Consolas" w:cs="Times New Roman"/>
+          <w:color w:val="A22889"/>
+          <w:sz w:val="21"/>
+          <w:szCs w:val="21"/>
+          <w:lang w:val="en-US"/>
+        </w:rPr>
+        <w:t>user_id</w:t>
+      </w:r>
+      <w:proofErr w:type="spellEnd"/>
+      <w:r>
+        <w:rPr>
+          <w:rFonts w:ascii="Consolas" w:eastAsia="Times New Roman" w:hAnsi="Consolas" w:cs="Times New Roman"/>
+          <w:color w:val="000000"/>
+          <w:sz w:val="21"/>
+          <w:szCs w:val="21"/>
+          <w:lang w:val="en-US"/>
+        </w:rPr>
+        <w:t xml:space="preserve"> </w:t>
+      </w:r>
+      <w:r>
+        <w:rPr>
+          <w:rFonts w:ascii="Consolas" w:eastAsia="Times New Roman" w:hAnsi="Consolas" w:cs="Times New Roman"/>
+          <w:color w:val="A22889"/>
+          <w:sz w:val="21"/>
+          <w:szCs w:val="21"/>
+          <w:lang w:val="en-US"/>
+        </w:rPr>
+        <w:t>FK</w:t>
       </w:r>
     </w:p>
     <w:p>
@@ -39027,78 +39180,40 @@
           <w:szCs w:val="21"/>
           <w:lang w:val="en-US"/>
         </w:rPr>
-        <w:t xml:space="preserve">    </w:t>
-      </w:r>
-      <w:r>
-        <w:rPr>
-          <w:rFonts w:ascii="Consolas" w:eastAsia="Times New Roman" w:hAnsi="Consolas" w:cs="Times New Roman"/>
-          <w:color w:val="A22889"/>
-          <w:sz w:val="21"/>
-          <w:szCs w:val="21"/>
-          <w:lang w:val="en-US"/>
-        </w:rPr>
-        <w:t>USERS</w:t>
-      </w:r>
-      <w:r>
-        <w:rPr>
-          <w:rFonts w:ascii="Consolas" w:eastAsia="Times New Roman" w:hAnsi="Consolas" w:cs="Times New Roman"/>
-          <w:color w:val="000000"/>
-          <w:sz w:val="21"/>
-          <w:szCs w:val="21"/>
-          <w:lang w:val="en-US"/>
-        </w:rPr>
-        <w:t xml:space="preserve"> ||</w:t>
-      </w:r>
-      <w:r>
-        <w:rPr>
-          <w:rFonts w:ascii="Consolas" w:eastAsia="Times New Roman" w:hAnsi="Consolas" w:cs="Times New Roman"/>
-          <w:color w:val="A22889"/>
-          <w:sz w:val="21"/>
-          <w:szCs w:val="21"/>
-          <w:lang w:val="en-US"/>
-        </w:rPr>
-        <w:t>--o</w:t>
-      </w:r>
-      <w:r>
-        <w:rPr>
-          <w:rFonts w:ascii="Consolas" w:eastAsia="Times New Roman" w:hAnsi="Consolas" w:cs="Times New Roman"/>
-          <w:color w:val="000000"/>
-          <w:sz w:val="21"/>
-          <w:szCs w:val="21"/>
-          <w:lang w:val="en-US"/>
-        </w:rPr>
-        <w:t xml:space="preserve">{ </w:t>
-      </w:r>
-      <w:r>
-        <w:rPr>
-          <w:rFonts w:ascii="Consolas" w:eastAsia="Times New Roman" w:hAnsi="Consolas" w:cs="Times New Roman"/>
-          <w:color w:val="A22889"/>
-          <w:sz w:val="21"/>
-          <w:szCs w:val="21"/>
-          <w:lang w:val="en-US"/>
-        </w:rPr>
-        <w:t>CUSTOM_PRODUCTS</w:t>
-      </w:r>
-      <w:r>
-        <w:rPr>
-          <w:rFonts w:ascii="Consolas" w:eastAsia="Times New Roman" w:hAnsi="Consolas" w:cs="Times New Roman"/>
-          <w:color w:val="000000"/>
-          <w:sz w:val="21"/>
-          <w:szCs w:val="21"/>
-          <w:lang w:val="en-US"/>
-        </w:rPr>
-        <w:t xml:space="preserve"> : </w:t>
-      </w:r>
-      <w:r>
-        <w:rPr>
-          <w:rFonts w:ascii="Consolas" w:eastAsia="Times New Roman" w:hAnsi="Consolas" w:cs="Times New Roman"/>
-          <w:color w:val="A22889"/>
-          <w:sz w:val="21"/>
-          <w:szCs w:val="21"/>
-          <w:lang w:val="en-US"/>
-        </w:rPr>
-        <w:t>creates</w:t>
-      </w:r>
+        <w:t xml:space="preserve">        </w:t>
+      </w:r>
+      <w:r>
+        <w:rPr>
+          <w:rFonts w:ascii="Consolas" w:eastAsia="Times New Roman" w:hAnsi="Consolas" w:cs="Times New Roman"/>
+          <w:color w:val="A22889"/>
+          <w:sz w:val="21"/>
+          <w:szCs w:val="21"/>
+          <w:lang w:val="en-US"/>
+        </w:rPr>
+        <w:t>date</w:t>
+      </w:r>
+      <w:r>
+        <w:rPr>
+          <w:rFonts w:ascii="Consolas" w:eastAsia="Times New Roman" w:hAnsi="Consolas" w:cs="Times New Roman"/>
+          <w:color w:val="000000"/>
+          <w:sz w:val="21"/>
+          <w:szCs w:val="21"/>
+          <w:lang w:val="en-US"/>
+        </w:rPr>
+        <w:t xml:space="preserve"> </w:t>
+      </w:r>
+      <w:proofErr w:type="spellStart"/>
+      <w:r>
+        <w:rPr>
+          <w:rFonts w:ascii="Consolas" w:eastAsia="Times New Roman" w:hAnsi="Consolas" w:cs="Times New Roman"/>
+          <w:color w:val="A22889"/>
+          <w:sz w:val="21"/>
+          <w:szCs w:val="21"/>
+          <w:lang w:val="en-US"/>
+        </w:rPr>
+        <w:t>measurement_date</w:t>
+      </w:r>
+      <w:proofErr w:type="spellEnd"/>
     </w:p>
     <w:p>
       <w:pPr>
@@ -39120,78 +39235,40 @@
           <w:szCs w:val="21"/>
           <w:lang w:val="en-US"/>
         </w:rPr>
-        <w:t xml:space="preserve">    </w:t>
-      </w:r>
-      <w:r>
-        <w:rPr>
-          <w:rFonts w:ascii="Consolas" w:eastAsia="Times New Roman" w:hAnsi="Consolas" w:cs="Times New Roman"/>
-          <w:color w:val="A22889"/>
-          <w:sz w:val="21"/>
-          <w:szCs w:val="21"/>
-          <w:lang w:val="en-US"/>
-        </w:rPr>
-        <w:t>USERS</w:t>
-      </w:r>
-      <w:r>
-        <w:rPr>
-          <w:rFonts w:ascii="Consolas" w:eastAsia="Times New Roman" w:hAnsi="Consolas" w:cs="Times New Roman"/>
-          <w:color w:val="000000"/>
-          <w:sz w:val="21"/>
-          <w:szCs w:val="21"/>
-          <w:lang w:val="en-US"/>
-        </w:rPr>
-        <w:t xml:space="preserve"> ||</w:t>
-      </w:r>
-      <w:r>
-        <w:rPr>
-          <w:rFonts w:ascii="Consolas" w:eastAsia="Times New Roman" w:hAnsi="Consolas" w:cs="Times New Roman"/>
-          <w:color w:val="A22889"/>
-          <w:sz w:val="21"/>
-          <w:szCs w:val="21"/>
-          <w:lang w:val="en-US"/>
-        </w:rPr>
-        <w:t>--o</w:t>
-      </w:r>
-      <w:r>
-        <w:rPr>
-          <w:rFonts w:ascii="Consolas" w:eastAsia="Times New Roman" w:hAnsi="Consolas" w:cs="Times New Roman"/>
-          <w:color w:val="000000"/>
-          <w:sz w:val="21"/>
-          <w:szCs w:val="21"/>
-          <w:lang w:val="en-US"/>
-        </w:rPr>
-        <w:t xml:space="preserve">{ </w:t>
-      </w:r>
-      <w:r>
-        <w:rPr>
-          <w:rFonts w:ascii="Consolas" w:eastAsia="Times New Roman" w:hAnsi="Consolas" w:cs="Times New Roman"/>
-          <w:color w:val="A22889"/>
-          <w:sz w:val="21"/>
-          <w:szCs w:val="21"/>
-          <w:lang w:val="en-US"/>
-        </w:rPr>
-        <w:t>USER_DISLIKED_PRODUCTS</w:t>
-      </w:r>
-      <w:r>
-        <w:rPr>
-          <w:rFonts w:ascii="Consolas" w:eastAsia="Times New Roman" w:hAnsi="Consolas" w:cs="Times New Roman"/>
-          <w:color w:val="000000"/>
-          <w:sz w:val="21"/>
-          <w:szCs w:val="21"/>
-          <w:lang w:val="en-US"/>
-        </w:rPr>
-        <w:t xml:space="preserve"> : </w:t>
-      </w:r>
-      <w:r>
-        <w:rPr>
-          <w:rFonts w:ascii="Consolas" w:eastAsia="Times New Roman" w:hAnsi="Consolas" w:cs="Times New Roman"/>
-          <w:color w:val="A22889"/>
-          <w:sz w:val="21"/>
-          <w:szCs w:val="21"/>
-          <w:lang w:val="en-US"/>
-        </w:rPr>
-        <w:t>has</w:t>
-      </w:r>
+        <w:t xml:space="preserve">        </w:t>
+      </w:r>
+      <w:r>
+        <w:rPr>
+          <w:rFonts w:ascii="Consolas" w:eastAsia="Times New Roman" w:hAnsi="Consolas" w:cs="Times New Roman"/>
+          <w:color w:val="A22889"/>
+          <w:sz w:val="21"/>
+          <w:szCs w:val="21"/>
+          <w:lang w:val="en-US"/>
+        </w:rPr>
+        <w:t>decimal</w:t>
+      </w:r>
+      <w:r>
+        <w:rPr>
+          <w:rFonts w:ascii="Consolas" w:eastAsia="Times New Roman" w:hAnsi="Consolas" w:cs="Times New Roman"/>
+          <w:color w:val="000000"/>
+          <w:sz w:val="21"/>
+          <w:szCs w:val="21"/>
+          <w:lang w:val="en-US"/>
+        </w:rPr>
+        <w:t xml:space="preserve"> </w:t>
+      </w:r>
+      <w:proofErr w:type="spellStart"/>
+      <w:r>
+        <w:rPr>
+          <w:rFonts w:ascii="Consolas" w:eastAsia="Times New Roman" w:hAnsi="Consolas" w:cs="Times New Roman"/>
+          <w:color w:val="A22889"/>
+          <w:sz w:val="21"/>
+          <w:szCs w:val="21"/>
+          <w:lang w:val="en-US"/>
+        </w:rPr>
+        <w:t>weight_kg</w:t>
+      </w:r>
+      <w:proofErr w:type="spellEnd"/>
     </w:p>
     <w:p>
       <w:pPr>
@@ -39213,77 +39290,37 @@
           <w:szCs w:val="21"/>
           <w:lang w:val="en-US"/>
         </w:rPr>
-        <w:t xml:space="preserve">    </w:t>
-      </w:r>
-      <w:r>
-        <w:rPr>
-          <w:rFonts w:ascii="Consolas" w:eastAsia="Times New Roman" w:hAnsi="Consolas" w:cs="Times New Roman"/>
-          <w:color w:val="A22889"/>
-          <w:sz w:val="21"/>
-          <w:szCs w:val="21"/>
-          <w:lang w:val="en-US"/>
-        </w:rPr>
-        <w:t>USERS</w:t>
-      </w:r>
-      <w:r>
-        <w:rPr>
-          <w:rFonts w:ascii="Consolas" w:eastAsia="Times New Roman" w:hAnsi="Consolas" w:cs="Times New Roman"/>
-          <w:color w:val="000000"/>
-          <w:sz w:val="21"/>
-          <w:szCs w:val="21"/>
-          <w:lang w:val="en-US"/>
-        </w:rPr>
-        <w:t xml:space="preserve"> ||</w:t>
-      </w:r>
-      <w:r>
-        <w:rPr>
-          <w:rFonts w:ascii="Consolas" w:eastAsia="Times New Roman" w:hAnsi="Consolas" w:cs="Times New Roman"/>
-          <w:color w:val="A22889"/>
-          <w:sz w:val="21"/>
-          <w:szCs w:val="21"/>
-          <w:lang w:val="en-US"/>
-        </w:rPr>
-        <w:t>--o</w:t>
-      </w:r>
-      <w:r>
-        <w:rPr>
-          <w:rFonts w:ascii="Consolas" w:eastAsia="Times New Roman" w:hAnsi="Consolas" w:cs="Times New Roman"/>
-          <w:color w:val="000000"/>
-          <w:sz w:val="21"/>
-          <w:szCs w:val="21"/>
-          <w:lang w:val="en-US"/>
-        </w:rPr>
-        <w:t xml:space="preserve">{ </w:t>
-      </w:r>
-      <w:r>
-        <w:rPr>
-          <w:rFonts w:ascii="Consolas" w:eastAsia="Times New Roman" w:hAnsi="Consolas" w:cs="Times New Roman"/>
-          <w:color w:val="A22889"/>
-          <w:sz w:val="21"/>
-          <w:szCs w:val="21"/>
-          <w:lang w:val="en-US"/>
-        </w:rPr>
-        <w:t>FAVORITE_PRODUCTS</w:t>
-      </w:r>
-      <w:r>
-        <w:rPr>
-          <w:rFonts w:ascii="Consolas" w:eastAsia="Times New Roman" w:hAnsi="Consolas" w:cs="Times New Roman"/>
-          <w:color w:val="000000"/>
-          <w:sz w:val="21"/>
-          <w:szCs w:val="21"/>
-          <w:lang w:val="en-US"/>
-        </w:rPr>
-        <w:t xml:space="preserve"> : </w:t>
-      </w:r>
-      <w:r>
-        <w:rPr>
-          <w:rFonts w:ascii="Consolas" w:eastAsia="Times New Roman" w:hAnsi="Consolas" w:cs="Times New Roman"/>
-          <w:color w:val="A22889"/>
-          <w:sz w:val="21"/>
-          <w:szCs w:val="21"/>
-          <w:lang w:val="en-US"/>
-        </w:rPr>
-        <w:t>marks</w:t>
+        <w:t xml:space="preserve">        </w:t>
+      </w:r>
+      <w:r>
+        <w:rPr>
+          <w:rFonts w:ascii="Consolas" w:eastAsia="Times New Roman" w:hAnsi="Consolas" w:cs="Times New Roman"/>
+          <w:color w:val="A22889"/>
+          <w:sz w:val="21"/>
+          <w:szCs w:val="21"/>
+          <w:lang w:val="en-US"/>
+        </w:rPr>
+        <w:t>string</w:t>
+      </w:r>
+      <w:r>
+        <w:rPr>
+          <w:rFonts w:ascii="Consolas" w:eastAsia="Times New Roman" w:hAnsi="Consolas" w:cs="Times New Roman"/>
+          <w:color w:val="000000"/>
+          <w:sz w:val="21"/>
+          <w:szCs w:val="21"/>
+          <w:lang w:val="en-US"/>
+        </w:rPr>
+        <w:t xml:space="preserve"> </w:t>
+      </w:r>
+      <w:r>
+        <w:rPr>
+          <w:rFonts w:ascii="Consolas" w:eastAsia="Times New Roman" w:hAnsi="Consolas" w:cs="Times New Roman"/>
+          <w:color w:val="A22889"/>
+          <w:sz w:val="21"/>
+          <w:szCs w:val="21"/>
+          <w:lang w:val="en-US"/>
+        </w:rPr>
+        <w:t>note</w:t>
       </w:r>
     </w:p>
     <w:p>
@@ -39306,78 +39343,40 @@
           <w:szCs w:val="21"/>
           <w:lang w:val="en-US"/>
         </w:rPr>
-        <w:t xml:space="preserve">    </w:t>
-      </w:r>
-      <w:r>
-        <w:rPr>
-          <w:rFonts w:ascii="Consolas" w:eastAsia="Times New Roman" w:hAnsi="Consolas" w:cs="Times New Roman"/>
-          <w:color w:val="A22889"/>
-          <w:sz w:val="21"/>
-          <w:szCs w:val="21"/>
-          <w:lang w:val="en-US"/>
-        </w:rPr>
-        <w:t>USERS</w:t>
-      </w:r>
-      <w:r>
-        <w:rPr>
-          <w:rFonts w:ascii="Consolas" w:eastAsia="Times New Roman" w:hAnsi="Consolas" w:cs="Times New Roman"/>
-          <w:color w:val="000000"/>
-          <w:sz w:val="21"/>
-          <w:szCs w:val="21"/>
-          <w:lang w:val="en-US"/>
-        </w:rPr>
-        <w:t xml:space="preserve"> ||</w:t>
-      </w:r>
-      <w:r>
-        <w:rPr>
-          <w:rFonts w:ascii="Consolas" w:eastAsia="Times New Roman" w:hAnsi="Consolas" w:cs="Times New Roman"/>
-          <w:color w:val="A22889"/>
-          <w:sz w:val="21"/>
-          <w:szCs w:val="21"/>
-          <w:lang w:val="en-US"/>
-        </w:rPr>
-        <w:t>--o</w:t>
-      </w:r>
-      <w:r>
-        <w:rPr>
-          <w:rFonts w:ascii="Consolas" w:eastAsia="Times New Roman" w:hAnsi="Consolas" w:cs="Times New Roman"/>
-          <w:color w:val="000000"/>
-          <w:sz w:val="21"/>
-          <w:szCs w:val="21"/>
-          <w:lang w:val="en-US"/>
-        </w:rPr>
-        <w:t xml:space="preserve">{ </w:t>
-      </w:r>
-      <w:r>
-        <w:rPr>
-          <w:rFonts w:ascii="Consolas" w:eastAsia="Times New Roman" w:hAnsi="Consolas" w:cs="Times New Roman"/>
-          <w:color w:val="A22889"/>
-          <w:sz w:val="21"/>
-          <w:szCs w:val="21"/>
-          <w:lang w:val="en-US"/>
-        </w:rPr>
-        <w:t>USER_USDA_FAVORITES</w:t>
-      </w:r>
-      <w:r>
-        <w:rPr>
-          <w:rFonts w:ascii="Consolas" w:eastAsia="Times New Roman" w:hAnsi="Consolas" w:cs="Times New Roman"/>
-          <w:color w:val="000000"/>
-          <w:sz w:val="21"/>
-          <w:szCs w:val="21"/>
-          <w:lang w:val="en-US"/>
-        </w:rPr>
-        <w:t xml:space="preserve"> : </w:t>
-      </w:r>
-      <w:r>
-        <w:rPr>
-          <w:rFonts w:ascii="Consolas" w:eastAsia="Times New Roman" w:hAnsi="Consolas" w:cs="Times New Roman"/>
-          <w:color w:val="A22889"/>
-          <w:sz w:val="21"/>
-          <w:szCs w:val="21"/>
-          <w:lang w:val="en-US"/>
-        </w:rPr>
-        <w:t>marks</w:t>
-      </w:r>
+        <w:t xml:space="preserve">        </w:t>
+      </w:r>
+      <w:r>
+        <w:rPr>
+          <w:rFonts w:ascii="Consolas" w:eastAsia="Times New Roman" w:hAnsi="Consolas" w:cs="Times New Roman"/>
+          <w:color w:val="A22889"/>
+          <w:sz w:val="21"/>
+          <w:szCs w:val="21"/>
+          <w:lang w:val="en-US"/>
+        </w:rPr>
+        <w:t>timestamp</w:t>
+      </w:r>
+      <w:r>
+        <w:rPr>
+          <w:rFonts w:ascii="Consolas" w:eastAsia="Times New Roman" w:hAnsi="Consolas" w:cs="Times New Roman"/>
+          <w:color w:val="000000"/>
+          <w:sz w:val="21"/>
+          <w:szCs w:val="21"/>
+          <w:lang w:val="en-US"/>
+        </w:rPr>
+        <w:t xml:space="preserve"> </w:t>
+      </w:r>
+      <w:proofErr w:type="spellStart"/>
+      <w:r>
+        <w:rPr>
+          <w:rFonts w:ascii="Consolas" w:eastAsia="Times New Roman" w:hAnsi="Consolas" w:cs="Times New Roman"/>
+          <w:color w:val="A22889"/>
+          <w:sz w:val="21"/>
+          <w:szCs w:val="21"/>
+          <w:lang w:val="en-US"/>
+        </w:rPr>
+        <w:t>created_at</w:t>
+      </w:r>
+      <w:proofErr w:type="spellEnd"/>
     </w:p>
     <w:p>
       <w:pPr>
@@ -39399,77 +39398,7 @@
           <w:szCs w:val="21"/>
           <w:lang w:val="en-US"/>
         </w:rPr>
-        <w:t xml:space="preserve">    </w:t>
-      </w:r>
-      <w:r>
-        <w:rPr>
-          <w:rFonts w:ascii="Consolas" w:eastAsia="Times New Roman" w:hAnsi="Consolas" w:cs="Times New Roman"/>
-          <w:color w:val="A22889"/>
-          <w:sz w:val="21"/>
-          <w:szCs w:val="21"/>
-          <w:lang w:val="en-US"/>
-        </w:rPr>
-        <w:t>MEALS</w:t>
-      </w:r>
-      <w:r>
-        <w:rPr>
-          <w:rFonts w:ascii="Consolas" w:eastAsia="Times New Roman" w:hAnsi="Consolas" w:cs="Times New Roman"/>
-          <w:color w:val="000000"/>
-          <w:sz w:val="21"/>
-          <w:szCs w:val="21"/>
-          <w:lang w:val="en-US"/>
-        </w:rPr>
-        <w:t xml:space="preserve"> ||</w:t>
-      </w:r>
-      <w:r>
-        <w:rPr>
-          <w:rFonts w:ascii="Consolas" w:eastAsia="Times New Roman" w:hAnsi="Consolas" w:cs="Times New Roman"/>
-          <w:color w:val="A22889"/>
-          <w:sz w:val="21"/>
-          <w:szCs w:val="21"/>
-          <w:lang w:val="en-US"/>
-        </w:rPr>
-        <w:t>--o</w:t>
-      </w:r>
-      <w:r>
-        <w:rPr>
-          <w:rFonts w:ascii="Consolas" w:eastAsia="Times New Roman" w:hAnsi="Consolas" w:cs="Times New Roman"/>
-          <w:color w:val="000000"/>
-          <w:sz w:val="21"/>
-          <w:szCs w:val="21"/>
-          <w:lang w:val="en-US"/>
-        </w:rPr>
-        <w:t xml:space="preserve">{ </w:t>
-      </w:r>
-      <w:r>
-        <w:rPr>
-          <w:rFonts w:ascii="Consolas" w:eastAsia="Times New Roman" w:hAnsi="Consolas" w:cs="Times New Roman"/>
-          <w:color w:val="A22889"/>
-          <w:sz w:val="21"/>
-          <w:szCs w:val="21"/>
-          <w:lang w:val="en-US"/>
-        </w:rPr>
-        <w:t>MEAL_ENTRIES</w:t>
-      </w:r>
-      <w:r>
-        <w:rPr>
-          <w:rFonts w:ascii="Consolas" w:eastAsia="Times New Roman" w:hAnsi="Consolas" w:cs="Times New Roman"/>
-          <w:color w:val="000000"/>
-          <w:sz w:val="21"/>
-          <w:szCs w:val="21"/>
-          <w:lang w:val="en-US"/>
-        </w:rPr>
-        <w:t xml:space="preserve"> : </w:t>
-      </w:r>
-      <w:r>
-        <w:rPr>
-          <w:rFonts w:ascii="Consolas" w:eastAsia="Times New Roman" w:hAnsi="Consolas" w:cs="Times New Roman"/>
-          <w:color w:val="A22889"/>
-          <w:sz w:val="21"/>
-          <w:szCs w:val="21"/>
-          <w:lang w:val="en-US"/>
-        </w:rPr>
-        <w:t>contains</w:t>
+        <w:t>    }</w:t>
       </w:r>
     </w:p>
     <w:p>
@@ -39484,86 +39413,6 @@
           <w:lang w:val="en-US"/>
         </w:rPr>
       </w:pPr>
-      <w:r>
-        <w:rPr>
-          <w:rFonts w:ascii="Consolas" w:eastAsia="Times New Roman" w:hAnsi="Consolas" w:cs="Times New Roman"/>
-          <w:color w:val="000000"/>
-          <w:sz w:val="21"/>
-          <w:szCs w:val="21"/>
-          <w:lang w:val="en-US"/>
-        </w:rPr>
-        <w:t xml:space="preserve">    </w:t>
-      </w:r>
-      <w:r>
-        <w:rPr>
-          <w:rFonts w:ascii="Consolas" w:eastAsia="Times New Roman" w:hAnsi="Consolas" w:cs="Times New Roman"/>
-          <w:color w:val="A22889"/>
-          <w:sz w:val="21"/>
-          <w:szCs w:val="21"/>
-          <w:lang w:val="en-US"/>
-        </w:rPr>
-        <w:t>USDA_PRODUCTS</w:t>
-      </w:r>
-      <w:r>
-        <w:rPr>
-          <w:rFonts w:ascii="Consolas" w:eastAsia="Times New Roman" w:hAnsi="Consolas" w:cs="Times New Roman"/>
-          <w:color w:val="000000"/>
-          <w:sz w:val="21"/>
-          <w:szCs w:val="21"/>
-          <w:lang w:val="en-US"/>
-        </w:rPr>
-        <w:t xml:space="preserve"> ||</w:t>
-      </w:r>
-      <w:r>
-        <w:rPr>
-          <w:rFonts w:ascii="Consolas" w:eastAsia="Times New Roman" w:hAnsi="Consolas" w:cs="Times New Roman"/>
-          <w:color w:val="A22889"/>
-          <w:sz w:val="21"/>
-          <w:szCs w:val="21"/>
-          <w:lang w:val="en-US"/>
-        </w:rPr>
-        <w:t>--o</w:t>
-      </w:r>
-      <w:r>
-        <w:rPr>
-          <w:rFonts w:ascii="Consolas" w:eastAsia="Times New Roman" w:hAnsi="Consolas" w:cs="Times New Roman"/>
-          <w:color w:val="000000"/>
-          <w:sz w:val="21"/>
-          <w:szCs w:val="21"/>
-          <w:lang w:val="en-US"/>
-        </w:rPr>
-        <w:t xml:space="preserve">{ </w:t>
-      </w:r>
-      <w:r>
-        <w:rPr>
-          <w:rFonts w:ascii="Consolas" w:eastAsia="Times New Roman" w:hAnsi="Consolas" w:cs="Times New Roman"/>
-          <w:color w:val="A22889"/>
-          <w:sz w:val="21"/>
-          <w:szCs w:val="21"/>
-          <w:lang w:val="en-US"/>
-        </w:rPr>
-        <w:t>MEAL_ENTRIES</w:t>
-      </w:r>
-      <w:r>
-        <w:rPr>
-          <w:rFonts w:ascii="Consolas" w:eastAsia="Times New Roman" w:hAnsi="Consolas" w:cs="Times New Roman"/>
-          <w:color w:val="000000"/>
-          <w:sz w:val="21"/>
-          <w:szCs w:val="21"/>
-          <w:lang w:val="en-US"/>
-        </w:rPr>
-        <w:t xml:space="preserve"> : </w:t>
-      </w:r>
-      <w:r>
-        <w:rPr>
-          <w:rFonts w:ascii="Consolas" w:eastAsia="Times New Roman" w:hAnsi="Consolas" w:cs="Times New Roman"/>
-          <w:color w:val="A22889"/>
-          <w:sz w:val="21"/>
-          <w:szCs w:val="21"/>
-          <w:lang w:val="en-US"/>
-        </w:rPr>
-        <w:t>referenced_by</w:t>
-      </w:r>
     </w:p>
     <w:p>
       <w:pPr>
@@ -39595,7 +39444,7 @@
           <w:szCs w:val="21"/>
           <w:lang w:val="en-US"/>
         </w:rPr>
-        <w:t>CUSTOM_PRODUCTS</w:t>
+        <w:t>USERS</w:t>
       </w:r>
       <w:r>
         <w:rPr>
@@ -39615,27 +39464,27 @@
           <w:szCs w:val="21"/>
           <w:lang w:val="en-US"/>
         </w:rPr>
-        <w:t>--o</w:t>
-      </w:r>
-      <w:r>
-        <w:rPr>
-          <w:rFonts w:ascii="Consolas" w:eastAsia="Times New Roman" w:hAnsi="Consolas" w:cs="Times New Roman"/>
-          <w:color w:val="000000"/>
-          <w:sz w:val="21"/>
-          <w:szCs w:val="21"/>
-          <w:lang w:val="en-US"/>
-        </w:rPr>
-        <w:t xml:space="preserve">{ </w:t>
-      </w:r>
-      <w:r>
-        <w:rPr>
-          <w:rFonts w:ascii="Consolas" w:eastAsia="Times New Roman" w:hAnsi="Consolas" w:cs="Times New Roman"/>
-          <w:color w:val="A22889"/>
-          <w:sz w:val="21"/>
-          <w:szCs w:val="21"/>
-          <w:lang w:val="en-US"/>
-        </w:rPr>
-        <w:t>MEAL_ENTRIES</w:t>
+        <w:t>--</w:t>
+      </w:r>
+      <w:r>
+        <w:rPr>
+          <w:rFonts w:ascii="Consolas" w:eastAsia="Times New Roman" w:hAnsi="Consolas" w:cs="Times New Roman"/>
+          <w:color w:val="000000"/>
+          <w:sz w:val="21"/>
+          <w:szCs w:val="21"/>
+          <w:lang w:val="en-US"/>
+        </w:rPr>
+        <w:t xml:space="preserve">|| </w:t>
+      </w:r>
+      <w:r>
+        <w:rPr>
+          <w:rFonts w:ascii="Consolas" w:eastAsia="Times New Roman" w:hAnsi="Consolas" w:cs="Times New Roman"/>
+          <w:color w:val="A22889"/>
+          <w:sz w:val="21"/>
+          <w:szCs w:val="21"/>
+          <w:lang w:val="en-US"/>
+        </w:rPr>
+        <w:t>PROFILES</w:t>
       </w:r>
       <w:r>
         <w:rPr>
@@ -39655,7 +39504,7 @@
           <w:szCs w:val="21"/>
           <w:lang w:val="en-US"/>
         </w:rPr>
-        <w:t>referenced_by</w:t>
+        <w:t>has</w:t>
       </w:r>
     </w:p>
     <w:p>
@@ -39688,7 +39537,7 @@
           <w:szCs w:val="21"/>
           <w:lang w:val="en-US"/>
         </w:rPr>
-        <w:t>PRODUCTS</w:t>
+        <w:t>USERS</w:t>
       </w:r>
       <w:r>
         <w:rPr>
@@ -39728,7 +39577,7 @@
           <w:szCs w:val="21"/>
           <w:lang w:val="en-US"/>
         </w:rPr>
-        <w:t>FAVORITE_PRODUCTS</w:t>
+        <w:t>MEALS</w:t>
       </w:r>
       <w:r>
         <w:rPr>
@@ -39748,7 +39597,7 @@
           <w:szCs w:val="21"/>
           <w:lang w:val="en-US"/>
         </w:rPr>
-        <w:t>included_in</w:t>
+        <w:t>creates</w:t>
       </w:r>
     </w:p>
     <w:p>
@@ -39781,6 +39630,564 @@
           <w:szCs w:val="21"/>
           <w:lang w:val="en-US"/>
         </w:rPr>
+        <w:t>USERS</w:t>
+      </w:r>
+      <w:r>
+        <w:rPr>
+          <w:rFonts w:ascii="Consolas" w:eastAsia="Times New Roman" w:hAnsi="Consolas" w:cs="Times New Roman"/>
+          <w:color w:val="000000"/>
+          <w:sz w:val="21"/>
+          <w:szCs w:val="21"/>
+          <w:lang w:val="en-US"/>
+        </w:rPr>
+        <w:t xml:space="preserve"> ||</w:t>
+      </w:r>
+      <w:r>
+        <w:rPr>
+          <w:rFonts w:ascii="Consolas" w:eastAsia="Times New Roman" w:hAnsi="Consolas" w:cs="Times New Roman"/>
+          <w:color w:val="A22889"/>
+          <w:sz w:val="21"/>
+          <w:szCs w:val="21"/>
+          <w:lang w:val="en-US"/>
+        </w:rPr>
+        <w:t>--o</w:t>
+      </w:r>
+      <w:r>
+        <w:rPr>
+          <w:rFonts w:ascii="Consolas" w:eastAsia="Times New Roman" w:hAnsi="Consolas" w:cs="Times New Roman"/>
+          <w:color w:val="000000"/>
+          <w:sz w:val="21"/>
+          <w:szCs w:val="21"/>
+          <w:lang w:val="en-US"/>
+        </w:rPr>
+        <w:t xml:space="preserve">{ </w:t>
+      </w:r>
+      <w:r>
+        <w:rPr>
+          <w:rFonts w:ascii="Consolas" w:eastAsia="Times New Roman" w:hAnsi="Consolas" w:cs="Times New Roman"/>
+          <w:color w:val="A22889"/>
+          <w:sz w:val="21"/>
+          <w:szCs w:val="21"/>
+          <w:lang w:val="en-US"/>
+        </w:rPr>
+        <w:t>CUSTOM_PRODUCTS</w:t>
+      </w:r>
+      <w:r>
+        <w:rPr>
+          <w:rFonts w:ascii="Consolas" w:eastAsia="Times New Roman" w:hAnsi="Consolas" w:cs="Times New Roman"/>
+          <w:color w:val="000000"/>
+          <w:sz w:val="21"/>
+          <w:szCs w:val="21"/>
+          <w:lang w:val="en-US"/>
+        </w:rPr>
+        <w:t xml:space="preserve"> : </w:t>
+      </w:r>
+      <w:r>
+        <w:rPr>
+          <w:rFonts w:ascii="Consolas" w:eastAsia="Times New Roman" w:hAnsi="Consolas" w:cs="Times New Roman"/>
+          <w:color w:val="A22889"/>
+          <w:sz w:val="21"/>
+          <w:szCs w:val="21"/>
+          <w:lang w:val="en-US"/>
+        </w:rPr>
+        <w:t>creates</w:t>
+      </w:r>
+    </w:p>
+    <w:p>
+      <w:pPr>
+        <w:shd w:val="clear" w:color="auto" w:fill="FFFFFE"/>
+        <w:spacing w:line="285" w:lineRule="atLeast"/>
+        <w:rPr>
+          <w:rFonts w:ascii="Consolas" w:eastAsia="Times New Roman" w:hAnsi="Consolas" w:cs="Times New Roman"/>
+          <w:color w:val="000000"/>
+          <w:sz w:val="21"/>
+          <w:szCs w:val="21"/>
+          <w:lang w:val="en-US"/>
+        </w:rPr>
+      </w:pPr>
+      <w:r>
+        <w:rPr>
+          <w:rFonts w:ascii="Consolas" w:eastAsia="Times New Roman" w:hAnsi="Consolas" w:cs="Times New Roman"/>
+          <w:color w:val="000000"/>
+          <w:sz w:val="21"/>
+          <w:szCs w:val="21"/>
+          <w:lang w:val="en-US"/>
+        </w:rPr>
+        <w:t xml:space="preserve">    </w:t>
+      </w:r>
+      <w:r>
+        <w:rPr>
+          <w:rFonts w:ascii="Consolas" w:eastAsia="Times New Roman" w:hAnsi="Consolas" w:cs="Times New Roman"/>
+          <w:color w:val="A22889"/>
+          <w:sz w:val="21"/>
+          <w:szCs w:val="21"/>
+          <w:lang w:val="en-US"/>
+        </w:rPr>
+        <w:t>USERS</w:t>
+      </w:r>
+      <w:r>
+        <w:rPr>
+          <w:rFonts w:ascii="Consolas" w:eastAsia="Times New Roman" w:hAnsi="Consolas" w:cs="Times New Roman"/>
+          <w:color w:val="000000"/>
+          <w:sz w:val="21"/>
+          <w:szCs w:val="21"/>
+          <w:lang w:val="en-US"/>
+        </w:rPr>
+        <w:t xml:space="preserve"> ||</w:t>
+      </w:r>
+      <w:r>
+        <w:rPr>
+          <w:rFonts w:ascii="Consolas" w:eastAsia="Times New Roman" w:hAnsi="Consolas" w:cs="Times New Roman"/>
+          <w:color w:val="A22889"/>
+          <w:sz w:val="21"/>
+          <w:szCs w:val="21"/>
+          <w:lang w:val="en-US"/>
+        </w:rPr>
+        <w:t>--o</w:t>
+      </w:r>
+      <w:r>
+        <w:rPr>
+          <w:rFonts w:ascii="Consolas" w:eastAsia="Times New Roman" w:hAnsi="Consolas" w:cs="Times New Roman"/>
+          <w:color w:val="000000"/>
+          <w:sz w:val="21"/>
+          <w:szCs w:val="21"/>
+          <w:lang w:val="en-US"/>
+        </w:rPr>
+        <w:t xml:space="preserve">{ </w:t>
+      </w:r>
+      <w:r>
+        <w:rPr>
+          <w:rFonts w:ascii="Consolas" w:eastAsia="Times New Roman" w:hAnsi="Consolas" w:cs="Times New Roman"/>
+          <w:color w:val="A22889"/>
+          <w:sz w:val="21"/>
+          <w:szCs w:val="21"/>
+          <w:lang w:val="en-US"/>
+        </w:rPr>
+        <w:t>USER_DISLIKED_PRODUCTS</w:t>
+      </w:r>
+      <w:r>
+        <w:rPr>
+          <w:rFonts w:ascii="Consolas" w:eastAsia="Times New Roman" w:hAnsi="Consolas" w:cs="Times New Roman"/>
+          <w:color w:val="000000"/>
+          <w:sz w:val="21"/>
+          <w:szCs w:val="21"/>
+          <w:lang w:val="en-US"/>
+        </w:rPr>
+        <w:t xml:space="preserve"> : </w:t>
+      </w:r>
+      <w:r>
+        <w:rPr>
+          <w:rFonts w:ascii="Consolas" w:eastAsia="Times New Roman" w:hAnsi="Consolas" w:cs="Times New Roman"/>
+          <w:color w:val="A22889"/>
+          <w:sz w:val="21"/>
+          <w:szCs w:val="21"/>
+          <w:lang w:val="en-US"/>
+        </w:rPr>
+        <w:t>has</w:t>
+      </w:r>
+    </w:p>
+    <w:p>
+      <w:pPr>
+        <w:shd w:val="clear" w:color="auto" w:fill="FFFFFE"/>
+        <w:spacing w:line="285" w:lineRule="atLeast"/>
+        <w:rPr>
+          <w:rFonts w:ascii="Consolas" w:eastAsia="Times New Roman" w:hAnsi="Consolas" w:cs="Times New Roman"/>
+          <w:color w:val="000000"/>
+          <w:sz w:val="21"/>
+          <w:szCs w:val="21"/>
+          <w:lang w:val="en-US"/>
+        </w:rPr>
+      </w:pPr>
+      <w:r>
+        <w:rPr>
+          <w:rFonts w:ascii="Consolas" w:eastAsia="Times New Roman" w:hAnsi="Consolas" w:cs="Times New Roman"/>
+          <w:color w:val="000000"/>
+          <w:sz w:val="21"/>
+          <w:szCs w:val="21"/>
+          <w:lang w:val="en-US"/>
+        </w:rPr>
+        <w:t xml:space="preserve">    </w:t>
+      </w:r>
+      <w:r>
+        <w:rPr>
+          <w:rFonts w:ascii="Consolas" w:eastAsia="Times New Roman" w:hAnsi="Consolas" w:cs="Times New Roman"/>
+          <w:color w:val="A22889"/>
+          <w:sz w:val="21"/>
+          <w:szCs w:val="21"/>
+          <w:lang w:val="en-US"/>
+        </w:rPr>
+        <w:t>USERS</w:t>
+      </w:r>
+      <w:r>
+        <w:rPr>
+          <w:rFonts w:ascii="Consolas" w:eastAsia="Times New Roman" w:hAnsi="Consolas" w:cs="Times New Roman"/>
+          <w:color w:val="000000"/>
+          <w:sz w:val="21"/>
+          <w:szCs w:val="21"/>
+          <w:lang w:val="en-US"/>
+        </w:rPr>
+        <w:t xml:space="preserve"> ||</w:t>
+      </w:r>
+      <w:r>
+        <w:rPr>
+          <w:rFonts w:ascii="Consolas" w:eastAsia="Times New Roman" w:hAnsi="Consolas" w:cs="Times New Roman"/>
+          <w:color w:val="A22889"/>
+          <w:sz w:val="21"/>
+          <w:szCs w:val="21"/>
+          <w:lang w:val="en-US"/>
+        </w:rPr>
+        <w:t>--o</w:t>
+      </w:r>
+      <w:r>
+        <w:rPr>
+          <w:rFonts w:ascii="Consolas" w:eastAsia="Times New Roman" w:hAnsi="Consolas" w:cs="Times New Roman"/>
+          <w:color w:val="000000"/>
+          <w:sz w:val="21"/>
+          <w:szCs w:val="21"/>
+          <w:lang w:val="en-US"/>
+        </w:rPr>
+        <w:t xml:space="preserve">{ </w:t>
+      </w:r>
+      <w:r>
+        <w:rPr>
+          <w:rFonts w:ascii="Consolas" w:eastAsia="Times New Roman" w:hAnsi="Consolas" w:cs="Times New Roman"/>
+          <w:color w:val="A22889"/>
+          <w:sz w:val="21"/>
+          <w:szCs w:val="21"/>
+          <w:lang w:val="en-US"/>
+        </w:rPr>
+        <w:t>FAVORITE_PRODUCTS</w:t>
+      </w:r>
+      <w:r>
+        <w:rPr>
+          <w:rFonts w:ascii="Consolas" w:eastAsia="Times New Roman" w:hAnsi="Consolas" w:cs="Times New Roman"/>
+          <w:color w:val="000000"/>
+          <w:sz w:val="21"/>
+          <w:szCs w:val="21"/>
+          <w:lang w:val="en-US"/>
+        </w:rPr>
+        <w:t xml:space="preserve"> : </w:t>
+      </w:r>
+      <w:r>
+        <w:rPr>
+          <w:rFonts w:ascii="Consolas" w:eastAsia="Times New Roman" w:hAnsi="Consolas" w:cs="Times New Roman"/>
+          <w:color w:val="A22889"/>
+          <w:sz w:val="21"/>
+          <w:szCs w:val="21"/>
+          <w:lang w:val="en-US"/>
+        </w:rPr>
+        <w:t>marks</w:t>
+      </w:r>
+    </w:p>
+    <w:p>
+      <w:pPr>
+        <w:shd w:val="clear" w:color="auto" w:fill="FFFFFE"/>
+        <w:spacing w:line="285" w:lineRule="atLeast"/>
+        <w:rPr>
+          <w:rFonts w:ascii="Consolas" w:eastAsia="Times New Roman" w:hAnsi="Consolas" w:cs="Times New Roman"/>
+          <w:color w:val="000000"/>
+          <w:sz w:val="21"/>
+          <w:szCs w:val="21"/>
+          <w:lang w:val="en-US"/>
+        </w:rPr>
+      </w:pPr>
+      <w:r>
+        <w:rPr>
+          <w:rFonts w:ascii="Consolas" w:eastAsia="Times New Roman" w:hAnsi="Consolas" w:cs="Times New Roman"/>
+          <w:color w:val="000000"/>
+          <w:sz w:val="21"/>
+          <w:szCs w:val="21"/>
+          <w:lang w:val="en-US"/>
+        </w:rPr>
+        <w:t xml:space="preserve">    </w:t>
+      </w:r>
+      <w:r>
+        <w:rPr>
+          <w:rFonts w:ascii="Consolas" w:eastAsia="Times New Roman" w:hAnsi="Consolas" w:cs="Times New Roman"/>
+          <w:color w:val="A22889"/>
+          <w:sz w:val="21"/>
+          <w:szCs w:val="21"/>
+          <w:lang w:val="en-US"/>
+        </w:rPr>
+        <w:t>USERS</w:t>
+      </w:r>
+      <w:r>
+        <w:rPr>
+          <w:rFonts w:ascii="Consolas" w:eastAsia="Times New Roman" w:hAnsi="Consolas" w:cs="Times New Roman"/>
+          <w:color w:val="000000"/>
+          <w:sz w:val="21"/>
+          <w:szCs w:val="21"/>
+          <w:lang w:val="en-US"/>
+        </w:rPr>
+        <w:t xml:space="preserve"> ||</w:t>
+      </w:r>
+      <w:r>
+        <w:rPr>
+          <w:rFonts w:ascii="Consolas" w:eastAsia="Times New Roman" w:hAnsi="Consolas" w:cs="Times New Roman"/>
+          <w:color w:val="A22889"/>
+          <w:sz w:val="21"/>
+          <w:szCs w:val="21"/>
+          <w:lang w:val="en-US"/>
+        </w:rPr>
+        <w:t>--o</w:t>
+      </w:r>
+      <w:r>
+        <w:rPr>
+          <w:rFonts w:ascii="Consolas" w:eastAsia="Times New Roman" w:hAnsi="Consolas" w:cs="Times New Roman"/>
+          <w:color w:val="000000"/>
+          <w:sz w:val="21"/>
+          <w:szCs w:val="21"/>
+          <w:lang w:val="en-US"/>
+        </w:rPr>
+        <w:t xml:space="preserve">{ </w:t>
+      </w:r>
+      <w:r>
+        <w:rPr>
+          <w:rFonts w:ascii="Consolas" w:eastAsia="Times New Roman" w:hAnsi="Consolas" w:cs="Times New Roman"/>
+          <w:color w:val="A22889"/>
+          <w:sz w:val="21"/>
+          <w:szCs w:val="21"/>
+          <w:lang w:val="en-US"/>
+        </w:rPr>
+        <w:t>USER_USDA_FAVORITES</w:t>
+      </w:r>
+      <w:r>
+        <w:rPr>
+          <w:rFonts w:ascii="Consolas" w:eastAsia="Times New Roman" w:hAnsi="Consolas" w:cs="Times New Roman"/>
+          <w:color w:val="000000"/>
+          <w:sz w:val="21"/>
+          <w:szCs w:val="21"/>
+          <w:lang w:val="en-US"/>
+        </w:rPr>
+        <w:t xml:space="preserve"> : </w:t>
+      </w:r>
+      <w:r>
+        <w:rPr>
+          <w:rFonts w:ascii="Consolas" w:eastAsia="Times New Roman" w:hAnsi="Consolas" w:cs="Times New Roman"/>
+          <w:color w:val="A22889"/>
+          <w:sz w:val="21"/>
+          <w:szCs w:val="21"/>
+          <w:lang w:val="en-US"/>
+        </w:rPr>
+        <w:t>marks</w:t>
+      </w:r>
+    </w:p>
+    <w:p>
+      <w:pPr>
+        <w:shd w:val="clear" w:color="auto" w:fill="FFFFFE"/>
+        <w:spacing w:line="285" w:lineRule="atLeast"/>
+        <w:rPr>
+          <w:rFonts w:ascii="Consolas" w:eastAsia="Times New Roman" w:hAnsi="Consolas" w:cs="Times New Roman"/>
+          <w:color w:val="000000"/>
+          <w:sz w:val="21"/>
+          <w:szCs w:val="21"/>
+          <w:lang w:val="en-US"/>
+        </w:rPr>
+      </w:pPr>
+      <w:r>
+        <w:rPr>
+          <w:rFonts w:ascii="Consolas" w:eastAsia="Times New Roman" w:hAnsi="Consolas" w:cs="Times New Roman"/>
+          <w:color w:val="000000"/>
+          <w:sz w:val="21"/>
+          <w:szCs w:val="21"/>
+          <w:lang w:val="en-US"/>
+        </w:rPr>
+        <w:t xml:space="preserve">    </w:t>
+      </w:r>
+      <w:r>
+        <w:rPr>
+          <w:rFonts w:ascii="Consolas" w:eastAsia="Times New Roman" w:hAnsi="Consolas" w:cs="Times New Roman"/>
+          <w:color w:val="A22889"/>
+          <w:sz w:val="21"/>
+          <w:szCs w:val="21"/>
+          <w:lang w:val="en-US"/>
+        </w:rPr>
+        <w:t>USERS</w:t>
+      </w:r>
+      <w:r>
+        <w:rPr>
+          <w:rFonts w:ascii="Consolas" w:eastAsia="Times New Roman" w:hAnsi="Consolas" w:cs="Times New Roman"/>
+          <w:color w:val="000000"/>
+          <w:sz w:val="21"/>
+          <w:szCs w:val="21"/>
+          <w:lang w:val="en-US"/>
+        </w:rPr>
+        <w:t xml:space="preserve"> ||</w:t>
+      </w:r>
+      <w:r>
+        <w:rPr>
+          <w:rFonts w:ascii="Consolas" w:eastAsia="Times New Roman" w:hAnsi="Consolas" w:cs="Times New Roman"/>
+          <w:color w:val="A22889"/>
+          <w:sz w:val="21"/>
+          <w:szCs w:val="21"/>
+          <w:lang w:val="en-US"/>
+        </w:rPr>
+        <w:t>--o</w:t>
+      </w:r>
+      <w:r>
+        <w:rPr>
+          <w:rFonts w:ascii="Consolas" w:eastAsia="Times New Roman" w:hAnsi="Consolas" w:cs="Times New Roman"/>
+          <w:color w:val="000000"/>
+          <w:sz w:val="21"/>
+          <w:szCs w:val="21"/>
+          <w:lang w:val="en-US"/>
+        </w:rPr>
+        <w:t xml:space="preserve">{ </w:t>
+      </w:r>
+      <w:r>
+        <w:rPr>
+          <w:rFonts w:ascii="Consolas" w:eastAsia="Times New Roman" w:hAnsi="Consolas" w:cs="Times New Roman"/>
+          <w:color w:val="A22889"/>
+          <w:sz w:val="21"/>
+          <w:szCs w:val="21"/>
+          <w:lang w:val="en-US"/>
+        </w:rPr>
+        <w:t>WEIGHT_MEASUREMENTS</w:t>
+      </w:r>
+      <w:r>
+        <w:rPr>
+          <w:rFonts w:ascii="Consolas" w:eastAsia="Times New Roman" w:hAnsi="Consolas" w:cs="Times New Roman"/>
+          <w:color w:val="000000"/>
+          <w:sz w:val="21"/>
+          <w:szCs w:val="21"/>
+          <w:lang w:val="en-US"/>
+        </w:rPr>
+        <w:t xml:space="preserve"> : </w:t>
+      </w:r>
+      <w:r>
+        <w:rPr>
+          <w:rFonts w:ascii="Consolas" w:eastAsia="Times New Roman" w:hAnsi="Consolas" w:cs="Times New Roman"/>
+          <w:color w:val="A22889"/>
+          <w:sz w:val="21"/>
+          <w:szCs w:val="21"/>
+          <w:lang w:val="en-US"/>
+        </w:rPr>
+        <w:t>tracks</w:t>
+      </w:r>
+    </w:p>
+    <w:p>
+      <w:pPr>
+        <w:shd w:val="clear" w:color="auto" w:fill="FFFFFE"/>
+        <w:spacing w:line="285" w:lineRule="atLeast"/>
+        <w:rPr>
+          <w:rFonts w:ascii="Consolas" w:eastAsia="Times New Roman" w:hAnsi="Consolas" w:cs="Times New Roman"/>
+          <w:color w:val="000000"/>
+          <w:sz w:val="21"/>
+          <w:szCs w:val="21"/>
+          <w:lang w:val="en-US"/>
+        </w:rPr>
+      </w:pPr>
+      <w:r>
+        <w:rPr>
+          <w:rFonts w:ascii="Consolas" w:eastAsia="Times New Roman" w:hAnsi="Consolas" w:cs="Times New Roman"/>
+          <w:color w:val="000000"/>
+          <w:sz w:val="21"/>
+          <w:szCs w:val="21"/>
+          <w:lang w:val="en-US"/>
+        </w:rPr>
+        <w:t xml:space="preserve">    </w:t>
+      </w:r>
+      <w:r>
+        <w:rPr>
+          <w:rFonts w:ascii="Consolas" w:eastAsia="Times New Roman" w:hAnsi="Consolas" w:cs="Times New Roman"/>
+          <w:color w:val="A22889"/>
+          <w:sz w:val="21"/>
+          <w:szCs w:val="21"/>
+          <w:lang w:val="en-US"/>
+        </w:rPr>
+        <w:t>MEALS</w:t>
+      </w:r>
+      <w:r>
+        <w:rPr>
+          <w:rFonts w:ascii="Consolas" w:eastAsia="Times New Roman" w:hAnsi="Consolas" w:cs="Times New Roman"/>
+          <w:color w:val="000000"/>
+          <w:sz w:val="21"/>
+          <w:szCs w:val="21"/>
+          <w:lang w:val="en-US"/>
+        </w:rPr>
+        <w:t xml:space="preserve"> ||</w:t>
+      </w:r>
+      <w:r>
+        <w:rPr>
+          <w:rFonts w:ascii="Consolas" w:eastAsia="Times New Roman" w:hAnsi="Consolas" w:cs="Times New Roman"/>
+          <w:color w:val="A22889"/>
+          <w:sz w:val="21"/>
+          <w:szCs w:val="21"/>
+          <w:lang w:val="en-US"/>
+        </w:rPr>
+        <w:t>--o</w:t>
+      </w:r>
+      <w:r>
+        <w:rPr>
+          <w:rFonts w:ascii="Consolas" w:eastAsia="Times New Roman" w:hAnsi="Consolas" w:cs="Times New Roman"/>
+          <w:color w:val="000000"/>
+          <w:sz w:val="21"/>
+          <w:szCs w:val="21"/>
+          <w:lang w:val="en-US"/>
+        </w:rPr>
+        <w:t xml:space="preserve">{ </w:t>
+      </w:r>
+      <w:r>
+        <w:rPr>
+          <w:rFonts w:ascii="Consolas" w:eastAsia="Times New Roman" w:hAnsi="Consolas" w:cs="Times New Roman"/>
+          <w:color w:val="A22889"/>
+          <w:sz w:val="21"/>
+          <w:szCs w:val="21"/>
+          <w:lang w:val="en-US"/>
+        </w:rPr>
+        <w:t>MEAL_ENTRIES</w:t>
+      </w:r>
+      <w:r>
+        <w:rPr>
+          <w:rFonts w:ascii="Consolas" w:eastAsia="Times New Roman" w:hAnsi="Consolas" w:cs="Times New Roman"/>
+          <w:color w:val="000000"/>
+          <w:sz w:val="21"/>
+          <w:szCs w:val="21"/>
+          <w:lang w:val="en-US"/>
+        </w:rPr>
+        <w:t xml:space="preserve"> : </w:t>
+      </w:r>
+      <w:r>
+        <w:rPr>
+          <w:rFonts w:ascii="Consolas" w:eastAsia="Times New Roman" w:hAnsi="Consolas" w:cs="Times New Roman"/>
+          <w:color w:val="A22889"/>
+          <w:sz w:val="21"/>
+          <w:szCs w:val="21"/>
+          <w:lang w:val="en-US"/>
+        </w:rPr>
+        <w:t>contains</w:t>
+      </w:r>
+    </w:p>
+    <w:p>
+      <w:pPr>
+        <w:shd w:val="clear" w:color="auto" w:fill="FFFFFE"/>
+        <w:spacing w:line="285" w:lineRule="atLeast"/>
+        <w:rPr>
+          <w:rFonts w:ascii="Consolas" w:eastAsia="Times New Roman" w:hAnsi="Consolas" w:cs="Times New Roman"/>
+          <w:color w:val="000000"/>
+          <w:sz w:val="21"/>
+          <w:szCs w:val="21"/>
+          <w:lang w:val="en-US"/>
+        </w:rPr>
+      </w:pPr>
+      <w:r>
+        <w:rPr>
+          <w:rFonts w:ascii="Consolas" w:eastAsia="Times New Roman" w:hAnsi="Consolas" w:cs="Times New Roman"/>
+          <w:color w:val="000000"/>
+          <w:sz w:val="21"/>
+          <w:szCs w:val="21"/>
+          <w:lang w:val="en-US"/>
+        </w:rPr>
+        <w:t xml:space="preserve">    </w:t>
+      </w:r>
+      <w:r>
+        <w:rPr>
+          <w:rFonts w:ascii="Consolas" w:eastAsia="Times New Roman" w:hAnsi="Consolas" w:cs="Times New Roman"/>
+          <w:color w:val="A22889"/>
+          <w:sz w:val="21"/>
+          <w:szCs w:val="21"/>
+          <w:lang w:val="en-US"/>
+        </w:rPr>
         <w:t>USDA_PRODUCTS</w:t>
       </w:r>
       <w:r>
@@ -39821,6 +40228,292 @@
           <w:szCs w:val="21"/>
           <w:lang w:val="en-US"/>
         </w:rPr>
+        <w:t>MEAL_ENTRIES</w:t>
+      </w:r>
+      <w:r>
+        <w:rPr>
+          <w:rFonts w:ascii="Consolas" w:eastAsia="Times New Roman" w:hAnsi="Consolas" w:cs="Times New Roman"/>
+          <w:color w:val="000000"/>
+          <w:sz w:val="21"/>
+          <w:szCs w:val="21"/>
+          <w:lang w:val="en-US"/>
+        </w:rPr>
+        <w:t xml:space="preserve"> : </w:t>
+      </w:r>
+      <w:proofErr w:type="spellStart"/>
+      <w:r>
+        <w:rPr>
+          <w:rFonts w:ascii="Consolas" w:eastAsia="Times New Roman" w:hAnsi="Consolas" w:cs="Times New Roman"/>
+          <w:color w:val="A22889"/>
+          <w:sz w:val="21"/>
+          <w:szCs w:val="21"/>
+          <w:lang w:val="en-US"/>
+        </w:rPr>
+        <w:t>referenced_by</w:t>
+      </w:r>
+      <w:proofErr w:type="spellEnd"/>
+    </w:p>
+    <w:p>
+      <w:pPr>
+        <w:shd w:val="clear" w:color="auto" w:fill="FFFFFE"/>
+        <w:spacing w:line="285" w:lineRule="atLeast"/>
+        <w:rPr>
+          <w:rFonts w:ascii="Consolas" w:eastAsia="Times New Roman" w:hAnsi="Consolas" w:cs="Times New Roman"/>
+          <w:color w:val="000000"/>
+          <w:sz w:val="21"/>
+          <w:szCs w:val="21"/>
+          <w:lang w:val="en-US"/>
+        </w:rPr>
+      </w:pPr>
+      <w:r>
+        <w:rPr>
+          <w:rFonts w:ascii="Consolas" w:eastAsia="Times New Roman" w:hAnsi="Consolas" w:cs="Times New Roman"/>
+          <w:color w:val="000000"/>
+          <w:sz w:val="21"/>
+          <w:szCs w:val="21"/>
+          <w:lang w:val="en-US"/>
+        </w:rPr>
+        <w:t xml:space="preserve">    </w:t>
+      </w:r>
+      <w:r>
+        <w:rPr>
+          <w:rFonts w:ascii="Consolas" w:eastAsia="Times New Roman" w:hAnsi="Consolas" w:cs="Times New Roman"/>
+          <w:color w:val="A22889"/>
+          <w:sz w:val="21"/>
+          <w:szCs w:val="21"/>
+          <w:lang w:val="en-US"/>
+        </w:rPr>
+        <w:t>CUSTOM_PRODUCTS</w:t>
+      </w:r>
+      <w:r>
+        <w:rPr>
+          <w:rFonts w:ascii="Consolas" w:eastAsia="Times New Roman" w:hAnsi="Consolas" w:cs="Times New Roman"/>
+          <w:color w:val="000000"/>
+          <w:sz w:val="21"/>
+          <w:szCs w:val="21"/>
+          <w:lang w:val="en-US"/>
+        </w:rPr>
+        <w:t xml:space="preserve"> ||</w:t>
+      </w:r>
+      <w:r>
+        <w:rPr>
+          <w:rFonts w:ascii="Consolas" w:eastAsia="Times New Roman" w:hAnsi="Consolas" w:cs="Times New Roman"/>
+          <w:color w:val="A22889"/>
+          <w:sz w:val="21"/>
+          <w:szCs w:val="21"/>
+          <w:lang w:val="en-US"/>
+        </w:rPr>
+        <w:t>--o</w:t>
+      </w:r>
+      <w:r>
+        <w:rPr>
+          <w:rFonts w:ascii="Consolas" w:eastAsia="Times New Roman" w:hAnsi="Consolas" w:cs="Times New Roman"/>
+          <w:color w:val="000000"/>
+          <w:sz w:val="21"/>
+          <w:szCs w:val="21"/>
+          <w:lang w:val="en-US"/>
+        </w:rPr>
+        <w:t xml:space="preserve">{ </w:t>
+      </w:r>
+      <w:r>
+        <w:rPr>
+          <w:rFonts w:ascii="Consolas" w:eastAsia="Times New Roman" w:hAnsi="Consolas" w:cs="Times New Roman"/>
+          <w:color w:val="A22889"/>
+          <w:sz w:val="21"/>
+          <w:szCs w:val="21"/>
+          <w:lang w:val="en-US"/>
+        </w:rPr>
+        <w:t>MEAL_ENTRIES</w:t>
+      </w:r>
+      <w:r>
+        <w:rPr>
+          <w:rFonts w:ascii="Consolas" w:eastAsia="Times New Roman" w:hAnsi="Consolas" w:cs="Times New Roman"/>
+          <w:color w:val="000000"/>
+          <w:sz w:val="21"/>
+          <w:szCs w:val="21"/>
+          <w:lang w:val="en-US"/>
+        </w:rPr>
+        <w:t xml:space="preserve"> : </w:t>
+      </w:r>
+      <w:proofErr w:type="spellStart"/>
+      <w:r>
+        <w:rPr>
+          <w:rFonts w:ascii="Consolas" w:eastAsia="Times New Roman" w:hAnsi="Consolas" w:cs="Times New Roman"/>
+          <w:color w:val="A22889"/>
+          <w:sz w:val="21"/>
+          <w:szCs w:val="21"/>
+          <w:lang w:val="en-US"/>
+        </w:rPr>
+        <w:t>referenced_by</w:t>
+      </w:r>
+      <w:proofErr w:type="spellEnd"/>
+    </w:p>
+    <w:p>
+      <w:pPr>
+        <w:shd w:val="clear" w:color="auto" w:fill="FFFFFE"/>
+        <w:spacing w:line="285" w:lineRule="atLeast"/>
+        <w:rPr>
+          <w:rFonts w:ascii="Consolas" w:eastAsia="Times New Roman" w:hAnsi="Consolas" w:cs="Times New Roman"/>
+          <w:color w:val="000000"/>
+          <w:sz w:val="21"/>
+          <w:szCs w:val="21"/>
+          <w:lang w:val="en-US"/>
+        </w:rPr>
+      </w:pPr>
+      <w:r>
+        <w:rPr>
+          <w:rFonts w:ascii="Consolas" w:eastAsia="Times New Roman" w:hAnsi="Consolas" w:cs="Times New Roman"/>
+          <w:color w:val="000000"/>
+          <w:sz w:val="21"/>
+          <w:szCs w:val="21"/>
+          <w:lang w:val="en-US"/>
+        </w:rPr>
+        <w:lastRenderedPageBreak/>
+        <w:t xml:space="preserve">    </w:t>
+      </w:r>
+      <w:r>
+        <w:rPr>
+          <w:rFonts w:ascii="Consolas" w:eastAsia="Times New Roman" w:hAnsi="Consolas" w:cs="Times New Roman"/>
+          <w:color w:val="A22889"/>
+          <w:sz w:val="21"/>
+          <w:szCs w:val="21"/>
+          <w:lang w:val="en-US"/>
+        </w:rPr>
+        <w:t>PRODUCTS</w:t>
+      </w:r>
+      <w:r>
+        <w:rPr>
+          <w:rFonts w:ascii="Consolas" w:eastAsia="Times New Roman" w:hAnsi="Consolas" w:cs="Times New Roman"/>
+          <w:color w:val="000000"/>
+          <w:sz w:val="21"/>
+          <w:szCs w:val="21"/>
+          <w:lang w:val="en-US"/>
+        </w:rPr>
+        <w:t xml:space="preserve"> ||</w:t>
+      </w:r>
+      <w:r>
+        <w:rPr>
+          <w:rFonts w:ascii="Consolas" w:eastAsia="Times New Roman" w:hAnsi="Consolas" w:cs="Times New Roman"/>
+          <w:color w:val="A22889"/>
+          <w:sz w:val="21"/>
+          <w:szCs w:val="21"/>
+          <w:lang w:val="en-US"/>
+        </w:rPr>
+        <w:t>--o</w:t>
+      </w:r>
+      <w:r>
+        <w:rPr>
+          <w:rFonts w:ascii="Consolas" w:eastAsia="Times New Roman" w:hAnsi="Consolas" w:cs="Times New Roman"/>
+          <w:color w:val="000000"/>
+          <w:sz w:val="21"/>
+          <w:szCs w:val="21"/>
+          <w:lang w:val="en-US"/>
+        </w:rPr>
+        <w:t xml:space="preserve">{ </w:t>
+      </w:r>
+      <w:r>
+        <w:rPr>
+          <w:rFonts w:ascii="Consolas" w:eastAsia="Times New Roman" w:hAnsi="Consolas" w:cs="Times New Roman"/>
+          <w:color w:val="A22889"/>
+          <w:sz w:val="21"/>
+          <w:szCs w:val="21"/>
+          <w:lang w:val="en-US"/>
+        </w:rPr>
+        <w:t>FAVORITE_PRODUCTS</w:t>
+      </w:r>
+      <w:r>
+        <w:rPr>
+          <w:rFonts w:ascii="Consolas" w:eastAsia="Times New Roman" w:hAnsi="Consolas" w:cs="Times New Roman"/>
+          <w:color w:val="000000"/>
+          <w:sz w:val="21"/>
+          <w:szCs w:val="21"/>
+          <w:lang w:val="en-US"/>
+        </w:rPr>
+        <w:t xml:space="preserve"> : </w:t>
+      </w:r>
+      <w:proofErr w:type="spellStart"/>
+      <w:r>
+        <w:rPr>
+          <w:rFonts w:ascii="Consolas" w:eastAsia="Times New Roman" w:hAnsi="Consolas" w:cs="Times New Roman"/>
+          <w:color w:val="A22889"/>
+          <w:sz w:val="21"/>
+          <w:szCs w:val="21"/>
+          <w:lang w:val="en-US"/>
+        </w:rPr>
+        <w:t>included_in</w:t>
+      </w:r>
+      <w:proofErr w:type="spellEnd"/>
+    </w:p>
+    <w:p>
+      <w:pPr>
+        <w:shd w:val="clear" w:color="auto" w:fill="FFFFFE"/>
+        <w:spacing w:line="285" w:lineRule="atLeast"/>
+        <w:rPr>
+          <w:rFonts w:ascii="Consolas" w:eastAsia="Times New Roman" w:hAnsi="Consolas" w:cs="Times New Roman"/>
+          <w:color w:val="000000"/>
+          <w:sz w:val="21"/>
+          <w:szCs w:val="21"/>
+          <w:lang w:val="en-US"/>
+        </w:rPr>
+      </w:pPr>
+      <w:r>
+        <w:rPr>
+          <w:rFonts w:ascii="Consolas" w:eastAsia="Times New Roman" w:hAnsi="Consolas" w:cs="Times New Roman"/>
+          <w:color w:val="000000"/>
+          <w:sz w:val="21"/>
+          <w:szCs w:val="21"/>
+          <w:lang w:val="en-US"/>
+        </w:rPr>
+        <w:t xml:space="preserve">    </w:t>
+      </w:r>
+      <w:r>
+        <w:rPr>
+          <w:rFonts w:ascii="Consolas" w:eastAsia="Times New Roman" w:hAnsi="Consolas" w:cs="Times New Roman"/>
+          <w:color w:val="A22889"/>
+          <w:sz w:val="21"/>
+          <w:szCs w:val="21"/>
+          <w:lang w:val="en-US"/>
+        </w:rPr>
+        <w:t>USDA_PRODUCTS</w:t>
+      </w:r>
+      <w:r>
+        <w:rPr>
+          <w:rFonts w:ascii="Consolas" w:eastAsia="Times New Roman" w:hAnsi="Consolas" w:cs="Times New Roman"/>
+          <w:color w:val="000000"/>
+          <w:sz w:val="21"/>
+          <w:szCs w:val="21"/>
+          <w:lang w:val="en-US"/>
+        </w:rPr>
+        <w:t xml:space="preserve"> ||</w:t>
+      </w:r>
+      <w:r>
+        <w:rPr>
+          <w:rFonts w:ascii="Consolas" w:eastAsia="Times New Roman" w:hAnsi="Consolas" w:cs="Times New Roman"/>
+          <w:color w:val="A22889"/>
+          <w:sz w:val="21"/>
+          <w:szCs w:val="21"/>
+          <w:lang w:val="en-US"/>
+        </w:rPr>
+        <w:t>--o</w:t>
+      </w:r>
+      <w:r>
+        <w:rPr>
+          <w:rFonts w:ascii="Consolas" w:eastAsia="Times New Roman" w:hAnsi="Consolas" w:cs="Times New Roman"/>
+          <w:color w:val="000000"/>
+          <w:sz w:val="21"/>
+          <w:szCs w:val="21"/>
+          <w:lang w:val="en-US"/>
+        </w:rPr>
+        <w:t xml:space="preserve">{ </w:t>
+      </w:r>
+      <w:r>
+        <w:rPr>
+          <w:rFonts w:ascii="Consolas" w:eastAsia="Times New Roman" w:hAnsi="Consolas" w:cs="Times New Roman"/>
+          <w:color w:val="A22889"/>
+          <w:sz w:val="21"/>
+          <w:szCs w:val="21"/>
+          <w:lang w:val="en-US"/>
+        </w:rPr>
         <w:t>USER_USDA_FAVORITES</w:t>
       </w:r>
       <w:r>
@@ -39833,6 +40526,7 @@
         </w:rPr>
         <w:t xml:space="preserve"> : </w:t>
       </w:r>
+      <w:proofErr w:type="spellStart"/>
       <w:r>
         <w:rPr>
           <w:rFonts w:ascii="Consolas" w:eastAsia="Times New Roman" w:hAnsi="Consolas" w:cs="Times New Roman"/>
@@ -39843,6 +40537,7 @@
         </w:rPr>
         <w:t>included_in</w:t>
       </w:r>
+      <w:proofErr w:type="spellEnd"/>
     </w:p>
     <w:p>
       <w:pPr>

--- a/documentation/O-23-ИСП-1-СПО 1 группа(Бехтольд).docx
+++ b/documentation/O-23-ИСП-1-СПО 1 группа(Бехтольд).docx
@@ -33651,10 +33651,10 @@
           <w:noProof/>
         </w:rPr>
         <w:drawing>
-          <wp:inline distT="0" distB="0" distL="0" distR="0" wp14:anchorId="340C232C" wp14:editId="72FEB3CE">
-            <wp:extent cx="6420473" cy="3756660"/>
-            <wp:effectExtent l="0" t="0" r="0" b="0"/>
-            <wp:docPr id="8" name="Рисунок 8"/>
+          <wp:inline distT="0" distB="0" distL="0" distR="0" wp14:anchorId="658ADB98" wp14:editId="7F7533ED">
+            <wp:extent cx="6276422" cy="3368040"/>
+            <wp:effectExtent l="0" t="0" r="0" b="3810"/>
+            <wp:docPr id="7" name="Рисунок 7"/>
             <wp:cNvGraphicFramePr>
               <a:graphicFrameLocks xmlns:a="http://schemas.openxmlformats.org/drawingml/2006/main" noChangeAspect="1"/>
             </wp:cNvGraphicFramePr>
@@ -33683,7 +33683,7 @@
                   <pic:spPr bwMode="auto">
                     <a:xfrm>
                       <a:off x="0" y="0"/>
-                      <a:ext cx="6424609" cy="3759080"/>
+                      <a:ext cx="6277894" cy="3368830"/>
                     </a:xfrm>
                     <a:prstGeom prst="rect">
                       <a:avLst/>
@@ -33702,11 +33702,9 @@
     </w:p>
     <w:p>
       <w:pPr>
-        <w:shd w:val="clear" w:color="auto" w:fill="FFFFFE"/>
-        <w:spacing w:line="285" w:lineRule="atLeast"/>
-        <w:rPr>
-          <w:rFonts w:ascii="Consolas" w:eastAsia="Times New Roman" w:hAnsi="Consolas" w:cs="Times New Roman"/>
-          <w:color w:val="000000"/>
+        <w:rPr>
+          <w:rFonts w:ascii="Consolas" w:eastAsia="Times New Roman" w:hAnsi="Consolas" w:cs="Times New Roman"/>
+          <w:color w:val="A22889"/>
           <w:sz w:val="21"/>
           <w:szCs w:val="21"/>
           <w:lang w:val="en-US"/>
@@ -33727,68 +33725,44 @@
     </w:p>
     <w:p>
       <w:pPr>
-        <w:shd w:val="clear" w:color="auto" w:fill="FFFFFE"/>
-        <w:spacing w:line="285" w:lineRule="atLeast"/>
-        <w:rPr>
-          <w:rFonts w:ascii="Consolas" w:eastAsia="Times New Roman" w:hAnsi="Consolas" w:cs="Times New Roman"/>
-          <w:color w:val="000000"/>
-          <w:sz w:val="21"/>
-          <w:szCs w:val="21"/>
-          <w:lang w:val="en-US"/>
-        </w:rPr>
-      </w:pPr>
-      <w:r>
-        <w:rPr>
-          <w:rFonts w:ascii="Consolas" w:eastAsia="Times New Roman" w:hAnsi="Consolas" w:cs="Times New Roman"/>
-          <w:color w:val="000000"/>
-          <w:sz w:val="21"/>
-          <w:szCs w:val="21"/>
-          <w:lang w:val="en-US"/>
-        </w:rPr>
-        <w:t xml:space="preserve">    </w:t>
-      </w:r>
-      <w:r>
-        <w:rPr>
-          <w:rFonts w:ascii="Consolas" w:eastAsia="Times New Roman" w:hAnsi="Consolas" w:cs="Times New Roman"/>
-          <w:color w:val="A22889"/>
-          <w:sz w:val="21"/>
-          <w:szCs w:val="21"/>
-          <w:lang w:val="en-US"/>
-        </w:rPr>
-        <w:t>USERS</w:t>
-      </w:r>
-      <w:r>
-        <w:rPr>
-          <w:rFonts w:ascii="Consolas" w:eastAsia="Times New Roman" w:hAnsi="Consolas" w:cs="Times New Roman"/>
-          <w:color w:val="000000"/>
-          <w:sz w:val="21"/>
-          <w:szCs w:val="21"/>
-          <w:lang w:val="en-US"/>
-        </w:rPr>
-        <w:t xml:space="preserve"> {</w:t>
-      </w:r>
-    </w:p>
-    <w:p>
-      <w:pPr>
-        <w:shd w:val="clear" w:color="auto" w:fill="FFFFFE"/>
-        <w:spacing w:line="285" w:lineRule="atLeast"/>
-        <w:rPr>
-          <w:rFonts w:ascii="Consolas" w:eastAsia="Times New Roman" w:hAnsi="Consolas" w:cs="Times New Roman"/>
-          <w:color w:val="000000"/>
-          <w:sz w:val="21"/>
-          <w:szCs w:val="21"/>
-          <w:lang w:val="en-US"/>
-        </w:rPr>
-      </w:pPr>
-      <w:r>
-        <w:rPr>
-          <w:rFonts w:ascii="Consolas" w:eastAsia="Times New Roman" w:hAnsi="Consolas" w:cs="Times New Roman"/>
-          <w:color w:val="000000"/>
-          <w:sz w:val="21"/>
-          <w:szCs w:val="21"/>
-          <w:lang w:val="en-US"/>
-        </w:rPr>
-        <w:t xml:space="preserve">        </w:t>
+        <w:rPr>
+          <w:rFonts w:ascii="Consolas" w:eastAsia="Times New Roman" w:hAnsi="Consolas" w:cs="Times New Roman"/>
+          <w:color w:val="A22889"/>
+          <w:sz w:val="21"/>
+          <w:szCs w:val="21"/>
+          <w:lang w:val="en-US"/>
+        </w:rPr>
+      </w:pPr>
+      <w:r>
+        <w:rPr>
+          <w:rFonts w:ascii="Consolas" w:eastAsia="Times New Roman" w:hAnsi="Consolas" w:cs="Times New Roman"/>
+          <w:color w:val="A22889"/>
+          <w:sz w:val="21"/>
+          <w:szCs w:val="21"/>
+          <w:lang w:val="en-US"/>
+        </w:rPr>
+        <w:t xml:space="preserve">    USERS {</w:t>
+      </w:r>
+    </w:p>
+    <w:p>
+      <w:pPr>
+        <w:rPr>
+          <w:rFonts w:ascii="Consolas" w:eastAsia="Times New Roman" w:hAnsi="Consolas" w:cs="Times New Roman"/>
+          <w:color w:val="A22889"/>
+          <w:sz w:val="21"/>
+          <w:szCs w:val="21"/>
+          <w:lang w:val="en-US"/>
+        </w:rPr>
+      </w:pPr>
+      <w:r>
+        <w:rPr>
+          <w:rFonts w:ascii="Consolas" w:eastAsia="Times New Roman" w:hAnsi="Consolas" w:cs="Times New Roman"/>
+          <w:color w:val="A22889"/>
+          <w:sz w:val="21"/>
+          <w:szCs w:val="21"/>
+          <w:lang w:val="en-US"/>
+        </w:rPr>
+        <w:t xml:space="preserve">        </w:t>
       </w:r>
       <w:proofErr w:type="spellStart"/>
       <w:r>
@@ -33805,153 +33779,938 @@
       <w:r>
         <w:rPr>
           <w:rFonts w:ascii="Consolas" w:eastAsia="Times New Roman" w:hAnsi="Consolas" w:cs="Times New Roman"/>
-          <w:color w:val="000000"/>
+          <w:color w:val="A22889"/>
+          <w:sz w:val="21"/>
+          <w:szCs w:val="21"/>
+          <w:lang w:val="en-US"/>
+        </w:rPr>
+        <w:t xml:space="preserve"> id PK</w:t>
+      </w:r>
+    </w:p>
+    <w:p>
+      <w:pPr>
+        <w:rPr>
+          <w:rFonts w:ascii="Consolas" w:eastAsia="Times New Roman" w:hAnsi="Consolas" w:cs="Times New Roman"/>
+          <w:color w:val="A22889"/>
+          <w:sz w:val="21"/>
+          <w:szCs w:val="21"/>
+          <w:lang w:val="en-US"/>
+        </w:rPr>
+      </w:pPr>
+      <w:r>
+        <w:rPr>
+          <w:rFonts w:ascii="Consolas" w:eastAsia="Times New Roman" w:hAnsi="Consolas" w:cs="Times New Roman"/>
+          <w:color w:val="A22889"/>
+          <w:sz w:val="21"/>
+          <w:szCs w:val="21"/>
+          <w:lang w:val="en-US"/>
+        </w:rPr>
+        <w:t xml:space="preserve">        string email UK</w:t>
+      </w:r>
+    </w:p>
+    <w:p>
+      <w:pPr>
+        <w:rPr>
+          <w:rFonts w:ascii="Consolas" w:eastAsia="Times New Roman" w:hAnsi="Consolas" w:cs="Times New Roman"/>
+          <w:color w:val="A22889"/>
+          <w:sz w:val="21"/>
+          <w:szCs w:val="21"/>
+          <w:lang w:val="en-US"/>
+        </w:rPr>
+      </w:pPr>
+      <w:r>
+        <w:rPr>
+          <w:rFonts w:ascii="Consolas" w:eastAsia="Times New Roman" w:hAnsi="Consolas" w:cs="Times New Roman"/>
+          <w:color w:val="A22889"/>
+          <w:sz w:val="21"/>
+          <w:szCs w:val="21"/>
+          <w:lang w:val="en-US"/>
+        </w:rPr>
+        <w:t xml:space="preserve">        string </w:t>
+      </w:r>
+      <w:proofErr w:type="spellStart"/>
+      <w:r>
+        <w:rPr>
+          <w:rFonts w:ascii="Consolas" w:eastAsia="Times New Roman" w:hAnsi="Consolas" w:cs="Times New Roman"/>
+          <w:color w:val="A22889"/>
+          <w:sz w:val="21"/>
+          <w:szCs w:val="21"/>
+          <w:lang w:val="en-US"/>
+        </w:rPr>
+        <w:t>password_hash</w:t>
+      </w:r>
+      <w:proofErr w:type="spellEnd"/>
+    </w:p>
+    <w:p>
+      <w:pPr>
+        <w:rPr>
+          <w:rFonts w:ascii="Consolas" w:eastAsia="Times New Roman" w:hAnsi="Consolas" w:cs="Times New Roman"/>
+          <w:color w:val="A22889"/>
+          <w:sz w:val="21"/>
+          <w:szCs w:val="21"/>
+          <w:lang w:val="en-US"/>
+        </w:rPr>
+      </w:pPr>
+      <w:r>
+        <w:rPr>
+          <w:rFonts w:ascii="Consolas" w:eastAsia="Times New Roman" w:hAnsi="Consolas" w:cs="Times New Roman"/>
+          <w:color w:val="A22889"/>
+          <w:sz w:val="21"/>
+          <w:szCs w:val="21"/>
+          <w:lang w:val="en-US"/>
+        </w:rPr>
+        <w:t xml:space="preserve">        string phone</w:t>
+      </w:r>
+    </w:p>
+    <w:p>
+      <w:pPr>
+        <w:rPr>
+          <w:rFonts w:ascii="Consolas" w:eastAsia="Times New Roman" w:hAnsi="Consolas" w:cs="Times New Roman"/>
+          <w:color w:val="A22889"/>
+          <w:sz w:val="21"/>
+          <w:szCs w:val="21"/>
+          <w:lang w:val="en-US"/>
+        </w:rPr>
+      </w:pPr>
+      <w:r>
+        <w:rPr>
+          <w:rFonts w:ascii="Consolas" w:eastAsia="Times New Roman" w:hAnsi="Consolas" w:cs="Times New Roman"/>
+          <w:color w:val="A22889"/>
+          <w:sz w:val="21"/>
+          <w:szCs w:val="21"/>
+          <w:lang w:val="en-US"/>
+        </w:rPr>
+        <w:t xml:space="preserve">        string status</w:t>
+      </w:r>
+    </w:p>
+    <w:p>
+      <w:pPr>
+        <w:rPr>
+          <w:rFonts w:ascii="Consolas" w:eastAsia="Times New Roman" w:hAnsi="Consolas" w:cs="Times New Roman"/>
+          <w:color w:val="A22889"/>
+          <w:sz w:val="21"/>
+          <w:szCs w:val="21"/>
+          <w:lang w:val="en-US"/>
+        </w:rPr>
+      </w:pPr>
+      <w:r>
+        <w:rPr>
+          <w:rFonts w:ascii="Consolas" w:eastAsia="Times New Roman" w:hAnsi="Consolas" w:cs="Times New Roman"/>
+          <w:color w:val="A22889"/>
+          <w:sz w:val="21"/>
+          <w:szCs w:val="21"/>
+          <w:lang w:val="en-US"/>
+        </w:rPr>
+        <w:t xml:space="preserve">        timestamp </w:t>
+      </w:r>
+      <w:proofErr w:type="spellStart"/>
+      <w:r>
+        <w:rPr>
+          <w:rFonts w:ascii="Consolas" w:eastAsia="Times New Roman" w:hAnsi="Consolas" w:cs="Times New Roman"/>
+          <w:color w:val="A22889"/>
+          <w:sz w:val="21"/>
+          <w:szCs w:val="21"/>
+          <w:lang w:val="en-US"/>
+        </w:rPr>
+        <w:t>created_at</w:t>
+      </w:r>
+      <w:proofErr w:type="spellEnd"/>
+    </w:p>
+    <w:p>
+      <w:pPr>
+        <w:rPr>
+          <w:rFonts w:ascii="Consolas" w:eastAsia="Times New Roman" w:hAnsi="Consolas" w:cs="Times New Roman"/>
+          <w:color w:val="A22889"/>
+          <w:sz w:val="21"/>
+          <w:szCs w:val="21"/>
+          <w:lang w:val="en-US"/>
+        </w:rPr>
+      </w:pPr>
+      <w:r>
+        <w:rPr>
+          <w:rFonts w:ascii="Consolas" w:eastAsia="Times New Roman" w:hAnsi="Consolas" w:cs="Times New Roman"/>
+          <w:color w:val="A22889"/>
+          <w:sz w:val="21"/>
+          <w:szCs w:val="21"/>
+          <w:lang w:val="en-US"/>
+        </w:rPr>
+        <w:t xml:space="preserve">    }</w:t>
+      </w:r>
+    </w:p>
+    <w:p>
+      <w:pPr>
+        <w:rPr>
+          <w:rFonts w:ascii="Consolas" w:eastAsia="Times New Roman" w:hAnsi="Consolas" w:cs="Times New Roman"/>
+          <w:color w:val="A22889"/>
+          <w:sz w:val="21"/>
+          <w:szCs w:val="21"/>
+          <w:lang w:val="en-US"/>
+        </w:rPr>
+      </w:pPr>
+    </w:p>
+    <w:p>
+      <w:pPr>
+        <w:rPr>
+          <w:rFonts w:ascii="Consolas" w:eastAsia="Times New Roman" w:hAnsi="Consolas" w:cs="Times New Roman"/>
+          <w:color w:val="A22889"/>
+          <w:sz w:val="21"/>
+          <w:szCs w:val="21"/>
+          <w:lang w:val="en-US"/>
+        </w:rPr>
+      </w:pPr>
+      <w:r>
+        <w:rPr>
+          <w:rFonts w:ascii="Consolas" w:eastAsia="Times New Roman" w:hAnsi="Consolas" w:cs="Times New Roman"/>
+          <w:color w:val="A22889"/>
+          <w:sz w:val="21"/>
+          <w:szCs w:val="21"/>
+          <w:lang w:val="en-US"/>
+        </w:rPr>
+        <w:t xml:space="preserve">    PROFILES {</w:t>
+      </w:r>
+    </w:p>
+    <w:p>
+      <w:pPr>
+        <w:rPr>
+          <w:rFonts w:ascii="Consolas" w:eastAsia="Times New Roman" w:hAnsi="Consolas" w:cs="Times New Roman"/>
+          <w:color w:val="A22889"/>
+          <w:sz w:val="21"/>
+          <w:szCs w:val="21"/>
+          <w:lang w:val="en-US"/>
+        </w:rPr>
+      </w:pPr>
+      <w:r>
+        <w:rPr>
+          <w:rFonts w:ascii="Consolas" w:eastAsia="Times New Roman" w:hAnsi="Consolas" w:cs="Times New Roman"/>
+          <w:color w:val="A22889"/>
+          <w:sz w:val="21"/>
+          <w:szCs w:val="21"/>
+          <w:lang w:val="en-US"/>
+        </w:rPr>
+        <w:t xml:space="preserve">        </w:t>
+      </w:r>
+      <w:proofErr w:type="spellStart"/>
+      <w:r>
+        <w:rPr>
+          <w:rFonts w:ascii="Consolas" w:eastAsia="Times New Roman" w:hAnsi="Consolas" w:cs="Times New Roman"/>
+          <w:color w:val="A22889"/>
+          <w:sz w:val="21"/>
+          <w:szCs w:val="21"/>
+          <w:lang w:val="en-US"/>
+        </w:rPr>
+        <w:t>uuid</w:t>
+      </w:r>
+      <w:proofErr w:type="spellEnd"/>
+      <w:r>
+        <w:rPr>
+          <w:rFonts w:ascii="Consolas" w:eastAsia="Times New Roman" w:hAnsi="Consolas" w:cs="Times New Roman"/>
+          <w:color w:val="A22889"/>
+          <w:sz w:val="21"/>
+          <w:szCs w:val="21"/>
+          <w:lang w:val="en-US"/>
+        </w:rPr>
+        <w:t xml:space="preserve"> id PK</w:t>
+      </w:r>
+    </w:p>
+    <w:p>
+      <w:pPr>
+        <w:rPr>
+          <w:rFonts w:ascii="Consolas" w:eastAsia="Times New Roman" w:hAnsi="Consolas" w:cs="Times New Roman"/>
+          <w:color w:val="A22889"/>
+          <w:sz w:val="21"/>
+          <w:szCs w:val="21"/>
+          <w:lang w:val="en-US"/>
+        </w:rPr>
+      </w:pPr>
+      <w:r>
+        <w:rPr>
+          <w:rFonts w:ascii="Consolas" w:eastAsia="Times New Roman" w:hAnsi="Consolas" w:cs="Times New Roman"/>
+          <w:color w:val="A22889"/>
+          <w:sz w:val="21"/>
+          <w:szCs w:val="21"/>
+          <w:lang w:val="en-US"/>
+        </w:rPr>
+        <w:t xml:space="preserve">        </w:t>
+      </w:r>
+      <w:proofErr w:type="spellStart"/>
+      <w:r>
+        <w:rPr>
+          <w:rFonts w:ascii="Consolas" w:eastAsia="Times New Roman" w:hAnsi="Consolas" w:cs="Times New Roman"/>
+          <w:color w:val="A22889"/>
+          <w:sz w:val="21"/>
+          <w:szCs w:val="21"/>
+          <w:lang w:val="en-US"/>
+        </w:rPr>
+        <w:t>uuid</w:t>
+      </w:r>
+      <w:proofErr w:type="spellEnd"/>
+      <w:r>
+        <w:rPr>
+          <w:rFonts w:ascii="Consolas" w:eastAsia="Times New Roman" w:hAnsi="Consolas" w:cs="Times New Roman"/>
+          <w:color w:val="A22889"/>
           <w:sz w:val="21"/>
           <w:szCs w:val="21"/>
           <w:lang w:val="en-US"/>
         </w:rPr>
         <w:t xml:space="preserve"> </w:t>
       </w:r>
-      <w:r>
-        <w:rPr>
-          <w:rFonts w:ascii="Consolas" w:eastAsia="Times New Roman" w:hAnsi="Consolas" w:cs="Times New Roman"/>
-          <w:color w:val="A22889"/>
-          <w:sz w:val="21"/>
-          <w:szCs w:val="21"/>
-          <w:lang w:val="en-US"/>
-        </w:rPr>
-        <w:t>id</w:t>
-      </w:r>
-      <w:r>
-        <w:rPr>
-          <w:rFonts w:ascii="Consolas" w:eastAsia="Times New Roman" w:hAnsi="Consolas" w:cs="Times New Roman"/>
-          <w:color w:val="000000"/>
+      <w:proofErr w:type="spellStart"/>
+      <w:r>
+        <w:rPr>
+          <w:rFonts w:ascii="Consolas" w:eastAsia="Times New Roman" w:hAnsi="Consolas" w:cs="Times New Roman"/>
+          <w:color w:val="A22889"/>
+          <w:sz w:val="21"/>
+          <w:szCs w:val="21"/>
+          <w:lang w:val="en-US"/>
+        </w:rPr>
+        <w:t>user_id</w:t>
+      </w:r>
+      <w:proofErr w:type="spellEnd"/>
+      <w:r>
+        <w:rPr>
+          <w:rFonts w:ascii="Consolas" w:eastAsia="Times New Roman" w:hAnsi="Consolas" w:cs="Times New Roman"/>
+          <w:color w:val="A22889"/>
+          <w:sz w:val="21"/>
+          <w:szCs w:val="21"/>
+          <w:lang w:val="en-US"/>
+        </w:rPr>
+        <w:t xml:space="preserve"> FK</w:t>
+      </w:r>
+    </w:p>
+    <w:p>
+      <w:pPr>
+        <w:rPr>
+          <w:rFonts w:ascii="Consolas" w:eastAsia="Times New Roman" w:hAnsi="Consolas" w:cs="Times New Roman"/>
+          <w:color w:val="A22889"/>
+          <w:sz w:val="21"/>
+          <w:szCs w:val="21"/>
+          <w:lang w:val="en-US"/>
+        </w:rPr>
+      </w:pPr>
+      <w:r>
+        <w:rPr>
+          <w:rFonts w:ascii="Consolas" w:eastAsia="Times New Roman" w:hAnsi="Consolas" w:cs="Times New Roman"/>
+          <w:color w:val="A22889"/>
+          <w:sz w:val="21"/>
+          <w:szCs w:val="21"/>
+          <w:lang w:val="en-US"/>
+        </w:rPr>
+        <w:t xml:space="preserve">        string gender</w:t>
+      </w:r>
+    </w:p>
+    <w:p>
+      <w:pPr>
+        <w:rPr>
+          <w:rFonts w:ascii="Consolas" w:eastAsia="Times New Roman" w:hAnsi="Consolas" w:cs="Times New Roman"/>
+          <w:color w:val="A22889"/>
+          <w:sz w:val="21"/>
+          <w:szCs w:val="21"/>
+          <w:lang w:val="en-US"/>
+        </w:rPr>
+      </w:pPr>
+      <w:r>
+        <w:rPr>
+          <w:rFonts w:ascii="Consolas" w:eastAsia="Times New Roman" w:hAnsi="Consolas" w:cs="Times New Roman"/>
+          <w:color w:val="A22889"/>
+          <w:sz w:val="21"/>
+          <w:szCs w:val="21"/>
+          <w:lang w:val="en-US"/>
+        </w:rPr>
+        <w:t xml:space="preserve">        int age</w:t>
+      </w:r>
+    </w:p>
+    <w:p>
+      <w:pPr>
+        <w:rPr>
+          <w:rFonts w:ascii="Consolas" w:eastAsia="Times New Roman" w:hAnsi="Consolas" w:cs="Times New Roman"/>
+          <w:color w:val="A22889"/>
+          <w:sz w:val="21"/>
+          <w:szCs w:val="21"/>
+          <w:lang w:val="en-US"/>
+        </w:rPr>
+      </w:pPr>
+      <w:r>
+        <w:rPr>
+          <w:rFonts w:ascii="Consolas" w:eastAsia="Times New Roman" w:hAnsi="Consolas" w:cs="Times New Roman"/>
+          <w:color w:val="A22889"/>
+          <w:sz w:val="21"/>
+          <w:szCs w:val="21"/>
+          <w:lang w:val="en-US"/>
+        </w:rPr>
+        <w:t xml:space="preserve">        decimal </w:t>
+      </w:r>
+      <w:proofErr w:type="spellStart"/>
+      <w:r>
+        <w:rPr>
+          <w:rFonts w:ascii="Consolas" w:eastAsia="Times New Roman" w:hAnsi="Consolas" w:cs="Times New Roman"/>
+          <w:color w:val="A22889"/>
+          <w:sz w:val="21"/>
+          <w:szCs w:val="21"/>
+          <w:lang w:val="en-US"/>
+        </w:rPr>
+        <w:t>height_cm</w:t>
+      </w:r>
+      <w:proofErr w:type="spellEnd"/>
+    </w:p>
+    <w:p>
+      <w:pPr>
+        <w:rPr>
+          <w:rFonts w:ascii="Consolas" w:eastAsia="Times New Roman" w:hAnsi="Consolas" w:cs="Times New Roman"/>
+          <w:color w:val="A22889"/>
+          <w:sz w:val="21"/>
+          <w:szCs w:val="21"/>
+          <w:lang w:val="en-US"/>
+        </w:rPr>
+      </w:pPr>
+      <w:r>
+        <w:rPr>
+          <w:rFonts w:ascii="Consolas" w:eastAsia="Times New Roman" w:hAnsi="Consolas" w:cs="Times New Roman"/>
+          <w:color w:val="A22889"/>
+          <w:sz w:val="21"/>
+          <w:szCs w:val="21"/>
+          <w:lang w:val="en-US"/>
+        </w:rPr>
+        <w:t xml:space="preserve">        decimal </w:t>
+      </w:r>
+      <w:proofErr w:type="spellStart"/>
+      <w:r>
+        <w:rPr>
+          <w:rFonts w:ascii="Consolas" w:eastAsia="Times New Roman" w:hAnsi="Consolas" w:cs="Times New Roman"/>
+          <w:color w:val="A22889"/>
+          <w:sz w:val="21"/>
+          <w:szCs w:val="21"/>
+          <w:lang w:val="en-US"/>
+        </w:rPr>
+        <w:t>weight_kg</w:t>
+      </w:r>
+      <w:proofErr w:type="spellEnd"/>
+    </w:p>
+    <w:p>
+      <w:pPr>
+        <w:rPr>
+          <w:rFonts w:ascii="Consolas" w:eastAsia="Times New Roman" w:hAnsi="Consolas" w:cs="Times New Roman"/>
+          <w:color w:val="A22889"/>
+          <w:sz w:val="21"/>
+          <w:szCs w:val="21"/>
+          <w:lang w:val="en-US"/>
+        </w:rPr>
+      </w:pPr>
+      <w:r>
+        <w:rPr>
+          <w:rFonts w:ascii="Consolas" w:eastAsia="Times New Roman" w:hAnsi="Consolas" w:cs="Times New Roman"/>
+          <w:color w:val="A22889"/>
+          <w:sz w:val="21"/>
+          <w:szCs w:val="21"/>
+          <w:lang w:val="en-US"/>
+        </w:rPr>
+        <w:t xml:space="preserve">        string goal</w:t>
+      </w:r>
+    </w:p>
+    <w:p>
+      <w:pPr>
+        <w:rPr>
+          <w:rFonts w:ascii="Consolas" w:eastAsia="Times New Roman" w:hAnsi="Consolas" w:cs="Times New Roman"/>
+          <w:color w:val="A22889"/>
+          <w:sz w:val="21"/>
+          <w:szCs w:val="21"/>
+          <w:lang w:val="en-US"/>
+        </w:rPr>
+      </w:pPr>
+      <w:r>
+        <w:rPr>
+          <w:rFonts w:ascii="Consolas" w:eastAsia="Times New Roman" w:hAnsi="Consolas" w:cs="Times New Roman"/>
+          <w:color w:val="A22889"/>
+          <w:sz w:val="21"/>
+          <w:szCs w:val="21"/>
+          <w:lang w:val="en-US"/>
+        </w:rPr>
+        <w:t xml:space="preserve">        string </w:t>
+      </w:r>
+      <w:proofErr w:type="spellStart"/>
+      <w:r>
+        <w:rPr>
+          <w:rFonts w:ascii="Consolas" w:eastAsia="Times New Roman" w:hAnsi="Consolas" w:cs="Times New Roman"/>
+          <w:color w:val="A22889"/>
+          <w:sz w:val="21"/>
+          <w:szCs w:val="21"/>
+          <w:lang w:val="en-US"/>
+        </w:rPr>
+        <w:t>activity_level</w:t>
+      </w:r>
+      <w:proofErr w:type="spellEnd"/>
+    </w:p>
+    <w:p>
+      <w:pPr>
+        <w:rPr>
+          <w:rFonts w:ascii="Consolas" w:eastAsia="Times New Roman" w:hAnsi="Consolas" w:cs="Times New Roman"/>
+          <w:color w:val="A22889"/>
+          <w:sz w:val="21"/>
+          <w:szCs w:val="21"/>
+          <w:lang w:val="en-US"/>
+        </w:rPr>
+      </w:pPr>
+      <w:r>
+        <w:rPr>
+          <w:rFonts w:ascii="Consolas" w:eastAsia="Times New Roman" w:hAnsi="Consolas" w:cs="Times New Roman"/>
+          <w:color w:val="A22889"/>
+          <w:sz w:val="21"/>
+          <w:szCs w:val="21"/>
+          <w:lang w:val="en-US"/>
+        </w:rPr>
+        <w:t xml:space="preserve">        decimal </w:t>
+      </w:r>
+      <w:proofErr w:type="spellStart"/>
+      <w:r>
+        <w:rPr>
+          <w:rFonts w:ascii="Consolas" w:eastAsia="Times New Roman" w:hAnsi="Consolas" w:cs="Times New Roman"/>
+          <w:color w:val="A22889"/>
+          <w:sz w:val="21"/>
+          <w:szCs w:val="21"/>
+          <w:lang w:val="en-US"/>
+        </w:rPr>
+        <w:t>daily_calorie_norm</w:t>
+      </w:r>
+      <w:proofErr w:type="spellEnd"/>
+    </w:p>
+    <w:p>
+      <w:pPr>
+        <w:rPr>
+          <w:rFonts w:ascii="Consolas" w:eastAsia="Times New Roman" w:hAnsi="Consolas" w:cs="Times New Roman"/>
+          <w:color w:val="A22889"/>
+          <w:sz w:val="21"/>
+          <w:szCs w:val="21"/>
+          <w:lang w:val="en-US"/>
+        </w:rPr>
+      </w:pPr>
+      <w:r>
+        <w:rPr>
+          <w:rFonts w:ascii="Consolas" w:eastAsia="Times New Roman" w:hAnsi="Consolas" w:cs="Times New Roman"/>
+          <w:color w:val="A22889"/>
+          <w:sz w:val="21"/>
+          <w:szCs w:val="21"/>
+          <w:lang w:val="en-US"/>
+        </w:rPr>
+        <w:t xml:space="preserve">    }</w:t>
+      </w:r>
+    </w:p>
+    <w:p>
+      <w:pPr>
+        <w:rPr>
+          <w:rFonts w:ascii="Consolas" w:eastAsia="Times New Roman" w:hAnsi="Consolas" w:cs="Times New Roman"/>
+          <w:color w:val="A22889"/>
+          <w:sz w:val="21"/>
+          <w:szCs w:val="21"/>
+          <w:lang w:val="en-US"/>
+        </w:rPr>
+      </w:pPr>
+    </w:p>
+    <w:p>
+      <w:pPr>
+        <w:rPr>
+          <w:rFonts w:ascii="Consolas" w:eastAsia="Times New Roman" w:hAnsi="Consolas" w:cs="Times New Roman"/>
+          <w:color w:val="A22889"/>
+          <w:sz w:val="21"/>
+          <w:szCs w:val="21"/>
+          <w:lang w:val="en-US"/>
+        </w:rPr>
+      </w:pPr>
+      <w:r>
+        <w:rPr>
+          <w:rFonts w:ascii="Consolas" w:eastAsia="Times New Roman" w:hAnsi="Consolas" w:cs="Times New Roman"/>
+          <w:color w:val="A22889"/>
+          <w:sz w:val="21"/>
+          <w:szCs w:val="21"/>
+          <w:lang w:val="en-US"/>
+        </w:rPr>
+        <w:t xml:space="preserve">    PRODUCTS {</w:t>
+      </w:r>
+    </w:p>
+    <w:p>
+      <w:pPr>
+        <w:rPr>
+          <w:rFonts w:ascii="Consolas" w:eastAsia="Times New Roman" w:hAnsi="Consolas" w:cs="Times New Roman"/>
+          <w:color w:val="A22889"/>
+          <w:sz w:val="21"/>
+          <w:szCs w:val="21"/>
+          <w:lang w:val="en-US"/>
+        </w:rPr>
+      </w:pPr>
+      <w:r>
+        <w:rPr>
+          <w:rFonts w:ascii="Consolas" w:eastAsia="Times New Roman" w:hAnsi="Consolas" w:cs="Times New Roman"/>
+          <w:color w:val="A22889"/>
+          <w:sz w:val="21"/>
+          <w:szCs w:val="21"/>
+          <w:lang w:val="en-US"/>
+        </w:rPr>
+        <w:t xml:space="preserve">        </w:t>
+      </w:r>
+      <w:proofErr w:type="spellStart"/>
+      <w:r>
+        <w:rPr>
+          <w:rFonts w:ascii="Consolas" w:eastAsia="Times New Roman" w:hAnsi="Consolas" w:cs="Times New Roman"/>
+          <w:color w:val="A22889"/>
+          <w:sz w:val="21"/>
+          <w:szCs w:val="21"/>
+          <w:lang w:val="en-US"/>
+        </w:rPr>
+        <w:t>uuid</w:t>
+      </w:r>
+      <w:proofErr w:type="spellEnd"/>
+      <w:r>
+        <w:rPr>
+          <w:rFonts w:ascii="Consolas" w:eastAsia="Times New Roman" w:hAnsi="Consolas" w:cs="Times New Roman"/>
+          <w:color w:val="A22889"/>
+          <w:sz w:val="21"/>
+          <w:szCs w:val="21"/>
+          <w:lang w:val="en-US"/>
+        </w:rPr>
+        <w:t xml:space="preserve"> id PK</w:t>
+      </w:r>
+    </w:p>
+    <w:p>
+      <w:pPr>
+        <w:rPr>
+          <w:rFonts w:ascii="Consolas" w:eastAsia="Times New Roman" w:hAnsi="Consolas" w:cs="Times New Roman"/>
+          <w:color w:val="A22889"/>
+          <w:sz w:val="21"/>
+          <w:szCs w:val="21"/>
+          <w:lang w:val="en-US"/>
+        </w:rPr>
+      </w:pPr>
+      <w:r>
+        <w:rPr>
+          <w:rFonts w:ascii="Consolas" w:eastAsia="Times New Roman" w:hAnsi="Consolas" w:cs="Times New Roman"/>
+          <w:color w:val="A22889"/>
+          <w:sz w:val="21"/>
+          <w:szCs w:val="21"/>
+          <w:lang w:val="en-US"/>
+        </w:rPr>
+        <w:t xml:space="preserve">        </w:t>
+      </w:r>
+      <w:proofErr w:type="spellStart"/>
+      <w:r>
+        <w:rPr>
+          <w:rFonts w:ascii="Consolas" w:eastAsia="Times New Roman" w:hAnsi="Consolas" w:cs="Times New Roman"/>
+          <w:color w:val="A22889"/>
+          <w:sz w:val="21"/>
+          <w:szCs w:val="21"/>
+          <w:lang w:val="en-US"/>
+        </w:rPr>
+        <w:t>uuid</w:t>
+      </w:r>
+      <w:proofErr w:type="spellEnd"/>
+      <w:r>
+        <w:rPr>
+          <w:rFonts w:ascii="Consolas" w:eastAsia="Times New Roman" w:hAnsi="Consolas" w:cs="Times New Roman"/>
+          <w:color w:val="A22889"/>
           <w:sz w:val="21"/>
           <w:szCs w:val="21"/>
           <w:lang w:val="en-US"/>
         </w:rPr>
         <w:t xml:space="preserve"> </w:t>
       </w:r>
-      <w:r>
-        <w:rPr>
-          <w:rFonts w:ascii="Consolas" w:eastAsia="Times New Roman" w:hAnsi="Consolas" w:cs="Times New Roman"/>
-          <w:color w:val="A22889"/>
-          <w:sz w:val="21"/>
-          <w:szCs w:val="21"/>
-          <w:lang w:val="en-US"/>
-        </w:rPr>
-        <w:t>PK</w:t>
-      </w:r>
-    </w:p>
-    <w:p>
-      <w:pPr>
-        <w:shd w:val="clear" w:color="auto" w:fill="FFFFFE"/>
-        <w:spacing w:line="285" w:lineRule="atLeast"/>
-        <w:rPr>
-          <w:rFonts w:ascii="Consolas" w:eastAsia="Times New Roman" w:hAnsi="Consolas" w:cs="Times New Roman"/>
-          <w:color w:val="000000"/>
-          <w:sz w:val="21"/>
-          <w:szCs w:val="21"/>
-          <w:lang w:val="en-US"/>
-        </w:rPr>
-      </w:pPr>
-      <w:r>
-        <w:rPr>
-          <w:rFonts w:ascii="Consolas" w:eastAsia="Times New Roman" w:hAnsi="Consolas" w:cs="Times New Roman"/>
-          <w:color w:val="000000"/>
-          <w:sz w:val="21"/>
-          <w:szCs w:val="21"/>
-          <w:lang w:val="en-US"/>
-        </w:rPr>
-        <w:t xml:space="preserve">        </w:t>
-      </w:r>
-      <w:r>
-        <w:rPr>
-          <w:rFonts w:ascii="Consolas" w:eastAsia="Times New Roman" w:hAnsi="Consolas" w:cs="Times New Roman"/>
-          <w:color w:val="A22889"/>
-          <w:sz w:val="21"/>
-          <w:szCs w:val="21"/>
-          <w:lang w:val="en-US"/>
-        </w:rPr>
-        <w:t>string</w:t>
-      </w:r>
-      <w:r>
-        <w:rPr>
-          <w:rFonts w:ascii="Consolas" w:eastAsia="Times New Roman" w:hAnsi="Consolas" w:cs="Times New Roman"/>
-          <w:color w:val="000000"/>
+      <w:proofErr w:type="spellStart"/>
+      <w:r>
+        <w:rPr>
+          <w:rFonts w:ascii="Consolas" w:eastAsia="Times New Roman" w:hAnsi="Consolas" w:cs="Times New Roman"/>
+          <w:color w:val="A22889"/>
+          <w:sz w:val="21"/>
+          <w:szCs w:val="21"/>
+          <w:lang w:val="en-US"/>
+        </w:rPr>
+        <w:t>user_id</w:t>
+      </w:r>
+      <w:proofErr w:type="spellEnd"/>
+      <w:r>
+        <w:rPr>
+          <w:rFonts w:ascii="Consolas" w:eastAsia="Times New Roman" w:hAnsi="Consolas" w:cs="Times New Roman"/>
+          <w:color w:val="A22889"/>
+          <w:sz w:val="21"/>
+          <w:szCs w:val="21"/>
+          <w:lang w:val="en-US"/>
+        </w:rPr>
+        <w:t xml:space="preserve"> FK "NULL </w:t>
+      </w:r>
+      <w:proofErr w:type="spellStart"/>
+      <w:r>
+        <w:rPr>
+          <w:rFonts w:ascii="Consolas" w:eastAsia="Times New Roman" w:hAnsi="Consolas" w:cs="Times New Roman"/>
+          <w:color w:val="A22889"/>
+          <w:sz w:val="21"/>
+          <w:szCs w:val="21"/>
+          <w:lang w:val="en-US"/>
+        </w:rPr>
+        <w:t>для</w:t>
+      </w:r>
+      <w:proofErr w:type="spellEnd"/>
+      <w:r>
+        <w:rPr>
+          <w:rFonts w:ascii="Consolas" w:eastAsia="Times New Roman" w:hAnsi="Consolas" w:cs="Times New Roman"/>
+          <w:color w:val="A22889"/>
           <w:sz w:val="21"/>
           <w:szCs w:val="21"/>
           <w:lang w:val="en-US"/>
         </w:rPr>
         <w:t xml:space="preserve"> </w:t>
       </w:r>
-      <w:r>
-        <w:rPr>
-          <w:rFonts w:ascii="Consolas" w:eastAsia="Times New Roman" w:hAnsi="Consolas" w:cs="Times New Roman"/>
-          <w:color w:val="A22889"/>
-          <w:sz w:val="21"/>
-          <w:szCs w:val="21"/>
-          <w:lang w:val="en-US"/>
-        </w:rPr>
-        <w:t>email</w:t>
-      </w:r>
-      <w:r>
-        <w:rPr>
-          <w:rFonts w:ascii="Consolas" w:eastAsia="Times New Roman" w:hAnsi="Consolas" w:cs="Times New Roman"/>
-          <w:color w:val="000000"/>
+      <w:proofErr w:type="spellStart"/>
+      <w:r>
+        <w:rPr>
+          <w:rFonts w:ascii="Consolas" w:eastAsia="Times New Roman" w:hAnsi="Consolas" w:cs="Times New Roman"/>
+          <w:color w:val="A22889"/>
+          <w:sz w:val="21"/>
+          <w:szCs w:val="21"/>
+          <w:lang w:val="en-US"/>
+        </w:rPr>
+        <w:t>общих</w:t>
+      </w:r>
+      <w:proofErr w:type="spellEnd"/>
+      <w:r>
+        <w:rPr>
+          <w:rFonts w:ascii="Consolas" w:eastAsia="Times New Roman" w:hAnsi="Consolas" w:cs="Times New Roman"/>
+          <w:color w:val="A22889"/>
+          <w:sz w:val="21"/>
+          <w:szCs w:val="21"/>
+          <w:lang w:val="en-US"/>
+        </w:rPr>
+        <w:t xml:space="preserve">, UUID </w:t>
+      </w:r>
+      <w:proofErr w:type="spellStart"/>
+      <w:r>
+        <w:rPr>
+          <w:rFonts w:ascii="Consolas" w:eastAsia="Times New Roman" w:hAnsi="Consolas" w:cs="Times New Roman"/>
+          <w:color w:val="A22889"/>
+          <w:sz w:val="21"/>
+          <w:szCs w:val="21"/>
+          <w:lang w:val="en-US"/>
+        </w:rPr>
+        <w:t>для</w:t>
+      </w:r>
+      <w:proofErr w:type="spellEnd"/>
+      <w:r>
+        <w:rPr>
+          <w:rFonts w:ascii="Consolas" w:eastAsia="Times New Roman" w:hAnsi="Consolas" w:cs="Times New Roman"/>
+          <w:color w:val="A22889"/>
           <w:sz w:val="21"/>
           <w:szCs w:val="21"/>
           <w:lang w:val="en-US"/>
         </w:rPr>
         <w:t xml:space="preserve"> </w:t>
       </w:r>
-      <w:r>
-        <w:rPr>
-          <w:rFonts w:ascii="Consolas" w:eastAsia="Times New Roman" w:hAnsi="Consolas" w:cs="Times New Roman"/>
-          <w:color w:val="A22889"/>
-          <w:sz w:val="21"/>
-          <w:szCs w:val="21"/>
-          <w:lang w:val="en-US"/>
-        </w:rPr>
-        <w:t>UK</w:t>
-      </w:r>
-    </w:p>
-    <w:p>
-      <w:pPr>
-        <w:shd w:val="clear" w:color="auto" w:fill="FFFFFE"/>
-        <w:spacing w:line="285" w:lineRule="atLeast"/>
-        <w:rPr>
-          <w:rFonts w:ascii="Consolas" w:eastAsia="Times New Roman" w:hAnsi="Consolas" w:cs="Times New Roman"/>
-          <w:color w:val="000000"/>
-          <w:sz w:val="21"/>
-          <w:szCs w:val="21"/>
-          <w:lang w:val="en-US"/>
-        </w:rPr>
-      </w:pPr>
-      <w:r>
-        <w:rPr>
-          <w:rFonts w:ascii="Consolas" w:eastAsia="Times New Roman" w:hAnsi="Consolas" w:cs="Times New Roman"/>
-          <w:color w:val="000000"/>
-          <w:sz w:val="21"/>
-          <w:szCs w:val="21"/>
-          <w:lang w:val="en-US"/>
-        </w:rPr>
-        <w:t xml:space="preserve">        </w:t>
-      </w:r>
-      <w:r>
-        <w:rPr>
-          <w:rFonts w:ascii="Consolas" w:eastAsia="Times New Roman" w:hAnsi="Consolas" w:cs="Times New Roman"/>
-          <w:color w:val="A22889"/>
-          <w:sz w:val="21"/>
-          <w:szCs w:val="21"/>
-          <w:lang w:val="en-US"/>
-        </w:rPr>
-        <w:t>string</w:t>
-      </w:r>
-      <w:r>
-        <w:rPr>
-          <w:rFonts w:ascii="Consolas" w:eastAsia="Times New Roman" w:hAnsi="Consolas" w:cs="Times New Roman"/>
-          <w:color w:val="000000"/>
+      <w:proofErr w:type="spellStart"/>
+      <w:r>
+        <w:rPr>
+          <w:rFonts w:ascii="Consolas" w:eastAsia="Times New Roman" w:hAnsi="Consolas" w:cs="Times New Roman"/>
+          <w:color w:val="A22889"/>
+          <w:sz w:val="21"/>
+          <w:szCs w:val="21"/>
+          <w:lang w:val="en-US"/>
+        </w:rPr>
+        <w:t>личных</w:t>
+      </w:r>
+      <w:proofErr w:type="spellEnd"/>
+      <w:r>
+        <w:rPr>
+          <w:rFonts w:ascii="Consolas" w:eastAsia="Times New Roman" w:hAnsi="Consolas" w:cs="Times New Roman"/>
+          <w:color w:val="A22889"/>
+          <w:sz w:val="21"/>
+          <w:szCs w:val="21"/>
+          <w:lang w:val="en-US"/>
+        </w:rPr>
+        <w:t>"</w:t>
+      </w:r>
+    </w:p>
+    <w:p>
+      <w:pPr>
+        <w:rPr>
+          <w:rFonts w:ascii="Consolas" w:eastAsia="Times New Roman" w:hAnsi="Consolas" w:cs="Times New Roman"/>
+          <w:color w:val="A22889"/>
+          <w:sz w:val="21"/>
+          <w:szCs w:val="21"/>
+          <w:lang w:val="en-US"/>
+        </w:rPr>
+      </w:pPr>
+      <w:r>
+        <w:rPr>
+          <w:rFonts w:ascii="Consolas" w:eastAsia="Times New Roman" w:hAnsi="Consolas" w:cs="Times New Roman"/>
+          <w:color w:val="A22889"/>
+          <w:sz w:val="21"/>
+          <w:szCs w:val="21"/>
+          <w:lang w:val="en-US"/>
+        </w:rPr>
+        <w:t xml:space="preserve">        string name</w:t>
+      </w:r>
+    </w:p>
+    <w:p>
+      <w:pPr>
+        <w:rPr>
+          <w:rFonts w:ascii="Consolas" w:eastAsia="Times New Roman" w:hAnsi="Consolas" w:cs="Times New Roman"/>
+          <w:color w:val="A22889"/>
+          <w:sz w:val="21"/>
+          <w:szCs w:val="21"/>
+          <w:lang w:val="en-US"/>
+        </w:rPr>
+      </w:pPr>
+      <w:r>
+        <w:rPr>
+          <w:rFonts w:ascii="Consolas" w:eastAsia="Times New Roman" w:hAnsi="Consolas" w:cs="Times New Roman"/>
+          <w:color w:val="A22889"/>
+          <w:sz w:val="21"/>
+          <w:szCs w:val="21"/>
+          <w:lang w:val="en-US"/>
+        </w:rPr>
+        <w:t xml:space="preserve">        decimal </w:t>
+      </w:r>
+      <w:proofErr w:type="spellStart"/>
+      <w:r>
+        <w:rPr>
+          <w:rFonts w:ascii="Consolas" w:eastAsia="Times New Roman" w:hAnsi="Consolas" w:cs="Times New Roman"/>
+          <w:color w:val="A22889"/>
+          <w:sz w:val="21"/>
+          <w:szCs w:val="21"/>
+          <w:lang w:val="en-US"/>
+        </w:rPr>
+        <w:t>calories_kcal</w:t>
+      </w:r>
+      <w:proofErr w:type="spellEnd"/>
+    </w:p>
+    <w:p>
+      <w:pPr>
+        <w:rPr>
+          <w:rFonts w:ascii="Consolas" w:eastAsia="Times New Roman" w:hAnsi="Consolas" w:cs="Times New Roman"/>
+          <w:color w:val="A22889"/>
+          <w:sz w:val="21"/>
+          <w:szCs w:val="21"/>
+          <w:lang w:val="en-US"/>
+        </w:rPr>
+      </w:pPr>
+      <w:r>
+        <w:rPr>
+          <w:rFonts w:ascii="Consolas" w:eastAsia="Times New Roman" w:hAnsi="Consolas" w:cs="Times New Roman"/>
+          <w:color w:val="A22889"/>
+          <w:sz w:val="21"/>
+          <w:szCs w:val="21"/>
+          <w:lang w:val="en-US"/>
+        </w:rPr>
+        <w:t xml:space="preserve">        decimal </w:t>
+      </w:r>
+      <w:proofErr w:type="spellStart"/>
+      <w:r>
+        <w:rPr>
+          <w:rFonts w:ascii="Consolas" w:eastAsia="Times New Roman" w:hAnsi="Consolas" w:cs="Times New Roman"/>
+          <w:color w:val="A22889"/>
+          <w:sz w:val="21"/>
+          <w:szCs w:val="21"/>
+          <w:lang w:val="en-US"/>
+        </w:rPr>
+        <w:t>proteins_g</w:t>
+      </w:r>
+      <w:proofErr w:type="spellEnd"/>
+    </w:p>
+    <w:p>
+      <w:pPr>
+        <w:rPr>
+          <w:rFonts w:ascii="Consolas" w:eastAsia="Times New Roman" w:hAnsi="Consolas" w:cs="Times New Roman"/>
+          <w:color w:val="A22889"/>
+          <w:sz w:val="21"/>
+          <w:szCs w:val="21"/>
+          <w:lang w:val="en-US"/>
+        </w:rPr>
+      </w:pPr>
+      <w:r>
+        <w:rPr>
+          <w:rFonts w:ascii="Consolas" w:eastAsia="Times New Roman" w:hAnsi="Consolas" w:cs="Times New Roman"/>
+          <w:color w:val="A22889"/>
+          <w:sz w:val="21"/>
+          <w:szCs w:val="21"/>
+          <w:lang w:val="en-US"/>
+        </w:rPr>
+        <w:t xml:space="preserve">        decimal </w:t>
+      </w:r>
+      <w:proofErr w:type="spellStart"/>
+      <w:r>
+        <w:rPr>
+          <w:rFonts w:ascii="Consolas" w:eastAsia="Times New Roman" w:hAnsi="Consolas" w:cs="Times New Roman"/>
+          <w:color w:val="A22889"/>
+          <w:sz w:val="21"/>
+          <w:szCs w:val="21"/>
+          <w:lang w:val="en-US"/>
+        </w:rPr>
+        <w:t>fats_g</w:t>
+      </w:r>
+      <w:proofErr w:type="spellEnd"/>
+    </w:p>
+    <w:p>
+      <w:pPr>
+        <w:rPr>
+          <w:rFonts w:ascii="Consolas" w:eastAsia="Times New Roman" w:hAnsi="Consolas" w:cs="Times New Roman"/>
+          <w:color w:val="A22889"/>
+          <w:sz w:val="21"/>
+          <w:szCs w:val="21"/>
+          <w:lang w:val="en-US"/>
+        </w:rPr>
+      </w:pPr>
+      <w:r>
+        <w:rPr>
+          <w:rFonts w:ascii="Consolas" w:eastAsia="Times New Roman" w:hAnsi="Consolas" w:cs="Times New Roman"/>
+          <w:color w:val="A22889"/>
+          <w:sz w:val="21"/>
+          <w:szCs w:val="21"/>
+          <w:lang w:val="en-US"/>
+        </w:rPr>
+        <w:lastRenderedPageBreak/>
+        <w:t xml:space="preserve">        decimal </w:t>
+      </w:r>
+      <w:proofErr w:type="spellStart"/>
+      <w:r>
+        <w:rPr>
+          <w:rFonts w:ascii="Consolas" w:eastAsia="Times New Roman" w:hAnsi="Consolas" w:cs="Times New Roman"/>
+          <w:color w:val="A22889"/>
+          <w:sz w:val="21"/>
+          <w:szCs w:val="21"/>
+          <w:lang w:val="en-US"/>
+        </w:rPr>
+        <w:t>carbs_g</w:t>
+      </w:r>
+      <w:proofErr w:type="spellEnd"/>
+    </w:p>
+    <w:p>
+      <w:pPr>
+        <w:rPr>
+          <w:rFonts w:ascii="Consolas" w:eastAsia="Times New Roman" w:hAnsi="Consolas" w:cs="Times New Roman"/>
+          <w:color w:val="A22889"/>
+          <w:sz w:val="21"/>
+          <w:szCs w:val="21"/>
+          <w:lang w:val="en-US"/>
+        </w:rPr>
+      </w:pPr>
+      <w:r>
+        <w:rPr>
+          <w:rFonts w:ascii="Consolas" w:eastAsia="Times New Roman" w:hAnsi="Consolas" w:cs="Times New Roman"/>
+          <w:color w:val="A22889"/>
+          <w:sz w:val="21"/>
+          <w:szCs w:val="21"/>
+          <w:lang w:val="en-US"/>
+        </w:rPr>
+        <w:t xml:space="preserve">        </w:t>
+      </w:r>
+      <w:proofErr w:type="spellStart"/>
+      <w:r>
+        <w:rPr>
+          <w:rFonts w:ascii="Consolas" w:eastAsia="Times New Roman" w:hAnsi="Consolas" w:cs="Times New Roman"/>
+          <w:color w:val="A22889"/>
+          <w:sz w:val="21"/>
+          <w:szCs w:val="21"/>
+          <w:lang w:val="en-US"/>
+        </w:rPr>
+        <w:t>boolean</w:t>
+      </w:r>
+      <w:proofErr w:type="spellEnd"/>
+      <w:r>
+        <w:rPr>
+          <w:rFonts w:ascii="Consolas" w:eastAsia="Times New Roman" w:hAnsi="Consolas" w:cs="Times New Roman"/>
+          <w:color w:val="A22889"/>
           <w:sz w:val="21"/>
           <w:szCs w:val="21"/>
           <w:lang w:val="en-US"/>
@@ -33967,152 +34726,652 @@
           <w:szCs w:val="21"/>
           <w:lang w:val="en-US"/>
         </w:rPr>
-        <w:t>password_hash</w:t>
+        <w:t>is_custom</w:t>
       </w:r>
       <w:proofErr w:type="spellEnd"/>
     </w:p>
     <w:p>
       <w:pPr>
-        <w:shd w:val="clear" w:color="auto" w:fill="FFFFFE"/>
-        <w:spacing w:line="285" w:lineRule="atLeast"/>
-        <w:rPr>
-          <w:rFonts w:ascii="Consolas" w:eastAsia="Times New Roman" w:hAnsi="Consolas" w:cs="Times New Roman"/>
-          <w:color w:val="000000"/>
-          <w:sz w:val="21"/>
-          <w:szCs w:val="21"/>
-          <w:lang w:val="en-US"/>
-        </w:rPr>
-      </w:pPr>
-      <w:r>
-        <w:rPr>
-          <w:rFonts w:ascii="Consolas" w:eastAsia="Times New Roman" w:hAnsi="Consolas" w:cs="Times New Roman"/>
-          <w:color w:val="000000"/>
-          <w:sz w:val="21"/>
-          <w:szCs w:val="21"/>
-          <w:lang w:val="en-US"/>
-        </w:rPr>
-        <w:t xml:space="preserve">        </w:t>
-      </w:r>
-      <w:r>
-        <w:rPr>
-          <w:rFonts w:ascii="Consolas" w:eastAsia="Times New Roman" w:hAnsi="Consolas" w:cs="Times New Roman"/>
-          <w:color w:val="A22889"/>
-          <w:sz w:val="21"/>
-          <w:szCs w:val="21"/>
-          <w:lang w:val="en-US"/>
-        </w:rPr>
-        <w:t>string</w:t>
-      </w:r>
-      <w:r>
-        <w:rPr>
-          <w:rFonts w:ascii="Consolas" w:eastAsia="Times New Roman" w:hAnsi="Consolas" w:cs="Times New Roman"/>
-          <w:color w:val="000000"/>
+        <w:rPr>
+          <w:rFonts w:ascii="Consolas" w:eastAsia="Times New Roman" w:hAnsi="Consolas" w:cs="Times New Roman"/>
+          <w:color w:val="A22889"/>
+          <w:sz w:val="21"/>
+          <w:szCs w:val="21"/>
+          <w:lang w:val="en-US"/>
+        </w:rPr>
+      </w:pPr>
+      <w:r>
+        <w:rPr>
+          <w:rFonts w:ascii="Consolas" w:eastAsia="Times New Roman" w:hAnsi="Consolas" w:cs="Times New Roman"/>
+          <w:color w:val="A22889"/>
+          <w:sz w:val="21"/>
+          <w:szCs w:val="21"/>
+          <w:lang w:val="en-US"/>
+        </w:rPr>
+        <w:t xml:space="preserve">        string barcode "</w:t>
+      </w:r>
+      <w:proofErr w:type="spellStart"/>
+      <w:r>
+        <w:rPr>
+          <w:rFonts w:ascii="Consolas" w:eastAsia="Times New Roman" w:hAnsi="Consolas" w:cs="Times New Roman"/>
+          <w:color w:val="A22889"/>
+          <w:sz w:val="21"/>
+          <w:szCs w:val="21"/>
+          <w:lang w:val="en-US"/>
+        </w:rPr>
+        <w:t>Опционально</w:t>
+      </w:r>
+      <w:proofErr w:type="spellEnd"/>
+      <w:r>
+        <w:rPr>
+          <w:rFonts w:ascii="Consolas" w:eastAsia="Times New Roman" w:hAnsi="Consolas" w:cs="Times New Roman"/>
+          <w:color w:val="A22889"/>
+          <w:sz w:val="21"/>
+          <w:szCs w:val="21"/>
+          <w:lang w:val="en-US"/>
+        </w:rPr>
+        <w:t>"</w:t>
+      </w:r>
+    </w:p>
+    <w:p>
+      <w:pPr>
+        <w:rPr>
+          <w:rFonts w:ascii="Consolas" w:eastAsia="Times New Roman" w:hAnsi="Consolas" w:cs="Times New Roman"/>
+          <w:color w:val="A22889"/>
+          <w:sz w:val="21"/>
+          <w:szCs w:val="21"/>
+          <w:lang w:val="en-US"/>
+        </w:rPr>
+      </w:pPr>
+      <w:r>
+        <w:rPr>
+          <w:rFonts w:ascii="Consolas" w:eastAsia="Times New Roman" w:hAnsi="Consolas" w:cs="Times New Roman"/>
+          <w:color w:val="A22889"/>
+          <w:sz w:val="21"/>
+          <w:szCs w:val="21"/>
+          <w:lang w:val="en-US"/>
+        </w:rPr>
+        <w:t xml:space="preserve">        timestamp </w:t>
+      </w:r>
+      <w:proofErr w:type="spellStart"/>
+      <w:r>
+        <w:rPr>
+          <w:rFonts w:ascii="Consolas" w:eastAsia="Times New Roman" w:hAnsi="Consolas" w:cs="Times New Roman"/>
+          <w:color w:val="A22889"/>
+          <w:sz w:val="21"/>
+          <w:szCs w:val="21"/>
+          <w:lang w:val="en-US"/>
+        </w:rPr>
+        <w:t>created_at</w:t>
+      </w:r>
+      <w:proofErr w:type="spellEnd"/>
+    </w:p>
+    <w:p>
+      <w:pPr>
+        <w:rPr>
+          <w:rFonts w:ascii="Consolas" w:eastAsia="Times New Roman" w:hAnsi="Consolas" w:cs="Times New Roman"/>
+          <w:color w:val="A22889"/>
+          <w:sz w:val="21"/>
+          <w:szCs w:val="21"/>
+          <w:lang w:val="en-US"/>
+        </w:rPr>
+      </w:pPr>
+      <w:r>
+        <w:rPr>
+          <w:rFonts w:ascii="Consolas" w:eastAsia="Times New Roman" w:hAnsi="Consolas" w:cs="Times New Roman"/>
+          <w:color w:val="A22889"/>
+          <w:sz w:val="21"/>
+          <w:szCs w:val="21"/>
+          <w:lang w:val="en-US"/>
+        </w:rPr>
+        <w:t xml:space="preserve">    }</w:t>
+      </w:r>
+    </w:p>
+    <w:p>
+      <w:pPr>
+        <w:rPr>
+          <w:rFonts w:ascii="Consolas" w:eastAsia="Times New Roman" w:hAnsi="Consolas" w:cs="Times New Roman"/>
+          <w:color w:val="A22889"/>
+          <w:sz w:val="21"/>
+          <w:szCs w:val="21"/>
+          <w:lang w:val="en-US"/>
+        </w:rPr>
+      </w:pPr>
+    </w:p>
+    <w:p>
+      <w:pPr>
+        <w:rPr>
+          <w:rFonts w:ascii="Consolas" w:eastAsia="Times New Roman" w:hAnsi="Consolas" w:cs="Times New Roman"/>
+          <w:color w:val="A22889"/>
+          <w:sz w:val="21"/>
+          <w:szCs w:val="21"/>
+          <w:lang w:val="en-US"/>
+        </w:rPr>
+      </w:pPr>
+      <w:r>
+        <w:rPr>
+          <w:rFonts w:ascii="Consolas" w:eastAsia="Times New Roman" w:hAnsi="Consolas" w:cs="Times New Roman"/>
+          <w:color w:val="A22889"/>
+          <w:sz w:val="21"/>
+          <w:szCs w:val="21"/>
+          <w:lang w:val="en-US"/>
+        </w:rPr>
+        <w:t xml:space="preserve">    MEALS {</w:t>
+      </w:r>
+    </w:p>
+    <w:p>
+      <w:pPr>
+        <w:rPr>
+          <w:rFonts w:ascii="Consolas" w:eastAsia="Times New Roman" w:hAnsi="Consolas" w:cs="Times New Roman"/>
+          <w:color w:val="A22889"/>
+          <w:sz w:val="21"/>
+          <w:szCs w:val="21"/>
+          <w:lang w:val="en-US"/>
+        </w:rPr>
+      </w:pPr>
+      <w:r>
+        <w:rPr>
+          <w:rFonts w:ascii="Consolas" w:eastAsia="Times New Roman" w:hAnsi="Consolas" w:cs="Times New Roman"/>
+          <w:color w:val="A22889"/>
+          <w:sz w:val="21"/>
+          <w:szCs w:val="21"/>
+          <w:lang w:val="en-US"/>
+        </w:rPr>
+        <w:t xml:space="preserve">        </w:t>
+      </w:r>
+      <w:proofErr w:type="spellStart"/>
+      <w:r>
+        <w:rPr>
+          <w:rFonts w:ascii="Consolas" w:eastAsia="Times New Roman" w:hAnsi="Consolas" w:cs="Times New Roman"/>
+          <w:color w:val="A22889"/>
+          <w:sz w:val="21"/>
+          <w:szCs w:val="21"/>
+          <w:lang w:val="en-US"/>
+        </w:rPr>
+        <w:t>uuid</w:t>
+      </w:r>
+      <w:proofErr w:type="spellEnd"/>
+      <w:r>
+        <w:rPr>
+          <w:rFonts w:ascii="Consolas" w:eastAsia="Times New Roman" w:hAnsi="Consolas" w:cs="Times New Roman"/>
+          <w:color w:val="A22889"/>
+          <w:sz w:val="21"/>
+          <w:szCs w:val="21"/>
+          <w:lang w:val="en-US"/>
+        </w:rPr>
+        <w:t xml:space="preserve"> id PK</w:t>
+      </w:r>
+    </w:p>
+    <w:p>
+      <w:pPr>
+        <w:rPr>
+          <w:rFonts w:ascii="Consolas" w:eastAsia="Times New Roman" w:hAnsi="Consolas" w:cs="Times New Roman"/>
+          <w:color w:val="A22889"/>
+          <w:sz w:val="21"/>
+          <w:szCs w:val="21"/>
+          <w:lang w:val="en-US"/>
+        </w:rPr>
+      </w:pPr>
+      <w:r>
+        <w:rPr>
+          <w:rFonts w:ascii="Consolas" w:eastAsia="Times New Roman" w:hAnsi="Consolas" w:cs="Times New Roman"/>
+          <w:color w:val="A22889"/>
+          <w:sz w:val="21"/>
+          <w:szCs w:val="21"/>
+          <w:lang w:val="en-US"/>
+        </w:rPr>
+        <w:t xml:space="preserve">        </w:t>
+      </w:r>
+      <w:proofErr w:type="spellStart"/>
+      <w:r>
+        <w:rPr>
+          <w:rFonts w:ascii="Consolas" w:eastAsia="Times New Roman" w:hAnsi="Consolas" w:cs="Times New Roman"/>
+          <w:color w:val="A22889"/>
+          <w:sz w:val="21"/>
+          <w:szCs w:val="21"/>
+          <w:lang w:val="en-US"/>
+        </w:rPr>
+        <w:t>uuid</w:t>
+      </w:r>
+      <w:proofErr w:type="spellEnd"/>
+      <w:r>
+        <w:rPr>
+          <w:rFonts w:ascii="Consolas" w:eastAsia="Times New Roman" w:hAnsi="Consolas" w:cs="Times New Roman"/>
+          <w:color w:val="A22889"/>
           <w:sz w:val="21"/>
           <w:szCs w:val="21"/>
           <w:lang w:val="en-US"/>
         </w:rPr>
         <w:t xml:space="preserve"> </w:t>
       </w:r>
-      <w:r>
-        <w:rPr>
-          <w:rFonts w:ascii="Consolas" w:eastAsia="Times New Roman" w:hAnsi="Consolas" w:cs="Times New Roman"/>
-          <w:color w:val="A22889"/>
-          <w:sz w:val="21"/>
-          <w:szCs w:val="21"/>
-          <w:lang w:val="en-US"/>
-        </w:rPr>
-        <w:t>phone</w:t>
-      </w:r>
-    </w:p>
-    <w:p>
-      <w:pPr>
-        <w:shd w:val="clear" w:color="auto" w:fill="FFFFFE"/>
-        <w:spacing w:line="285" w:lineRule="atLeast"/>
-        <w:rPr>
-          <w:rFonts w:ascii="Consolas" w:eastAsia="Times New Roman" w:hAnsi="Consolas" w:cs="Times New Roman"/>
-          <w:color w:val="000000"/>
-          <w:sz w:val="21"/>
-          <w:szCs w:val="21"/>
-          <w:lang w:val="en-US"/>
-        </w:rPr>
-      </w:pPr>
-      <w:r>
-        <w:rPr>
-          <w:rFonts w:ascii="Consolas" w:eastAsia="Times New Roman" w:hAnsi="Consolas" w:cs="Times New Roman"/>
-          <w:color w:val="000000"/>
-          <w:sz w:val="21"/>
-          <w:szCs w:val="21"/>
-          <w:lang w:val="en-US"/>
-        </w:rPr>
-        <w:t xml:space="preserve">        </w:t>
-      </w:r>
-      <w:r>
-        <w:rPr>
-          <w:rFonts w:ascii="Consolas" w:eastAsia="Times New Roman" w:hAnsi="Consolas" w:cs="Times New Roman"/>
-          <w:color w:val="A22889"/>
-          <w:sz w:val="21"/>
-          <w:szCs w:val="21"/>
-          <w:lang w:val="en-US"/>
-        </w:rPr>
-        <w:t>string</w:t>
-      </w:r>
-      <w:r>
-        <w:rPr>
-          <w:rFonts w:ascii="Consolas" w:eastAsia="Times New Roman" w:hAnsi="Consolas" w:cs="Times New Roman"/>
-          <w:color w:val="000000"/>
+      <w:proofErr w:type="spellStart"/>
+      <w:r>
+        <w:rPr>
+          <w:rFonts w:ascii="Consolas" w:eastAsia="Times New Roman" w:hAnsi="Consolas" w:cs="Times New Roman"/>
+          <w:color w:val="A22889"/>
+          <w:sz w:val="21"/>
+          <w:szCs w:val="21"/>
+          <w:lang w:val="en-US"/>
+        </w:rPr>
+        <w:t>user_id</w:t>
+      </w:r>
+      <w:proofErr w:type="spellEnd"/>
+      <w:r>
+        <w:rPr>
+          <w:rFonts w:ascii="Consolas" w:eastAsia="Times New Roman" w:hAnsi="Consolas" w:cs="Times New Roman"/>
+          <w:color w:val="A22889"/>
+          <w:sz w:val="21"/>
+          <w:szCs w:val="21"/>
+          <w:lang w:val="en-US"/>
+        </w:rPr>
+        <w:t xml:space="preserve"> FK</w:t>
+      </w:r>
+    </w:p>
+    <w:p>
+      <w:pPr>
+        <w:rPr>
+          <w:rFonts w:ascii="Consolas" w:eastAsia="Times New Roman" w:hAnsi="Consolas" w:cs="Times New Roman"/>
+          <w:color w:val="A22889"/>
+          <w:sz w:val="21"/>
+          <w:szCs w:val="21"/>
+          <w:lang w:val="en-US"/>
+        </w:rPr>
+      </w:pPr>
+      <w:r>
+        <w:rPr>
+          <w:rFonts w:ascii="Consolas" w:eastAsia="Times New Roman" w:hAnsi="Consolas" w:cs="Times New Roman"/>
+          <w:color w:val="A22889"/>
+          <w:sz w:val="21"/>
+          <w:szCs w:val="21"/>
+          <w:lang w:val="en-US"/>
+        </w:rPr>
+        <w:t xml:space="preserve">        date </w:t>
+      </w:r>
+      <w:proofErr w:type="spellStart"/>
+      <w:r>
+        <w:rPr>
+          <w:rFonts w:ascii="Consolas" w:eastAsia="Times New Roman" w:hAnsi="Consolas" w:cs="Times New Roman"/>
+          <w:color w:val="A22889"/>
+          <w:sz w:val="21"/>
+          <w:szCs w:val="21"/>
+          <w:lang w:val="en-US"/>
+        </w:rPr>
+        <w:t>date</w:t>
+      </w:r>
+      <w:proofErr w:type="spellEnd"/>
+    </w:p>
+    <w:p>
+      <w:pPr>
+        <w:rPr>
+          <w:rFonts w:ascii="Consolas" w:eastAsia="Times New Roman" w:hAnsi="Consolas" w:cs="Times New Roman"/>
+          <w:color w:val="A22889"/>
+          <w:sz w:val="21"/>
+          <w:szCs w:val="21"/>
+          <w:lang w:val="en-US"/>
+        </w:rPr>
+      </w:pPr>
+      <w:r>
+        <w:rPr>
+          <w:rFonts w:ascii="Consolas" w:eastAsia="Times New Roman" w:hAnsi="Consolas" w:cs="Times New Roman"/>
+          <w:color w:val="A22889"/>
+          <w:sz w:val="21"/>
+          <w:szCs w:val="21"/>
+          <w:lang w:val="en-US"/>
+        </w:rPr>
+        <w:t xml:space="preserve">        time </w:t>
+      </w:r>
+      <w:proofErr w:type="spellStart"/>
+      <w:r>
+        <w:rPr>
+          <w:rFonts w:ascii="Consolas" w:eastAsia="Times New Roman" w:hAnsi="Consolas" w:cs="Times New Roman"/>
+          <w:color w:val="A22889"/>
+          <w:sz w:val="21"/>
+          <w:szCs w:val="21"/>
+          <w:lang w:val="en-US"/>
+        </w:rPr>
+        <w:t>meal_time</w:t>
+      </w:r>
+      <w:proofErr w:type="spellEnd"/>
+    </w:p>
+    <w:p>
+      <w:pPr>
+        <w:rPr>
+          <w:rFonts w:ascii="Consolas" w:eastAsia="Times New Roman" w:hAnsi="Consolas" w:cs="Times New Roman"/>
+          <w:color w:val="A22889"/>
+          <w:sz w:val="21"/>
+          <w:szCs w:val="21"/>
+          <w:lang w:val="en-US"/>
+        </w:rPr>
+      </w:pPr>
+      <w:r>
+        <w:rPr>
+          <w:rFonts w:ascii="Consolas" w:eastAsia="Times New Roman" w:hAnsi="Consolas" w:cs="Times New Roman"/>
+          <w:color w:val="A22889"/>
+          <w:sz w:val="21"/>
+          <w:szCs w:val="21"/>
+          <w:lang w:val="en-US"/>
+        </w:rPr>
+        <w:t xml:space="preserve">        string </w:t>
+      </w:r>
+      <w:proofErr w:type="spellStart"/>
+      <w:r>
+        <w:rPr>
+          <w:rFonts w:ascii="Consolas" w:eastAsia="Times New Roman" w:hAnsi="Consolas" w:cs="Times New Roman"/>
+          <w:color w:val="A22889"/>
+          <w:sz w:val="21"/>
+          <w:szCs w:val="21"/>
+          <w:lang w:val="en-US"/>
+        </w:rPr>
+        <w:t>meal_name</w:t>
+      </w:r>
+      <w:proofErr w:type="spellEnd"/>
+      <w:r>
+        <w:rPr>
+          <w:rFonts w:ascii="Consolas" w:eastAsia="Times New Roman" w:hAnsi="Consolas" w:cs="Times New Roman"/>
+          <w:color w:val="A22889"/>
+          <w:sz w:val="21"/>
+          <w:szCs w:val="21"/>
+          <w:lang w:val="en-US"/>
+        </w:rPr>
+        <w:t xml:space="preserve"> "</w:t>
+      </w:r>
+      <w:proofErr w:type="spellStart"/>
+      <w:r>
+        <w:rPr>
+          <w:rFonts w:ascii="Consolas" w:eastAsia="Times New Roman" w:hAnsi="Consolas" w:cs="Times New Roman"/>
+          <w:color w:val="A22889"/>
+          <w:sz w:val="21"/>
+          <w:szCs w:val="21"/>
+          <w:lang w:val="en-US"/>
+        </w:rPr>
+        <w:t>Завтрак</w:t>
+      </w:r>
+      <w:proofErr w:type="spellEnd"/>
+      <w:r>
+        <w:rPr>
+          <w:rFonts w:ascii="Consolas" w:eastAsia="Times New Roman" w:hAnsi="Consolas" w:cs="Times New Roman"/>
+          <w:color w:val="A22889"/>
+          <w:sz w:val="21"/>
+          <w:szCs w:val="21"/>
+          <w:lang w:val="en-US"/>
+        </w:rPr>
+        <w:t xml:space="preserve">, </w:t>
+      </w:r>
+      <w:proofErr w:type="spellStart"/>
+      <w:r>
+        <w:rPr>
+          <w:rFonts w:ascii="Consolas" w:eastAsia="Times New Roman" w:hAnsi="Consolas" w:cs="Times New Roman"/>
+          <w:color w:val="A22889"/>
+          <w:sz w:val="21"/>
+          <w:szCs w:val="21"/>
+          <w:lang w:val="en-US"/>
+        </w:rPr>
+        <w:t>Обед</w:t>
+      </w:r>
+      <w:proofErr w:type="spellEnd"/>
+      <w:r>
+        <w:rPr>
+          <w:rFonts w:ascii="Consolas" w:eastAsia="Times New Roman" w:hAnsi="Consolas" w:cs="Times New Roman"/>
+          <w:color w:val="A22889"/>
+          <w:sz w:val="21"/>
+          <w:szCs w:val="21"/>
+          <w:lang w:val="en-US"/>
+        </w:rPr>
+        <w:t xml:space="preserve"> и </w:t>
+      </w:r>
+      <w:proofErr w:type="spellStart"/>
+      <w:r>
+        <w:rPr>
+          <w:rFonts w:ascii="Consolas" w:eastAsia="Times New Roman" w:hAnsi="Consolas" w:cs="Times New Roman"/>
+          <w:color w:val="A22889"/>
+          <w:sz w:val="21"/>
+          <w:szCs w:val="21"/>
+          <w:lang w:val="en-US"/>
+        </w:rPr>
+        <w:t>т.д</w:t>
+      </w:r>
+      <w:proofErr w:type="spellEnd"/>
+      <w:r>
+        <w:rPr>
+          <w:rFonts w:ascii="Consolas" w:eastAsia="Times New Roman" w:hAnsi="Consolas" w:cs="Times New Roman"/>
+          <w:color w:val="A22889"/>
+          <w:sz w:val="21"/>
+          <w:szCs w:val="21"/>
+          <w:lang w:val="en-US"/>
+        </w:rPr>
+        <w:t>."</w:t>
+      </w:r>
+    </w:p>
+    <w:p>
+      <w:pPr>
+        <w:rPr>
+          <w:rFonts w:ascii="Consolas" w:eastAsia="Times New Roman" w:hAnsi="Consolas" w:cs="Times New Roman"/>
+          <w:color w:val="A22889"/>
+          <w:sz w:val="21"/>
+          <w:szCs w:val="21"/>
+          <w:lang w:val="en-US"/>
+        </w:rPr>
+      </w:pPr>
+      <w:r>
+        <w:rPr>
+          <w:rFonts w:ascii="Consolas" w:eastAsia="Times New Roman" w:hAnsi="Consolas" w:cs="Times New Roman"/>
+          <w:color w:val="A22889"/>
+          <w:sz w:val="21"/>
+          <w:szCs w:val="21"/>
+          <w:lang w:val="en-US"/>
+        </w:rPr>
+        <w:t xml:space="preserve">        timestamp </w:t>
+      </w:r>
+      <w:proofErr w:type="spellStart"/>
+      <w:r>
+        <w:rPr>
+          <w:rFonts w:ascii="Consolas" w:eastAsia="Times New Roman" w:hAnsi="Consolas" w:cs="Times New Roman"/>
+          <w:color w:val="A22889"/>
+          <w:sz w:val="21"/>
+          <w:szCs w:val="21"/>
+          <w:lang w:val="en-US"/>
+        </w:rPr>
+        <w:t>created_at</w:t>
+      </w:r>
+      <w:proofErr w:type="spellEnd"/>
+    </w:p>
+    <w:p>
+      <w:pPr>
+        <w:rPr>
+          <w:rFonts w:ascii="Consolas" w:eastAsia="Times New Roman" w:hAnsi="Consolas" w:cs="Times New Roman"/>
+          <w:color w:val="A22889"/>
+          <w:sz w:val="21"/>
+          <w:szCs w:val="21"/>
+          <w:lang w:val="en-US"/>
+        </w:rPr>
+      </w:pPr>
+      <w:r>
+        <w:rPr>
+          <w:rFonts w:ascii="Consolas" w:eastAsia="Times New Roman" w:hAnsi="Consolas" w:cs="Times New Roman"/>
+          <w:color w:val="A22889"/>
+          <w:sz w:val="21"/>
+          <w:szCs w:val="21"/>
+          <w:lang w:val="en-US"/>
+        </w:rPr>
+        <w:t xml:space="preserve">    }</w:t>
+      </w:r>
+    </w:p>
+    <w:p>
+      <w:pPr>
+        <w:rPr>
+          <w:rFonts w:ascii="Consolas" w:eastAsia="Times New Roman" w:hAnsi="Consolas" w:cs="Times New Roman"/>
+          <w:color w:val="A22889"/>
+          <w:sz w:val="21"/>
+          <w:szCs w:val="21"/>
+          <w:lang w:val="en-US"/>
+        </w:rPr>
+      </w:pPr>
+    </w:p>
+    <w:p>
+      <w:pPr>
+        <w:rPr>
+          <w:rFonts w:ascii="Consolas" w:eastAsia="Times New Roman" w:hAnsi="Consolas" w:cs="Times New Roman"/>
+          <w:color w:val="A22889"/>
+          <w:sz w:val="21"/>
+          <w:szCs w:val="21"/>
+          <w:lang w:val="en-US"/>
+        </w:rPr>
+      </w:pPr>
+      <w:r>
+        <w:rPr>
+          <w:rFonts w:ascii="Consolas" w:eastAsia="Times New Roman" w:hAnsi="Consolas" w:cs="Times New Roman"/>
+          <w:color w:val="A22889"/>
+          <w:sz w:val="21"/>
+          <w:szCs w:val="21"/>
+          <w:lang w:val="en-US"/>
+        </w:rPr>
+        <w:t xml:space="preserve">    MEAL_ENTRIES {</w:t>
+      </w:r>
+    </w:p>
+    <w:p>
+      <w:pPr>
+        <w:rPr>
+          <w:rFonts w:ascii="Consolas" w:eastAsia="Times New Roman" w:hAnsi="Consolas" w:cs="Times New Roman"/>
+          <w:color w:val="A22889"/>
+          <w:sz w:val="21"/>
+          <w:szCs w:val="21"/>
+          <w:lang w:val="en-US"/>
+        </w:rPr>
+      </w:pPr>
+      <w:r>
+        <w:rPr>
+          <w:rFonts w:ascii="Consolas" w:eastAsia="Times New Roman" w:hAnsi="Consolas" w:cs="Times New Roman"/>
+          <w:color w:val="A22889"/>
+          <w:sz w:val="21"/>
+          <w:szCs w:val="21"/>
+          <w:lang w:val="en-US"/>
+        </w:rPr>
+        <w:t xml:space="preserve">        </w:t>
+      </w:r>
+      <w:proofErr w:type="spellStart"/>
+      <w:r>
+        <w:rPr>
+          <w:rFonts w:ascii="Consolas" w:eastAsia="Times New Roman" w:hAnsi="Consolas" w:cs="Times New Roman"/>
+          <w:color w:val="A22889"/>
+          <w:sz w:val="21"/>
+          <w:szCs w:val="21"/>
+          <w:lang w:val="en-US"/>
+        </w:rPr>
+        <w:t>uuid</w:t>
+      </w:r>
+      <w:proofErr w:type="spellEnd"/>
+      <w:r>
+        <w:rPr>
+          <w:rFonts w:ascii="Consolas" w:eastAsia="Times New Roman" w:hAnsi="Consolas" w:cs="Times New Roman"/>
+          <w:color w:val="A22889"/>
+          <w:sz w:val="21"/>
+          <w:szCs w:val="21"/>
+          <w:lang w:val="en-US"/>
+        </w:rPr>
+        <w:t xml:space="preserve"> id PK</w:t>
+      </w:r>
+    </w:p>
+    <w:p>
+      <w:pPr>
+        <w:rPr>
+          <w:rFonts w:ascii="Consolas" w:eastAsia="Times New Roman" w:hAnsi="Consolas" w:cs="Times New Roman"/>
+          <w:color w:val="A22889"/>
+          <w:sz w:val="21"/>
+          <w:szCs w:val="21"/>
+          <w:lang w:val="en-US"/>
+        </w:rPr>
+      </w:pPr>
+      <w:r>
+        <w:rPr>
+          <w:rFonts w:ascii="Consolas" w:eastAsia="Times New Roman" w:hAnsi="Consolas" w:cs="Times New Roman"/>
+          <w:color w:val="A22889"/>
+          <w:sz w:val="21"/>
+          <w:szCs w:val="21"/>
+          <w:lang w:val="en-US"/>
+        </w:rPr>
+        <w:t xml:space="preserve">        </w:t>
+      </w:r>
+      <w:proofErr w:type="spellStart"/>
+      <w:r>
+        <w:rPr>
+          <w:rFonts w:ascii="Consolas" w:eastAsia="Times New Roman" w:hAnsi="Consolas" w:cs="Times New Roman"/>
+          <w:color w:val="A22889"/>
+          <w:sz w:val="21"/>
+          <w:szCs w:val="21"/>
+          <w:lang w:val="en-US"/>
+        </w:rPr>
+        <w:t>uuid</w:t>
+      </w:r>
+      <w:proofErr w:type="spellEnd"/>
+      <w:r>
+        <w:rPr>
+          <w:rFonts w:ascii="Consolas" w:eastAsia="Times New Roman" w:hAnsi="Consolas" w:cs="Times New Roman"/>
+          <w:color w:val="A22889"/>
           <w:sz w:val="21"/>
           <w:szCs w:val="21"/>
           <w:lang w:val="en-US"/>
         </w:rPr>
         <w:t xml:space="preserve"> </w:t>
       </w:r>
-      <w:r>
-        <w:rPr>
-          <w:rFonts w:ascii="Consolas" w:eastAsia="Times New Roman" w:hAnsi="Consolas" w:cs="Times New Roman"/>
-          <w:color w:val="A22889"/>
-          <w:sz w:val="21"/>
-          <w:szCs w:val="21"/>
-          <w:lang w:val="en-US"/>
-        </w:rPr>
-        <w:t>status</w:t>
-      </w:r>
-    </w:p>
-    <w:p>
-      <w:pPr>
-        <w:shd w:val="clear" w:color="auto" w:fill="FFFFFE"/>
-        <w:spacing w:line="285" w:lineRule="atLeast"/>
-        <w:rPr>
-          <w:rFonts w:ascii="Consolas" w:eastAsia="Times New Roman" w:hAnsi="Consolas" w:cs="Times New Roman"/>
-          <w:color w:val="000000"/>
-          <w:sz w:val="21"/>
-          <w:szCs w:val="21"/>
-          <w:lang w:val="en-US"/>
-        </w:rPr>
-      </w:pPr>
-      <w:r>
-        <w:rPr>
-          <w:rFonts w:ascii="Consolas" w:eastAsia="Times New Roman" w:hAnsi="Consolas" w:cs="Times New Roman"/>
-          <w:color w:val="000000"/>
-          <w:sz w:val="21"/>
-          <w:szCs w:val="21"/>
-          <w:lang w:val="en-US"/>
-        </w:rPr>
-        <w:t xml:space="preserve">        </w:t>
-      </w:r>
-      <w:r>
-        <w:rPr>
-          <w:rFonts w:ascii="Consolas" w:eastAsia="Times New Roman" w:hAnsi="Consolas" w:cs="Times New Roman"/>
-          <w:color w:val="A22889"/>
-          <w:sz w:val="21"/>
-          <w:szCs w:val="21"/>
-          <w:lang w:val="en-US"/>
-        </w:rPr>
-        <w:t>timestamp</w:t>
-      </w:r>
-      <w:r>
-        <w:rPr>
-          <w:rFonts w:ascii="Consolas" w:eastAsia="Times New Roman" w:hAnsi="Consolas" w:cs="Times New Roman"/>
-          <w:color w:val="000000"/>
+      <w:proofErr w:type="spellStart"/>
+      <w:r>
+        <w:rPr>
+          <w:rFonts w:ascii="Consolas" w:eastAsia="Times New Roman" w:hAnsi="Consolas" w:cs="Times New Roman"/>
+          <w:color w:val="A22889"/>
+          <w:sz w:val="21"/>
+          <w:szCs w:val="21"/>
+          <w:lang w:val="en-US"/>
+        </w:rPr>
+        <w:t>meal_id</w:t>
+      </w:r>
+      <w:proofErr w:type="spellEnd"/>
+      <w:r>
+        <w:rPr>
+          <w:rFonts w:ascii="Consolas" w:eastAsia="Times New Roman" w:hAnsi="Consolas" w:cs="Times New Roman"/>
+          <w:color w:val="A22889"/>
+          <w:sz w:val="21"/>
+          <w:szCs w:val="21"/>
+          <w:lang w:val="en-US"/>
+        </w:rPr>
+        <w:t xml:space="preserve"> FK</w:t>
+      </w:r>
+    </w:p>
+    <w:p>
+      <w:pPr>
+        <w:rPr>
+          <w:rFonts w:ascii="Consolas" w:eastAsia="Times New Roman" w:hAnsi="Consolas" w:cs="Times New Roman"/>
+          <w:color w:val="A22889"/>
+          <w:sz w:val="21"/>
+          <w:szCs w:val="21"/>
+          <w:lang w:val="en-US"/>
+        </w:rPr>
+      </w:pPr>
+      <w:r>
+        <w:rPr>
+          <w:rFonts w:ascii="Consolas" w:eastAsia="Times New Roman" w:hAnsi="Consolas" w:cs="Times New Roman"/>
+          <w:color w:val="A22889"/>
+          <w:sz w:val="21"/>
+          <w:szCs w:val="21"/>
+          <w:lang w:val="en-US"/>
+        </w:rPr>
+        <w:t xml:space="preserve">        </w:t>
+      </w:r>
+      <w:proofErr w:type="spellStart"/>
+      <w:r>
+        <w:rPr>
+          <w:rFonts w:ascii="Consolas" w:eastAsia="Times New Roman" w:hAnsi="Consolas" w:cs="Times New Roman"/>
+          <w:color w:val="A22889"/>
+          <w:sz w:val="21"/>
+          <w:szCs w:val="21"/>
+          <w:lang w:val="en-US"/>
+        </w:rPr>
+        <w:t>uuid</w:t>
+      </w:r>
+      <w:proofErr w:type="spellEnd"/>
+      <w:r>
+        <w:rPr>
+          <w:rFonts w:ascii="Consolas" w:eastAsia="Times New Roman" w:hAnsi="Consolas" w:cs="Times New Roman"/>
+          <w:color w:val="A22889"/>
           <w:sz w:val="21"/>
           <w:szCs w:val="21"/>
           <w:lang w:val="en-US"/>
@@ -34128,110 +35387,1381 @@
           <w:szCs w:val="21"/>
           <w:lang w:val="en-US"/>
         </w:rPr>
+        <w:t>product_id</w:t>
+      </w:r>
+      <w:proofErr w:type="spellEnd"/>
+      <w:r>
+        <w:rPr>
+          <w:rFonts w:ascii="Consolas" w:eastAsia="Times New Roman" w:hAnsi="Consolas" w:cs="Times New Roman"/>
+          <w:color w:val="A22889"/>
+          <w:sz w:val="21"/>
+          <w:szCs w:val="21"/>
+          <w:lang w:val="en-US"/>
+        </w:rPr>
+        <w:t xml:space="preserve"> FK "SET NULL </w:t>
+      </w:r>
+      <w:proofErr w:type="spellStart"/>
+      <w:r>
+        <w:rPr>
+          <w:rFonts w:ascii="Consolas" w:eastAsia="Times New Roman" w:hAnsi="Consolas" w:cs="Times New Roman"/>
+          <w:color w:val="A22889"/>
+          <w:sz w:val="21"/>
+          <w:szCs w:val="21"/>
+          <w:lang w:val="en-US"/>
+        </w:rPr>
+        <w:t>при</w:t>
+      </w:r>
+      <w:proofErr w:type="spellEnd"/>
+      <w:r>
+        <w:rPr>
+          <w:rFonts w:ascii="Consolas" w:eastAsia="Times New Roman" w:hAnsi="Consolas" w:cs="Times New Roman"/>
+          <w:color w:val="A22889"/>
+          <w:sz w:val="21"/>
+          <w:szCs w:val="21"/>
+          <w:lang w:val="en-US"/>
+        </w:rPr>
+        <w:t xml:space="preserve"> </w:t>
+      </w:r>
+      <w:proofErr w:type="spellStart"/>
+      <w:r>
+        <w:rPr>
+          <w:rFonts w:ascii="Consolas" w:eastAsia="Times New Roman" w:hAnsi="Consolas" w:cs="Times New Roman"/>
+          <w:color w:val="A22889"/>
+          <w:sz w:val="21"/>
+          <w:szCs w:val="21"/>
+          <w:lang w:val="en-US"/>
+        </w:rPr>
+        <w:t>удалении</w:t>
+      </w:r>
+      <w:proofErr w:type="spellEnd"/>
+      <w:r>
+        <w:rPr>
+          <w:rFonts w:ascii="Consolas" w:eastAsia="Times New Roman" w:hAnsi="Consolas" w:cs="Times New Roman"/>
+          <w:color w:val="A22889"/>
+          <w:sz w:val="21"/>
+          <w:szCs w:val="21"/>
+          <w:lang w:val="en-US"/>
+        </w:rPr>
+        <w:t xml:space="preserve"> </w:t>
+      </w:r>
+      <w:proofErr w:type="spellStart"/>
+      <w:r>
+        <w:rPr>
+          <w:rFonts w:ascii="Consolas" w:eastAsia="Times New Roman" w:hAnsi="Consolas" w:cs="Times New Roman"/>
+          <w:color w:val="A22889"/>
+          <w:sz w:val="21"/>
+          <w:szCs w:val="21"/>
+          <w:lang w:val="en-US"/>
+        </w:rPr>
+        <w:t>продукта</w:t>
+      </w:r>
+      <w:proofErr w:type="spellEnd"/>
+      <w:r>
+        <w:rPr>
+          <w:rFonts w:ascii="Consolas" w:eastAsia="Times New Roman" w:hAnsi="Consolas" w:cs="Times New Roman"/>
+          <w:color w:val="A22889"/>
+          <w:sz w:val="21"/>
+          <w:szCs w:val="21"/>
+          <w:lang w:val="en-US"/>
+        </w:rPr>
+        <w:t>"</w:t>
+      </w:r>
+    </w:p>
+    <w:p>
+      <w:pPr>
+        <w:rPr>
+          <w:rFonts w:ascii="Consolas" w:eastAsia="Times New Roman" w:hAnsi="Consolas" w:cs="Times New Roman"/>
+          <w:color w:val="A22889"/>
+          <w:sz w:val="21"/>
+          <w:szCs w:val="21"/>
+          <w:lang w:val="en-US"/>
+        </w:rPr>
+      </w:pPr>
+      <w:r>
+        <w:rPr>
+          <w:rFonts w:ascii="Consolas" w:eastAsia="Times New Roman" w:hAnsi="Consolas" w:cs="Times New Roman"/>
+          <w:color w:val="A22889"/>
+          <w:sz w:val="21"/>
+          <w:szCs w:val="21"/>
+          <w:lang w:val="en-US"/>
+        </w:rPr>
+        <w:t xml:space="preserve">        string </w:t>
+      </w:r>
+      <w:proofErr w:type="spellStart"/>
+      <w:r>
+        <w:rPr>
+          <w:rFonts w:ascii="Consolas" w:eastAsia="Times New Roman" w:hAnsi="Consolas" w:cs="Times New Roman"/>
+          <w:color w:val="A22889"/>
+          <w:sz w:val="21"/>
+          <w:szCs w:val="21"/>
+          <w:lang w:val="en-US"/>
+        </w:rPr>
+        <w:t>product_name</w:t>
+      </w:r>
+      <w:proofErr w:type="spellEnd"/>
+      <w:r>
+        <w:rPr>
+          <w:rFonts w:ascii="Consolas" w:eastAsia="Times New Roman" w:hAnsi="Consolas" w:cs="Times New Roman"/>
+          <w:color w:val="A22889"/>
+          <w:sz w:val="21"/>
+          <w:szCs w:val="21"/>
+          <w:lang w:val="en-US"/>
+        </w:rPr>
+        <w:t xml:space="preserve"> "</w:t>
+      </w:r>
+      <w:proofErr w:type="spellStart"/>
+      <w:r>
+        <w:rPr>
+          <w:rFonts w:ascii="Consolas" w:eastAsia="Times New Roman" w:hAnsi="Consolas" w:cs="Times New Roman"/>
+          <w:color w:val="A22889"/>
+          <w:sz w:val="21"/>
+          <w:szCs w:val="21"/>
+          <w:lang w:val="en-US"/>
+        </w:rPr>
+        <w:t>Имя</w:t>
+      </w:r>
+      <w:proofErr w:type="spellEnd"/>
+      <w:r>
+        <w:rPr>
+          <w:rFonts w:ascii="Consolas" w:eastAsia="Times New Roman" w:hAnsi="Consolas" w:cs="Times New Roman"/>
+          <w:color w:val="A22889"/>
+          <w:sz w:val="21"/>
+          <w:szCs w:val="21"/>
+          <w:lang w:val="en-US"/>
+        </w:rPr>
+        <w:t xml:space="preserve"> </w:t>
+      </w:r>
+      <w:proofErr w:type="spellStart"/>
+      <w:r>
+        <w:rPr>
+          <w:rFonts w:ascii="Consolas" w:eastAsia="Times New Roman" w:hAnsi="Consolas" w:cs="Times New Roman"/>
+          <w:color w:val="A22889"/>
+          <w:sz w:val="21"/>
+          <w:szCs w:val="21"/>
+          <w:lang w:val="en-US"/>
+        </w:rPr>
+        <w:t>на</w:t>
+      </w:r>
+      <w:proofErr w:type="spellEnd"/>
+      <w:r>
+        <w:rPr>
+          <w:rFonts w:ascii="Consolas" w:eastAsia="Times New Roman" w:hAnsi="Consolas" w:cs="Times New Roman"/>
+          <w:color w:val="A22889"/>
+          <w:sz w:val="21"/>
+          <w:szCs w:val="21"/>
+          <w:lang w:val="en-US"/>
+        </w:rPr>
+        <w:t xml:space="preserve"> </w:t>
+      </w:r>
+      <w:proofErr w:type="spellStart"/>
+      <w:r>
+        <w:rPr>
+          <w:rFonts w:ascii="Consolas" w:eastAsia="Times New Roman" w:hAnsi="Consolas" w:cs="Times New Roman"/>
+          <w:color w:val="A22889"/>
+          <w:sz w:val="21"/>
+          <w:szCs w:val="21"/>
+          <w:lang w:val="en-US"/>
+        </w:rPr>
+        <w:t>момент</w:t>
+      </w:r>
+      <w:proofErr w:type="spellEnd"/>
+      <w:r>
+        <w:rPr>
+          <w:rFonts w:ascii="Consolas" w:eastAsia="Times New Roman" w:hAnsi="Consolas" w:cs="Times New Roman"/>
+          <w:color w:val="A22889"/>
+          <w:sz w:val="21"/>
+          <w:szCs w:val="21"/>
+          <w:lang w:val="en-US"/>
+        </w:rPr>
+        <w:t xml:space="preserve"> </w:t>
+      </w:r>
+      <w:proofErr w:type="spellStart"/>
+      <w:r>
+        <w:rPr>
+          <w:rFonts w:ascii="Consolas" w:eastAsia="Times New Roman" w:hAnsi="Consolas" w:cs="Times New Roman"/>
+          <w:color w:val="A22889"/>
+          <w:sz w:val="21"/>
+          <w:szCs w:val="21"/>
+          <w:lang w:val="en-US"/>
+        </w:rPr>
+        <w:t>записи</w:t>
+      </w:r>
+      <w:proofErr w:type="spellEnd"/>
+      <w:r>
+        <w:rPr>
+          <w:rFonts w:ascii="Consolas" w:eastAsia="Times New Roman" w:hAnsi="Consolas" w:cs="Times New Roman"/>
+          <w:color w:val="A22889"/>
+          <w:sz w:val="21"/>
+          <w:szCs w:val="21"/>
+          <w:lang w:val="en-US"/>
+        </w:rPr>
+        <w:t>"</w:t>
+      </w:r>
+    </w:p>
+    <w:p>
+      <w:pPr>
+        <w:rPr>
+          <w:rFonts w:ascii="Consolas" w:eastAsia="Times New Roman" w:hAnsi="Consolas" w:cs="Times New Roman"/>
+          <w:color w:val="A22889"/>
+          <w:sz w:val="21"/>
+          <w:szCs w:val="21"/>
+          <w:lang w:val="en-US"/>
+        </w:rPr>
+      </w:pPr>
+      <w:r>
+        <w:rPr>
+          <w:rFonts w:ascii="Consolas" w:eastAsia="Times New Roman" w:hAnsi="Consolas" w:cs="Times New Roman"/>
+          <w:color w:val="A22889"/>
+          <w:sz w:val="21"/>
+          <w:szCs w:val="21"/>
+          <w:lang w:val="en-US"/>
+        </w:rPr>
+        <w:t xml:space="preserve">        decimal </w:t>
+      </w:r>
+      <w:proofErr w:type="spellStart"/>
+      <w:r>
+        <w:rPr>
+          <w:rFonts w:ascii="Consolas" w:eastAsia="Times New Roman" w:hAnsi="Consolas" w:cs="Times New Roman"/>
+          <w:color w:val="A22889"/>
+          <w:sz w:val="21"/>
+          <w:szCs w:val="21"/>
+          <w:lang w:val="en-US"/>
+        </w:rPr>
+        <w:t>quantity_g</w:t>
+      </w:r>
+      <w:proofErr w:type="spellEnd"/>
+    </w:p>
+    <w:p>
+      <w:pPr>
+        <w:rPr>
+          <w:rFonts w:ascii="Consolas" w:eastAsia="Times New Roman" w:hAnsi="Consolas" w:cs="Times New Roman"/>
+          <w:color w:val="A22889"/>
+          <w:sz w:val="21"/>
+          <w:szCs w:val="21"/>
+          <w:lang w:val="en-US"/>
+        </w:rPr>
+      </w:pPr>
+      <w:r>
+        <w:rPr>
+          <w:rFonts w:ascii="Consolas" w:eastAsia="Times New Roman" w:hAnsi="Consolas" w:cs="Times New Roman"/>
+          <w:color w:val="A22889"/>
+          <w:sz w:val="21"/>
+          <w:szCs w:val="21"/>
+          <w:lang w:val="en-US"/>
+        </w:rPr>
+        <w:t xml:space="preserve">        decimal </w:t>
+      </w:r>
+      <w:proofErr w:type="spellStart"/>
+      <w:r>
+        <w:rPr>
+          <w:rFonts w:ascii="Consolas" w:eastAsia="Times New Roman" w:hAnsi="Consolas" w:cs="Times New Roman"/>
+          <w:color w:val="A22889"/>
+          <w:sz w:val="21"/>
+          <w:szCs w:val="21"/>
+          <w:lang w:val="en-US"/>
+        </w:rPr>
+        <w:t>calories_kcal</w:t>
+      </w:r>
+      <w:proofErr w:type="spellEnd"/>
+    </w:p>
+    <w:p>
+      <w:pPr>
+        <w:rPr>
+          <w:rFonts w:ascii="Consolas" w:eastAsia="Times New Roman" w:hAnsi="Consolas" w:cs="Times New Roman"/>
+          <w:color w:val="A22889"/>
+          <w:sz w:val="21"/>
+          <w:szCs w:val="21"/>
+          <w:lang w:val="en-US"/>
+        </w:rPr>
+      </w:pPr>
+      <w:r>
+        <w:rPr>
+          <w:rFonts w:ascii="Consolas" w:eastAsia="Times New Roman" w:hAnsi="Consolas" w:cs="Times New Roman"/>
+          <w:color w:val="A22889"/>
+          <w:sz w:val="21"/>
+          <w:szCs w:val="21"/>
+          <w:lang w:val="en-US"/>
+        </w:rPr>
+        <w:t xml:space="preserve">        decimal </w:t>
+      </w:r>
+      <w:proofErr w:type="spellStart"/>
+      <w:r>
+        <w:rPr>
+          <w:rFonts w:ascii="Consolas" w:eastAsia="Times New Roman" w:hAnsi="Consolas" w:cs="Times New Roman"/>
+          <w:color w:val="A22889"/>
+          <w:sz w:val="21"/>
+          <w:szCs w:val="21"/>
+          <w:lang w:val="en-US"/>
+        </w:rPr>
+        <w:t>proteins_g</w:t>
+      </w:r>
+      <w:proofErr w:type="spellEnd"/>
+    </w:p>
+    <w:p>
+      <w:pPr>
+        <w:rPr>
+          <w:rFonts w:ascii="Consolas" w:eastAsia="Times New Roman" w:hAnsi="Consolas" w:cs="Times New Roman"/>
+          <w:color w:val="A22889"/>
+          <w:sz w:val="21"/>
+          <w:szCs w:val="21"/>
+          <w:lang w:val="en-US"/>
+        </w:rPr>
+      </w:pPr>
+      <w:r>
+        <w:rPr>
+          <w:rFonts w:ascii="Consolas" w:eastAsia="Times New Roman" w:hAnsi="Consolas" w:cs="Times New Roman"/>
+          <w:color w:val="A22889"/>
+          <w:sz w:val="21"/>
+          <w:szCs w:val="21"/>
+          <w:lang w:val="en-US"/>
+        </w:rPr>
+        <w:t xml:space="preserve">        decimal </w:t>
+      </w:r>
+      <w:proofErr w:type="spellStart"/>
+      <w:r>
+        <w:rPr>
+          <w:rFonts w:ascii="Consolas" w:eastAsia="Times New Roman" w:hAnsi="Consolas" w:cs="Times New Roman"/>
+          <w:color w:val="A22889"/>
+          <w:sz w:val="21"/>
+          <w:szCs w:val="21"/>
+          <w:lang w:val="en-US"/>
+        </w:rPr>
+        <w:t>fats_g</w:t>
+      </w:r>
+      <w:proofErr w:type="spellEnd"/>
+    </w:p>
+    <w:p>
+      <w:pPr>
+        <w:rPr>
+          <w:rFonts w:ascii="Consolas" w:eastAsia="Times New Roman" w:hAnsi="Consolas" w:cs="Times New Roman"/>
+          <w:color w:val="A22889"/>
+          <w:sz w:val="21"/>
+          <w:szCs w:val="21"/>
+          <w:lang w:val="en-US"/>
+        </w:rPr>
+      </w:pPr>
+      <w:r>
+        <w:rPr>
+          <w:rFonts w:ascii="Consolas" w:eastAsia="Times New Roman" w:hAnsi="Consolas" w:cs="Times New Roman"/>
+          <w:color w:val="A22889"/>
+          <w:sz w:val="21"/>
+          <w:szCs w:val="21"/>
+          <w:lang w:val="en-US"/>
+        </w:rPr>
+        <w:t xml:space="preserve">        decimal </w:t>
+      </w:r>
+      <w:proofErr w:type="spellStart"/>
+      <w:r>
+        <w:rPr>
+          <w:rFonts w:ascii="Consolas" w:eastAsia="Times New Roman" w:hAnsi="Consolas" w:cs="Times New Roman"/>
+          <w:color w:val="A22889"/>
+          <w:sz w:val="21"/>
+          <w:szCs w:val="21"/>
+          <w:lang w:val="en-US"/>
+        </w:rPr>
+        <w:t>carbs_g</w:t>
+      </w:r>
+      <w:proofErr w:type="spellEnd"/>
+    </w:p>
+    <w:p>
+      <w:pPr>
+        <w:rPr>
+          <w:rFonts w:ascii="Consolas" w:eastAsia="Times New Roman" w:hAnsi="Consolas" w:cs="Times New Roman"/>
+          <w:color w:val="A22889"/>
+          <w:sz w:val="21"/>
+          <w:szCs w:val="21"/>
+          <w:lang w:val="en-US"/>
+        </w:rPr>
+      </w:pPr>
+      <w:r>
+        <w:rPr>
+          <w:rFonts w:ascii="Consolas" w:eastAsia="Times New Roman" w:hAnsi="Consolas" w:cs="Times New Roman"/>
+          <w:color w:val="A22889"/>
+          <w:sz w:val="21"/>
+          <w:szCs w:val="21"/>
+          <w:lang w:val="en-US"/>
+        </w:rPr>
+        <w:t xml:space="preserve">    }</w:t>
+      </w:r>
+    </w:p>
+    <w:p>
+      <w:pPr>
+        <w:rPr>
+          <w:rFonts w:ascii="Consolas" w:eastAsia="Times New Roman" w:hAnsi="Consolas" w:cs="Times New Roman"/>
+          <w:color w:val="A22889"/>
+          <w:sz w:val="21"/>
+          <w:szCs w:val="21"/>
+          <w:lang w:val="en-US"/>
+        </w:rPr>
+      </w:pPr>
+    </w:p>
+    <w:p>
+      <w:pPr>
+        <w:rPr>
+          <w:rFonts w:ascii="Consolas" w:eastAsia="Times New Roman" w:hAnsi="Consolas" w:cs="Times New Roman"/>
+          <w:color w:val="A22889"/>
+          <w:sz w:val="21"/>
+          <w:szCs w:val="21"/>
+          <w:lang w:val="en-US"/>
+        </w:rPr>
+      </w:pPr>
+      <w:r>
+        <w:rPr>
+          <w:rFonts w:ascii="Consolas" w:eastAsia="Times New Roman" w:hAnsi="Consolas" w:cs="Times New Roman"/>
+          <w:color w:val="A22889"/>
+          <w:sz w:val="21"/>
+          <w:szCs w:val="21"/>
+          <w:lang w:val="en-US"/>
+        </w:rPr>
+        <w:t xml:space="preserve">    USER_FAVORITES {</w:t>
+      </w:r>
+    </w:p>
+    <w:p>
+      <w:pPr>
+        <w:rPr>
+          <w:rFonts w:ascii="Consolas" w:eastAsia="Times New Roman" w:hAnsi="Consolas" w:cs="Times New Roman"/>
+          <w:color w:val="A22889"/>
+          <w:sz w:val="21"/>
+          <w:szCs w:val="21"/>
+          <w:lang w:val="en-US"/>
+        </w:rPr>
+      </w:pPr>
+      <w:r>
+        <w:rPr>
+          <w:rFonts w:ascii="Consolas" w:eastAsia="Times New Roman" w:hAnsi="Consolas" w:cs="Times New Roman"/>
+          <w:color w:val="A22889"/>
+          <w:sz w:val="21"/>
+          <w:szCs w:val="21"/>
+          <w:lang w:val="en-US"/>
+        </w:rPr>
+        <w:t xml:space="preserve">        </w:t>
+      </w:r>
+      <w:proofErr w:type="spellStart"/>
+      <w:r>
+        <w:rPr>
+          <w:rFonts w:ascii="Consolas" w:eastAsia="Times New Roman" w:hAnsi="Consolas" w:cs="Times New Roman"/>
+          <w:color w:val="A22889"/>
+          <w:sz w:val="21"/>
+          <w:szCs w:val="21"/>
+          <w:lang w:val="en-US"/>
+        </w:rPr>
+        <w:t>uuid</w:t>
+      </w:r>
+      <w:proofErr w:type="spellEnd"/>
+      <w:r>
+        <w:rPr>
+          <w:rFonts w:ascii="Consolas" w:eastAsia="Times New Roman" w:hAnsi="Consolas" w:cs="Times New Roman"/>
+          <w:color w:val="A22889"/>
+          <w:sz w:val="21"/>
+          <w:szCs w:val="21"/>
+          <w:lang w:val="en-US"/>
+        </w:rPr>
+        <w:t xml:space="preserve"> </w:t>
+      </w:r>
+      <w:proofErr w:type="spellStart"/>
+      <w:r>
+        <w:rPr>
+          <w:rFonts w:ascii="Consolas" w:eastAsia="Times New Roman" w:hAnsi="Consolas" w:cs="Times New Roman"/>
+          <w:color w:val="A22889"/>
+          <w:sz w:val="21"/>
+          <w:szCs w:val="21"/>
+          <w:lang w:val="en-US"/>
+        </w:rPr>
+        <w:t>user_id</w:t>
+      </w:r>
+      <w:proofErr w:type="spellEnd"/>
+      <w:r>
+        <w:rPr>
+          <w:rFonts w:ascii="Consolas" w:eastAsia="Times New Roman" w:hAnsi="Consolas" w:cs="Times New Roman"/>
+          <w:color w:val="A22889"/>
+          <w:sz w:val="21"/>
+          <w:szCs w:val="21"/>
+          <w:lang w:val="en-US"/>
+        </w:rPr>
+        <w:t xml:space="preserve"> PK, FK</w:t>
+      </w:r>
+    </w:p>
+    <w:p>
+      <w:pPr>
+        <w:rPr>
+          <w:rFonts w:ascii="Consolas" w:eastAsia="Times New Roman" w:hAnsi="Consolas" w:cs="Times New Roman"/>
+          <w:color w:val="A22889"/>
+          <w:sz w:val="21"/>
+          <w:szCs w:val="21"/>
+          <w:lang w:val="en-US"/>
+        </w:rPr>
+      </w:pPr>
+      <w:r>
+        <w:rPr>
+          <w:rFonts w:ascii="Consolas" w:eastAsia="Times New Roman" w:hAnsi="Consolas" w:cs="Times New Roman"/>
+          <w:color w:val="A22889"/>
+          <w:sz w:val="21"/>
+          <w:szCs w:val="21"/>
+          <w:lang w:val="en-US"/>
+        </w:rPr>
+        <w:t xml:space="preserve">        </w:t>
+      </w:r>
+      <w:proofErr w:type="spellStart"/>
+      <w:r>
+        <w:rPr>
+          <w:rFonts w:ascii="Consolas" w:eastAsia="Times New Roman" w:hAnsi="Consolas" w:cs="Times New Roman"/>
+          <w:color w:val="A22889"/>
+          <w:sz w:val="21"/>
+          <w:szCs w:val="21"/>
+          <w:lang w:val="en-US"/>
+        </w:rPr>
+        <w:t>uuid</w:t>
+      </w:r>
+      <w:proofErr w:type="spellEnd"/>
+      <w:r>
+        <w:rPr>
+          <w:rFonts w:ascii="Consolas" w:eastAsia="Times New Roman" w:hAnsi="Consolas" w:cs="Times New Roman"/>
+          <w:color w:val="A22889"/>
+          <w:sz w:val="21"/>
+          <w:szCs w:val="21"/>
+          <w:lang w:val="en-US"/>
+        </w:rPr>
+        <w:t xml:space="preserve"> </w:t>
+      </w:r>
+      <w:proofErr w:type="spellStart"/>
+      <w:r>
+        <w:rPr>
+          <w:rFonts w:ascii="Consolas" w:eastAsia="Times New Roman" w:hAnsi="Consolas" w:cs="Times New Roman"/>
+          <w:color w:val="A22889"/>
+          <w:sz w:val="21"/>
+          <w:szCs w:val="21"/>
+          <w:lang w:val="en-US"/>
+        </w:rPr>
+        <w:t>product_id</w:t>
+      </w:r>
+      <w:proofErr w:type="spellEnd"/>
+      <w:r>
+        <w:rPr>
+          <w:rFonts w:ascii="Consolas" w:eastAsia="Times New Roman" w:hAnsi="Consolas" w:cs="Times New Roman"/>
+          <w:color w:val="A22889"/>
+          <w:sz w:val="21"/>
+          <w:szCs w:val="21"/>
+          <w:lang w:val="en-US"/>
+        </w:rPr>
+        <w:t xml:space="preserve"> PK, FK</w:t>
+      </w:r>
+    </w:p>
+    <w:p>
+      <w:pPr>
+        <w:rPr>
+          <w:rFonts w:ascii="Consolas" w:eastAsia="Times New Roman" w:hAnsi="Consolas" w:cs="Times New Roman"/>
+          <w:color w:val="A22889"/>
+          <w:sz w:val="21"/>
+          <w:szCs w:val="21"/>
+          <w:lang w:val="en-US"/>
+        </w:rPr>
+      </w:pPr>
+      <w:r>
+        <w:rPr>
+          <w:rFonts w:ascii="Consolas" w:eastAsia="Times New Roman" w:hAnsi="Consolas" w:cs="Times New Roman"/>
+          <w:color w:val="A22889"/>
+          <w:sz w:val="21"/>
+          <w:szCs w:val="21"/>
+          <w:lang w:val="en-US"/>
+        </w:rPr>
+        <w:t xml:space="preserve">        timestamp </w:t>
+      </w:r>
+      <w:proofErr w:type="spellStart"/>
+      <w:r>
+        <w:rPr>
+          <w:rFonts w:ascii="Consolas" w:eastAsia="Times New Roman" w:hAnsi="Consolas" w:cs="Times New Roman"/>
+          <w:color w:val="A22889"/>
+          <w:sz w:val="21"/>
+          <w:szCs w:val="21"/>
+          <w:lang w:val="en-US"/>
+        </w:rPr>
+        <w:t>added_at</w:t>
+      </w:r>
+      <w:proofErr w:type="spellEnd"/>
+    </w:p>
+    <w:p>
+      <w:pPr>
+        <w:rPr>
+          <w:rFonts w:ascii="Consolas" w:eastAsia="Times New Roman" w:hAnsi="Consolas" w:cs="Times New Roman"/>
+          <w:color w:val="A22889"/>
+          <w:sz w:val="21"/>
+          <w:szCs w:val="21"/>
+          <w:lang w:val="en-US"/>
+        </w:rPr>
+      </w:pPr>
+      <w:r>
+        <w:rPr>
+          <w:rFonts w:ascii="Consolas" w:eastAsia="Times New Roman" w:hAnsi="Consolas" w:cs="Times New Roman"/>
+          <w:color w:val="A22889"/>
+          <w:sz w:val="21"/>
+          <w:szCs w:val="21"/>
+          <w:lang w:val="en-US"/>
+        </w:rPr>
+        <w:t xml:space="preserve">    }</w:t>
+      </w:r>
+    </w:p>
+    <w:p>
+      <w:pPr>
+        <w:rPr>
+          <w:rFonts w:ascii="Consolas" w:eastAsia="Times New Roman" w:hAnsi="Consolas" w:cs="Times New Roman"/>
+          <w:color w:val="A22889"/>
+          <w:sz w:val="21"/>
+          <w:szCs w:val="21"/>
+          <w:lang w:val="en-US"/>
+        </w:rPr>
+      </w:pPr>
+    </w:p>
+    <w:p>
+      <w:pPr>
+        <w:rPr>
+          <w:rFonts w:ascii="Consolas" w:eastAsia="Times New Roman" w:hAnsi="Consolas" w:cs="Times New Roman"/>
+          <w:color w:val="A22889"/>
+          <w:sz w:val="21"/>
+          <w:szCs w:val="21"/>
+          <w:lang w:val="en-US"/>
+        </w:rPr>
+      </w:pPr>
+      <w:r>
+        <w:rPr>
+          <w:rFonts w:ascii="Consolas" w:eastAsia="Times New Roman" w:hAnsi="Consolas" w:cs="Times New Roman"/>
+          <w:color w:val="A22889"/>
+          <w:sz w:val="21"/>
+          <w:szCs w:val="21"/>
+          <w:lang w:val="en-US"/>
+        </w:rPr>
+        <w:t xml:space="preserve">    USER_DISLIKED_PRODUCTS {</w:t>
+      </w:r>
+    </w:p>
+    <w:p>
+      <w:pPr>
+        <w:rPr>
+          <w:rFonts w:ascii="Consolas" w:eastAsia="Times New Roman" w:hAnsi="Consolas" w:cs="Times New Roman"/>
+          <w:color w:val="A22889"/>
+          <w:sz w:val="21"/>
+          <w:szCs w:val="21"/>
+          <w:lang w:val="en-US"/>
+        </w:rPr>
+      </w:pPr>
+      <w:r>
+        <w:rPr>
+          <w:rFonts w:ascii="Consolas" w:eastAsia="Times New Roman" w:hAnsi="Consolas" w:cs="Times New Roman"/>
+          <w:color w:val="A22889"/>
+          <w:sz w:val="21"/>
+          <w:szCs w:val="21"/>
+          <w:lang w:val="en-US"/>
+        </w:rPr>
+        <w:t xml:space="preserve">        </w:t>
+      </w:r>
+      <w:proofErr w:type="spellStart"/>
+      <w:r>
+        <w:rPr>
+          <w:rFonts w:ascii="Consolas" w:eastAsia="Times New Roman" w:hAnsi="Consolas" w:cs="Times New Roman"/>
+          <w:color w:val="A22889"/>
+          <w:sz w:val="21"/>
+          <w:szCs w:val="21"/>
+          <w:lang w:val="en-US"/>
+        </w:rPr>
+        <w:t>uuid</w:t>
+      </w:r>
+      <w:proofErr w:type="spellEnd"/>
+      <w:r>
+        <w:rPr>
+          <w:rFonts w:ascii="Consolas" w:eastAsia="Times New Roman" w:hAnsi="Consolas" w:cs="Times New Roman"/>
+          <w:color w:val="A22889"/>
+          <w:sz w:val="21"/>
+          <w:szCs w:val="21"/>
+          <w:lang w:val="en-US"/>
+        </w:rPr>
+        <w:t xml:space="preserve"> id PK</w:t>
+      </w:r>
+    </w:p>
+    <w:p>
+      <w:pPr>
+        <w:rPr>
+          <w:rFonts w:ascii="Consolas" w:eastAsia="Times New Roman" w:hAnsi="Consolas" w:cs="Times New Roman"/>
+          <w:color w:val="A22889"/>
+          <w:sz w:val="21"/>
+          <w:szCs w:val="21"/>
+          <w:lang w:val="en-US"/>
+        </w:rPr>
+      </w:pPr>
+      <w:r>
+        <w:rPr>
+          <w:rFonts w:ascii="Consolas" w:eastAsia="Times New Roman" w:hAnsi="Consolas" w:cs="Times New Roman"/>
+          <w:color w:val="A22889"/>
+          <w:sz w:val="21"/>
+          <w:szCs w:val="21"/>
+          <w:lang w:val="en-US"/>
+        </w:rPr>
+        <w:t xml:space="preserve">        </w:t>
+      </w:r>
+      <w:proofErr w:type="spellStart"/>
+      <w:r>
+        <w:rPr>
+          <w:rFonts w:ascii="Consolas" w:eastAsia="Times New Roman" w:hAnsi="Consolas" w:cs="Times New Roman"/>
+          <w:color w:val="A22889"/>
+          <w:sz w:val="21"/>
+          <w:szCs w:val="21"/>
+          <w:lang w:val="en-US"/>
+        </w:rPr>
+        <w:t>uuid</w:t>
+      </w:r>
+      <w:proofErr w:type="spellEnd"/>
+      <w:r>
+        <w:rPr>
+          <w:rFonts w:ascii="Consolas" w:eastAsia="Times New Roman" w:hAnsi="Consolas" w:cs="Times New Roman"/>
+          <w:color w:val="A22889"/>
+          <w:sz w:val="21"/>
+          <w:szCs w:val="21"/>
+          <w:lang w:val="en-US"/>
+        </w:rPr>
+        <w:t xml:space="preserve"> </w:t>
+      </w:r>
+      <w:proofErr w:type="spellStart"/>
+      <w:r>
+        <w:rPr>
+          <w:rFonts w:ascii="Consolas" w:eastAsia="Times New Roman" w:hAnsi="Consolas" w:cs="Times New Roman"/>
+          <w:color w:val="A22889"/>
+          <w:sz w:val="21"/>
+          <w:szCs w:val="21"/>
+          <w:lang w:val="en-US"/>
+        </w:rPr>
+        <w:t>user_id</w:t>
+      </w:r>
+      <w:proofErr w:type="spellEnd"/>
+      <w:r>
+        <w:rPr>
+          <w:rFonts w:ascii="Consolas" w:eastAsia="Times New Roman" w:hAnsi="Consolas" w:cs="Times New Roman"/>
+          <w:color w:val="A22889"/>
+          <w:sz w:val="21"/>
+          <w:szCs w:val="21"/>
+          <w:lang w:val="en-US"/>
+        </w:rPr>
+        <w:t xml:space="preserve"> FK</w:t>
+      </w:r>
+    </w:p>
+    <w:p>
+      <w:pPr>
+        <w:rPr>
+          <w:rFonts w:ascii="Consolas" w:eastAsia="Times New Roman" w:hAnsi="Consolas" w:cs="Times New Roman"/>
+          <w:color w:val="A22889"/>
+          <w:sz w:val="21"/>
+          <w:szCs w:val="21"/>
+          <w:lang w:val="en-US"/>
+        </w:rPr>
+      </w:pPr>
+      <w:r>
+        <w:rPr>
+          <w:rFonts w:ascii="Consolas" w:eastAsia="Times New Roman" w:hAnsi="Consolas" w:cs="Times New Roman"/>
+          <w:color w:val="A22889"/>
+          <w:sz w:val="21"/>
+          <w:szCs w:val="21"/>
+          <w:lang w:val="en-US"/>
+        </w:rPr>
+        <w:t xml:space="preserve">        string </w:t>
+      </w:r>
+      <w:proofErr w:type="spellStart"/>
+      <w:r>
+        <w:rPr>
+          <w:rFonts w:ascii="Consolas" w:eastAsia="Times New Roman" w:hAnsi="Consolas" w:cs="Times New Roman"/>
+          <w:color w:val="A22889"/>
+          <w:sz w:val="21"/>
+          <w:szCs w:val="21"/>
+          <w:lang w:val="en-US"/>
+        </w:rPr>
+        <w:t>product_name</w:t>
+      </w:r>
+      <w:proofErr w:type="spellEnd"/>
+      <w:r>
+        <w:rPr>
+          <w:rFonts w:ascii="Consolas" w:eastAsia="Times New Roman" w:hAnsi="Consolas" w:cs="Times New Roman"/>
+          <w:color w:val="A22889"/>
+          <w:sz w:val="21"/>
+          <w:szCs w:val="21"/>
+          <w:lang w:val="en-US"/>
+        </w:rPr>
+        <w:t xml:space="preserve"> "</w:t>
+      </w:r>
+      <w:proofErr w:type="spellStart"/>
+      <w:r>
+        <w:rPr>
+          <w:rFonts w:ascii="Consolas" w:eastAsia="Times New Roman" w:hAnsi="Consolas" w:cs="Times New Roman"/>
+          <w:color w:val="A22889"/>
+          <w:sz w:val="21"/>
+          <w:szCs w:val="21"/>
+          <w:lang w:val="en-US"/>
+        </w:rPr>
+        <w:t>Текст</w:t>
+      </w:r>
+      <w:proofErr w:type="spellEnd"/>
+      <w:r>
+        <w:rPr>
+          <w:rFonts w:ascii="Consolas" w:eastAsia="Times New Roman" w:hAnsi="Consolas" w:cs="Times New Roman"/>
+          <w:color w:val="A22889"/>
+          <w:sz w:val="21"/>
+          <w:szCs w:val="21"/>
+          <w:lang w:val="en-US"/>
+        </w:rPr>
+        <w:t xml:space="preserve"> </w:t>
+      </w:r>
+      <w:proofErr w:type="spellStart"/>
+      <w:r>
+        <w:rPr>
+          <w:rFonts w:ascii="Consolas" w:eastAsia="Times New Roman" w:hAnsi="Consolas" w:cs="Times New Roman"/>
+          <w:color w:val="A22889"/>
+          <w:sz w:val="21"/>
+          <w:szCs w:val="21"/>
+          <w:lang w:val="en-US"/>
+        </w:rPr>
+        <w:t>или</w:t>
+      </w:r>
+      <w:proofErr w:type="spellEnd"/>
+      <w:r>
+        <w:rPr>
+          <w:rFonts w:ascii="Consolas" w:eastAsia="Times New Roman" w:hAnsi="Consolas" w:cs="Times New Roman"/>
+          <w:color w:val="A22889"/>
+          <w:sz w:val="21"/>
+          <w:szCs w:val="21"/>
+          <w:lang w:val="en-US"/>
+        </w:rPr>
+        <w:t xml:space="preserve"> </w:t>
+      </w:r>
+      <w:proofErr w:type="spellStart"/>
+      <w:r>
+        <w:rPr>
+          <w:rFonts w:ascii="Consolas" w:eastAsia="Times New Roman" w:hAnsi="Consolas" w:cs="Times New Roman"/>
+          <w:color w:val="A22889"/>
+          <w:sz w:val="21"/>
+          <w:szCs w:val="21"/>
+          <w:lang w:val="en-US"/>
+        </w:rPr>
+        <w:t>ссылка</w:t>
+      </w:r>
+      <w:proofErr w:type="spellEnd"/>
+      <w:r>
+        <w:rPr>
+          <w:rFonts w:ascii="Consolas" w:eastAsia="Times New Roman" w:hAnsi="Consolas" w:cs="Times New Roman"/>
+          <w:color w:val="A22889"/>
+          <w:sz w:val="21"/>
+          <w:szCs w:val="21"/>
+          <w:lang w:val="en-US"/>
+        </w:rPr>
+        <w:t xml:space="preserve"> </w:t>
+      </w:r>
+      <w:proofErr w:type="spellStart"/>
+      <w:r>
+        <w:rPr>
+          <w:rFonts w:ascii="Consolas" w:eastAsia="Times New Roman" w:hAnsi="Consolas" w:cs="Times New Roman"/>
+          <w:color w:val="A22889"/>
+          <w:sz w:val="21"/>
+          <w:szCs w:val="21"/>
+          <w:lang w:val="en-US"/>
+        </w:rPr>
+        <w:t>на</w:t>
+      </w:r>
+      <w:proofErr w:type="spellEnd"/>
+      <w:r>
+        <w:rPr>
+          <w:rFonts w:ascii="Consolas" w:eastAsia="Times New Roman" w:hAnsi="Consolas" w:cs="Times New Roman"/>
+          <w:color w:val="A22889"/>
+          <w:sz w:val="21"/>
+          <w:szCs w:val="21"/>
+          <w:lang w:val="en-US"/>
+        </w:rPr>
+        <w:t xml:space="preserve"> ID"</w:t>
+      </w:r>
+    </w:p>
+    <w:p>
+      <w:pPr>
+        <w:rPr>
+          <w:rFonts w:ascii="Consolas" w:eastAsia="Times New Roman" w:hAnsi="Consolas" w:cs="Times New Roman"/>
+          <w:color w:val="A22889"/>
+          <w:sz w:val="21"/>
+          <w:szCs w:val="21"/>
+          <w:lang w:val="en-US"/>
+        </w:rPr>
+      </w:pPr>
+      <w:r>
+        <w:rPr>
+          <w:rFonts w:ascii="Consolas" w:eastAsia="Times New Roman" w:hAnsi="Consolas" w:cs="Times New Roman"/>
+          <w:color w:val="A22889"/>
+          <w:sz w:val="21"/>
+          <w:szCs w:val="21"/>
+          <w:lang w:val="en-US"/>
+        </w:rPr>
+        <w:t xml:space="preserve">    }</w:t>
+      </w:r>
+    </w:p>
+    <w:p>
+      <w:pPr>
+        <w:rPr>
+          <w:rFonts w:ascii="Consolas" w:eastAsia="Times New Roman" w:hAnsi="Consolas" w:cs="Times New Roman"/>
+          <w:color w:val="A22889"/>
+          <w:sz w:val="21"/>
+          <w:szCs w:val="21"/>
+          <w:lang w:val="en-US"/>
+        </w:rPr>
+      </w:pPr>
+    </w:p>
+    <w:p>
+      <w:pPr>
+        <w:rPr>
+          <w:rFonts w:ascii="Consolas" w:eastAsia="Times New Roman" w:hAnsi="Consolas" w:cs="Times New Roman"/>
+          <w:color w:val="A22889"/>
+          <w:sz w:val="21"/>
+          <w:szCs w:val="21"/>
+          <w:lang w:val="en-US"/>
+        </w:rPr>
+      </w:pPr>
+      <w:r>
+        <w:rPr>
+          <w:rFonts w:ascii="Consolas" w:eastAsia="Times New Roman" w:hAnsi="Consolas" w:cs="Times New Roman"/>
+          <w:color w:val="A22889"/>
+          <w:sz w:val="21"/>
+          <w:szCs w:val="21"/>
+          <w:lang w:val="en-US"/>
+        </w:rPr>
+        <w:t xml:space="preserve">    WEIGHT_MEASUREMENTS {</w:t>
+      </w:r>
+    </w:p>
+    <w:p>
+      <w:pPr>
+        <w:rPr>
+          <w:rFonts w:ascii="Consolas" w:eastAsia="Times New Roman" w:hAnsi="Consolas" w:cs="Times New Roman"/>
+          <w:color w:val="A22889"/>
+          <w:sz w:val="21"/>
+          <w:szCs w:val="21"/>
+          <w:lang w:val="en-US"/>
+        </w:rPr>
+      </w:pPr>
+      <w:r>
+        <w:rPr>
+          <w:rFonts w:ascii="Consolas" w:eastAsia="Times New Roman" w:hAnsi="Consolas" w:cs="Times New Roman"/>
+          <w:color w:val="A22889"/>
+          <w:sz w:val="21"/>
+          <w:szCs w:val="21"/>
+          <w:lang w:val="en-US"/>
+        </w:rPr>
+        <w:t xml:space="preserve">        </w:t>
+      </w:r>
+      <w:proofErr w:type="spellStart"/>
+      <w:r>
+        <w:rPr>
+          <w:rFonts w:ascii="Consolas" w:eastAsia="Times New Roman" w:hAnsi="Consolas" w:cs="Times New Roman"/>
+          <w:color w:val="A22889"/>
+          <w:sz w:val="21"/>
+          <w:szCs w:val="21"/>
+          <w:lang w:val="en-US"/>
+        </w:rPr>
+        <w:t>uuid</w:t>
+      </w:r>
+      <w:proofErr w:type="spellEnd"/>
+      <w:r>
+        <w:rPr>
+          <w:rFonts w:ascii="Consolas" w:eastAsia="Times New Roman" w:hAnsi="Consolas" w:cs="Times New Roman"/>
+          <w:color w:val="A22889"/>
+          <w:sz w:val="21"/>
+          <w:szCs w:val="21"/>
+          <w:lang w:val="en-US"/>
+        </w:rPr>
+        <w:t xml:space="preserve"> id PK</w:t>
+      </w:r>
+    </w:p>
+    <w:p>
+      <w:pPr>
+        <w:rPr>
+          <w:rFonts w:ascii="Consolas" w:eastAsia="Times New Roman" w:hAnsi="Consolas" w:cs="Times New Roman"/>
+          <w:color w:val="A22889"/>
+          <w:sz w:val="21"/>
+          <w:szCs w:val="21"/>
+          <w:lang w:val="en-US"/>
+        </w:rPr>
+      </w:pPr>
+      <w:r>
+        <w:rPr>
+          <w:rFonts w:ascii="Consolas" w:eastAsia="Times New Roman" w:hAnsi="Consolas" w:cs="Times New Roman"/>
+          <w:color w:val="A22889"/>
+          <w:sz w:val="21"/>
+          <w:szCs w:val="21"/>
+          <w:lang w:val="en-US"/>
+        </w:rPr>
+        <w:t xml:space="preserve">        </w:t>
+      </w:r>
+      <w:proofErr w:type="spellStart"/>
+      <w:r>
+        <w:rPr>
+          <w:rFonts w:ascii="Consolas" w:eastAsia="Times New Roman" w:hAnsi="Consolas" w:cs="Times New Roman"/>
+          <w:color w:val="A22889"/>
+          <w:sz w:val="21"/>
+          <w:szCs w:val="21"/>
+          <w:lang w:val="en-US"/>
+        </w:rPr>
+        <w:t>uuid</w:t>
+      </w:r>
+      <w:proofErr w:type="spellEnd"/>
+      <w:r>
+        <w:rPr>
+          <w:rFonts w:ascii="Consolas" w:eastAsia="Times New Roman" w:hAnsi="Consolas" w:cs="Times New Roman"/>
+          <w:color w:val="A22889"/>
+          <w:sz w:val="21"/>
+          <w:szCs w:val="21"/>
+          <w:lang w:val="en-US"/>
+        </w:rPr>
+        <w:t xml:space="preserve"> </w:t>
+      </w:r>
+      <w:proofErr w:type="spellStart"/>
+      <w:r>
+        <w:rPr>
+          <w:rFonts w:ascii="Consolas" w:eastAsia="Times New Roman" w:hAnsi="Consolas" w:cs="Times New Roman"/>
+          <w:color w:val="A22889"/>
+          <w:sz w:val="21"/>
+          <w:szCs w:val="21"/>
+          <w:lang w:val="en-US"/>
+        </w:rPr>
+        <w:t>user_id</w:t>
+      </w:r>
+      <w:proofErr w:type="spellEnd"/>
+      <w:r>
+        <w:rPr>
+          <w:rFonts w:ascii="Consolas" w:eastAsia="Times New Roman" w:hAnsi="Consolas" w:cs="Times New Roman"/>
+          <w:color w:val="A22889"/>
+          <w:sz w:val="21"/>
+          <w:szCs w:val="21"/>
+          <w:lang w:val="en-US"/>
+        </w:rPr>
+        <w:t xml:space="preserve"> FK</w:t>
+      </w:r>
+    </w:p>
+    <w:p>
+      <w:pPr>
+        <w:rPr>
+          <w:rFonts w:ascii="Consolas" w:eastAsia="Times New Roman" w:hAnsi="Consolas" w:cs="Times New Roman"/>
+          <w:color w:val="A22889"/>
+          <w:sz w:val="21"/>
+          <w:szCs w:val="21"/>
+          <w:lang w:val="en-US"/>
+        </w:rPr>
+      </w:pPr>
+      <w:r>
+        <w:rPr>
+          <w:rFonts w:ascii="Consolas" w:eastAsia="Times New Roman" w:hAnsi="Consolas" w:cs="Times New Roman"/>
+          <w:color w:val="A22889"/>
+          <w:sz w:val="21"/>
+          <w:szCs w:val="21"/>
+          <w:lang w:val="en-US"/>
+        </w:rPr>
+        <w:t xml:space="preserve">        date </w:t>
+      </w:r>
+      <w:proofErr w:type="spellStart"/>
+      <w:r>
+        <w:rPr>
+          <w:rFonts w:ascii="Consolas" w:eastAsia="Times New Roman" w:hAnsi="Consolas" w:cs="Times New Roman"/>
+          <w:color w:val="A22889"/>
+          <w:sz w:val="21"/>
+          <w:szCs w:val="21"/>
+          <w:lang w:val="en-US"/>
+        </w:rPr>
+        <w:t>measurement_date</w:t>
+      </w:r>
+      <w:proofErr w:type="spellEnd"/>
+    </w:p>
+    <w:p>
+      <w:pPr>
+        <w:rPr>
+          <w:rFonts w:ascii="Consolas" w:eastAsia="Times New Roman" w:hAnsi="Consolas" w:cs="Times New Roman"/>
+          <w:color w:val="A22889"/>
+          <w:sz w:val="21"/>
+          <w:szCs w:val="21"/>
+          <w:lang w:val="en-US"/>
+        </w:rPr>
+      </w:pPr>
+      <w:r>
+        <w:rPr>
+          <w:rFonts w:ascii="Consolas" w:eastAsia="Times New Roman" w:hAnsi="Consolas" w:cs="Times New Roman"/>
+          <w:color w:val="A22889"/>
+          <w:sz w:val="21"/>
+          <w:szCs w:val="21"/>
+          <w:lang w:val="en-US"/>
+        </w:rPr>
+        <w:t xml:space="preserve">        decimal </w:t>
+      </w:r>
+      <w:proofErr w:type="spellStart"/>
+      <w:r>
+        <w:rPr>
+          <w:rFonts w:ascii="Consolas" w:eastAsia="Times New Roman" w:hAnsi="Consolas" w:cs="Times New Roman"/>
+          <w:color w:val="A22889"/>
+          <w:sz w:val="21"/>
+          <w:szCs w:val="21"/>
+          <w:lang w:val="en-US"/>
+        </w:rPr>
+        <w:t>weight_kg</w:t>
+      </w:r>
+      <w:proofErr w:type="spellEnd"/>
+    </w:p>
+    <w:p>
+      <w:pPr>
+        <w:rPr>
+          <w:rFonts w:ascii="Consolas" w:eastAsia="Times New Roman" w:hAnsi="Consolas" w:cs="Times New Roman"/>
+          <w:color w:val="A22889"/>
+          <w:sz w:val="21"/>
+          <w:szCs w:val="21"/>
+          <w:lang w:val="en-US"/>
+        </w:rPr>
+      </w:pPr>
+      <w:r>
+        <w:rPr>
+          <w:rFonts w:ascii="Consolas" w:eastAsia="Times New Roman" w:hAnsi="Consolas" w:cs="Times New Roman"/>
+          <w:color w:val="A22889"/>
+          <w:sz w:val="21"/>
+          <w:szCs w:val="21"/>
+          <w:lang w:val="en-US"/>
+        </w:rPr>
+        <w:t xml:space="preserve">        string note</w:t>
+      </w:r>
+    </w:p>
+    <w:p>
+      <w:pPr>
+        <w:rPr>
+          <w:rFonts w:ascii="Consolas" w:eastAsia="Times New Roman" w:hAnsi="Consolas" w:cs="Times New Roman"/>
+          <w:color w:val="A22889"/>
+          <w:sz w:val="21"/>
+          <w:szCs w:val="21"/>
+          <w:lang w:val="en-US"/>
+        </w:rPr>
+      </w:pPr>
+      <w:r>
+        <w:rPr>
+          <w:rFonts w:ascii="Consolas" w:eastAsia="Times New Roman" w:hAnsi="Consolas" w:cs="Times New Roman"/>
+          <w:color w:val="A22889"/>
+          <w:sz w:val="21"/>
+          <w:szCs w:val="21"/>
+          <w:lang w:val="en-US"/>
+        </w:rPr>
+        <w:t xml:space="preserve">        timestamp </w:t>
+      </w:r>
+      <w:proofErr w:type="spellStart"/>
+      <w:r>
+        <w:rPr>
+          <w:rFonts w:ascii="Consolas" w:eastAsia="Times New Roman" w:hAnsi="Consolas" w:cs="Times New Roman"/>
+          <w:color w:val="A22889"/>
+          <w:sz w:val="21"/>
+          <w:szCs w:val="21"/>
+          <w:lang w:val="en-US"/>
+        </w:rPr>
         <w:t>created_at</w:t>
       </w:r>
       <w:proofErr w:type="spellEnd"/>
     </w:p>
     <w:p>
       <w:pPr>
-        <w:shd w:val="clear" w:color="auto" w:fill="FFFFFE"/>
-        <w:spacing w:line="285" w:lineRule="atLeast"/>
-        <w:rPr>
-          <w:rFonts w:ascii="Consolas" w:eastAsia="Times New Roman" w:hAnsi="Consolas" w:cs="Times New Roman"/>
-          <w:color w:val="000000"/>
-          <w:sz w:val="21"/>
-          <w:szCs w:val="21"/>
-          <w:lang w:val="en-US"/>
-        </w:rPr>
-      </w:pPr>
-      <w:r>
-        <w:rPr>
-          <w:rFonts w:ascii="Consolas" w:eastAsia="Times New Roman" w:hAnsi="Consolas" w:cs="Times New Roman"/>
-          <w:color w:val="000000"/>
-          <w:sz w:val="21"/>
-          <w:szCs w:val="21"/>
-          <w:lang w:val="en-US"/>
-        </w:rPr>
-        <w:t>    }</w:t>
-      </w:r>
-    </w:p>
-    <w:p>
-      <w:pPr>
-        <w:shd w:val="clear" w:color="auto" w:fill="FFFFFE"/>
-        <w:spacing w:line="285" w:lineRule="atLeast"/>
-        <w:rPr>
-          <w:rFonts w:ascii="Consolas" w:eastAsia="Times New Roman" w:hAnsi="Consolas" w:cs="Times New Roman"/>
-          <w:color w:val="000000"/>
-          <w:sz w:val="21"/>
-          <w:szCs w:val="21"/>
-          <w:lang w:val="en-US"/>
-        </w:rPr>
-      </w:pPr>
-    </w:p>
-    <w:p>
-      <w:pPr>
-        <w:shd w:val="clear" w:color="auto" w:fill="FFFFFE"/>
-        <w:spacing w:line="285" w:lineRule="atLeast"/>
-        <w:rPr>
-          <w:rFonts w:ascii="Consolas" w:eastAsia="Times New Roman" w:hAnsi="Consolas" w:cs="Times New Roman"/>
-          <w:color w:val="000000"/>
-          <w:sz w:val="21"/>
-          <w:szCs w:val="21"/>
-          <w:lang w:val="en-US"/>
-        </w:rPr>
-      </w:pPr>
-      <w:r>
-        <w:rPr>
-          <w:rFonts w:ascii="Consolas" w:eastAsia="Times New Roman" w:hAnsi="Consolas" w:cs="Times New Roman"/>
-          <w:color w:val="000000"/>
-          <w:sz w:val="21"/>
-          <w:szCs w:val="21"/>
-          <w:lang w:val="en-US"/>
-        </w:rPr>
-        <w:t xml:space="preserve">    </w:t>
-      </w:r>
-      <w:r>
-        <w:rPr>
-          <w:rFonts w:ascii="Consolas" w:eastAsia="Times New Roman" w:hAnsi="Consolas" w:cs="Times New Roman"/>
-          <w:color w:val="A22889"/>
-          <w:sz w:val="21"/>
-          <w:szCs w:val="21"/>
-          <w:lang w:val="en-US"/>
-        </w:rPr>
-        <w:t>PROFILES</w:t>
-      </w:r>
-      <w:r>
-        <w:rPr>
-          <w:rFonts w:ascii="Consolas" w:eastAsia="Times New Roman" w:hAnsi="Consolas" w:cs="Times New Roman"/>
-          <w:color w:val="000000"/>
-          <w:sz w:val="21"/>
-          <w:szCs w:val="21"/>
-          <w:lang w:val="en-US"/>
-        </w:rPr>
-        <w:t xml:space="preserve"> {</w:t>
-      </w:r>
-    </w:p>
-    <w:p>
-      <w:pPr>
-        <w:shd w:val="clear" w:color="auto" w:fill="FFFFFE"/>
-        <w:spacing w:line="285" w:lineRule="atLeast"/>
-        <w:rPr>
-          <w:rFonts w:ascii="Consolas" w:eastAsia="Times New Roman" w:hAnsi="Consolas" w:cs="Times New Roman"/>
-          <w:color w:val="000000"/>
-          <w:sz w:val="21"/>
-          <w:szCs w:val="21"/>
-          <w:lang w:val="en-US"/>
-        </w:rPr>
-      </w:pPr>
-      <w:r>
-        <w:rPr>
-          <w:rFonts w:ascii="Consolas" w:eastAsia="Times New Roman" w:hAnsi="Consolas" w:cs="Times New Roman"/>
-          <w:color w:val="000000"/>
-          <w:sz w:val="21"/>
-          <w:szCs w:val="21"/>
-          <w:lang w:val="en-US"/>
-        </w:rPr>
-        <w:t xml:space="preserve">        </w:t>
+        <w:rPr>
+          <w:rFonts w:ascii="Consolas" w:eastAsia="Times New Roman" w:hAnsi="Consolas" w:cs="Times New Roman"/>
+          <w:color w:val="A22889"/>
+          <w:sz w:val="21"/>
+          <w:szCs w:val="21"/>
+          <w:lang w:val="en-US"/>
+        </w:rPr>
+      </w:pPr>
+      <w:r>
+        <w:rPr>
+          <w:rFonts w:ascii="Consolas" w:eastAsia="Times New Roman" w:hAnsi="Consolas" w:cs="Times New Roman"/>
+          <w:color w:val="A22889"/>
+          <w:sz w:val="21"/>
+          <w:szCs w:val="21"/>
+          <w:lang w:val="en-US"/>
+        </w:rPr>
+        <w:t xml:space="preserve">    }</w:t>
+      </w:r>
+    </w:p>
+    <w:p>
+      <w:pPr>
+        <w:rPr>
+          <w:rFonts w:ascii="Consolas" w:eastAsia="Times New Roman" w:hAnsi="Consolas" w:cs="Times New Roman"/>
+          <w:color w:val="A22889"/>
+          <w:sz w:val="21"/>
+          <w:szCs w:val="21"/>
+          <w:lang w:val="en-US"/>
+        </w:rPr>
+      </w:pPr>
+    </w:p>
+    <w:p>
+      <w:pPr>
+        <w:rPr>
+          <w:rFonts w:ascii="Consolas" w:eastAsia="Times New Roman" w:hAnsi="Consolas" w:cs="Times New Roman"/>
+          <w:color w:val="A22889"/>
+          <w:sz w:val="21"/>
+          <w:szCs w:val="21"/>
+          <w:lang w:val="en-US"/>
+        </w:rPr>
+      </w:pPr>
+      <w:r>
+        <w:rPr>
+          <w:rFonts w:ascii="Consolas" w:eastAsia="Times New Roman" w:hAnsi="Consolas" w:cs="Times New Roman"/>
+          <w:color w:val="A22889"/>
+          <w:sz w:val="21"/>
+          <w:szCs w:val="21"/>
+          <w:lang w:val="en-US"/>
+        </w:rPr>
+        <w:t xml:space="preserve">    USERS ||--|| PROFILES : "has"</w:t>
+      </w:r>
+    </w:p>
+    <w:p>
+      <w:pPr>
+        <w:rPr>
+          <w:rFonts w:ascii="Consolas" w:eastAsia="Times New Roman" w:hAnsi="Consolas" w:cs="Times New Roman"/>
+          <w:color w:val="A22889"/>
+          <w:sz w:val="21"/>
+          <w:szCs w:val="21"/>
+          <w:lang w:val="en-US"/>
+        </w:rPr>
+      </w:pPr>
+      <w:r>
+        <w:rPr>
+          <w:rFonts w:ascii="Consolas" w:eastAsia="Times New Roman" w:hAnsi="Consolas" w:cs="Times New Roman"/>
+          <w:color w:val="A22889"/>
+          <w:sz w:val="21"/>
+          <w:szCs w:val="21"/>
+          <w:lang w:val="en-US"/>
+        </w:rPr>
+        <w:lastRenderedPageBreak/>
+        <w:t xml:space="preserve">    USERS ||--o{ MEALS : "logs"</w:t>
+      </w:r>
+    </w:p>
+    <w:p>
+      <w:pPr>
+        <w:rPr>
+          <w:rFonts w:ascii="Consolas" w:eastAsia="Times New Roman" w:hAnsi="Consolas" w:cs="Times New Roman"/>
+          <w:color w:val="A22889"/>
+          <w:sz w:val="21"/>
+          <w:szCs w:val="21"/>
+          <w:lang w:val="en-US"/>
+        </w:rPr>
+      </w:pPr>
+      <w:r>
+        <w:rPr>
+          <w:rFonts w:ascii="Consolas" w:eastAsia="Times New Roman" w:hAnsi="Consolas" w:cs="Times New Roman"/>
+          <w:color w:val="A22889"/>
+          <w:sz w:val="21"/>
+          <w:szCs w:val="21"/>
+          <w:lang w:val="en-US"/>
+        </w:rPr>
+        <w:t xml:space="preserve">    USERS ||--o{ PRODUCTS : "owns"</w:t>
+      </w:r>
+    </w:p>
+    <w:p>
+      <w:pPr>
+        <w:rPr>
+          <w:rFonts w:ascii="Consolas" w:eastAsia="Times New Roman" w:hAnsi="Consolas" w:cs="Times New Roman"/>
+          <w:color w:val="A22889"/>
+          <w:sz w:val="21"/>
+          <w:szCs w:val="21"/>
+          <w:lang w:val="en-US"/>
+        </w:rPr>
+      </w:pPr>
+      <w:r>
+        <w:rPr>
+          <w:rFonts w:ascii="Consolas" w:eastAsia="Times New Roman" w:hAnsi="Consolas" w:cs="Times New Roman"/>
+          <w:color w:val="A22889"/>
+          <w:sz w:val="21"/>
+          <w:szCs w:val="21"/>
+          <w:lang w:val="en-US"/>
+        </w:rPr>
+        <w:t xml:space="preserve">    USERS ||--o{ USER_FAVORITES : "marks"</w:t>
+      </w:r>
+    </w:p>
+    <w:p>
+      <w:pPr>
+        <w:rPr>
+          <w:rFonts w:ascii="Consolas" w:eastAsia="Times New Roman" w:hAnsi="Consolas" w:cs="Times New Roman"/>
+          <w:color w:val="A22889"/>
+          <w:sz w:val="21"/>
+          <w:szCs w:val="21"/>
+          <w:lang w:val="en-US"/>
+        </w:rPr>
+      </w:pPr>
+      <w:r>
+        <w:rPr>
+          <w:rFonts w:ascii="Consolas" w:eastAsia="Times New Roman" w:hAnsi="Consolas" w:cs="Times New Roman"/>
+          <w:color w:val="A22889"/>
+          <w:sz w:val="21"/>
+          <w:szCs w:val="21"/>
+          <w:lang w:val="en-US"/>
+        </w:rPr>
+        <w:t xml:space="preserve">    USERS ||--o{ WEIGHT_MEASUREMENTS : "tracks"</w:t>
+      </w:r>
+    </w:p>
+    <w:p>
+      <w:pPr>
+        <w:rPr>
+          <w:rFonts w:ascii="Consolas" w:eastAsia="Times New Roman" w:hAnsi="Consolas" w:cs="Times New Roman"/>
+          <w:color w:val="A22889"/>
+          <w:sz w:val="21"/>
+          <w:szCs w:val="21"/>
+          <w:lang w:val="en-US"/>
+        </w:rPr>
+      </w:pPr>
+      <w:r>
+        <w:rPr>
+          <w:rFonts w:ascii="Consolas" w:eastAsia="Times New Roman" w:hAnsi="Consolas" w:cs="Times New Roman"/>
+          <w:color w:val="A22889"/>
+          <w:sz w:val="21"/>
+          <w:szCs w:val="21"/>
+          <w:lang w:val="en-US"/>
+        </w:rPr>
+        <w:t xml:space="preserve">    USERS ||--o{ USER_DISLIKED_PRODUCTS : "excludes"</w:t>
+      </w:r>
+    </w:p>
+    <w:p>
+      <w:pPr>
+        <w:rPr>
+          <w:rFonts w:ascii="Consolas" w:eastAsia="Times New Roman" w:hAnsi="Consolas" w:cs="Times New Roman"/>
+          <w:color w:val="A22889"/>
+          <w:sz w:val="21"/>
+          <w:szCs w:val="21"/>
+          <w:lang w:val="en-US"/>
+        </w:rPr>
+      </w:pPr>
+    </w:p>
+    <w:p>
+      <w:pPr>
+        <w:rPr>
+          <w:rFonts w:ascii="Consolas" w:eastAsia="Times New Roman" w:hAnsi="Consolas" w:cs="Times New Roman"/>
+          <w:color w:val="A22889"/>
+          <w:sz w:val="21"/>
+          <w:szCs w:val="21"/>
+          <w:lang w:val="en-US"/>
+        </w:rPr>
+      </w:pPr>
+      <w:r>
+        <w:rPr>
+          <w:rFonts w:ascii="Consolas" w:eastAsia="Times New Roman" w:hAnsi="Consolas" w:cs="Times New Roman"/>
+          <w:color w:val="A22889"/>
+          <w:sz w:val="21"/>
+          <w:szCs w:val="21"/>
+          <w:lang w:val="en-US"/>
+        </w:rPr>
+        <w:t xml:space="preserve">    MEALS ||--o{ MEAL_ENTRIES : "contains"</w:t>
+      </w:r>
+    </w:p>
+    <w:p>
+      <w:pPr>
+        <w:rPr>
+          <w:rFonts w:ascii="Consolas" w:eastAsia="Times New Roman" w:hAnsi="Consolas" w:cs="Times New Roman"/>
+          <w:color w:val="A22889"/>
+          <w:sz w:val="21"/>
+          <w:szCs w:val="21"/>
+          <w:lang w:val="en-US"/>
+        </w:rPr>
+      </w:pPr>
+      <w:r>
+        <w:rPr>
+          <w:rFonts w:ascii="Consolas" w:eastAsia="Times New Roman" w:hAnsi="Consolas" w:cs="Times New Roman"/>
+          <w:color w:val="A22889"/>
+          <w:sz w:val="21"/>
+          <w:szCs w:val="21"/>
+          <w:lang w:val="en-US"/>
+        </w:rPr>
+        <w:t xml:space="preserve">    PRODUCTS ||--o{ MEAL_ENTRIES : "</w:t>
       </w:r>
       <w:proofErr w:type="spellStart"/>
       <w:r>
@@ -34242,71 +36772,35 @@
           <w:szCs w:val="21"/>
           <w:lang w:val="en-US"/>
         </w:rPr>
-        <w:t>uuid</w:t>
+        <w:t>referenced_in</w:t>
       </w:r>
       <w:proofErr w:type="spellEnd"/>
       <w:r>
         <w:rPr>
           <w:rFonts w:ascii="Consolas" w:eastAsia="Times New Roman" w:hAnsi="Consolas" w:cs="Times New Roman"/>
-          <w:color w:val="000000"/>
-          <w:sz w:val="21"/>
-          <w:szCs w:val="21"/>
-          <w:lang w:val="en-US"/>
-        </w:rPr>
-        <w:t xml:space="preserve"> </w:t>
-      </w:r>
-      <w:r>
-        <w:rPr>
-          <w:rFonts w:ascii="Consolas" w:eastAsia="Times New Roman" w:hAnsi="Consolas" w:cs="Times New Roman"/>
-          <w:color w:val="A22889"/>
-          <w:sz w:val="21"/>
-          <w:szCs w:val="21"/>
-          <w:lang w:val="en-US"/>
-        </w:rPr>
-        <w:t>id</w:t>
-      </w:r>
-      <w:r>
-        <w:rPr>
-          <w:rFonts w:ascii="Consolas" w:eastAsia="Times New Roman" w:hAnsi="Consolas" w:cs="Times New Roman"/>
-          <w:color w:val="000000"/>
-          <w:sz w:val="21"/>
-          <w:szCs w:val="21"/>
-          <w:lang w:val="en-US"/>
-        </w:rPr>
-        <w:t xml:space="preserve"> </w:t>
-      </w:r>
-      <w:r>
-        <w:rPr>
-          <w:rFonts w:ascii="Consolas" w:eastAsia="Times New Roman" w:hAnsi="Consolas" w:cs="Times New Roman"/>
-          <w:color w:val="A22889"/>
-          <w:sz w:val="21"/>
-          <w:szCs w:val="21"/>
-          <w:lang w:val="en-US"/>
-        </w:rPr>
-        <w:t>PK</w:t>
-      </w:r>
-    </w:p>
-    <w:p>
-      <w:pPr>
-        <w:shd w:val="clear" w:color="auto" w:fill="FFFFFE"/>
-        <w:spacing w:line="285" w:lineRule="atLeast"/>
-        <w:rPr>
-          <w:rFonts w:ascii="Consolas" w:eastAsia="Times New Roman" w:hAnsi="Consolas" w:cs="Times New Roman"/>
-          <w:color w:val="000000"/>
-          <w:sz w:val="21"/>
-          <w:szCs w:val="21"/>
-          <w:lang w:val="en-US"/>
-        </w:rPr>
-      </w:pPr>
-      <w:r>
-        <w:rPr>
-          <w:rFonts w:ascii="Consolas" w:eastAsia="Times New Roman" w:hAnsi="Consolas" w:cs="Times New Roman"/>
-          <w:color w:val="000000"/>
-          <w:sz w:val="21"/>
-          <w:szCs w:val="21"/>
-          <w:lang w:val="en-US"/>
-        </w:rPr>
-        <w:t xml:space="preserve">        </w:t>
+          <w:color w:val="A22889"/>
+          <w:sz w:val="21"/>
+          <w:szCs w:val="21"/>
+          <w:lang w:val="en-US"/>
+        </w:rPr>
+        <w:t>"</w:t>
+      </w:r>
+    </w:p>
+    <w:p>
+      <w:pPr>
+        <w:rPr>
+          <w:lang w:val="en-US"/>
+        </w:rPr>
+      </w:pPr>
+      <w:r>
+        <w:rPr>
+          <w:rFonts w:ascii="Consolas" w:eastAsia="Times New Roman" w:hAnsi="Consolas" w:cs="Times New Roman"/>
+          <w:color w:val="A22889"/>
+          <w:sz w:val="21"/>
+          <w:szCs w:val="21"/>
+          <w:lang w:val="en-US"/>
+        </w:rPr>
+        <w:t xml:space="preserve">    PRODUCTS ||--o{ USER_FAVORITES : "</w:t>
       </w:r>
       <w:proofErr w:type="spellStart"/>
       <w:r>
@@ -34317,6234 +36811,19 @@
           <w:szCs w:val="21"/>
           <w:lang w:val="en-US"/>
         </w:rPr>
-        <w:t>uuid</w:t>
+        <w:t>included_in</w:t>
       </w:r>
       <w:proofErr w:type="spellEnd"/>
       <w:r>
         <w:rPr>
           <w:rFonts w:ascii="Consolas" w:eastAsia="Times New Roman" w:hAnsi="Consolas" w:cs="Times New Roman"/>
-          <w:color w:val="000000"/>
-          <w:sz w:val="21"/>
-          <w:szCs w:val="21"/>
-          <w:lang w:val="en-US"/>
-        </w:rPr>
-        <w:t xml:space="preserve"> </w:t>
-      </w:r>
-      <w:proofErr w:type="spellStart"/>
-      <w:r>
-        <w:rPr>
-          <w:rFonts w:ascii="Consolas" w:eastAsia="Times New Roman" w:hAnsi="Consolas" w:cs="Times New Roman"/>
-          <w:color w:val="A22889"/>
-          <w:sz w:val="21"/>
-          <w:szCs w:val="21"/>
-          <w:lang w:val="en-US"/>
-        </w:rPr>
-        <w:t>user_id</w:t>
-      </w:r>
-      <w:proofErr w:type="spellEnd"/>
-      <w:r>
-        <w:rPr>
-          <w:rFonts w:ascii="Consolas" w:eastAsia="Times New Roman" w:hAnsi="Consolas" w:cs="Times New Roman"/>
-          <w:color w:val="000000"/>
-          <w:sz w:val="21"/>
-          <w:szCs w:val="21"/>
-          <w:lang w:val="en-US"/>
-        </w:rPr>
-        <w:t xml:space="preserve"> </w:t>
-      </w:r>
-      <w:r>
-        <w:rPr>
-          <w:rFonts w:ascii="Consolas" w:eastAsia="Times New Roman" w:hAnsi="Consolas" w:cs="Times New Roman"/>
-          <w:color w:val="A22889"/>
-          <w:sz w:val="21"/>
-          <w:szCs w:val="21"/>
-          <w:lang w:val="en-US"/>
-        </w:rPr>
-        <w:t>FK</w:t>
-      </w:r>
-    </w:p>
-    <w:p>
-      <w:pPr>
-        <w:shd w:val="clear" w:color="auto" w:fill="FFFFFE"/>
-        <w:spacing w:line="285" w:lineRule="atLeast"/>
-        <w:rPr>
-          <w:rFonts w:ascii="Consolas" w:eastAsia="Times New Roman" w:hAnsi="Consolas" w:cs="Times New Roman"/>
-          <w:color w:val="000000"/>
-          <w:sz w:val="21"/>
-          <w:szCs w:val="21"/>
-          <w:lang w:val="en-US"/>
-        </w:rPr>
-      </w:pPr>
-      <w:r>
-        <w:rPr>
-          <w:rFonts w:ascii="Consolas" w:eastAsia="Times New Roman" w:hAnsi="Consolas" w:cs="Times New Roman"/>
-          <w:color w:val="000000"/>
-          <w:sz w:val="21"/>
-          <w:szCs w:val="21"/>
-          <w:lang w:val="en-US"/>
-        </w:rPr>
-        <w:t xml:space="preserve">        </w:t>
-      </w:r>
-      <w:r>
-        <w:rPr>
-          <w:rFonts w:ascii="Consolas" w:eastAsia="Times New Roman" w:hAnsi="Consolas" w:cs="Times New Roman"/>
-          <w:color w:val="A22889"/>
-          <w:sz w:val="21"/>
-          <w:szCs w:val="21"/>
-          <w:lang w:val="en-US"/>
-        </w:rPr>
-        <w:t>string</w:t>
-      </w:r>
-      <w:r>
-        <w:rPr>
-          <w:rFonts w:ascii="Consolas" w:eastAsia="Times New Roman" w:hAnsi="Consolas" w:cs="Times New Roman"/>
-          <w:color w:val="000000"/>
-          <w:sz w:val="21"/>
-          <w:szCs w:val="21"/>
-          <w:lang w:val="en-US"/>
-        </w:rPr>
-        <w:t xml:space="preserve"> </w:t>
-      </w:r>
-      <w:r>
-        <w:rPr>
-          <w:rFonts w:ascii="Consolas" w:eastAsia="Times New Roman" w:hAnsi="Consolas" w:cs="Times New Roman"/>
-          <w:color w:val="A22889"/>
-          <w:sz w:val="21"/>
-          <w:szCs w:val="21"/>
-          <w:lang w:val="en-US"/>
-        </w:rPr>
-        <w:t>gender</w:t>
-      </w:r>
-    </w:p>
-    <w:p>
-      <w:pPr>
-        <w:shd w:val="clear" w:color="auto" w:fill="FFFFFE"/>
-        <w:spacing w:line="285" w:lineRule="atLeast"/>
-        <w:rPr>
-          <w:rFonts w:ascii="Consolas" w:eastAsia="Times New Roman" w:hAnsi="Consolas" w:cs="Times New Roman"/>
-          <w:color w:val="000000"/>
-          <w:sz w:val="21"/>
-          <w:szCs w:val="21"/>
-          <w:lang w:val="en-US"/>
-        </w:rPr>
-      </w:pPr>
-      <w:r>
-        <w:rPr>
-          <w:rFonts w:ascii="Consolas" w:eastAsia="Times New Roman" w:hAnsi="Consolas" w:cs="Times New Roman"/>
-          <w:color w:val="000000"/>
-          <w:sz w:val="21"/>
-          <w:szCs w:val="21"/>
-          <w:lang w:val="en-US"/>
-        </w:rPr>
-        <w:t xml:space="preserve">        </w:t>
-      </w:r>
-      <w:r>
-        <w:rPr>
-          <w:rFonts w:ascii="Consolas" w:eastAsia="Times New Roman" w:hAnsi="Consolas" w:cs="Times New Roman"/>
-          <w:color w:val="A22889"/>
-          <w:sz w:val="21"/>
-          <w:szCs w:val="21"/>
-          <w:lang w:val="en-US"/>
-        </w:rPr>
-        <w:t>int</w:t>
-      </w:r>
-      <w:r>
-        <w:rPr>
-          <w:rFonts w:ascii="Consolas" w:eastAsia="Times New Roman" w:hAnsi="Consolas" w:cs="Times New Roman"/>
-          <w:color w:val="000000"/>
-          <w:sz w:val="21"/>
-          <w:szCs w:val="21"/>
-          <w:lang w:val="en-US"/>
-        </w:rPr>
-        <w:t xml:space="preserve"> </w:t>
-      </w:r>
-      <w:r>
-        <w:rPr>
-          <w:rFonts w:ascii="Consolas" w:eastAsia="Times New Roman" w:hAnsi="Consolas" w:cs="Times New Roman"/>
-          <w:color w:val="A22889"/>
-          <w:sz w:val="21"/>
-          <w:szCs w:val="21"/>
-          <w:lang w:val="en-US"/>
-        </w:rPr>
-        <w:t>age</w:t>
-      </w:r>
-    </w:p>
-    <w:p>
-      <w:pPr>
-        <w:shd w:val="clear" w:color="auto" w:fill="FFFFFE"/>
-        <w:spacing w:line="285" w:lineRule="atLeast"/>
-        <w:rPr>
-          <w:rFonts w:ascii="Consolas" w:eastAsia="Times New Roman" w:hAnsi="Consolas" w:cs="Times New Roman"/>
-          <w:color w:val="000000"/>
-          <w:sz w:val="21"/>
-          <w:szCs w:val="21"/>
-          <w:lang w:val="en-US"/>
-        </w:rPr>
-      </w:pPr>
-      <w:r>
-        <w:rPr>
-          <w:rFonts w:ascii="Consolas" w:eastAsia="Times New Roman" w:hAnsi="Consolas" w:cs="Times New Roman"/>
-          <w:color w:val="000000"/>
-          <w:sz w:val="21"/>
-          <w:szCs w:val="21"/>
-          <w:lang w:val="en-US"/>
-        </w:rPr>
-        <w:t xml:space="preserve">        </w:t>
-      </w:r>
-      <w:r>
-        <w:rPr>
-          <w:rFonts w:ascii="Consolas" w:eastAsia="Times New Roman" w:hAnsi="Consolas" w:cs="Times New Roman"/>
-          <w:color w:val="A22889"/>
-          <w:sz w:val="21"/>
-          <w:szCs w:val="21"/>
-          <w:lang w:val="en-US"/>
-        </w:rPr>
-        <w:t>decimal</w:t>
-      </w:r>
-      <w:r>
-        <w:rPr>
-          <w:rFonts w:ascii="Consolas" w:eastAsia="Times New Roman" w:hAnsi="Consolas" w:cs="Times New Roman"/>
-          <w:color w:val="000000"/>
-          <w:sz w:val="21"/>
-          <w:szCs w:val="21"/>
-          <w:lang w:val="en-US"/>
-        </w:rPr>
-        <w:t xml:space="preserve"> </w:t>
-      </w:r>
-      <w:proofErr w:type="spellStart"/>
-      <w:r>
-        <w:rPr>
-          <w:rFonts w:ascii="Consolas" w:eastAsia="Times New Roman" w:hAnsi="Consolas" w:cs="Times New Roman"/>
-          <w:color w:val="A22889"/>
-          <w:sz w:val="21"/>
-          <w:szCs w:val="21"/>
-          <w:lang w:val="en-US"/>
-        </w:rPr>
-        <w:t>height_cm</w:t>
-      </w:r>
-      <w:proofErr w:type="spellEnd"/>
-    </w:p>
-    <w:p>
-      <w:pPr>
-        <w:shd w:val="clear" w:color="auto" w:fill="FFFFFE"/>
-        <w:spacing w:line="285" w:lineRule="atLeast"/>
-        <w:rPr>
-          <w:rFonts w:ascii="Consolas" w:eastAsia="Times New Roman" w:hAnsi="Consolas" w:cs="Times New Roman"/>
-          <w:color w:val="000000"/>
-          <w:sz w:val="21"/>
-          <w:szCs w:val="21"/>
-          <w:lang w:val="en-US"/>
-        </w:rPr>
-      </w:pPr>
-      <w:r>
-        <w:rPr>
-          <w:rFonts w:ascii="Consolas" w:eastAsia="Times New Roman" w:hAnsi="Consolas" w:cs="Times New Roman"/>
-          <w:color w:val="000000"/>
-          <w:sz w:val="21"/>
-          <w:szCs w:val="21"/>
-          <w:lang w:val="en-US"/>
-        </w:rPr>
-        <w:t xml:space="preserve">        </w:t>
-      </w:r>
-      <w:r>
-        <w:rPr>
-          <w:rFonts w:ascii="Consolas" w:eastAsia="Times New Roman" w:hAnsi="Consolas" w:cs="Times New Roman"/>
-          <w:color w:val="A22889"/>
-          <w:sz w:val="21"/>
-          <w:szCs w:val="21"/>
-          <w:lang w:val="en-US"/>
-        </w:rPr>
-        <w:t>decimal</w:t>
-      </w:r>
-      <w:r>
-        <w:rPr>
-          <w:rFonts w:ascii="Consolas" w:eastAsia="Times New Roman" w:hAnsi="Consolas" w:cs="Times New Roman"/>
-          <w:color w:val="000000"/>
-          <w:sz w:val="21"/>
-          <w:szCs w:val="21"/>
-          <w:lang w:val="en-US"/>
-        </w:rPr>
-        <w:t xml:space="preserve"> </w:t>
-      </w:r>
-      <w:proofErr w:type="spellStart"/>
-      <w:r>
-        <w:rPr>
-          <w:rFonts w:ascii="Consolas" w:eastAsia="Times New Roman" w:hAnsi="Consolas" w:cs="Times New Roman"/>
-          <w:color w:val="A22889"/>
-          <w:sz w:val="21"/>
-          <w:szCs w:val="21"/>
-          <w:lang w:val="en-US"/>
-        </w:rPr>
-        <w:t>weight_kg</w:t>
-      </w:r>
-      <w:proofErr w:type="spellEnd"/>
-    </w:p>
-    <w:p>
-      <w:pPr>
-        <w:shd w:val="clear" w:color="auto" w:fill="FFFFFE"/>
-        <w:spacing w:line="285" w:lineRule="atLeast"/>
-        <w:rPr>
-          <w:rFonts w:ascii="Consolas" w:eastAsia="Times New Roman" w:hAnsi="Consolas" w:cs="Times New Roman"/>
-          <w:color w:val="000000"/>
-          <w:sz w:val="21"/>
-          <w:szCs w:val="21"/>
-          <w:lang w:val="en-US"/>
-        </w:rPr>
-      </w:pPr>
-      <w:r>
-        <w:rPr>
-          <w:rFonts w:ascii="Consolas" w:eastAsia="Times New Roman" w:hAnsi="Consolas" w:cs="Times New Roman"/>
-          <w:color w:val="000000"/>
-          <w:sz w:val="21"/>
-          <w:szCs w:val="21"/>
-          <w:lang w:val="en-US"/>
-        </w:rPr>
-        <w:t xml:space="preserve">        </w:t>
-      </w:r>
-      <w:r>
-        <w:rPr>
-          <w:rFonts w:ascii="Consolas" w:eastAsia="Times New Roman" w:hAnsi="Consolas" w:cs="Times New Roman"/>
-          <w:color w:val="A22889"/>
-          <w:sz w:val="21"/>
-          <w:szCs w:val="21"/>
-          <w:lang w:val="en-US"/>
-        </w:rPr>
-        <w:t>string</w:t>
-      </w:r>
-      <w:r>
-        <w:rPr>
-          <w:rFonts w:ascii="Consolas" w:eastAsia="Times New Roman" w:hAnsi="Consolas" w:cs="Times New Roman"/>
-          <w:color w:val="000000"/>
-          <w:sz w:val="21"/>
-          <w:szCs w:val="21"/>
-          <w:lang w:val="en-US"/>
-        </w:rPr>
-        <w:t xml:space="preserve"> </w:t>
-      </w:r>
-      <w:r>
-        <w:rPr>
-          <w:rFonts w:ascii="Consolas" w:eastAsia="Times New Roman" w:hAnsi="Consolas" w:cs="Times New Roman"/>
-          <w:color w:val="A22889"/>
-          <w:sz w:val="21"/>
-          <w:szCs w:val="21"/>
-          <w:lang w:val="en-US"/>
-        </w:rPr>
-        <w:t>goal</w:t>
-      </w:r>
-    </w:p>
-    <w:p>
-      <w:pPr>
-        <w:shd w:val="clear" w:color="auto" w:fill="FFFFFE"/>
-        <w:spacing w:line="285" w:lineRule="atLeast"/>
-        <w:rPr>
-          <w:rFonts w:ascii="Consolas" w:eastAsia="Times New Roman" w:hAnsi="Consolas" w:cs="Times New Roman"/>
-          <w:color w:val="000000"/>
-          <w:sz w:val="21"/>
-          <w:szCs w:val="21"/>
-          <w:lang w:val="en-US"/>
-        </w:rPr>
-      </w:pPr>
-      <w:r>
-        <w:rPr>
-          <w:rFonts w:ascii="Consolas" w:eastAsia="Times New Roman" w:hAnsi="Consolas" w:cs="Times New Roman"/>
-          <w:color w:val="000000"/>
-          <w:sz w:val="21"/>
-          <w:szCs w:val="21"/>
-          <w:lang w:val="en-US"/>
-        </w:rPr>
-        <w:t xml:space="preserve">        </w:t>
-      </w:r>
-      <w:r>
-        <w:rPr>
-          <w:rFonts w:ascii="Consolas" w:eastAsia="Times New Roman" w:hAnsi="Consolas" w:cs="Times New Roman"/>
-          <w:color w:val="A22889"/>
-          <w:sz w:val="21"/>
-          <w:szCs w:val="21"/>
-          <w:lang w:val="en-US"/>
-        </w:rPr>
-        <w:t>string</w:t>
-      </w:r>
-      <w:r>
-        <w:rPr>
-          <w:rFonts w:ascii="Consolas" w:eastAsia="Times New Roman" w:hAnsi="Consolas" w:cs="Times New Roman"/>
-          <w:color w:val="000000"/>
-          <w:sz w:val="21"/>
-          <w:szCs w:val="21"/>
-          <w:lang w:val="en-US"/>
-        </w:rPr>
-        <w:t xml:space="preserve"> </w:t>
-      </w:r>
-      <w:proofErr w:type="spellStart"/>
-      <w:r>
-        <w:rPr>
-          <w:rFonts w:ascii="Consolas" w:eastAsia="Times New Roman" w:hAnsi="Consolas" w:cs="Times New Roman"/>
-          <w:color w:val="A22889"/>
-          <w:sz w:val="21"/>
-          <w:szCs w:val="21"/>
-          <w:lang w:val="en-US"/>
-        </w:rPr>
-        <w:t>activity_level</w:t>
-      </w:r>
-      <w:proofErr w:type="spellEnd"/>
-    </w:p>
-    <w:p>
-      <w:pPr>
-        <w:shd w:val="clear" w:color="auto" w:fill="FFFFFE"/>
-        <w:spacing w:line="285" w:lineRule="atLeast"/>
-        <w:rPr>
-          <w:rFonts w:ascii="Consolas" w:eastAsia="Times New Roman" w:hAnsi="Consolas" w:cs="Times New Roman"/>
-          <w:color w:val="000000"/>
-          <w:sz w:val="21"/>
-          <w:szCs w:val="21"/>
-          <w:lang w:val="en-US"/>
-        </w:rPr>
-      </w:pPr>
-      <w:r>
-        <w:rPr>
-          <w:rFonts w:ascii="Consolas" w:eastAsia="Times New Roman" w:hAnsi="Consolas" w:cs="Times New Roman"/>
-          <w:color w:val="000000"/>
-          <w:sz w:val="21"/>
-          <w:szCs w:val="21"/>
-          <w:lang w:val="en-US"/>
-        </w:rPr>
-        <w:t xml:space="preserve">        </w:t>
-      </w:r>
-      <w:r>
-        <w:rPr>
-          <w:rFonts w:ascii="Consolas" w:eastAsia="Times New Roman" w:hAnsi="Consolas" w:cs="Times New Roman"/>
-          <w:color w:val="A22889"/>
-          <w:sz w:val="21"/>
-          <w:szCs w:val="21"/>
-          <w:lang w:val="en-US"/>
-        </w:rPr>
-        <w:t>decimal</w:t>
-      </w:r>
-      <w:r>
-        <w:rPr>
-          <w:rFonts w:ascii="Consolas" w:eastAsia="Times New Roman" w:hAnsi="Consolas" w:cs="Times New Roman"/>
-          <w:color w:val="000000"/>
-          <w:sz w:val="21"/>
-          <w:szCs w:val="21"/>
-          <w:lang w:val="en-US"/>
-        </w:rPr>
-        <w:t xml:space="preserve"> </w:t>
-      </w:r>
-      <w:proofErr w:type="spellStart"/>
-      <w:r>
-        <w:rPr>
-          <w:rFonts w:ascii="Consolas" w:eastAsia="Times New Roman" w:hAnsi="Consolas" w:cs="Times New Roman"/>
-          <w:color w:val="A22889"/>
-          <w:sz w:val="21"/>
-          <w:szCs w:val="21"/>
-          <w:lang w:val="en-US"/>
-        </w:rPr>
-        <w:t>daily_calorie_norm</w:t>
-      </w:r>
-      <w:proofErr w:type="spellEnd"/>
-    </w:p>
-    <w:p>
-      <w:pPr>
-        <w:shd w:val="clear" w:color="auto" w:fill="FFFFFE"/>
-        <w:spacing w:line="285" w:lineRule="atLeast"/>
-        <w:rPr>
-          <w:rFonts w:ascii="Consolas" w:eastAsia="Times New Roman" w:hAnsi="Consolas" w:cs="Times New Roman"/>
-          <w:color w:val="000000"/>
-          <w:sz w:val="21"/>
-          <w:szCs w:val="21"/>
-          <w:lang w:val="en-US"/>
-        </w:rPr>
-      </w:pPr>
-      <w:r>
-        <w:rPr>
-          <w:rFonts w:ascii="Consolas" w:eastAsia="Times New Roman" w:hAnsi="Consolas" w:cs="Times New Roman"/>
-          <w:color w:val="000000"/>
-          <w:sz w:val="21"/>
-          <w:szCs w:val="21"/>
-          <w:lang w:val="en-US"/>
-        </w:rPr>
-        <w:t>    }</w:t>
-      </w:r>
-    </w:p>
-    <w:p>
-      <w:pPr>
-        <w:shd w:val="clear" w:color="auto" w:fill="FFFFFE"/>
-        <w:spacing w:line="285" w:lineRule="atLeast"/>
-        <w:rPr>
-          <w:rFonts w:ascii="Consolas" w:eastAsia="Times New Roman" w:hAnsi="Consolas" w:cs="Times New Roman"/>
-          <w:color w:val="000000"/>
-          <w:sz w:val="21"/>
-          <w:szCs w:val="21"/>
-          <w:lang w:val="en-US"/>
-        </w:rPr>
-      </w:pPr>
-    </w:p>
-    <w:p>
-      <w:pPr>
-        <w:shd w:val="clear" w:color="auto" w:fill="FFFFFE"/>
-        <w:spacing w:line="285" w:lineRule="atLeast"/>
-        <w:rPr>
-          <w:rFonts w:ascii="Consolas" w:eastAsia="Times New Roman" w:hAnsi="Consolas" w:cs="Times New Roman"/>
-          <w:color w:val="000000"/>
-          <w:sz w:val="21"/>
-          <w:szCs w:val="21"/>
-          <w:lang w:val="en-US"/>
-        </w:rPr>
-      </w:pPr>
-      <w:r>
-        <w:rPr>
-          <w:rFonts w:ascii="Consolas" w:eastAsia="Times New Roman" w:hAnsi="Consolas" w:cs="Times New Roman"/>
-          <w:color w:val="000000"/>
-          <w:sz w:val="21"/>
-          <w:szCs w:val="21"/>
-          <w:lang w:val="en-US"/>
-        </w:rPr>
-        <w:t xml:space="preserve">    </w:t>
-      </w:r>
-      <w:r>
-        <w:rPr>
-          <w:rFonts w:ascii="Consolas" w:eastAsia="Times New Roman" w:hAnsi="Consolas" w:cs="Times New Roman"/>
-          <w:color w:val="A22889"/>
-          <w:sz w:val="21"/>
-          <w:szCs w:val="21"/>
-          <w:lang w:val="en-US"/>
-        </w:rPr>
-        <w:t>MEALS</w:t>
-      </w:r>
-      <w:r>
-        <w:rPr>
-          <w:rFonts w:ascii="Consolas" w:eastAsia="Times New Roman" w:hAnsi="Consolas" w:cs="Times New Roman"/>
-          <w:color w:val="000000"/>
-          <w:sz w:val="21"/>
-          <w:szCs w:val="21"/>
-          <w:lang w:val="en-US"/>
-        </w:rPr>
-        <w:t xml:space="preserve"> {</w:t>
-      </w:r>
-    </w:p>
-    <w:p>
-      <w:pPr>
-        <w:shd w:val="clear" w:color="auto" w:fill="FFFFFE"/>
-        <w:spacing w:line="285" w:lineRule="atLeast"/>
-        <w:rPr>
-          <w:rFonts w:ascii="Consolas" w:eastAsia="Times New Roman" w:hAnsi="Consolas" w:cs="Times New Roman"/>
-          <w:color w:val="000000"/>
-          <w:sz w:val="21"/>
-          <w:szCs w:val="21"/>
-          <w:lang w:val="en-US"/>
-        </w:rPr>
-      </w:pPr>
-      <w:r>
-        <w:rPr>
-          <w:rFonts w:ascii="Consolas" w:eastAsia="Times New Roman" w:hAnsi="Consolas" w:cs="Times New Roman"/>
-          <w:color w:val="000000"/>
-          <w:sz w:val="21"/>
-          <w:szCs w:val="21"/>
-          <w:lang w:val="en-US"/>
-        </w:rPr>
-        <w:t xml:space="preserve">        </w:t>
-      </w:r>
-      <w:proofErr w:type="spellStart"/>
-      <w:r>
-        <w:rPr>
-          <w:rFonts w:ascii="Consolas" w:eastAsia="Times New Roman" w:hAnsi="Consolas" w:cs="Times New Roman"/>
-          <w:color w:val="A22889"/>
-          <w:sz w:val="21"/>
-          <w:szCs w:val="21"/>
-          <w:lang w:val="en-US"/>
-        </w:rPr>
-        <w:t>uuid</w:t>
-      </w:r>
-      <w:proofErr w:type="spellEnd"/>
-      <w:r>
-        <w:rPr>
-          <w:rFonts w:ascii="Consolas" w:eastAsia="Times New Roman" w:hAnsi="Consolas" w:cs="Times New Roman"/>
-          <w:color w:val="000000"/>
-          <w:sz w:val="21"/>
-          <w:szCs w:val="21"/>
-          <w:lang w:val="en-US"/>
-        </w:rPr>
-        <w:t xml:space="preserve"> </w:t>
-      </w:r>
-      <w:r>
-        <w:rPr>
-          <w:rFonts w:ascii="Consolas" w:eastAsia="Times New Roman" w:hAnsi="Consolas" w:cs="Times New Roman"/>
-          <w:color w:val="A22889"/>
-          <w:sz w:val="21"/>
-          <w:szCs w:val="21"/>
-          <w:lang w:val="en-US"/>
-        </w:rPr>
-        <w:t>id</w:t>
-      </w:r>
-      <w:r>
-        <w:rPr>
-          <w:rFonts w:ascii="Consolas" w:eastAsia="Times New Roman" w:hAnsi="Consolas" w:cs="Times New Roman"/>
-          <w:color w:val="000000"/>
-          <w:sz w:val="21"/>
-          <w:szCs w:val="21"/>
-          <w:lang w:val="en-US"/>
-        </w:rPr>
-        <w:t xml:space="preserve"> </w:t>
-      </w:r>
-      <w:r>
-        <w:rPr>
-          <w:rFonts w:ascii="Consolas" w:eastAsia="Times New Roman" w:hAnsi="Consolas" w:cs="Times New Roman"/>
-          <w:color w:val="A22889"/>
-          <w:sz w:val="21"/>
-          <w:szCs w:val="21"/>
-          <w:lang w:val="en-US"/>
-        </w:rPr>
-        <w:t>PK</w:t>
-      </w:r>
-    </w:p>
-    <w:p>
-      <w:pPr>
-        <w:shd w:val="clear" w:color="auto" w:fill="FFFFFE"/>
-        <w:spacing w:line="285" w:lineRule="atLeast"/>
-        <w:rPr>
-          <w:rFonts w:ascii="Consolas" w:eastAsia="Times New Roman" w:hAnsi="Consolas" w:cs="Times New Roman"/>
-          <w:color w:val="000000"/>
-          <w:sz w:val="21"/>
-          <w:szCs w:val="21"/>
-          <w:lang w:val="en-US"/>
-        </w:rPr>
-      </w:pPr>
-      <w:r>
-        <w:rPr>
-          <w:rFonts w:ascii="Consolas" w:eastAsia="Times New Roman" w:hAnsi="Consolas" w:cs="Times New Roman"/>
-          <w:color w:val="000000"/>
-          <w:sz w:val="21"/>
-          <w:szCs w:val="21"/>
-          <w:lang w:val="en-US"/>
-        </w:rPr>
-        <w:t xml:space="preserve">        </w:t>
-      </w:r>
-      <w:proofErr w:type="spellStart"/>
-      <w:r>
-        <w:rPr>
-          <w:rFonts w:ascii="Consolas" w:eastAsia="Times New Roman" w:hAnsi="Consolas" w:cs="Times New Roman"/>
-          <w:color w:val="A22889"/>
-          <w:sz w:val="21"/>
-          <w:szCs w:val="21"/>
-          <w:lang w:val="en-US"/>
-        </w:rPr>
-        <w:t>uuid</w:t>
-      </w:r>
-      <w:proofErr w:type="spellEnd"/>
-      <w:r>
-        <w:rPr>
-          <w:rFonts w:ascii="Consolas" w:eastAsia="Times New Roman" w:hAnsi="Consolas" w:cs="Times New Roman"/>
-          <w:color w:val="000000"/>
-          <w:sz w:val="21"/>
-          <w:szCs w:val="21"/>
-          <w:lang w:val="en-US"/>
-        </w:rPr>
-        <w:t xml:space="preserve"> </w:t>
-      </w:r>
-      <w:proofErr w:type="spellStart"/>
-      <w:r>
-        <w:rPr>
-          <w:rFonts w:ascii="Consolas" w:eastAsia="Times New Roman" w:hAnsi="Consolas" w:cs="Times New Roman"/>
-          <w:color w:val="A22889"/>
-          <w:sz w:val="21"/>
-          <w:szCs w:val="21"/>
-          <w:lang w:val="en-US"/>
-        </w:rPr>
-        <w:t>user_id</w:t>
-      </w:r>
-      <w:proofErr w:type="spellEnd"/>
-      <w:r>
-        <w:rPr>
-          <w:rFonts w:ascii="Consolas" w:eastAsia="Times New Roman" w:hAnsi="Consolas" w:cs="Times New Roman"/>
-          <w:color w:val="000000"/>
-          <w:sz w:val="21"/>
-          <w:szCs w:val="21"/>
-          <w:lang w:val="en-US"/>
-        </w:rPr>
-        <w:t xml:space="preserve"> </w:t>
-      </w:r>
-      <w:r>
-        <w:rPr>
-          <w:rFonts w:ascii="Consolas" w:eastAsia="Times New Roman" w:hAnsi="Consolas" w:cs="Times New Roman"/>
-          <w:color w:val="A22889"/>
-          <w:sz w:val="21"/>
-          <w:szCs w:val="21"/>
-          <w:lang w:val="en-US"/>
-        </w:rPr>
-        <w:t>FK</w:t>
-      </w:r>
-    </w:p>
-    <w:p>
-      <w:pPr>
-        <w:shd w:val="clear" w:color="auto" w:fill="FFFFFE"/>
-        <w:spacing w:line="285" w:lineRule="atLeast"/>
-        <w:rPr>
-          <w:rFonts w:ascii="Consolas" w:eastAsia="Times New Roman" w:hAnsi="Consolas" w:cs="Times New Roman"/>
-          <w:color w:val="000000"/>
-          <w:sz w:val="21"/>
-          <w:szCs w:val="21"/>
-          <w:lang w:val="en-US"/>
-        </w:rPr>
-      </w:pPr>
-      <w:r>
-        <w:rPr>
-          <w:rFonts w:ascii="Consolas" w:eastAsia="Times New Roman" w:hAnsi="Consolas" w:cs="Times New Roman"/>
-          <w:color w:val="000000"/>
-          <w:sz w:val="21"/>
-          <w:szCs w:val="21"/>
-          <w:lang w:val="en-US"/>
-        </w:rPr>
-        <w:t xml:space="preserve">        </w:t>
-      </w:r>
-      <w:r>
-        <w:rPr>
-          <w:rFonts w:ascii="Consolas" w:eastAsia="Times New Roman" w:hAnsi="Consolas" w:cs="Times New Roman"/>
-          <w:color w:val="A22889"/>
-          <w:sz w:val="21"/>
-          <w:szCs w:val="21"/>
-          <w:lang w:val="en-US"/>
-        </w:rPr>
-        <w:t>date</w:t>
-      </w:r>
-      <w:r>
-        <w:rPr>
-          <w:rFonts w:ascii="Consolas" w:eastAsia="Times New Roman" w:hAnsi="Consolas" w:cs="Times New Roman"/>
-          <w:color w:val="000000"/>
-          <w:sz w:val="21"/>
-          <w:szCs w:val="21"/>
-          <w:lang w:val="en-US"/>
-        </w:rPr>
-        <w:t xml:space="preserve"> </w:t>
-      </w:r>
-      <w:proofErr w:type="spellStart"/>
-      <w:r>
-        <w:rPr>
-          <w:rFonts w:ascii="Consolas" w:eastAsia="Times New Roman" w:hAnsi="Consolas" w:cs="Times New Roman"/>
-          <w:color w:val="A22889"/>
-          <w:sz w:val="21"/>
-          <w:szCs w:val="21"/>
-          <w:lang w:val="en-US"/>
-        </w:rPr>
-        <w:t>date</w:t>
-      </w:r>
-      <w:proofErr w:type="spellEnd"/>
-    </w:p>
-    <w:p>
-      <w:pPr>
-        <w:shd w:val="clear" w:color="auto" w:fill="FFFFFE"/>
-        <w:spacing w:line="285" w:lineRule="atLeast"/>
-        <w:rPr>
-          <w:rFonts w:ascii="Consolas" w:eastAsia="Times New Roman" w:hAnsi="Consolas" w:cs="Times New Roman"/>
-          <w:color w:val="000000"/>
-          <w:sz w:val="21"/>
-          <w:szCs w:val="21"/>
-          <w:lang w:val="en-US"/>
-        </w:rPr>
-      </w:pPr>
-      <w:r>
-        <w:rPr>
-          <w:rFonts w:ascii="Consolas" w:eastAsia="Times New Roman" w:hAnsi="Consolas" w:cs="Times New Roman"/>
-          <w:color w:val="000000"/>
-          <w:sz w:val="21"/>
-          <w:szCs w:val="21"/>
-          <w:lang w:val="en-US"/>
-        </w:rPr>
-        <w:lastRenderedPageBreak/>
-        <w:t xml:space="preserve">        </w:t>
-      </w:r>
-      <w:r>
-        <w:rPr>
-          <w:rFonts w:ascii="Consolas" w:eastAsia="Times New Roman" w:hAnsi="Consolas" w:cs="Times New Roman"/>
-          <w:color w:val="A22889"/>
-          <w:sz w:val="21"/>
-          <w:szCs w:val="21"/>
-          <w:lang w:val="en-US"/>
-        </w:rPr>
-        <w:t>time</w:t>
-      </w:r>
-      <w:r>
-        <w:rPr>
-          <w:rFonts w:ascii="Consolas" w:eastAsia="Times New Roman" w:hAnsi="Consolas" w:cs="Times New Roman"/>
-          <w:color w:val="000000"/>
-          <w:sz w:val="21"/>
-          <w:szCs w:val="21"/>
-          <w:lang w:val="en-US"/>
-        </w:rPr>
-        <w:t xml:space="preserve"> </w:t>
-      </w:r>
-      <w:proofErr w:type="spellStart"/>
-      <w:r>
-        <w:rPr>
-          <w:rFonts w:ascii="Consolas" w:eastAsia="Times New Roman" w:hAnsi="Consolas" w:cs="Times New Roman"/>
-          <w:color w:val="A22889"/>
-          <w:sz w:val="21"/>
-          <w:szCs w:val="21"/>
-          <w:lang w:val="en-US"/>
-        </w:rPr>
-        <w:t>meal_time</w:t>
-      </w:r>
-      <w:proofErr w:type="spellEnd"/>
-    </w:p>
-    <w:p>
-      <w:pPr>
-        <w:shd w:val="clear" w:color="auto" w:fill="FFFFFE"/>
-        <w:spacing w:line="285" w:lineRule="atLeast"/>
-        <w:rPr>
-          <w:rFonts w:ascii="Consolas" w:eastAsia="Times New Roman" w:hAnsi="Consolas" w:cs="Times New Roman"/>
-          <w:color w:val="000000"/>
-          <w:sz w:val="21"/>
-          <w:szCs w:val="21"/>
-          <w:lang w:val="en-US"/>
-        </w:rPr>
-      </w:pPr>
-      <w:r>
-        <w:rPr>
-          <w:rFonts w:ascii="Consolas" w:eastAsia="Times New Roman" w:hAnsi="Consolas" w:cs="Times New Roman"/>
-          <w:color w:val="000000"/>
-          <w:sz w:val="21"/>
-          <w:szCs w:val="21"/>
-          <w:lang w:val="en-US"/>
-        </w:rPr>
-        <w:t xml:space="preserve">        </w:t>
-      </w:r>
-      <w:r>
-        <w:rPr>
-          <w:rFonts w:ascii="Consolas" w:eastAsia="Times New Roman" w:hAnsi="Consolas" w:cs="Times New Roman"/>
-          <w:color w:val="A22889"/>
-          <w:sz w:val="21"/>
-          <w:szCs w:val="21"/>
-          <w:lang w:val="en-US"/>
-        </w:rPr>
-        <w:t>string</w:t>
-      </w:r>
-      <w:r>
-        <w:rPr>
-          <w:rFonts w:ascii="Consolas" w:eastAsia="Times New Roman" w:hAnsi="Consolas" w:cs="Times New Roman"/>
-          <w:color w:val="000000"/>
-          <w:sz w:val="21"/>
-          <w:szCs w:val="21"/>
-          <w:lang w:val="en-US"/>
-        </w:rPr>
-        <w:t xml:space="preserve"> </w:t>
-      </w:r>
-      <w:proofErr w:type="spellStart"/>
-      <w:r>
-        <w:rPr>
-          <w:rFonts w:ascii="Consolas" w:eastAsia="Times New Roman" w:hAnsi="Consolas" w:cs="Times New Roman"/>
-          <w:color w:val="A22889"/>
-          <w:sz w:val="21"/>
-          <w:szCs w:val="21"/>
-          <w:lang w:val="en-US"/>
-        </w:rPr>
-        <w:t>meal_name</w:t>
-      </w:r>
-      <w:proofErr w:type="spellEnd"/>
-    </w:p>
-    <w:p>
-      <w:pPr>
-        <w:shd w:val="clear" w:color="auto" w:fill="FFFFFE"/>
-        <w:spacing w:line="285" w:lineRule="atLeast"/>
-        <w:rPr>
-          <w:rFonts w:ascii="Consolas" w:eastAsia="Times New Roman" w:hAnsi="Consolas" w:cs="Times New Roman"/>
-          <w:color w:val="000000"/>
-          <w:sz w:val="21"/>
-          <w:szCs w:val="21"/>
-          <w:lang w:val="en-US"/>
-        </w:rPr>
-      </w:pPr>
-      <w:r>
-        <w:rPr>
-          <w:rFonts w:ascii="Consolas" w:eastAsia="Times New Roman" w:hAnsi="Consolas" w:cs="Times New Roman"/>
-          <w:color w:val="000000"/>
-          <w:sz w:val="21"/>
-          <w:szCs w:val="21"/>
-          <w:lang w:val="en-US"/>
-        </w:rPr>
-        <w:t xml:space="preserve">        </w:t>
-      </w:r>
-      <w:r>
-        <w:rPr>
-          <w:rFonts w:ascii="Consolas" w:eastAsia="Times New Roman" w:hAnsi="Consolas" w:cs="Times New Roman"/>
-          <w:color w:val="A22889"/>
-          <w:sz w:val="21"/>
-          <w:szCs w:val="21"/>
-          <w:lang w:val="en-US"/>
-        </w:rPr>
-        <w:t>timestamp</w:t>
-      </w:r>
-      <w:r>
-        <w:rPr>
-          <w:rFonts w:ascii="Consolas" w:eastAsia="Times New Roman" w:hAnsi="Consolas" w:cs="Times New Roman"/>
-          <w:color w:val="000000"/>
-          <w:sz w:val="21"/>
-          <w:szCs w:val="21"/>
-          <w:lang w:val="en-US"/>
-        </w:rPr>
-        <w:t xml:space="preserve"> </w:t>
-      </w:r>
-      <w:proofErr w:type="spellStart"/>
-      <w:r>
-        <w:rPr>
-          <w:rFonts w:ascii="Consolas" w:eastAsia="Times New Roman" w:hAnsi="Consolas" w:cs="Times New Roman"/>
-          <w:color w:val="A22889"/>
-          <w:sz w:val="21"/>
-          <w:szCs w:val="21"/>
-          <w:lang w:val="en-US"/>
-        </w:rPr>
-        <w:t>created_at</w:t>
-      </w:r>
-      <w:proofErr w:type="spellEnd"/>
-    </w:p>
-    <w:p>
-      <w:pPr>
-        <w:shd w:val="clear" w:color="auto" w:fill="FFFFFE"/>
-        <w:spacing w:line="285" w:lineRule="atLeast"/>
-        <w:rPr>
-          <w:rFonts w:ascii="Consolas" w:eastAsia="Times New Roman" w:hAnsi="Consolas" w:cs="Times New Roman"/>
-          <w:color w:val="000000"/>
-          <w:sz w:val="21"/>
-          <w:szCs w:val="21"/>
-          <w:lang w:val="en-US"/>
-        </w:rPr>
-      </w:pPr>
-      <w:r>
-        <w:rPr>
-          <w:rFonts w:ascii="Consolas" w:eastAsia="Times New Roman" w:hAnsi="Consolas" w:cs="Times New Roman"/>
-          <w:color w:val="000000"/>
-          <w:sz w:val="21"/>
-          <w:szCs w:val="21"/>
-          <w:lang w:val="en-US"/>
-        </w:rPr>
-        <w:t xml:space="preserve">        </w:t>
-      </w:r>
-      <w:r>
-        <w:rPr>
-          <w:rFonts w:ascii="Consolas" w:eastAsia="Times New Roman" w:hAnsi="Consolas" w:cs="Times New Roman"/>
-          <w:color w:val="A22889"/>
-          <w:sz w:val="21"/>
-          <w:szCs w:val="21"/>
-          <w:lang w:val="en-US"/>
-        </w:rPr>
-        <w:t>timestamp</w:t>
-      </w:r>
-      <w:r>
-        <w:rPr>
-          <w:rFonts w:ascii="Consolas" w:eastAsia="Times New Roman" w:hAnsi="Consolas" w:cs="Times New Roman"/>
-          <w:color w:val="000000"/>
-          <w:sz w:val="21"/>
-          <w:szCs w:val="21"/>
-          <w:lang w:val="en-US"/>
-        </w:rPr>
-        <w:t xml:space="preserve"> </w:t>
-      </w:r>
-      <w:proofErr w:type="spellStart"/>
-      <w:r>
-        <w:rPr>
-          <w:rFonts w:ascii="Consolas" w:eastAsia="Times New Roman" w:hAnsi="Consolas" w:cs="Times New Roman"/>
-          <w:color w:val="A22889"/>
-          <w:sz w:val="21"/>
-          <w:szCs w:val="21"/>
-          <w:lang w:val="en-US"/>
-        </w:rPr>
-        <w:t>updated_at</w:t>
-      </w:r>
-      <w:proofErr w:type="spellEnd"/>
-    </w:p>
-    <w:p>
-      <w:pPr>
-        <w:shd w:val="clear" w:color="auto" w:fill="FFFFFE"/>
-        <w:spacing w:line="285" w:lineRule="atLeast"/>
-        <w:rPr>
-          <w:rFonts w:ascii="Consolas" w:eastAsia="Times New Roman" w:hAnsi="Consolas" w:cs="Times New Roman"/>
-          <w:color w:val="000000"/>
-          <w:sz w:val="21"/>
-          <w:szCs w:val="21"/>
-          <w:lang w:val="en-US"/>
-        </w:rPr>
-      </w:pPr>
-      <w:r>
-        <w:rPr>
-          <w:rFonts w:ascii="Consolas" w:eastAsia="Times New Roman" w:hAnsi="Consolas" w:cs="Times New Roman"/>
-          <w:color w:val="000000"/>
-          <w:sz w:val="21"/>
-          <w:szCs w:val="21"/>
-          <w:lang w:val="en-US"/>
-        </w:rPr>
-        <w:t>    }</w:t>
-      </w:r>
-    </w:p>
-    <w:p>
-      <w:pPr>
-        <w:shd w:val="clear" w:color="auto" w:fill="FFFFFE"/>
-        <w:spacing w:line="285" w:lineRule="atLeast"/>
-        <w:rPr>
-          <w:rFonts w:ascii="Consolas" w:eastAsia="Times New Roman" w:hAnsi="Consolas" w:cs="Times New Roman"/>
-          <w:color w:val="000000"/>
-          <w:sz w:val="21"/>
-          <w:szCs w:val="21"/>
-          <w:lang w:val="en-US"/>
-        </w:rPr>
-      </w:pPr>
-    </w:p>
-    <w:p>
-      <w:pPr>
-        <w:shd w:val="clear" w:color="auto" w:fill="FFFFFE"/>
-        <w:spacing w:line="285" w:lineRule="atLeast"/>
-        <w:rPr>
-          <w:rFonts w:ascii="Consolas" w:eastAsia="Times New Roman" w:hAnsi="Consolas" w:cs="Times New Roman"/>
-          <w:color w:val="000000"/>
-          <w:sz w:val="21"/>
-          <w:szCs w:val="21"/>
-          <w:lang w:val="en-US"/>
-        </w:rPr>
-      </w:pPr>
-      <w:r>
-        <w:rPr>
-          <w:rFonts w:ascii="Consolas" w:eastAsia="Times New Roman" w:hAnsi="Consolas" w:cs="Times New Roman"/>
-          <w:color w:val="000000"/>
-          <w:sz w:val="21"/>
-          <w:szCs w:val="21"/>
-          <w:lang w:val="en-US"/>
-        </w:rPr>
-        <w:t xml:space="preserve">    </w:t>
-      </w:r>
-      <w:r>
-        <w:rPr>
-          <w:rFonts w:ascii="Consolas" w:eastAsia="Times New Roman" w:hAnsi="Consolas" w:cs="Times New Roman"/>
-          <w:color w:val="A22889"/>
-          <w:sz w:val="21"/>
-          <w:szCs w:val="21"/>
-          <w:lang w:val="en-US"/>
-        </w:rPr>
-        <w:t>MEAL_ENTRIES</w:t>
-      </w:r>
-      <w:r>
-        <w:rPr>
-          <w:rFonts w:ascii="Consolas" w:eastAsia="Times New Roman" w:hAnsi="Consolas" w:cs="Times New Roman"/>
-          <w:color w:val="000000"/>
-          <w:sz w:val="21"/>
-          <w:szCs w:val="21"/>
-          <w:lang w:val="en-US"/>
-        </w:rPr>
-        <w:t xml:space="preserve"> {</w:t>
-      </w:r>
-    </w:p>
-    <w:p>
-      <w:pPr>
-        <w:shd w:val="clear" w:color="auto" w:fill="FFFFFE"/>
-        <w:spacing w:line="285" w:lineRule="atLeast"/>
-        <w:rPr>
-          <w:rFonts w:ascii="Consolas" w:eastAsia="Times New Roman" w:hAnsi="Consolas" w:cs="Times New Roman"/>
-          <w:color w:val="000000"/>
-          <w:sz w:val="21"/>
-          <w:szCs w:val="21"/>
-          <w:lang w:val="en-US"/>
-        </w:rPr>
-      </w:pPr>
-      <w:r>
-        <w:rPr>
-          <w:rFonts w:ascii="Consolas" w:eastAsia="Times New Roman" w:hAnsi="Consolas" w:cs="Times New Roman"/>
-          <w:color w:val="000000"/>
-          <w:sz w:val="21"/>
-          <w:szCs w:val="21"/>
-          <w:lang w:val="en-US"/>
-        </w:rPr>
-        <w:t xml:space="preserve">        </w:t>
-      </w:r>
-      <w:proofErr w:type="spellStart"/>
-      <w:r>
-        <w:rPr>
-          <w:rFonts w:ascii="Consolas" w:eastAsia="Times New Roman" w:hAnsi="Consolas" w:cs="Times New Roman"/>
-          <w:color w:val="A22889"/>
-          <w:sz w:val="21"/>
-          <w:szCs w:val="21"/>
-          <w:lang w:val="en-US"/>
-        </w:rPr>
-        <w:t>uuid</w:t>
-      </w:r>
-      <w:proofErr w:type="spellEnd"/>
-      <w:r>
-        <w:rPr>
-          <w:rFonts w:ascii="Consolas" w:eastAsia="Times New Roman" w:hAnsi="Consolas" w:cs="Times New Roman"/>
-          <w:color w:val="000000"/>
-          <w:sz w:val="21"/>
-          <w:szCs w:val="21"/>
-          <w:lang w:val="en-US"/>
-        </w:rPr>
-        <w:t xml:space="preserve"> </w:t>
-      </w:r>
-      <w:r>
-        <w:rPr>
-          <w:rFonts w:ascii="Consolas" w:eastAsia="Times New Roman" w:hAnsi="Consolas" w:cs="Times New Roman"/>
-          <w:color w:val="A22889"/>
-          <w:sz w:val="21"/>
-          <w:szCs w:val="21"/>
-          <w:lang w:val="en-US"/>
-        </w:rPr>
-        <w:t>id</w:t>
-      </w:r>
-      <w:r>
-        <w:rPr>
-          <w:rFonts w:ascii="Consolas" w:eastAsia="Times New Roman" w:hAnsi="Consolas" w:cs="Times New Roman"/>
-          <w:color w:val="000000"/>
-          <w:sz w:val="21"/>
-          <w:szCs w:val="21"/>
-          <w:lang w:val="en-US"/>
-        </w:rPr>
-        <w:t xml:space="preserve"> </w:t>
-      </w:r>
-      <w:r>
-        <w:rPr>
-          <w:rFonts w:ascii="Consolas" w:eastAsia="Times New Roman" w:hAnsi="Consolas" w:cs="Times New Roman"/>
-          <w:color w:val="A22889"/>
-          <w:sz w:val="21"/>
-          <w:szCs w:val="21"/>
-          <w:lang w:val="en-US"/>
-        </w:rPr>
-        <w:t>PK</w:t>
-      </w:r>
-    </w:p>
-    <w:p>
-      <w:pPr>
-        <w:shd w:val="clear" w:color="auto" w:fill="FFFFFE"/>
-        <w:spacing w:line="285" w:lineRule="atLeast"/>
-        <w:rPr>
-          <w:rFonts w:ascii="Consolas" w:eastAsia="Times New Roman" w:hAnsi="Consolas" w:cs="Times New Roman"/>
-          <w:color w:val="000000"/>
-          <w:sz w:val="21"/>
-          <w:szCs w:val="21"/>
-          <w:lang w:val="en-US"/>
-        </w:rPr>
-      </w:pPr>
-      <w:r>
-        <w:rPr>
-          <w:rFonts w:ascii="Consolas" w:eastAsia="Times New Roman" w:hAnsi="Consolas" w:cs="Times New Roman"/>
-          <w:color w:val="000000"/>
-          <w:sz w:val="21"/>
-          <w:szCs w:val="21"/>
-          <w:lang w:val="en-US"/>
-        </w:rPr>
-        <w:t xml:space="preserve">        </w:t>
-      </w:r>
-      <w:proofErr w:type="spellStart"/>
-      <w:r>
-        <w:rPr>
-          <w:rFonts w:ascii="Consolas" w:eastAsia="Times New Roman" w:hAnsi="Consolas" w:cs="Times New Roman"/>
-          <w:color w:val="A22889"/>
-          <w:sz w:val="21"/>
-          <w:szCs w:val="21"/>
-          <w:lang w:val="en-US"/>
-        </w:rPr>
-        <w:t>uuid</w:t>
-      </w:r>
-      <w:proofErr w:type="spellEnd"/>
-      <w:r>
-        <w:rPr>
-          <w:rFonts w:ascii="Consolas" w:eastAsia="Times New Roman" w:hAnsi="Consolas" w:cs="Times New Roman"/>
-          <w:color w:val="000000"/>
-          <w:sz w:val="21"/>
-          <w:szCs w:val="21"/>
-          <w:lang w:val="en-US"/>
-        </w:rPr>
-        <w:t xml:space="preserve"> </w:t>
-      </w:r>
-      <w:proofErr w:type="spellStart"/>
-      <w:r>
-        <w:rPr>
-          <w:rFonts w:ascii="Consolas" w:eastAsia="Times New Roman" w:hAnsi="Consolas" w:cs="Times New Roman"/>
-          <w:color w:val="A22889"/>
-          <w:sz w:val="21"/>
-          <w:szCs w:val="21"/>
-          <w:lang w:val="en-US"/>
-        </w:rPr>
-        <w:t>meal_id</w:t>
-      </w:r>
-      <w:proofErr w:type="spellEnd"/>
-      <w:r>
-        <w:rPr>
-          <w:rFonts w:ascii="Consolas" w:eastAsia="Times New Roman" w:hAnsi="Consolas" w:cs="Times New Roman"/>
-          <w:color w:val="000000"/>
-          <w:sz w:val="21"/>
-          <w:szCs w:val="21"/>
-          <w:lang w:val="en-US"/>
-        </w:rPr>
-        <w:t xml:space="preserve"> </w:t>
-      </w:r>
-      <w:r>
-        <w:rPr>
-          <w:rFonts w:ascii="Consolas" w:eastAsia="Times New Roman" w:hAnsi="Consolas" w:cs="Times New Roman"/>
-          <w:color w:val="A22889"/>
-          <w:sz w:val="21"/>
-          <w:szCs w:val="21"/>
-          <w:lang w:val="en-US"/>
-        </w:rPr>
-        <w:t>FK</w:t>
-      </w:r>
-    </w:p>
-    <w:p>
-      <w:pPr>
-        <w:shd w:val="clear" w:color="auto" w:fill="FFFFFE"/>
-        <w:spacing w:line="285" w:lineRule="atLeast"/>
-        <w:rPr>
-          <w:rFonts w:ascii="Consolas" w:eastAsia="Times New Roman" w:hAnsi="Consolas" w:cs="Times New Roman"/>
-          <w:color w:val="000000"/>
-          <w:sz w:val="21"/>
-          <w:szCs w:val="21"/>
-          <w:lang w:val="en-US"/>
-        </w:rPr>
-      </w:pPr>
-      <w:r>
-        <w:rPr>
-          <w:rFonts w:ascii="Consolas" w:eastAsia="Times New Roman" w:hAnsi="Consolas" w:cs="Times New Roman"/>
-          <w:color w:val="000000"/>
-          <w:sz w:val="21"/>
-          <w:szCs w:val="21"/>
-          <w:lang w:val="en-US"/>
-        </w:rPr>
-        <w:t xml:space="preserve">        </w:t>
-      </w:r>
-      <w:proofErr w:type="spellStart"/>
-      <w:r>
-        <w:rPr>
-          <w:rFonts w:ascii="Consolas" w:eastAsia="Times New Roman" w:hAnsi="Consolas" w:cs="Times New Roman"/>
-          <w:color w:val="A22889"/>
-          <w:sz w:val="21"/>
-          <w:szCs w:val="21"/>
-          <w:lang w:val="en-US"/>
-        </w:rPr>
-        <w:t>uuid</w:t>
-      </w:r>
-      <w:proofErr w:type="spellEnd"/>
-      <w:r>
-        <w:rPr>
-          <w:rFonts w:ascii="Consolas" w:eastAsia="Times New Roman" w:hAnsi="Consolas" w:cs="Times New Roman"/>
-          <w:color w:val="000000"/>
-          <w:sz w:val="21"/>
-          <w:szCs w:val="21"/>
-          <w:lang w:val="en-US"/>
-        </w:rPr>
-        <w:t xml:space="preserve"> </w:t>
-      </w:r>
-      <w:proofErr w:type="spellStart"/>
-      <w:r>
-        <w:rPr>
-          <w:rFonts w:ascii="Consolas" w:eastAsia="Times New Roman" w:hAnsi="Consolas" w:cs="Times New Roman"/>
-          <w:color w:val="A22889"/>
-          <w:sz w:val="21"/>
-          <w:szCs w:val="21"/>
-          <w:lang w:val="en-US"/>
-        </w:rPr>
-        <w:t>product_id</w:t>
-      </w:r>
-      <w:proofErr w:type="spellEnd"/>
-      <w:r>
-        <w:rPr>
-          <w:rFonts w:ascii="Consolas" w:eastAsia="Times New Roman" w:hAnsi="Consolas" w:cs="Times New Roman"/>
-          <w:color w:val="000000"/>
-          <w:sz w:val="21"/>
-          <w:szCs w:val="21"/>
-          <w:lang w:val="en-US"/>
-        </w:rPr>
-        <w:t xml:space="preserve"> </w:t>
-      </w:r>
-      <w:r>
-        <w:rPr>
-          <w:rFonts w:ascii="Consolas" w:eastAsia="Times New Roman" w:hAnsi="Consolas" w:cs="Times New Roman"/>
-          <w:color w:val="A22889"/>
-          <w:sz w:val="21"/>
-          <w:szCs w:val="21"/>
-          <w:lang w:val="en-US"/>
-        </w:rPr>
-        <w:t>FK</w:t>
-      </w:r>
-    </w:p>
-    <w:p>
-      <w:pPr>
-        <w:shd w:val="clear" w:color="auto" w:fill="FFFFFE"/>
-        <w:spacing w:line="285" w:lineRule="atLeast"/>
-        <w:rPr>
-          <w:rFonts w:ascii="Consolas" w:eastAsia="Times New Roman" w:hAnsi="Consolas" w:cs="Times New Roman"/>
-          <w:color w:val="000000"/>
-          <w:sz w:val="21"/>
-          <w:szCs w:val="21"/>
-          <w:lang w:val="en-US"/>
-        </w:rPr>
-      </w:pPr>
-      <w:r>
-        <w:rPr>
-          <w:rFonts w:ascii="Consolas" w:eastAsia="Times New Roman" w:hAnsi="Consolas" w:cs="Times New Roman"/>
-          <w:color w:val="000000"/>
-          <w:sz w:val="21"/>
-          <w:szCs w:val="21"/>
-          <w:lang w:val="en-US"/>
-        </w:rPr>
-        <w:t xml:space="preserve">        </w:t>
-      </w:r>
-      <w:proofErr w:type="spellStart"/>
-      <w:r>
-        <w:rPr>
-          <w:rFonts w:ascii="Consolas" w:eastAsia="Times New Roman" w:hAnsi="Consolas" w:cs="Times New Roman"/>
-          <w:color w:val="A22889"/>
-          <w:sz w:val="21"/>
-          <w:szCs w:val="21"/>
-          <w:lang w:val="en-US"/>
-        </w:rPr>
-        <w:t>uuid</w:t>
-      </w:r>
-      <w:proofErr w:type="spellEnd"/>
-      <w:r>
-        <w:rPr>
-          <w:rFonts w:ascii="Consolas" w:eastAsia="Times New Roman" w:hAnsi="Consolas" w:cs="Times New Roman"/>
-          <w:color w:val="000000"/>
-          <w:sz w:val="21"/>
-          <w:szCs w:val="21"/>
-          <w:lang w:val="en-US"/>
-        </w:rPr>
-        <w:t xml:space="preserve"> </w:t>
-      </w:r>
-      <w:proofErr w:type="spellStart"/>
-      <w:r>
-        <w:rPr>
-          <w:rFonts w:ascii="Consolas" w:eastAsia="Times New Roman" w:hAnsi="Consolas" w:cs="Times New Roman"/>
-          <w:color w:val="A22889"/>
-          <w:sz w:val="21"/>
-          <w:szCs w:val="21"/>
-          <w:lang w:val="en-US"/>
-        </w:rPr>
-        <w:t>custom_product_id</w:t>
-      </w:r>
-      <w:proofErr w:type="spellEnd"/>
-      <w:r>
-        <w:rPr>
-          <w:rFonts w:ascii="Consolas" w:eastAsia="Times New Roman" w:hAnsi="Consolas" w:cs="Times New Roman"/>
-          <w:color w:val="000000"/>
-          <w:sz w:val="21"/>
-          <w:szCs w:val="21"/>
-          <w:lang w:val="en-US"/>
-        </w:rPr>
-        <w:t xml:space="preserve"> </w:t>
-      </w:r>
-      <w:r>
-        <w:rPr>
-          <w:rFonts w:ascii="Consolas" w:eastAsia="Times New Roman" w:hAnsi="Consolas" w:cs="Times New Roman"/>
-          <w:color w:val="A22889"/>
-          <w:sz w:val="21"/>
-          <w:szCs w:val="21"/>
-          <w:lang w:val="en-US"/>
-        </w:rPr>
-        <w:t>FK</w:t>
-      </w:r>
-    </w:p>
-    <w:p>
-      <w:pPr>
-        <w:shd w:val="clear" w:color="auto" w:fill="FFFFFE"/>
-        <w:spacing w:line="285" w:lineRule="atLeast"/>
-        <w:rPr>
-          <w:rFonts w:ascii="Consolas" w:eastAsia="Times New Roman" w:hAnsi="Consolas" w:cs="Times New Roman"/>
-          <w:color w:val="000000"/>
-          <w:sz w:val="21"/>
-          <w:szCs w:val="21"/>
-          <w:lang w:val="en-US"/>
-        </w:rPr>
-      </w:pPr>
-      <w:r>
-        <w:rPr>
-          <w:rFonts w:ascii="Consolas" w:eastAsia="Times New Roman" w:hAnsi="Consolas" w:cs="Times New Roman"/>
-          <w:color w:val="000000"/>
-          <w:sz w:val="21"/>
-          <w:szCs w:val="21"/>
-          <w:lang w:val="en-US"/>
-        </w:rPr>
-        <w:t xml:space="preserve">        </w:t>
-      </w:r>
-      <w:r>
-        <w:rPr>
-          <w:rFonts w:ascii="Consolas" w:eastAsia="Times New Roman" w:hAnsi="Consolas" w:cs="Times New Roman"/>
-          <w:color w:val="A22889"/>
-          <w:sz w:val="21"/>
-          <w:szCs w:val="21"/>
-          <w:lang w:val="en-US"/>
-        </w:rPr>
-        <w:t>decimal</w:t>
-      </w:r>
-      <w:r>
-        <w:rPr>
-          <w:rFonts w:ascii="Consolas" w:eastAsia="Times New Roman" w:hAnsi="Consolas" w:cs="Times New Roman"/>
-          <w:color w:val="000000"/>
-          <w:sz w:val="21"/>
-          <w:szCs w:val="21"/>
-          <w:lang w:val="en-US"/>
-        </w:rPr>
-        <w:t xml:space="preserve"> </w:t>
-      </w:r>
-      <w:proofErr w:type="spellStart"/>
-      <w:r>
-        <w:rPr>
-          <w:rFonts w:ascii="Consolas" w:eastAsia="Times New Roman" w:hAnsi="Consolas" w:cs="Times New Roman"/>
-          <w:color w:val="A22889"/>
-          <w:sz w:val="21"/>
-          <w:szCs w:val="21"/>
-          <w:lang w:val="en-US"/>
-        </w:rPr>
-        <w:t>quantity_g</w:t>
-      </w:r>
-      <w:proofErr w:type="spellEnd"/>
-    </w:p>
-    <w:p>
-      <w:pPr>
-        <w:shd w:val="clear" w:color="auto" w:fill="FFFFFE"/>
-        <w:spacing w:line="285" w:lineRule="atLeast"/>
-        <w:rPr>
-          <w:rFonts w:ascii="Consolas" w:eastAsia="Times New Roman" w:hAnsi="Consolas" w:cs="Times New Roman"/>
-          <w:color w:val="000000"/>
-          <w:sz w:val="21"/>
-          <w:szCs w:val="21"/>
-          <w:lang w:val="en-US"/>
-        </w:rPr>
-      </w:pPr>
-      <w:r>
-        <w:rPr>
-          <w:rFonts w:ascii="Consolas" w:eastAsia="Times New Roman" w:hAnsi="Consolas" w:cs="Times New Roman"/>
-          <w:color w:val="000000"/>
-          <w:sz w:val="21"/>
-          <w:szCs w:val="21"/>
-          <w:lang w:val="en-US"/>
-        </w:rPr>
-        <w:t xml:space="preserve">        </w:t>
-      </w:r>
-      <w:r>
-        <w:rPr>
-          <w:rFonts w:ascii="Consolas" w:eastAsia="Times New Roman" w:hAnsi="Consolas" w:cs="Times New Roman"/>
-          <w:color w:val="A22889"/>
-          <w:sz w:val="21"/>
-          <w:szCs w:val="21"/>
-          <w:lang w:val="en-US"/>
-        </w:rPr>
-        <w:t>decimal</w:t>
-      </w:r>
-      <w:r>
-        <w:rPr>
-          <w:rFonts w:ascii="Consolas" w:eastAsia="Times New Roman" w:hAnsi="Consolas" w:cs="Times New Roman"/>
-          <w:color w:val="000000"/>
-          <w:sz w:val="21"/>
-          <w:szCs w:val="21"/>
-          <w:lang w:val="en-US"/>
-        </w:rPr>
-        <w:t xml:space="preserve"> </w:t>
-      </w:r>
-      <w:proofErr w:type="spellStart"/>
-      <w:r>
-        <w:rPr>
-          <w:rFonts w:ascii="Consolas" w:eastAsia="Times New Roman" w:hAnsi="Consolas" w:cs="Times New Roman"/>
-          <w:color w:val="A22889"/>
-          <w:sz w:val="21"/>
-          <w:szCs w:val="21"/>
-          <w:lang w:val="en-US"/>
-        </w:rPr>
-        <w:t>calories_kcal</w:t>
-      </w:r>
-      <w:proofErr w:type="spellEnd"/>
-    </w:p>
-    <w:p>
-      <w:pPr>
-        <w:shd w:val="clear" w:color="auto" w:fill="FFFFFE"/>
-        <w:spacing w:line="285" w:lineRule="atLeast"/>
-        <w:rPr>
-          <w:rFonts w:ascii="Consolas" w:eastAsia="Times New Roman" w:hAnsi="Consolas" w:cs="Times New Roman"/>
-          <w:color w:val="000000"/>
-          <w:sz w:val="21"/>
-          <w:szCs w:val="21"/>
-          <w:lang w:val="en-US"/>
-        </w:rPr>
-      </w:pPr>
-      <w:r>
-        <w:rPr>
-          <w:rFonts w:ascii="Consolas" w:eastAsia="Times New Roman" w:hAnsi="Consolas" w:cs="Times New Roman"/>
-          <w:color w:val="000000"/>
-          <w:sz w:val="21"/>
-          <w:szCs w:val="21"/>
-          <w:lang w:val="en-US"/>
-        </w:rPr>
-        <w:t xml:space="preserve">        </w:t>
-      </w:r>
-      <w:r>
-        <w:rPr>
-          <w:rFonts w:ascii="Consolas" w:eastAsia="Times New Roman" w:hAnsi="Consolas" w:cs="Times New Roman"/>
-          <w:color w:val="A22889"/>
-          <w:sz w:val="21"/>
-          <w:szCs w:val="21"/>
-          <w:lang w:val="en-US"/>
-        </w:rPr>
-        <w:t>decimal</w:t>
-      </w:r>
-      <w:r>
-        <w:rPr>
-          <w:rFonts w:ascii="Consolas" w:eastAsia="Times New Roman" w:hAnsi="Consolas" w:cs="Times New Roman"/>
-          <w:color w:val="000000"/>
-          <w:sz w:val="21"/>
-          <w:szCs w:val="21"/>
-          <w:lang w:val="en-US"/>
-        </w:rPr>
-        <w:t xml:space="preserve"> </w:t>
-      </w:r>
-      <w:proofErr w:type="spellStart"/>
-      <w:r>
-        <w:rPr>
-          <w:rFonts w:ascii="Consolas" w:eastAsia="Times New Roman" w:hAnsi="Consolas" w:cs="Times New Roman"/>
-          <w:color w:val="A22889"/>
-          <w:sz w:val="21"/>
-          <w:szCs w:val="21"/>
-          <w:lang w:val="en-US"/>
-        </w:rPr>
-        <w:t>proteins_g</w:t>
-      </w:r>
-      <w:proofErr w:type="spellEnd"/>
-    </w:p>
-    <w:p>
-      <w:pPr>
-        <w:shd w:val="clear" w:color="auto" w:fill="FFFFFE"/>
-        <w:spacing w:line="285" w:lineRule="atLeast"/>
-        <w:rPr>
-          <w:rFonts w:ascii="Consolas" w:eastAsia="Times New Roman" w:hAnsi="Consolas" w:cs="Times New Roman"/>
-          <w:color w:val="000000"/>
-          <w:sz w:val="21"/>
-          <w:szCs w:val="21"/>
-          <w:lang w:val="en-US"/>
-        </w:rPr>
-      </w:pPr>
-      <w:r>
-        <w:rPr>
-          <w:rFonts w:ascii="Consolas" w:eastAsia="Times New Roman" w:hAnsi="Consolas" w:cs="Times New Roman"/>
-          <w:color w:val="000000"/>
-          <w:sz w:val="21"/>
-          <w:szCs w:val="21"/>
-          <w:lang w:val="en-US"/>
-        </w:rPr>
-        <w:t xml:space="preserve">        </w:t>
-      </w:r>
-      <w:r>
-        <w:rPr>
-          <w:rFonts w:ascii="Consolas" w:eastAsia="Times New Roman" w:hAnsi="Consolas" w:cs="Times New Roman"/>
-          <w:color w:val="A22889"/>
-          <w:sz w:val="21"/>
-          <w:szCs w:val="21"/>
-          <w:lang w:val="en-US"/>
-        </w:rPr>
-        <w:t>decimal</w:t>
-      </w:r>
-      <w:r>
-        <w:rPr>
-          <w:rFonts w:ascii="Consolas" w:eastAsia="Times New Roman" w:hAnsi="Consolas" w:cs="Times New Roman"/>
-          <w:color w:val="000000"/>
-          <w:sz w:val="21"/>
-          <w:szCs w:val="21"/>
-          <w:lang w:val="en-US"/>
-        </w:rPr>
-        <w:t xml:space="preserve"> </w:t>
-      </w:r>
-      <w:proofErr w:type="spellStart"/>
-      <w:r>
-        <w:rPr>
-          <w:rFonts w:ascii="Consolas" w:eastAsia="Times New Roman" w:hAnsi="Consolas" w:cs="Times New Roman"/>
-          <w:color w:val="A22889"/>
-          <w:sz w:val="21"/>
-          <w:szCs w:val="21"/>
-          <w:lang w:val="en-US"/>
-        </w:rPr>
-        <w:t>fats_g</w:t>
-      </w:r>
-      <w:proofErr w:type="spellEnd"/>
-    </w:p>
-    <w:p>
-      <w:pPr>
-        <w:shd w:val="clear" w:color="auto" w:fill="FFFFFE"/>
-        <w:spacing w:line="285" w:lineRule="atLeast"/>
-        <w:rPr>
-          <w:rFonts w:ascii="Consolas" w:eastAsia="Times New Roman" w:hAnsi="Consolas" w:cs="Times New Roman"/>
-          <w:color w:val="000000"/>
-          <w:sz w:val="21"/>
-          <w:szCs w:val="21"/>
-          <w:lang w:val="en-US"/>
-        </w:rPr>
-      </w:pPr>
-      <w:r>
-        <w:rPr>
-          <w:rFonts w:ascii="Consolas" w:eastAsia="Times New Roman" w:hAnsi="Consolas" w:cs="Times New Roman"/>
-          <w:color w:val="000000"/>
-          <w:sz w:val="21"/>
-          <w:szCs w:val="21"/>
-          <w:lang w:val="en-US"/>
-        </w:rPr>
-        <w:t xml:space="preserve">        </w:t>
-      </w:r>
-      <w:r>
-        <w:rPr>
-          <w:rFonts w:ascii="Consolas" w:eastAsia="Times New Roman" w:hAnsi="Consolas" w:cs="Times New Roman"/>
-          <w:color w:val="A22889"/>
-          <w:sz w:val="21"/>
-          <w:szCs w:val="21"/>
-          <w:lang w:val="en-US"/>
-        </w:rPr>
-        <w:t>decimal</w:t>
-      </w:r>
-      <w:r>
-        <w:rPr>
-          <w:rFonts w:ascii="Consolas" w:eastAsia="Times New Roman" w:hAnsi="Consolas" w:cs="Times New Roman"/>
-          <w:color w:val="000000"/>
-          <w:sz w:val="21"/>
-          <w:szCs w:val="21"/>
-          <w:lang w:val="en-US"/>
-        </w:rPr>
-        <w:t xml:space="preserve"> </w:t>
-      </w:r>
-      <w:proofErr w:type="spellStart"/>
-      <w:r>
-        <w:rPr>
-          <w:rFonts w:ascii="Consolas" w:eastAsia="Times New Roman" w:hAnsi="Consolas" w:cs="Times New Roman"/>
-          <w:color w:val="A22889"/>
-          <w:sz w:val="21"/>
-          <w:szCs w:val="21"/>
-          <w:lang w:val="en-US"/>
-        </w:rPr>
-        <w:t>carbs_g</w:t>
-      </w:r>
-      <w:proofErr w:type="spellEnd"/>
-    </w:p>
-    <w:p>
-      <w:pPr>
-        <w:shd w:val="clear" w:color="auto" w:fill="FFFFFE"/>
-        <w:spacing w:line="285" w:lineRule="atLeast"/>
-        <w:rPr>
-          <w:rFonts w:ascii="Consolas" w:eastAsia="Times New Roman" w:hAnsi="Consolas" w:cs="Times New Roman"/>
-          <w:color w:val="000000"/>
-          <w:sz w:val="21"/>
-          <w:szCs w:val="21"/>
-          <w:lang w:val="en-US"/>
-        </w:rPr>
-      </w:pPr>
-      <w:r>
-        <w:rPr>
-          <w:rFonts w:ascii="Consolas" w:eastAsia="Times New Roman" w:hAnsi="Consolas" w:cs="Times New Roman"/>
-          <w:color w:val="000000"/>
-          <w:sz w:val="21"/>
-          <w:szCs w:val="21"/>
-          <w:lang w:val="en-US"/>
-        </w:rPr>
-        <w:t>    }</w:t>
-      </w:r>
-    </w:p>
-    <w:p>
-      <w:pPr>
-        <w:shd w:val="clear" w:color="auto" w:fill="FFFFFE"/>
-        <w:spacing w:line="285" w:lineRule="atLeast"/>
-        <w:rPr>
-          <w:rFonts w:ascii="Consolas" w:eastAsia="Times New Roman" w:hAnsi="Consolas" w:cs="Times New Roman"/>
-          <w:color w:val="000000"/>
-          <w:sz w:val="21"/>
-          <w:szCs w:val="21"/>
-          <w:lang w:val="en-US"/>
-        </w:rPr>
-      </w:pPr>
-    </w:p>
-    <w:p>
-      <w:pPr>
-        <w:shd w:val="clear" w:color="auto" w:fill="FFFFFE"/>
-        <w:spacing w:line="285" w:lineRule="atLeast"/>
-        <w:rPr>
-          <w:rFonts w:ascii="Consolas" w:eastAsia="Times New Roman" w:hAnsi="Consolas" w:cs="Times New Roman"/>
-          <w:color w:val="000000"/>
-          <w:sz w:val="21"/>
-          <w:szCs w:val="21"/>
-          <w:lang w:val="en-US"/>
-        </w:rPr>
-      </w:pPr>
-      <w:r>
-        <w:rPr>
-          <w:rFonts w:ascii="Consolas" w:eastAsia="Times New Roman" w:hAnsi="Consolas" w:cs="Times New Roman"/>
-          <w:color w:val="000000"/>
-          <w:sz w:val="21"/>
-          <w:szCs w:val="21"/>
-          <w:lang w:val="en-US"/>
-        </w:rPr>
-        <w:t xml:space="preserve">    </w:t>
-      </w:r>
-      <w:r>
-        <w:rPr>
-          <w:rFonts w:ascii="Consolas" w:eastAsia="Times New Roman" w:hAnsi="Consolas" w:cs="Times New Roman"/>
-          <w:color w:val="A22889"/>
-          <w:sz w:val="21"/>
-          <w:szCs w:val="21"/>
-          <w:lang w:val="en-US"/>
-        </w:rPr>
-        <w:t>PRODUCTS</w:t>
-      </w:r>
-      <w:r>
-        <w:rPr>
-          <w:rFonts w:ascii="Consolas" w:eastAsia="Times New Roman" w:hAnsi="Consolas" w:cs="Times New Roman"/>
-          <w:color w:val="000000"/>
-          <w:sz w:val="21"/>
-          <w:szCs w:val="21"/>
-          <w:lang w:val="en-US"/>
-        </w:rPr>
-        <w:t xml:space="preserve"> {</w:t>
-      </w:r>
-    </w:p>
-    <w:p>
-      <w:pPr>
-        <w:shd w:val="clear" w:color="auto" w:fill="FFFFFE"/>
-        <w:spacing w:line="285" w:lineRule="atLeast"/>
-        <w:rPr>
-          <w:rFonts w:ascii="Consolas" w:eastAsia="Times New Roman" w:hAnsi="Consolas" w:cs="Times New Roman"/>
-          <w:color w:val="000000"/>
-          <w:sz w:val="21"/>
-          <w:szCs w:val="21"/>
-          <w:lang w:val="en-US"/>
-        </w:rPr>
-      </w:pPr>
-      <w:r>
-        <w:rPr>
-          <w:rFonts w:ascii="Consolas" w:eastAsia="Times New Roman" w:hAnsi="Consolas" w:cs="Times New Roman"/>
-          <w:color w:val="000000"/>
-          <w:sz w:val="21"/>
-          <w:szCs w:val="21"/>
-          <w:lang w:val="en-US"/>
-        </w:rPr>
-        <w:t xml:space="preserve">        </w:t>
-      </w:r>
-      <w:proofErr w:type="spellStart"/>
-      <w:r>
-        <w:rPr>
-          <w:rFonts w:ascii="Consolas" w:eastAsia="Times New Roman" w:hAnsi="Consolas" w:cs="Times New Roman"/>
-          <w:color w:val="A22889"/>
-          <w:sz w:val="21"/>
-          <w:szCs w:val="21"/>
-          <w:lang w:val="en-US"/>
-        </w:rPr>
-        <w:t>uuid</w:t>
-      </w:r>
-      <w:proofErr w:type="spellEnd"/>
-      <w:r>
-        <w:rPr>
-          <w:rFonts w:ascii="Consolas" w:eastAsia="Times New Roman" w:hAnsi="Consolas" w:cs="Times New Roman"/>
-          <w:color w:val="000000"/>
-          <w:sz w:val="21"/>
-          <w:szCs w:val="21"/>
-          <w:lang w:val="en-US"/>
-        </w:rPr>
-        <w:t xml:space="preserve"> </w:t>
-      </w:r>
-      <w:r>
-        <w:rPr>
-          <w:rFonts w:ascii="Consolas" w:eastAsia="Times New Roman" w:hAnsi="Consolas" w:cs="Times New Roman"/>
-          <w:color w:val="A22889"/>
-          <w:sz w:val="21"/>
-          <w:szCs w:val="21"/>
-          <w:lang w:val="en-US"/>
-        </w:rPr>
-        <w:t>id</w:t>
-      </w:r>
-      <w:r>
-        <w:rPr>
-          <w:rFonts w:ascii="Consolas" w:eastAsia="Times New Roman" w:hAnsi="Consolas" w:cs="Times New Roman"/>
-          <w:color w:val="000000"/>
-          <w:sz w:val="21"/>
-          <w:szCs w:val="21"/>
-          <w:lang w:val="en-US"/>
-        </w:rPr>
-        <w:t xml:space="preserve"> </w:t>
-      </w:r>
-      <w:r>
-        <w:rPr>
-          <w:rFonts w:ascii="Consolas" w:eastAsia="Times New Roman" w:hAnsi="Consolas" w:cs="Times New Roman"/>
-          <w:color w:val="A22889"/>
-          <w:sz w:val="21"/>
-          <w:szCs w:val="21"/>
-          <w:lang w:val="en-US"/>
-        </w:rPr>
-        <w:t>PK</w:t>
-      </w:r>
-    </w:p>
-    <w:p>
-      <w:pPr>
-        <w:shd w:val="clear" w:color="auto" w:fill="FFFFFE"/>
-        <w:spacing w:line="285" w:lineRule="atLeast"/>
-        <w:rPr>
-          <w:rFonts w:ascii="Consolas" w:eastAsia="Times New Roman" w:hAnsi="Consolas" w:cs="Times New Roman"/>
-          <w:color w:val="000000"/>
-          <w:sz w:val="21"/>
-          <w:szCs w:val="21"/>
-          <w:lang w:val="en-US"/>
-        </w:rPr>
-      </w:pPr>
-      <w:r>
-        <w:rPr>
-          <w:rFonts w:ascii="Consolas" w:eastAsia="Times New Roman" w:hAnsi="Consolas" w:cs="Times New Roman"/>
-          <w:color w:val="000000"/>
-          <w:sz w:val="21"/>
-          <w:szCs w:val="21"/>
-          <w:lang w:val="en-US"/>
-        </w:rPr>
-        <w:t xml:space="preserve">        </w:t>
-      </w:r>
-      <w:proofErr w:type="spellStart"/>
-      <w:r>
-        <w:rPr>
-          <w:rFonts w:ascii="Consolas" w:eastAsia="Times New Roman" w:hAnsi="Consolas" w:cs="Times New Roman"/>
-          <w:color w:val="A22889"/>
-          <w:sz w:val="21"/>
-          <w:szCs w:val="21"/>
-          <w:lang w:val="en-US"/>
-        </w:rPr>
-        <w:t>uuid</w:t>
-      </w:r>
-      <w:proofErr w:type="spellEnd"/>
-      <w:r>
-        <w:rPr>
-          <w:rFonts w:ascii="Consolas" w:eastAsia="Times New Roman" w:hAnsi="Consolas" w:cs="Times New Roman"/>
-          <w:color w:val="000000"/>
-          <w:sz w:val="21"/>
-          <w:szCs w:val="21"/>
-          <w:lang w:val="en-US"/>
-        </w:rPr>
-        <w:t xml:space="preserve"> </w:t>
-      </w:r>
-      <w:proofErr w:type="spellStart"/>
-      <w:r>
-        <w:rPr>
-          <w:rFonts w:ascii="Consolas" w:eastAsia="Times New Roman" w:hAnsi="Consolas" w:cs="Times New Roman"/>
-          <w:color w:val="A22889"/>
-          <w:sz w:val="21"/>
-          <w:szCs w:val="21"/>
-          <w:lang w:val="en-US"/>
-        </w:rPr>
-        <w:t>user_id</w:t>
-      </w:r>
-      <w:proofErr w:type="spellEnd"/>
-      <w:r>
-        <w:rPr>
-          <w:rFonts w:ascii="Consolas" w:eastAsia="Times New Roman" w:hAnsi="Consolas" w:cs="Times New Roman"/>
-          <w:color w:val="000000"/>
-          <w:sz w:val="21"/>
-          <w:szCs w:val="21"/>
-          <w:lang w:val="en-US"/>
-        </w:rPr>
-        <w:t xml:space="preserve"> </w:t>
-      </w:r>
-      <w:r>
-        <w:rPr>
-          <w:rFonts w:ascii="Consolas" w:eastAsia="Times New Roman" w:hAnsi="Consolas" w:cs="Times New Roman"/>
-          <w:color w:val="A22889"/>
-          <w:sz w:val="21"/>
-          <w:szCs w:val="21"/>
-          <w:lang w:val="en-US"/>
-        </w:rPr>
-        <w:t>FK</w:t>
-      </w:r>
-    </w:p>
-    <w:p>
-      <w:pPr>
-        <w:shd w:val="clear" w:color="auto" w:fill="FFFFFE"/>
-        <w:spacing w:line="285" w:lineRule="atLeast"/>
-        <w:rPr>
-          <w:rFonts w:ascii="Consolas" w:eastAsia="Times New Roman" w:hAnsi="Consolas" w:cs="Times New Roman"/>
-          <w:color w:val="000000"/>
-          <w:sz w:val="21"/>
-          <w:szCs w:val="21"/>
-          <w:lang w:val="en-US"/>
-        </w:rPr>
-      </w:pPr>
-      <w:r>
-        <w:rPr>
-          <w:rFonts w:ascii="Consolas" w:eastAsia="Times New Roman" w:hAnsi="Consolas" w:cs="Times New Roman"/>
-          <w:color w:val="000000"/>
-          <w:sz w:val="21"/>
-          <w:szCs w:val="21"/>
-          <w:lang w:val="en-US"/>
-        </w:rPr>
-        <w:t xml:space="preserve">        </w:t>
-      </w:r>
-      <w:r>
-        <w:rPr>
-          <w:rFonts w:ascii="Consolas" w:eastAsia="Times New Roman" w:hAnsi="Consolas" w:cs="Times New Roman"/>
-          <w:color w:val="A22889"/>
-          <w:sz w:val="21"/>
-          <w:szCs w:val="21"/>
-          <w:lang w:val="en-US"/>
-        </w:rPr>
-        <w:t>string</w:t>
-      </w:r>
-      <w:r>
-        <w:rPr>
-          <w:rFonts w:ascii="Consolas" w:eastAsia="Times New Roman" w:hAnsi="Consolas" w:cs="Times New Roman"/>
-          <w:color w:val="000000"/>
-          <w:sz w:val="21"/>
-          <w:szCs w:val="21"/>
-          <w:lang w:val="en-US"/>
-        </w:rPr>
-        <w:t xml:space="preserve"> </w:t>
-      </w:r>
-      <w:r>
-        <w:rPr>
-          <w:rFonts w:ascii="Consolas" w:eastAsia="Times New Roman" w:hAnsi="Consolas" w:cs="Times New Roman"/>
-          <w:color w:val="A22889"/>
-          <w:sz w:val="21"/>
-          <w:szCs w:val="21"/>
-          <w:lang w:val="en-US"/>
-        </w:rPr>
-        <w:t>name</w:t>
-      </w:r>
-    </w:p>
-    <w:p>
-      <w:pPr>
-        <w:shd w:val="clear" w:color="auto" w:fill="FFFFFE"/>
-        <w:spacing w:line="285" w:lineRule="atLeast"/>
-        <w:rPr>
-          <w:rFonts w:ascii="Consolas" w:eastAsia="Times New Roman" w:hAnsi="Consolas" w:cs="Times New Roman"/>
-          <w:color w:val="000000"/>
-          <w:sz w:val="21"/>
-          <w:szCs w:val="21"/>
-          <w:lang w:val="en-US"/>
-        </w:rPr>
-      </w:pPr>
-      <w:r>
-        <w:rPr>
-          <w:rFonts w:ascii="Consolas" w:eastAsia="Times New Roman" w:hAnsi="Consolas" w:cs="Times New Roman"/>
-          <w:color w:val="000000"/>
-          <w:sz w:val="21"/>
-          <w:szCs w:val="21"/>
-          <w:lang w:val="en-US"/>
-        </w:rPr>
-        <w:t xml:space="preserve">        </w:t>
-      </w:r>
-      <w:r>
-        <w:rPr>
-          <w:rFonts w:ascii="Consolas" w:eastAsia="Times New Roman" w:hAnsi="Consolas" w:cs="Times New Roman"/>
-          <w:color w:val="A22889"/>
-          <w:sz w:val="21"/>
-          <w:szCs w:val="21"/>
-          <w:lang w:val="en-US"/>
-        </w:rPr>
-        <w:t>decimal</w:t>
-      </w:r>
-      <w:r>
-        <w:rPr>
-          <w:rFonts w:ascii="Consolas" w:eastAsia="Times New Roman" w:hAnsi="Consolas" w:cs="Times New Roman"/>
-          <w:color w:val="000000"/>
-          <w:sz w:val="21"/>
-          <w:szCs w:val="21"/>
-          <w:lang w:val="en-US"/>
-        </w:rPr>
-        <w:t xml:space="preserve"> </w:t>
-      </w:r>
-      <w:proofErr w:type="spellStart"/>
-      <w:r>
-        <w:rPr>
-          <w:rFonts w:ascii="Consolas" w:eastAsia="Times New Roman" w:hAnsi="Consolas" w:cs="Times New Roman"/>
-          <w:color w:val="A22889"/>
-          <w:sz w:val="21"/>
-          <w:szCs w:val="21"/>
-          <w:lang w:val="en-US"/>
-        </w:rPr>
-        <w:t>calories_kcal</w:t>
-      </w:r>
-      <w:proofErr w:type="spellEnd"/>
-    </w:p>
-    <w:p>
-      <w:pPr>
-        <w:shd w:val="clear" w:color="auto" w:fill="FFFFFE"/>
-        <w:spacing w:line="285" w:lineRule="atLeast"/>
-        <w:rPr>
-          <w:rFonts w:ascii="Consolas" w:eastAsia="Times New Roman" w:hAnsi="Consolas" w:cs="Times New Roman"/>
-          <w:color w:val="000000"/>
-          <w:sz w:val="21"/>
-          <w:szCs w:val="21"/>
-          <w:lang w:val="en-US"/>
-        </w:rPr>
-      </w:pPr>
-      <w:r>
-        <w:rPr>
-          <w:rFonts w:ascii="Consolas" w:eastAsia="Times New Roman" w:hAnsi="Consolas" w:cs="Times New Roman"/>
-          <w:color w:val="000000"/>
-          <w:sz w:val="21"/>
-          <w:szCs w:val="21"/>
-          <w:lang w:val="en-US"/>
-        </w:rPr>
-        <w:t xml:space="preserve">        </w:t>
-      </w:r>
-      <w:r>
-        <w:rPr>
-          <w:rFonts w:ascii="Consolas" w:eastAsia="Times New Roman" w:hAnsi="Consolas" w:cs="Times New Roman"/>
-          <w:color w:val="A22889"/>
-          <w:sz w:val="21"/>
-          <w:szCs w:val="21"/>
-          <w:lang w:val="en-US"/>
-        </w:rPr>
-        <w:t>decimal</w:t>
-      </w:r>
-      <w:r>
-        <w:rPr>
-          <w:rFonts w:ascii="Consolas" w:eastAsia="Times New Roman" w:hAnsi="Consolas" w:cs="Times New Roman"/>
-          <w:color w:val="000000"/>
-          <w:sz w:val="21"/>
-          <w:szCs w:val="21"/>
-          <w:lang w:val="en-US"/>
-        </w:rPr>
-        <w:t xml:space="preserve"> </w:t>
-      </w:r>
-      <w:proofErr w:type="spellStart"/>
-      <w:r>
-        <w:rPr>
-          <w:rFonts w:ascii="Consolas" w:eastAsia="Times New Roman" w:hAnsi="Consolas" w:cs="Times New Roman"/>
-          <w:color w:val="A22889"/>
-          <w:sz w:val="21"/>
-          <w:szCs w:val="21"/>
-          <w:lang w:val="en-US"/>
-        </w:rPr>
-        <w:t>proteins_g</w:t>
-      </w:r>
-      <w:proofErr w:type="spellEnd"/>
-    </w:p>
-    <w:p>
-      <w:pPr>
-        <w:shd w:val="clear" w:color="auto" w:fill="FFFFFE"/>
-        <w:spacing w:line="285" w:lineRule="atLeast"/>
-        <w:rPr>
-          <w:rFonts w:ascii="Consolas" w:eastAsia="Times New Roman" w:hAnsi="Consolas" w:cs="Times New Roman"/>
-          <w:color w:val="000000"/>
-          <w:sz w:val="21"/>
-          <w:szCs w:val="21"/>
-          <w:lang w:val="en-US"/>
-        </w:rPr>
-      </w:pPr>
-      <w:r>
-        <w:rPr>
-          <w:rFonts w:ascii="Consolas" w:eastAsia="Times New Roman" w:hAnsi="Consolas" w:cs="Times New Roman"/>
-          <w:color w:val="000000"/>
-          <w:sz w:val="21"/>
-          <w:szCs w:val="21"/>
-          <w:lang w:val="en-US"/>
-        </w:rPr>
-        <w:t xml:space="preserve">        </w:t>
-      </w:r>
-      <w:r>
-        <w:rPr>
-          <w:rFonts w:ascii="Consolas" w:eastAsia="Times New Roman" w:hAnsi="Consolas" w:cs="Times New Roman"/>
-          <w:color w:val="A22889"/>
-          <w:sz w:val="21"/>
-          <w:szCs w:val="21"/>
-          <w:lang w:val="en-US"/>
-        </w:rPr>
-        <w:t>decimal</w:t>
-      </w:r>
-      <w:r>
-        <w:rPr>
-          <w:rFonts w:ascii="Consolas" w:eastAsia="Times New Roman" w:hAnsi="Consolas" w:cs="Times New Roman"/>
-          <w:color w:val="000000"/>
-          <w:sz w:val="21"/>
-          <w:szCs w:val="21"/>
-          <w:lang w:val="en-US"/>
-        </w:rPr>
-        <w:t xml:space="preserve"> </w:t>
-      </w:r>
-      <w:proofErr w:type="spellStart"/>
-      <w:r>
-        <w:rPr>
-          <w:rFonts w:ascii="Consolas" w:eastAsia="Times New Roman" w:hAnsi="Consolas" w:cs="Times New Roman"/>
-          <w:color w:val="A22889"/>
-          <w:sz w:val="21"/>
-          <w:szCs w:val="21"/>
-          <w:lang w:val="en-US"/>
-        </w:rPr>
-        <w:t>fats_g</w:t>
-      </w:r>
-      <w:proofErr w:type="spellEnd"/>
-    </w:p>
-    <w:p>
-      <w:pPr>
-        <w:shd w:val="clear" w:color="auto" w:fill="FFFFFE"/>
-        <w:spacing w:line="285" w:lineRule="atLeast"/>
-        <w:rPr>
-          <w:rFonts w:ascii="Consolas" w:eastAsia="Times New Roman" w:hAnsi="Consolas" w:cs="Times New Roman"/>
-          <w:color w:val="000000"/>
-          <w:sz w:val="21"/>
-          <w:szCs w:val="21"/>
-          <w:lang w:val="en-US"/>
-        </w:rPr>
-      </w:pPr>
-      <w:r>
-        <w:rPr>
-          <w:rFonts w:ascii="Consolas" w:eastAsia="Times New Roman" w:hAnsi="Consolas" w:cs="Times New Roman"/>
-          <w:color w:val="000000"/>
-          <w:sz w:val="21"/>
-          <w:szCs w:val="21"/>
-          <w:lang w:val="en-US"/>
-        </w:rPr>
-        <w:t xml:space="preserve">        </w:t>
-      </w:r>
-      <w:r>
-        <w:rPr>
-          <w:rFonts w:ascii="Consolas" w:eastAsia="Times New Roman" w:hAnsi="Consolas" w:cs="Times New Roman"/>
-          <w:color w:val="A22889"/>
-          <w:sz w:val="21"/>
-          <w:szCs w:val="21"/>
-          <w:lang w:val="en-US"/>
-        </w:rPr>
-        <w:t>decimal</w:t>
-      </w:r>
-      <w:r>
-        <w:rPr>
-          <w:rFonts w:ascii="Consolas" w:eastAsia="Times New Roman" w:hAnsi="Consolas" w:cs="Times New Roman"/>
-          <w:color w:val="000000"/>
-          <w:sz w:val="21"/>
-          <w:szCs w:val="21"/>
-          <w:lang w:val="en-US"/>
-        </w:rPr>
-        <w:t xml:space="preserve"> </w:t>
-      </w:r>
-      <w:proofErr w:type="spellStart"/>
-      <w:r>
-        <w:rPr>
-          <w:rFonts w:ascii="Consolas" w:eastAsia="Times New Roman" w:hAnsi="Consolas" w:cs="Times New Roman"/>
-          <w:color w:val="A22889"/>
-          <w:sz w:val="21"/>
-          <w:szCs w:val="21"/>
-          <w:lang w:val="en-US"/>
-        </w:rPr>
-        <w:t>carbs_g</w:t>
-      </w:r>
-      <w:proofErr w:type="spellEnd"/>
-    </w:p>
-    <w:p>
-      <w:pPr>
-        <w:shd w:val="clear" w:color="auto" w:fill="FFFFFE"/>
-        <w:spacing w:line="285" w:lineRule="atLeast"/>
-        <w:rPr>
-          <w:rFonts w:ascii="Consolas" w:eastAsia="Times New Roman" w:hAnsi="Consolas" w:cs="Times New Roman"/>
-          <w:color w:val="000000"/>
-          <w:sz w:val="21"/>
-          <w:szCs w:val="21"/>
-          <w:lang w:val="en-US"/>
-        </w:rPr>
-      </w:pPr>
-      <w:r>
-        <w:rPr>
-          <w:rFonts w:ascii="Consolas" w:eastAsia="Times New Roman" w:hAnsi="Consolas" w:cs="Times New Roman"/>
-          <w:color w:val="000000"/>
-          <w:sz w:val="21"/>
-          <w:szCs w:val="21"/>
-          <w:lang w:val="en-US"/>
-        </w:rPr>
-        <w:t xml:space="preserve">        </w:t>
-      </w:r>
-      <w:proofErr w:type="spellStart"/>
-      <w:r>
-        <w:rPr>
-          <w:rFonts w:ascii="Consolas" w:eastAsia="Times New Roman" w:hAnsi="Consolas" w:cs="Times New Roman"/>
-          <w:color w:val="A22889"/>
-          <w:sz w:val="21"/>
-          <w:szCs w:val="21"/>
-          <w:lang w:val="en-US"/>
-        </w:rPr>
-        <w:t>boolean</w:t>
-      </w:r>
-      <w:proofErr w:type="spellEnd"/>
-      <w:r>
-        <w:rPr>
-          <w:rFonts w:ascii="Consolas" w:eastAsia="Times New Roman" w:hAnsi="Consolas" w:cs="Times New Roman"/>
-          <w:color w:val="000000"/>
-          <w:sz w:val="21"/>
-          <w:szCs w:val="21"/>
-          <w:lang w:val="en-US"/>
-        </w:rPr>
-        <w:t xml:space="preserve"> </w:t>
-      </w:r>
-      <w:proofErr w:type="spellStart"/>
-      <w:r>
-        <w:rPr>
-          <w:rFonts w:ascii="Consolas" w:eastAsia="Times New Roman" w:hAnsi="Consolas" w:cs="Times New Roman"/>
-          <w:color w:val="A22889"/>
-          <w:sz w:val="21"/>
-          <w:szCs w:val="21"/>
-          <w:lang w:val="en-US"/>
-        </w:rPr>
-        <w:t>is_custom</w:t>
-      </w:r>
-      <w:proofErr w:type="spellEnd"/>
-    </w:p>
-    <w:p>
-      <w:pPr>
-        <w:shd w:val="clear" w:color="auto" w:fill="FFFFFE"/>
-        <w:spacing w:line="285" w:lineRule="atLeast"/>
-        <w:rPr>
-          <w:rFonts w:ascii="Consolas" w:eastAsia="Times New Roman" w:hAnsi="Consolas" w:cs="Times New Roman"/>
-          <w:color w:val="000000"/>
-          <w:sz w:val="21"/>
-          <w:szCs w:val="21"/>
-          <w:lang w:val="en-US"/>
-        </w:rPr>
-      </w:pPr>
-      <w:r>
-        <w:rPr>
-          <w:rFonts w:ascii="Consolas" w:eastAsia="Times New Roman" w:hAnsi="Consolas" w:cs="Times New Roman"/>
-          <w:color w:val="000000"/>
-          <w:sz w:val="21"/>
-          <w:szCs w:val="21"/>
-          <w:lang w:val="en-US"/>
-        </w:rPr>
-        <w:t>    }</w:t>
-      </w:r>
-    </w:p>
-    <w:p>
-      <w:pPr>
-        <w:shd w:val="clear" w:color="auto" w:fill="FFFFFE"/>
-        <w:spacing w:line="285" w:lineRule="atLeast"/>
-        <w:rPr>
-          <w:rFonts w:ascii="Consolas" w:eastAsia="Times New Roman" w:hAnsi="Consolas" w:cs="Times New Roman"/>
-          <w:color w:val="000000"/>
-          <w:sz w:val="21"/>
-          <w:szCs w:val="21"/>
-          <w:lang w:val="en-US"/>
-        </w:rPr>
-      </w:pPr>
-    </w:p>
-    <w:p>
-      <w:pPr>
-        <w:shd w:val="clear" w:color="auto" w:fill="FFFFFE"/>
-        <w:spacing w:line="285" w:lineRule="atLeast"/>
-        <w:rPr>
-          <w:rFonts w:ascii="Consolas" w:eastAsia="Times New Roman" w:hAnsi="Consolas" w:cs="Times New Roman"/>
-          <w:color w:val="000000"/>
-          <w:sz w:val="21"/>
-          <w:szCs w:val="21"/>
-          <w:lang w:val="en-US"/>
-        </w:rPr>
-      </w:pPr>
-      <w:r>
-        <w:rPr>
-          <w:rFonts w:ascii="Consolas" w:eastAsia="Times New Roman" w:hAnsi="Consolas" w:cs="Times New Roman"/>
-          <w:color w:val="000000"/>
-          <w:sz w:val="21"/>
-          <w:szCs w:val="21"/>
-          <w:lang w:val="en-US"/>
-        </w:rPr>
-        <w:t xml:space="preserve">    </w:t>
-      </w:r>
-      <w:r>
-        <w:rPr>
-          <w:rFonts w:ascii="Consolas" w:eastAsia="Times New Roman" w:hAnsi="Consolas" w:cs="Times New Roman"/>
-          <w:color w:val="A22889"/>
-          <w:sz w:val="21"/>
-          <w:szCs w:val="21"/>
-          <w:lang w:val="en-US"/>
-        </w:rPr>
-        <w:t>USDA_PRODUCTS</w:t>
-      </w:r>
-      <w:r>
-        <w:rPr>
-          <w:rFonts w:ascii="Consolas" w:eastAsia="Times New Roman" w:hAnsi="Consolas" w:cs="Times New Roman"/>
-          <w:color w:val="000000"/>
-          <w:sz w:val="21"/>
-          <w:szCs w:val="21"/>
-          <w:lang w:val="en-US"/>
-        </w:rPr>
-        <w:t xml:space="preserve"> {</w:t>
-      </w:r>
-    </w:p>
-    <w:p>
-      <w:pPr>
-        <w:shd w:val="clear" w:color="auto" w:fill="FFFFFE"/>
-        <w:spacing w:line="285" w:lineRule="atLeast"/>
-        <w:rPr>
-          <w:rFonts w:ascii="Consolas" w:eastAsia="Times New Roman" w:hAnsi="Consolas" w:cs="Times New Roman"/>
-          <w:color w:val="000000"/>
-          <w:sz w:val="21"/>
-          <w:szCs w:val="21"/>
-          <w:lang w:val="en-US"/>
-        </w:rPr>
-      </w:pPr>
-      <w:r>
-        <w:rPr>
-          <w:rFonts w:ascii="Consolas" w:eastAsia="Times New Roman" w:hAnsi="Consolas" w:cs="Times New Roman"/>
-          <w:color w:val="000000"/>
-          <w:sz w:val="21"/>
-          <w:szCs w:val="21"/>
-          <w:lang w:val="en-US"/>
-        </w:rPr>
-        <w:t xml:space="preserve">        </w:t>
-      </w:r>
-      <w:proofErr w:type="spellStart"/>
-      <w:r>
-        <w:rPr>
-          <w:rFonts w:ascii="Consolas" w:eastAsia="Times New Roman" w:hAnsi="Consolas" w:cs="Times New Roman"/>
-          <w:color w:val="A22889"/>
-          <w:sz w:val="21"/>
-          <w:szCs w:val="21"/>
-          <w:lang w:val="en-US"/>
-        </w:rPr>
-        <w:t>uuid</w:t>
-      </w:r>
-      <w:proofErr w:type="spellEnd"/>
-      <w:r>
-        <w:rPr>
-          <w:rFonts w:ascii="Consolas" w:eastAsia="Times New Roman" w:hAnsi="Consolas" w:cs="Times New Roman"/>
-          <w:color w:val="000000"/>
-          <w:sz w:val="21"/>
-          <w:szCs w:val="21"/>
-          <w:lang w:val="en-US"/>
-        </w:rPr>
-        <w:t xml:space="preserve"> </w:t>
-      </w:r>
-      <w:r>
-        <w:rPr>
-          <w:rFonts w:ascii="Consolas" w:eastAsia="Times New Roman" w:hAnsi="Consolas" w:cs="Times New Roman"/>
-          <w:color w:val="A22889"/>
-          <w:sz w:val="21"/>
-          <w:szCs w:val="21"/>
-          <w:lang w:val="en-US"/>
-        </w:rPr>
-        <w:t>id</w:t>
-      </w:r>
-      <w:r>
-        <w:rPr>
-          <w:rFonts w:ascii="Consolas" w:eastAsia="Times New Roman" w:hAnsi="Consolas" w:cs="Times New Roman"/>
-          <w:color w:val="000000"/>
-          <w:sz w:val="21"/>
-          <w:szCs w:val="21"/>
-          <w:lang w:val="en-US"/>
-        </w:rPr>
-        <w:t xml:space="preserve"> </w:t>
-      </w:r>
-      <w:r>
-        <w:rPr>
-          <w:rFonts w:ascii="Consolas" w:eastAsia="Times New Roman" w:hAnsi="Consolas" w:cs="Times New Roman"/>
-          <w:color w:val="A22889"/>
-          <w:sz w:val="21"/>
-          <w:szCs w:val="21"/>
-          <w:lang w:val="en-US"/>
-        </w:rPr>
-        <w:t>PK</w:t>
-      </w:r>
-    </w:p>
-    <w:p>
-      <w:pPr>
-        <w:shd w:val="clear" w:color="auto" w:fill="FFFFFE"/>
-        <w:spacing w:line="285" w:lineRule="atLeast"/>
-        <w:rPr>
-          <w:rFonts w:ascii="Consolas" w:eastAsia="Times New Roman" w:hAnsi="Consolas" w:cs="Times New Roman"/>
-          <w:color w:val="000000"/>
-          <w:sz w:val="21"/>
-          <w:szCs w:val="21"/>
-          <w:lang w:val="en-US"/>
-        </w:rPr>
-      </w:pPr>
-      <w:r>
-        <w:rPr>
-          <w:rFonts w:ascii="Consolas" w:eastAsia="Times New Roman" w:hAnsi="Consolas" w:cs="Times New Roman"/>
-          <w:color w:val="000000"/>
-          <w:sz w:val="21"/>
-          <w:szCs w:val="21"/>
-          <w:lang w:val="en-US"/>
-        </w:rPr>
-        <w:t xml:space="preserve">        </w:t>
-      </w:r>
-      <w:r>
-        <w:rPr>
-          <w:rFonts w:ascii="Consolas" w:eastAsia="Times New Roman" w:hAnsi="Consolas" w:cs="Times New Roman"/>
-          <w:color w:val="A22889"/>
-          <w:sz w:val="21"/>
-          <w:szCs w:val="21"/>
-          <w:lang w:val="en-US"/>
-        </w:rPr>
-        <w:t>int</w:t>
-      </w:r>
-      <w:r>
-        <w:rPr>
-          <w:rFonts w:ascii="Consolas" w:eastAsia="Times New Roman" w:hAnsi="Consolas" w:cs="Times New Roman"/>
-          <w:color w:val="000000"/>
-          <w:sz w:val="21"/>
-          <w:szCs w:val="21"/>
-          <w:lang w:val="en-US"/>
-        </w:rPr>
-        <w:t xml:space="preserve"> </w:t>
-      </w:r>
-      <w:proofErr w:type="spellStart"/>
-      <w:r>
-        <w:rPr>
-          <w:rFonts w:ascii="Consolas" w:eastAsia="Times New Roman" w:hAnsi="Consolas" w:cs="Times New Roman"/>
-          <w:color w:val="A22889"/>
-          <w:sz w:val="21"/>
-          <w:szCs w:val="21"/>
-          <w:lang w:val="en-US"/>
-        </w:rPr>
-        <w:t>fdc_id</w:t>
-      </w:r>
-      <w:proofErr w:type="spellEnd"/>
-      <w:r>
-        <w:rPr>
-          <w:rFonts w:ascii="Consolas" w:eastAsia="Times New Roman" w:hAnsi="Consolas" w:cs="Times New Roman"/>
-          <w:color w:val="000000"/>
-          <w:sz w:val="21"/>
-          <w:szCs w:val="21"/>
-          <w:lang w:val="en-US"/>
-        </w:rPr>
-        <w:t xml:space="preserve"> </w:t>
-      </w:r>
-      <w:r>
-        <w:rPr>
-          <w:rFonts w:ascii="Consolas" w:eastAsia="Times New Roman" w:hAnsi="Consolas" w:cs="Times New Roman"/>
-          <w:color w:val="A22889"/>
-          <w:sz w:val="21"/>
-          <w:szCs w:val="21"/>
-          <w:lang w:val="en-US"/>
-        </w:rPr>
-        <w:t>UK</w:t>
-      </w:r>
-    </w:p>
-    <w:p>
-      <w:pPr>
-        <w:shd w:val="clear" w:color="auto" w:fill="FFFFFE"/>
-        <w:spacing w:line="285" w:lineRule="atLeast"/>
-        <w:rPr>
-          <w:rFonts w:ascii="Consolas" w:eastAsia="Times New Roman" w:hAnsi="Consolas" w:cs="Times New Roman"/>
-          <w:color w:val="000000"/>
-          <w:sz w:val="21"/>
-          <w:szCs w:val="21"/>
-          <w:lang w:val="en-US"/>
-        </w:rPr>
-      </w:pPr>
-      <w:r>
-        <w:rPr>
-          <w:rFonts w:ascii="Consolas" w:eastAsia="Times New Roman" w:hAnsi="Consolas" w:cs="Times New Roman"/>
-          <w:color w:val="000000"/>
-          <w:sz w:val="21"/>
-          <w:szCs w:val="21"/>
-          <w:lang w:val="en-US"/>
-        </w:rPr>
-        <w:t xml:space="preserve">        </w:t>
-      </w:r>
-      <w:r>
-        <w:rPr>
-          <w:rFonts w:ascii="Consolas" w:eastAsia="Times New Roman" w:hAnsi="Consolas" w:cs="Times New Roman"/>
-          <w:color w:val="A22889"/>
-          <w:sz w:val="21"/>
-          <w:szCs w:val="21"/>
-          <w:lang w:val="en-US"/>
-        </w:rPr>
-        <w:t>string</w:t>
-      </w:r>
-      <w:r>
-        <w:rPr>
-          <w:rFonts w:ascii="Consolas" w:eastAsia="Times New Roman" w:hAnsi="Consolas" w:cs="Times New Roman"/>
-          <w:color w:val="000000"/>
-          <w:sz w:val="21"/>
-          <w:szCs w:val="21"/>
-          <w:lang w:val="en-US"/>
-        </w:rPr>
-        <w:t xml:space="preserve"> </w:t>
-      </w:r>
-      <w:r>
-        <w:rPr>
-          <w:rFonts w:ascii="Consolas" w:eastAsia="Times New Roman" w:hAnsi="Consolas" w:cs="Times New Roman"/>
-          <w:color w:val="A22889"/>
-          <w:sz w:val="21"/>
-          <w:szCs w:val="21"/>
-          <w:lang w:val="en-US"/>
-        </w:rPr>
-        <w:t>name</w:t>
-      </w:r>
-    </w:p>
-    <w:p>
-      <w:pPr>
-        <w:shd w:val="clear" w:color="auto" w:fill="FFFFFE"/>
-        <w:spacing w:line="285" w:lineRule="atLeast"/>
-        <w:rPr>
-          <w:rFonts w:ascii="Consolas" w:eastAsia="Times New Roman" w:hAnsi="Consolas" w:cs="Times New Roman"/>
-          <w:color w:val="000000"/>
-          <w:sz w:val="21"/>
-          <w:szCs w:val="21"/>
-          <w:lang w:val="en-US"/>
-        </w:rPr>
-      </w:pPr>
-      <w:r>
-        <w:rPr>
-          <w:rFonts w:ascii="Consolas" w:eastAsia="Times New Roman" w:hAnsi="Consolas" w:cs="Times New Roman"/>
-          <w:color w:val="000000"/>
-          <w:sz w:val="21"/>
-          <w:szCs w:val="21"/>
-          <w:lang w:val="en-US"/>
-        </w:rPr>
-        <w:t xml:space="preserve">        </w:t>
-      </w:r>
-      <w:r>
-        <w:rPr>
-          <w:rFonts w:ascii="Consolas" w:eastAsia="Times New Roman" w:hAnsi="Consolas" w:cs="Times New Roman"/>
-          <w:color w:val="A22889"/>
-          <w:sz w:val="21"/>
-          <w:szCs w:val="21"/>
-          <w:lang w:val="en-US"/>
-        </w:rPr>
-        <w:t>decimal</w:t>
-      </w:r>
-      <w:r>
-        <w:rPr>
-          <w:rFonts w:ascii="Consolas" w:eastAsia="Times New Roman" w:hAnsi="Consolas" w:cs="Times New Roman"/>
-          <w:color w:val="000000"/>
-          <w:sz w:val="21"/>
-          <w:szCs w:val="21"/>
-          <w:lang w:val="en-US"/>
-        </w:rPr>
-        <w:t xml:space="preserve"> </w:t>
-      </w:r>
-      <w:proofErr w:type="spellStart"/>
-      <w:r>
-        <w:rPr>
-          <w:rFonts w:ascii="Consolas" w:eastAsia="Times New Roman" w:hAnsi="Consolas" w:cs="Times New Roman"/>
-          <w:color w:val="A22889"/>
-          <w:sz w:val="21"/>
-          <w:szCs w:val="21"/>
-          <w:lang w:val="en-US"/>
-        </w:rPr>
-        <w:t>calories_kcal</w:t>
-      </w:r>
-      <w:proofErr w:type="spellEnd"/>
-    </w:p>
-    <w:p>
-      <w:pPr>
-        <w:shd w:val="clear" w:color="auto" w:fill="FFFFFE"/>
-        <w:spacing w:line="285" w:lineRule="atLeast"/>
-        <w:rPr>
-          <w:rFonts w:ascii="Consolas" w:eastAsia="Times New Roman" w:hAnsi="Consolas" w:cs="Times New Roman"/>
-          <w:color w:val="000000"/>
-          <w:sz w:val="21"/>
-          <w:szCs w:val="21"/>
-          <w:lang w:val="en-US"/>
-        </w:rPr>
-      </w:pPr>
-      <w:r>
-        <w:rPr>
-          <w:rFonts w:ascii="Consolas" w:eastAsia="Times New Roman" w:hAnsi="Consolas" w:cs="Times New Roman"/>
-          <w:color w:val="000000"/>
-          <w:sz w:val="21"/>
-          <w:szCs w:val="21"/>
-          <w:lang w:val="en-US"/>
-        </w:rPr>
-        <w:t xml:space="preserve">        </w:t>
-      </w:r>
-      <w:r>
-        <w:rPr>
-          <w:rFonts w:ascii="Consolas" w:eastAsia="Times New Roman" w:hAnsi="Consolas" w:cs="Times New Roman"/>
-          <w:color w:val="A22889"/>
-          <w:sz w:val="21"/>
-          <w:szCs w:val="21"/>
-          <w:lang w:val="en-US"/>
-        </w:rPr>
-        <w:t>decimal</w:t>
-      </w:r>
-      <w:r>
-        <w:rPr>
-          <w:rFonts w:ascii="Consolas" w:eastAsia="Times New Roman" w:hAnsi="Consolas" w:cs="Times New Roman"/>
-          <w:color w:val="000000"/>
-          <w:sz w:val="21"/>
-          <w:szCs w:val="21"/>
-          <w:lang w:val="en-US"/>
-        </w:rPr>
-        <w:t xml:space="preserve"> </w:t>
-      </w:r>
-      <w:proofErr w:type="spellStart"/>
-      <w:r>
-        <w:rPr>
-          <w:rFonts w:ascii="Consolas" w:eastAsia="Times New Roman" w:hAnsi="Consolas" w:cs="Times New Roman"/>
-          <w:color w:val="A22889"/>
-          <w:sz w:val="21"/>
-          <w:szCs w:val="21"/>
-          <w:lang w:val="en-US"/>
-        </w:rPr>
-        <w:t>proteins_g</w:t>
-      </w:r>
-      <w:proofErr w:type="spellEnd"/>
-    </w:p>
-    <w:p>
-      <w:pPr>
-        <w:shd w:val="clear" w:color="auto" w:fill="FFFFFE"/>
-        <w:spacing w:line="285" w:lineRule="atLeast"/>
-        <w:rPr>
-          <w:rFonts w:ascii="Consolas" w:eastAsia="Times New Roman" w:hAnsi="Consolas" w:cs="Times New Roman"/>
-          <w:color w:val="000000"/>
-          <w:sz w:val="21"/>
-          <w:szCs w:val="21"/>
-          <w:lang w:val="en-US"/>
-        </w:rPr>
-      </w:pPr>
-      <w:r>
-        <w:rPr>
-          <w:rFonts w:ascii="Consolas" w:eastAsia="Times New Roman" w:hAnsi="Consolas" w:cs="Times New Roman"/>
-          <w:color w:val="000000"/>
-          <w:sz w:val="21"/>
-          <w:szCs w:val="21"/>
-          <w:lang w:val="en-US"/>
-        </w:rPr>
-        <w:t xml:space="preserve">        </w:t>
-      </w:r>
-      <w:r>
-        <w:rPr>
-          <w:rFonts w:ascii="Consolas" w:eastAsia="Times New Roman" w:hAnsi="Consolas" w:cs="Times New Roman"/>
-          <w:color w:val="A22889"/>
-          <w:sz w:val="21"/>
-          <w:szCs w:val="21"/>
-          <w:lang w:val="en-US"/>
-        </w:rPr>
-        <w:t>decimal</w:t>
-      </w:r>
-      <w:r>
-        <w:rPr>
-          <w:rFonts w:ascii="Consolas" w:eastAsia="Times New Roman" w:hAnsi="Consolas" w:cs="Times New Roman"/>
-          <w:color w:val="000000"/>
-          <w:sz w:val="21"/>
-          <w:szCs w:val="21"/>
-          <w:lang w:val="en-US"/>
-        </w:rPr>
-        <w:t xml:space="preserve"> </w:t>
-      </w:r>
-      <w:proofErr w:type="spellStart"/>
-      <w:r>
-        <w:rPr>
-          <w:rFonts w:ascii="Consolas" w:eastAsia="Times New Roman" w:hAnsi="Consolas" w:cs="Times New Roman"/>
-          <w:color w:val="A22889"/>
-          <w:sz w:val="21"/>
-          <w:szCs w:val="21"/>
-          <w:lang w:val="en-US"/>
-        </w:rPr>
-        <w:t>fats_g</w:t>
-      </w:r>
-      <w:proofErr w:type="spellEnd"/>
-    </w:p>
-    <w:p>
-      <w:pPr>
-        <w:shd w:val="clear" w:color="auto" w:fill="FFFFFE"/>
-        <w:spacing w:line="285" w:lineRule="atLeast"/>
-        <w:rPr>
-          <w:rFonts w:ascii="Consolas" w:eastAsia="Times New Roman" w:hAnsi="Consolas" w:cs="Times New Roman"/>
-          <w:color w:val="000000"/>
-          <w:sz w:val="21"/>
-          <w:szCs w:val="21"/>
-          <w:lang w:val="en-US"/>
-        </w:rPr>
-      </w:pPr>
-      <w:r>
-        <w:rPr>
-          <w:rFonts w:ascii="Consolas" w:eastAsia="Times New Roman" w:hAnsi="Consolas" w:cs="Times New Roman"/>
-          <w:color w:val="000000"/>
-          <w:sz w:val="21"/>
-          <w:szCs w:val="21"/>
-          <w:lang w:val="en-US"/>
-        </w:rPr>
-        <w:t xml:space="preserve">        </w:t>
-      </w:r>
-      <w:r>
-        <w:rPr>
-          <w:rFonts w:ascii="Consolas" w:eastAsia="Times New Roman" w:hAnsi="Consolas" w:cs="Times New Roman"/>
-          <w:color w:val="A22889"/>
-          <w:sz w:val="21"/>
-          <w:szCs w:val="21"/>
-          <w:lang w:val="en-US"/>
-        </w:rPr>
-        <w:t>decimal</w:t>
-      </w:r>
-      <w:r>
-        <w:rPr>
-          <w:rFonts w:ascii="Consolas" w:eastAsia="Times New Roman" w:hAnsi="Consolas" w:cs="Times New Roman"/>
-          <w:color w:val="000000"/>
-          <w:sz w:val="21"/>
-          <w:szCs w:val="21"/>
-          <w:lang w:val="en-US"/>
-        </w:rPr>
-        <w:t xml:space="preserve"> </w:t>
-      </w:r>
-      <w:proofErr w:type="spellStart"/>
-      <w:r>
-        <w:rPr>
-          <w:rFonts w:ascii="Consolas" w:eastAsia="Times New Roman" w:hAnsi="Consolas" w:cs="Times New Roman"/>
-          <w:color w:val="A22889"/>
-          <w:sz w:val="21"/>
-          <w:szCs w:val="21"/>
-          <w:lang w:val="en-US"/>
-        </w:rPr>
-        <w:t>carbs_g</w:t>
-      </w:r>
-      <w:proofErr w:type="spellEnd"/>
-    </w:p>
-    <w:p>
-      <w:pPr>
-        <w:shd w:val="clear" w:color="auto" w:fill="FFFFFE"/>
-        <w:spacing w:line="285" w:lineRule="atLeast"/>
-        <w:rPr>
-          <w:rFonts w:ascii="Consolas" w:eastAsia="Times New Roman" w:hAnsi="Consolas" w:cs="Times New Roman"/>
-          <w:color w:val="000000"/>
-          <w:sz w:val="21"/>
-          <w:szCs w:val="21"/>
-          <w:lang w:val="en-US"/>
-        </w:rPr>
-      </w:pPr>
-      <w:r>
-        <w:rPr>
-          <w:rFonts w:ascii="Consolas" w:eastAsia="Times New Roman" w:hAnsi="Consolas" w:cs="Times New Roman"/>
-          <w:color w:val="000000"/>
-          <w:sz w:val="21"/>
-          <w:szCs w:val="21"/>
-          <w:lang w:val="en-US"/>
-        </w:rPr>
-        <w:t xml:space="preserve">        </w:t>
-      </w:r>
-      <w:r>
-        <w:rPr>
-          <w:rFonts w:ascii="Consolas" w:eastAsia="Times New Roman" w:hAnsi="Consolas" w:cs="Times New Roman"/>
-          <w:color w:val="A22889"/>
-          <w:sz w:val="21"/>
-          <w:szCs w:val="21"/>
-          <w:lang w:val="en-US"/>
-        </w:rPr>
-        <w:t>decimal</w:t>
-      </w:r>
-      <w:r>
-        <w:rPr>
-          <w:rFonts w:ascii="Consolas" w:eastAsia="Times New Roman" w:hAnsi="Consolas" w:cs="Times New Roman"/>
-          <w:color w:val="000000"/>
-          <w:sz w:val="21"/>
-          <w:szCs w:val="21"/>
-          <w:lang w:val="en-US"/>
-        </w:rPr>
-        <w:t xml:space="preserve"> </w:t>
-      </w:r>
-      <w:proofErr w:type="spellStart"/>
-      <w:r>
-        <w:rPr>
-          <w:rFonts w:ascii="Consolas" w:eastAsia="Times New Roman" w:hAnsi="Consolas" w:cs="Times New Roman"/>
-          <w:color w:val="A22889"/>
-          <w:sz w:val="21"/>
-          <w:szCs w:val="21"/>
-          <w:lang w:val="en-US"/>
-        </w:rPr>
-        <w:t>serving_size_g</w:t>
-      </w:r>
-      <w:proofErr w:type="spellEnd"/>
-    </w:p>
-    <w:p>
-      <w:pPr>
-        <w:shd w:val="clear" w:color="auto" w:fill="FFFFFE"/>
-        <w:spacing w:line="285" w:lineRule="atLeast"/>
-        <w:rPr>
-          <w:rFonts w:ascii="Consolas" w:eastAsia="Times New Roman" w:hAnsi="Consolas" w:cs="Times New Roman"/>
-          <w:color w:val="000000"/>
-          <w:sz w:val="21"/>
-          <w:szCs w:val="21"/>
-          <w:lang w:val="en-US"/>
-        </w:rPr>
-      </w:pPr>
-      <w:r>
-        <w:rPr>
-          <w:rFonts w:ascii="Consolas" w:eastAsia="Times New Roman" w:hAnsi="Consolas" w:cs="Times New Roman"/>
-          <w:color w:val="000000"/>
-          <w:sz w:val="21"/>
-          <w:szCs w:val="21"/>
-          <w:lang w:val="en-US"/>
-        </w:rPr>
-        <w:t xml:space="preserve">        </w:t>
-      </w:r>
-      <w:r>
-        <w:rPr>
-          <w:rFonts w:ascii="Consolas" w:eastAsia="Times New Roman" w:hAnsi="Consolas" w:cs="Times New Roman"/>
-          <w:color w:val="A22889"/>
-          <w:sz w:val="21"/>
-          <w:szCs w:val="21"/>
-          <w:lang w:val="en-US"/>
-        </w:rPr>
-        <w:t>string</w:t>
-      </w:r>
-      <w:r>
-        <w:rPr>
-          <w:rFonts w:ascii="Consolas" w:eastAsia="Times New Roman" w:hAnsi="Consolas" w:cs="Times New Roman"/>
-          <w:color w:val="000000"/>
-          <w:sz w:val="21"/>
-          <w:szCs w:val="21"/>
-          <w:lang w:val="en-US"/>
-        </w:rPr>
-        <w:t xml:space="preserve"> </w:t>
-      </w:r>
-      <w:proofErr w:type="spellStart"/>
-      <w:r>
-        <w:rPr>
-          <w:rFonts w:ascii="Consolas" w:eastAsia="Times New Roman" w:hAnsi="Consolas" w:cs="Times New Roman"/>
-          <w:color w:val="A22889"/>
-          <w:sz w:val="21"/>
-          <w:szCs w:val="21"/>
-          <w:lang w:val="en-US"/>
-        </w:rPr>
-        <w:t>food_category</w:t>
-      </w:r>
-      <w:proofErr w:type="spellEnd"/>
-    </w:p>
-    <w:p>
-      <w:pPr>
-        <w:shd w:val="clear" w:color="auto" w:fill="FFFFFE"/>
-        <w:spacing w:line="285" w:lineRule="atLeast"/>
-        <w:rPr>
-          <w:rFonts w:ascii="Consolas" w:eastAsia="Times New Roman" w:hAnsi="Consolas" w:cs="Times New Roman"/>
-          <w:color w:val="000000"/>
-          <w:sz w:val="21"/>
-          <w:szCs w:val="21"/>
-          <w:lang w:val="en-US"/>
-        </w:rPr>
-      </w:pPr>
-      <w:r>
-        <w:rPr>
-          <w:rFonts w:ascii="Consolas" w:eastAsia="Times New Roman" w:hAnsi="Consolas" w:cs="Times New Roman"/>
-          <w:color w:val="000000"/>
-          <w:sz w:val="21"/>
-          <w:szCs w:val="21"/>
-          <w:lang w:val="en-US"/>
-        </w:rPr>
-        <w:t xml:space="preserve">        </w:t>
-      </w:r>
-      <w:r>
-        <w:rPr>
-          <w:rFonts w:ascii="Consolas" w:eastAsia="Times New Roman" w:hAnsi="Consolas" w:cs="Times New Roman"/>
-          <w:color w:val="A22889"/>
-          <w:sz w:val="21"/>
-          <w:szCs w:val="21"/>
-          <w:lang w:val="en-US"/>
-        </w:rPr>
-        <w:t>string</w:t>
-      </w:r>
-      <w:r>
-        <w:rPr>
-          <w:rFonts w:ascii="Consolas" w:eastAsia="Times New Roman" w:hAnsi="Consolas" w:cs="Times New Roman"/>
-          <w:color w:val="000000"/>
-          <w:sz w:val="21"/>
-          <w:szCs w:val="21"/>
-          <w:lang w:val="en-US"/>
-        </w:rPr>
-        <w:t xml:space="preserve"> </w:t>
-      </w:r>
-      <w:proofErr w:type="spellStart"/>
-      <w:r>
-        <w:rPr>
-          <w:rFonts w:ascii="Consolas" w:eastAsia="Times New Roman" w:hAnsi="Consolas" w:cs="Times New Roman"/>
-          <w:color w:val="A22889"/>
-          <w:sz w:val="21"/>
-          <w:szCs w:val="21"/>
-          <w:lang w:val="en-US"/>
-        </w:rPr>
-        <w:t>brand_owner</w:t>
-      </w:r>
-      <w:proofErr w:type="spellEnd"/>
-    </w:p>
-    <w:p>
-      <w:pPr>
-        <w:shd w:val="clear" w:color="auto" w:fill="FFFFFE"/>
-        <w:spacing w:line="285" w:lineRule="atLeast"/>
-        <w:rPr>
-          <w:rFonts w:ascii="Consolas" w:eastAsia="Times New Roman" w:hAnsi="Consolas" w:cs="Times New Roman"/>
-          <w:color w:val="000000"/>
-          <w:sz w:val="21"/>
-          <w:szCs w:val="21"/>
-          <w:lang w:val="en-US"/>
-        </w:rPr>
-      </w:pPr>
-      <w:r>
-        <w:rPr>
-          <w:rFonts w:ascii="Consolas" w:eastAsia="Times New Roman" w:hAnsi="Consolas" w:cs="Times New Roman"/>
-          <w:color w:val="000000"/>
-          <w:sz w:val="21"/>
-          <w:szCs w:val="21"/>
-          <w:lang w:val="en-US"/>
-        </w:rPr>
-        <w:t xml:space="preserve">        </w:t>
-      </w:r>
-      <w:r>
-        <w:rPr>
-          <w:rFonts w:ascii="Consolas" w:eastAsia="Times New Roman" w:hAnsi="Consolas" w:cs="Times New Roman"/>
-          <w:color w:val="A22889"/>
-          <w:sz w:val="21"/>
-          <w:szCs w:val="21"/>
-          <w:lang w:val="en-US"/>
-        </w:rPr>
-        <w:t>text</w:t>
-      </w:r>
-      <w:r>
-        <w:rPr>
-          <w:rFonts w:ascii="Consolas" w:eastAsia="Times New Roman" w:hAnsi="Consolas" w:cs="Times New Roman"/>
-          <w:color w:val="000000"/>
-          <w:sz w:val="21"/>
-          <w:szCs w:val="21"/>
-          <w:lang w:val="en-US"/>
-        </w:rPr>
-        <w:t xml:space="preserve"> </w:t>
-      </w:r>
-      <w:r>
-        <w:rPr>
-          <w:rFonts w:ascii="Consolas" w:eastAsia="Times New Roman" w:hAnsi="Consolas" w:cs="Times New Roman"/>
-          <w:color w:val="A22889"/>
-          <w:sz w:val="21"/>
-          <w:szCs w:val="21"/>
-          <w:lang w:val="en-US"/>
-        </w:rPr>
-        <w:t>ingredients</w:t>
-      </w:r>
-    </w:p>
-    <w:p>
-      <w:pPr>
-        <w:shd w:val="clear" w:color="auto" w:fill="FFFFFE"/>
-        <w:spacing w:line="285" w:lineRule="atLeast"/>
-        <w:rPr>
-          <w:rFonts w:ascii="Consolas" w:eastAsia="Times New Roman" w:hAnsi="Consolas" w:cs="Times New Roman"/>
-          <w:color w:val="000000"/>
-          <w:sz w:val="21"/>
-          <w:szCs w:val="21"/>
-          <w:lang w:val="en-US"/>
-        </w:rPr>
-      </w:pPr>
-      <w:r>
-        <w:rPr>
-          <w:rFonts w:ascii="Consolas" w:eastAsia="Times New Roman" w:hAnsi="Consolas" w:cs="Times New Roman"/>
-          <w:color w:val="000000"/>
-          <w:sz w:val="21"/>
-          <w:szCs w:val="21"/>
-          <w:lang w:val="en-US"/>
-        </w:rPr>
-        <w:t xml:space="preserve">        </w:t>
-      </w:r>
-      <w:r>
-        <w:rPr>
-          <w:rFonts w:ascii="Consolas" w:eastAsia="Times New Roman" w:hAnsi="Consolas" w:cs="Times New Roman"/>
-          <w:color w:val="A22889"/>
-          <w:sz w:val="21"/>
-          <w:szCs w:val="21"/>
-          <w:lang w:val="en-US"/>
-        </w:rPr>
-        <w:t>timestamp</w:t>
-      </w:r>
-      <w:r>
-        <w:rPr>
-          <w:rFonts w:ascii="Consolas" w:eastAsia="Times New Roman" w:hAnsi="Consolas" w:cs="Times New Roman"/>
-          <w:color w:val="000000"/>
-          <w:sz w:val="21"/>
-          <w:szCs w:val="21"/>
-          <w:lang w:val="en-US"/>
-        </w:rPr>
-        <w:t xml:space="preserve"> </w:t>
-      </w:r>
-      <w:proofErr w:type="spellStart"/>
-      <w:r>
-        <w:rPr>
-          <w:rFonts w:ascii="Consolas" w:eastAsia="Times New Roman" w:hAnsi="Consolas" w:cs="Times New Roman"/>
-          <w:color w:val="A22889"/>
-          <w:sz w:val="21"/>
-          <w:szCs w:val="21"/>
-          <w:lang w:val="en-US"/>
-        </w:rPr>
-        <w:t>last_updated</w:t>
-      </w:r>
-      <w:proofErr w:type="spellEnd"/>
-    </w:p>
-    <w:p>
-      <w:pPr>
-        <w:shd w:val="clear" w:color="auto" w:fill="FFFFFE"/>
-        <w:spacing w:line="285" w:lineRule="atLeast"/>
-        <w:rPr>
-          <w:rFonts w:ascii="Consolas" w:eastAsia="Times New Roman" w:hAnsi="Consolas" w:cs="Times New Roman"/>
-          <w:color w:val="000000"/>
-          <w:sz w:val="21"/>
-          <w:szCs w:val="21"/>
-          <w:lang w:val="en-US"/>
-        </w:rPr>
-      </w:pPr>
-      <w:r>
-        <w:rPr>
-          <w:rFonts w:ascii="Consolas" w:eastAsia="Times New Roman" w:hAnsi="Consolas" w:cs="Times New Roman"/>
-          <w:color w:val="000000"/>
-          <w:sz w:val="21"/>
-          <w:szCs w:val="21"/>
-          <w:lang w:val="en-US"/>
-        </w:rPr>
-        <w:t xml:space="preserve">        </w:t>
-      </w:r>
-      <w:r>
-        <w:rPr>
-          <w:rFonts w:ascii="Consolas" w:eastAsia="Times New Roman" w:hAnsi="Consolas" w:cs="Times New Roman"/>
-          <w:color w:val="A22889"/>
-          <w:sz w:val="21"/>
-          <w:szCs w:val="21"/>
-          <w:lang w:val="en-US"/>
-        </w:rPr>
-        <w:t>timestamp</w:t>
-      </w:r>
-      <w:r>
-        <w:rPr>
-          <w:rFonts w:ascii="Consolas" w:eastAsia="Times New Roman" w:hAnsi="Consolas" w:cs="Times New Roman"/>
-          <w:color w:val="000000"/>
-          <w:sz w:val="21"/>
-          <w:szCs w:val="21"/>
-          <w:lang w:val="en-US"/>
-        </w:rPr>
-        <w:t xml:space="preserve"> </w:t>
-      </w:r>
-      <w:proofErr w:type="spellStart"/>
-      <w:r>
-        <w:rPr>
-          <w:rFonts w:ascii="Consolas" w:eastAsia="Times New Roman" w:hAnsi="Consolas" w:cs="Times New Roman"/>
-          <w:color w:val="A22889"/>
-          <w:sz w:val="21"/>
-          <w:szCs w:val="21"/>
-          <w:lang w:val="en-US"/>
-        </w:rPr>
-        <w:t>created_at</w:t>
-      </w:r>
-      <w:proofErr w:type="spellEnd"/>
-    </w:p>
-    <w:p>
-      <w:pPr>
-        <w:shd w:val="clear" w:color="auto" w:fill="FFFFFE"/>
-        <w:spacing w:line="285" w:lineRule="atLeast"/>
-        <w:rPr>
-          <w:rFonts w:ascii="Consolas" w:eastAsia="Times New Roman" w:hAnsi="Consolas" w:cs="Times New Roman"/>
-          <w:color w:val="000000"/>
-          <w:sz w:val="21"/>
-          <w:szCs w:val="21"/>
-          <w:lang w:val="en-US"/>
-        </w:rPr>
-      </w:pPr>
-      <w:r>
-        <w:rPr>
-          <w:rFonts w:ascii="Consolas" w:eastAsia="Times New Roman" w:hAnsi="Consolas" w:cs="Times New Roman"/>
-          <w:color w:val="000000"/>
-          <w:sz w:val="21"/>
-          <w:szCs w:val="21"/>
-          <w:lang w:val="en-US"/>
-        </w:rPr>
-        <w:t>    }</w:t>
-      </w:r>
-    </w:p>
-    <w:p>
-      <w:pPr>
-        <w:shd w:val="clear" w:color="auto" w:fill="FFFFFE"/>
-        <w:spacing w:line="285" w:lineRule="atLeast"/>
-        <w:rPr>
-          <w:rFonts w:ascii="Consolas" w:eastAsia="Times New Roman" w:hAnsi="Consolas" w:cs="Times New Roman"/>
-          <w:color w:val="000000"/>
-          <w:sz w:val="21"/>
-          <w:szCs w:val="21"/>
-          <w:lang w:val="en-US"/>
-        </w:rPr>
-      </w:pPr>
-    </w:p>
-    <w:p>
-      <w:pPr>
-        <w:shd w:val="clear" w:color="auto" w:fill="FFFFFE"/>
-        <w:spacing w:line="285" w:lineRule="atLeast"/>
-        <w:rPr>
-          <w:rFonts w:ascii="Consolas" w:eastAsia="Times New Roman" w:hAnsi="Consolas" w:cs="Times New Roman"/>
-          <w:color w:val="000000"/>
-          <w:sz w:val="21"/>
-          <w:szCs w:val="21"/>
-          <w:lang w:val="en-US"/>
-        </w:rPr>
-      </w:pPr>
-      <w:r>
-        <w:rPr>
-          <w:rFonts w:ascii="Consolas" w:eastAsia="Times New Roman" w:hAnsi="Consolas" w:cs="Times New Roman"/>
-          <w:color w:val="000000"/>
-          <w:sz w:val="21"/>
-          <w:szCs w:val="21"/>
-          <w:lang w:val="en-US"/>
-        </w:rPr>
-        <w:t xml:space="preserve">    </w:t>
-      </w:r>
-      <w:r>
-        <w:rPr>
-          <w:rFonts w:ascii="Consolas" w:eastAsia="Times New Roman" w:hAnsi="Consolas" w:cs="Times New Roman"/>
-          <w:color w:val="A22889"/>
-          <w:sz w:val="21"/>
-          <w:szCs w:val="21"/>
-          <w:lang w:val="en-US"/>
-        </w:rPr>
-        <w:t>CUSTOM_PRODUCTS</w:t>
-      </w:r>
-      <w:r>
-        <w:rPr>
-          <w:rFonts w:ascii="Consolas" w:eastAsia="Times New Roman" w:hAnsi="Consolas" w:cs="Times New Roman"/>
-          <w:color w:val="000000"/>
-          <w:sz w:val="21"/>
-          <w:szCs w:val="21"/>
-          <w:lang w:val="en-US"/>
-        </w:rPr>
-        <w:t xml:space="preserve"> {</w:t>
-      </w:r>
-    </w:p>
-    <w:p>
-      <w:pPr>
-        <w:shd w:val="clear" w:color="auto" w:fill="FFFFFE"/>
-        <w:spacing w:line="285" w:lineRule="atLeast"/>
-        <w:rPr>
-          <w:rFonts w:ascii="Consolas" w:eastAsia="Times New Roman" w:hAnsi="Consolas" w:cs="Times New Roman"/>
-          <w:color w:val="000000"/>
-          <w:sz w:val="21"/>
-          <w:szCs w:val="21"/>
-          <w:lang w:val="en-US"/>
-        </w:rPr>
-      </w:pPr>
-      <w:r>
-        <w:rPr>
-          <w:rFonts w:ascii="Consolas" w:eastAsia="Times New Roman" w:hAnsi="Consolas" w:cs="Times New Roman"/>
-          <w:color w:val="000000"/>
-          <w:sz w:val="21"/>
-          <w:szCs w:val="21"/>
-          <w:lang w:val="en-US"/>
-        </w:rPr>
-        <w:t xml:space="preserve">        </w:t>
-      </w:r>
-      <w:proofErr w:type="spellStart"/>
-      <w:r>
-        <w:rPr>
-          <w:rFonts w:ascii="Consolas" w:eastAsia="Times New Roman" w:hAnsi="Consolas" w:cs="Times New Roman"/>
-          <w:color w:val="A22889"/>
-          <w:sz w:val="21"/>
-          <w:szCs w:val="21"/>
-          <w:lang w:val="en-US"/>
-        </w:rPr>
-        <w:t>uuid</w:t>
-      </w:r>
-      <w:proofErr w:type="spellEnd"/>
-      <w:r>
-        <w:rPr>
-          <w:rFonts w:ascii="Consolas" w:eastAsia="Times New Roman" w:hAnsi="Consolas" w:cs="Times New Roman"/>
-          <w:color w:val="000000"/>
-          <w:sz w:val="21"/>
-          <w:szCs w:val="21"/>
-          <w:lang w:val="en-US"/>
-        </w:rPr>
-        <w:t xml:space="preserve"> </w:t>
-      </w:r>
-      <w:r>
-        <w:rPr>
-          <w:rFonts w:ascii="Consolas" w:eastAsia="Times New Roman" w:hAnsi="Consolas" w:cs="Times New Roman"/>
-          <w:color w:val="A22889"/>
-          <w:sz w:val="21"/>
-          <w:szCs w:val="21"/>
-          <w:lang w:val="en-US"/>
-        </w:rPr>
-        <w:t>id</w:t>
-      </w:r>
-      <w:r>
-        <w:rPr>
-          <w:rFonts w:ascii="Consolas" w:eastAsia="Times New Roman" w:hAnsi="Consolas" w:cs="Times New Roman"/>
-          <w:color w:val="000000"/>
-          <w:sz w:val="21"/>
-          <w:szCs w:val="21"/>
-          <w:lang w:val="en-US"/>
-        </w:rPr>
-        <w:t xml:space="preserve"> </w:t>
-      </w:r>
-      <w:r>
-        <w:rPr>
-          <w:rFonts w:ascii="Consolas" w:eastAsia="Times New Roman" w:hAnsi="Consolas" w:cs="Times New Roman"/>
-          <w:color w:val="A22889"/>
-          <w:sz w:val="21"/>
-          <w:szCs w:val="21"/>
-          <w:lang w:val="en-US"/>
-        </w:rPr>
-        <w:t>PK</w:t>
-      </w:r>
-    </w:p>
-    <w:p>
-      <w:pPr>
-        <w:shd w:val="clear" w:color="auto" w:fill="FFFFFE"/>
-        <w:spacing w:line="285" w:lineRule="atLeast"/>
-        <w:rPr>
-          <w:rFonts w:ascii="Consolas" w:eastAsia="Times New Roman" w:hAnsi="Consolas" w:cs="Times New Roman"/>
-          <w:color w:val="000000"/>
-          <w:sz w:val="21"/>
-          <w:szCs w:val="21"/>
-          <w:lang w:val="en-US"/>
-        </w:rPr>
-      </w:pPr>
-      <w:r>
-        <w:rPr>
-          <w:rFonts w:ascii="Consolas" w:eastAsia="Times New Roman" w:hAnsi="Consolas" w:cs="Times New Roman"/>
-          <w:color w:val="000000"/>
-          <w:sz w:val="21"/>
-          <w:szCs w:val="21"/>
-          <w:lang w:val="en-US"/>
-        </w:rPr>
-        <w:t xml:space="preserve">        </w:t>
-      </w:r>
-      <w:proofErr w:type="spellStart"/>
-      <w:r>
-        <w:rPr>
-          <w:rFonts w:ascii="Consolas" w:eastAsia="Times New Roman" w:hAnsi="Consolas" w:cs="Times New Roman"/>
-          <w:color w:val="A22889"/>
-          <w:sz w:val="21"/>
-          <w:szCs w:val="21"/>
-          <w:lang w:val="en-US"/>
-        </w:rPr>
-        <w:t>uuid</w:t>
-      </w:r>
-      <w:proofErr w:type="spellEnd"/>
-      <w:r>
-        <w:rPr>
-          <w:rFonts w:ascii="Consolas" w:eastAsia="Times New Roman" w:hAnsi="Consolas" w:cs="Times New Roman"/>
-          <w:color w:val="000000"/>
-          <w:sz w:val="21"/>
-          <w:szCs w:val="21"/>
-          <w:lang w:val="en-US"/>
-        </w:rPr>
-        <w:t xml:space="preserve"> </w:t>
-      </w:r>
-      <w:proofErr w:type="spellStart"/>
-      <w:r>
-        <w:rPr>
-          <w:rFonts w:ascii="Consolas" w:eastAsia="Times New Roman" w:hAnsi="Consolas" w:cs="Times New Roman"/>
-          <w:color w:val="A22889"/>
-          <w:sz w:val="21"/>
-          <w:szCs w:val="21"/>
-          <w:lang w:val="en-US"/>
-        </w:rPr>
-        <w:t>user_id</w:t>
-      </w:r>
-      <w:proofErr w:type="spellEnd"/>
-      <w:r>
-        <w:rPr>
-          <w:rFonts w:ascii="Consolas" w:eastAsia="Times New Roman" w:hAnsi="Consolas" w:cs="Times New Roman"/>
-          <w:color w:val="000000"/>
-          <w:sz w:val="21"/>
-          <w:szCs w:val="21"/>
-          <w:lang w:val="en-US"/>
-        </w:rPr>
-        <w:t xml:space="preserve"> </w:t>
-      </w:r>
-      <w:r>
-        <w:rPr>
-          <w:rFonts w:ascii="Consolas" w:eastAsia="Times New Roman" w:hAnsi="Consolas" w:cs="Times New Roman"/>
-          <w:color w:val="A22889"/>
-          <w:sz w:val="21"/>
-          <w:szCs w:val="21"/>
-          <w:lang w:val="en-US"/>
-        </w:rPr>
-        <w:t>FK</w:t>
-      </w:r>
-    </w:p>
-    <w:p>
-      <w:pPr>
-        <w:shd w:val="clear" w:color="auto" w:fill="FFFFFE"/>
-        <w:spacing w:line="285" w:lineRule="atLeast"/>
-        <w:rPr>
-          <w:rFonts w:ascii="Consolas" w:eastAsia="Times New Roman" w:hAnsi="Consolas" w:cs="Times New Roman"/>
-          <w:color w:val="000000"/>
-          <w:sz w:val="21"/>
-          <w:szCs w:val="21"/>
-          <w:lang w:val="en-US"/>
-        </w:rPr>
-      </w:pPr>
-      <w:r>
-        <w:rPr>
-          <w:rFonts w:ascii="Consolas" w:eastAsia="Times New Roman" w:hAnsi="Consolas" w:cs="Times New Roman"/>
-          <w:color w:val="000000"/>
-          <w:sz w:val="21"/>
-          <w:szCs w:val="21"/>
-          <w:lang w:val="en-US"/>
-        </w:rPr>
-        <w:lastRenderedPageBreak/>
-        <w:t xml:space="preserve">        </w:t>
-      </w:r>
-      <w:r>
-        <w:rPr>
-          <w:rFonts w:ascii="Consolas" w:eastAsia="Times New Roman" w:hAnsi="Consolas" w:cs="Times New Roman"/>
-          <w:color w:val="A22889"/>
-          <w:sz w:val="21"/>
-          <w:szCs w:val="21"/>
-          <w:lang w:val="en-US"/>
-        </w:rPr>
-        <w:t>string</w:t>
-      </w:r>
-      <w:r>
-        <w:rPr>
-          <w:rFonts w:ascii="Consolas" w:eastAsia="Times New Roman" w:hAnsi="Consolas" w:cs="Times New Roman"/>
-          <w:color w:val="000000"/>
-          <w:sz w:val="21"/>
-          <w:szCs w:val="21"/>
-          <w:lang w:val="en-US"/>
-        </w:rPr>
-        <w:t xml:space="preserve"> </w:t>
-      </w:r>
-      <w:r>
-        <w:rPr>
-          <w:rFonts w:ascii="Consolas" w:eastAsia="Times New Roman" w:hAnsi="Consolas" w:cs="Times New Roman"/>
-          <w:color w:val="A22889"/>
-          <w:sz w:val="21"/>
-          <w:szCs w:val="21"/>
-          <w:lang w:val="en-US"/>
-        </w:rPr>
-        <w:t>name</w:t>
-      </w:r>
-    </w:p>
-    <w:p>
-      <w:pPr>
-        <w:shd w:val="clear" w:color="auto" w:fill="FFFFFE"/>
-        <w:spacing w:line="285" w:lineRule="atLeast"/>
-        <w:rPr>
-          <w:rFonts w:ascii="Consolas" w:eastAsia="Times New Roman" w:hAnsi="Consolas" w:cs="Times New Roman"/>
-          <w:color w:val="000000"/>
-          <w:sz w:val="21"/>
-          <w:szCs w:val="21"/>
-          <w:lang w:val="en-US"/>
-        </w:rPr>
-      </w:pPr>
-      <w:r>
-        <w:rPr>
-          <w:rFonts w:ascii="Consolas" w:eastAsia="Times New Roman" w:hAnsi="Consolas" w:cs="Times New Roman"/>
-          <w:color w:val="000000"/>
-          <w:sz w:val="21"/>
-          <w:szCs w:val="21"/>
-          <w:lang w:val="en-US"/>
-        </w:rPr>
-        <w:t xml:space="preserve">        </w:t>
-      </w:r>
-      <w:r>
-        <w:rPr>
-          <w:rFonts w:ascii="Consolas" w:eastAsia="Times New Roman" w:hAnsi="Consolas" w:cs="Times New Roman"/>
-          <w:color w:val="A22889"/>
-          <w:sz w:val="21"/>
-          <w:szCs w:val="21"/>
-          <w:lang w:val="en-US"/>
-        </w:rPr>
-        <w:t>decimal</w:t>
-      </w:r>
-      <w:r>
-        <w:rPr>
-          <w:rFonts w:ascii="Consolas" w:eastAsia="Times New Roman" w:hAnsi="Consolas" w:cs="Times New Roman"/>
-          <w:color w:val="000000"/>
-          <w:sz w:val="21"/>
-          <w:szCs w:val="21"/>
-          <w:lang w:val="en-US"/>
-        </w:rPr>
-        <w:t xml:space="preserve"> </w:t>
-      </w:r>
-      <w:proofErr w:type="spellStart"/>
-      <w:r>
-        <w:rPr>
-          <w:rFonts w:ascii="Consolas" w:eastAsia="Times New Roman" w:hAnsi="Consolas" w:cs="Times New Roman"/>
-          <w:color w:val="A22889"/>
-          <w:sz w:val="21"/>
-          <w:szCs w:val="21"/>
-          <w:lang w:val="en-US"/>
-        </w:rPr>
-        <w:t>calories_kcal</w:t>
-      </w:r>
-      <w:proofErr w:type="spellEnd"/>
-    </w:p>
-    <w:p>
-      <w:pPr>
-        <w:shd w:val="clear" w:color="auto" w:fill="FFFFFE"/>
-        <w:spacing w:line="285" w:lineRule="atLeast"/>
-        <w:rPr>
-          <w:rFonts w:ascii="Consolas" w:eastAsia="Times New Roman" w:hAnsi="Consolas" w:cs="Times New Roman"/>
-          <w:color w:val="000000"/>
-          <w:sz w:val="21"/>
-          <w:szCs w:val="21"/>
-          <w:lang w:val="en-US"/>
-        </w:rPr>
-      </w:pPr>
-      <w:r>
-        <w:rPr>
-          <w:rFonts w:ascii="Consolas" w:eastAsia="Times New Roman" w:hAnsi="Consolas" w:cs="Times New Roman"/>
-          <w:color w:val="000000"/>
-          <w:sz w:val="21"/>
-          <w:szCs w:val="21"/>
-          <w:lang w:val="en-US"/>
-        </w:rPr>
-        <w:t xml:space="preserve">        </w:t>
-      </w:r>
-      <w:r>
-        <w:rPr>
-          <w:rFonts w:ascii="Consolas" w:eastAsia="Times New Roman" w:hAnsi="Consolas" w:cs="Times New Roman"/>
-          <w:color w:val="A22889"/>
-          <w:sz w:val="21"/>
-          <w:szCs w:val="21"/>
-          <w:lang w:val="en-US"/>
-        </w:rPr>
-        <w:t>decimal</w:t>
-      </w:r>
-      <w:r>
-        <w:rPr>
-          <w:rFonts w:ascii="Consolas" w:eastAsia="Times New Roman" w:hAnsi="Consolas" w:cs="Times New Roman"/>
-          <w:color w:val="000000"/>
-          <w:sz w:val="21"/>
-          <w:szCs w:val="21"/>
-          <w:lang w:val="en-US"/>
-        </w:rPr>
-        <w:t xml:space="preserve"> </w:t>
-      </w:r>
-      <w:proofErr w:type="spellStart"/>
-      <w:r>
-        <w:rPr>
-          <w:rFonts w:ascii="Consolas" w:eastAsia="Times New Roman" w:hAnsi="Consolas" w:cs="Times New Roman"/>
-          <w:color w:val="A22889"/>
-          <w:sz w:val="21"/>
-          <w:szCs w:val="21"/>
-          <w:lang w:val="en-US"/>
-        </w:rPr>
-        <w:t>proteins_g</w:t>
-      </w:r>
-      <w:proofErr w:type="spellEnd"/>
-    </w:p>
-    <w:p>
-      <w:pPr>
-        <w:shd w:val="clear" w:color="auto" w:fill="FFFFFE"/>
-        <w:spacing w:line="285" w:lineRule="atLeast"/>
-        <w:rPr>
-          <w:rFonts w:ascii="Consolas" w:eastAsia="Times New Roman" w:hAnsi="Consolas" w:cs="Times New Roman"/>
-          <w:color w:val="000000"/>
-          <w:sz w:val="21"/>
-          <w:szCs w:val="21"/>
-          <w:lang w:val="en-US"/>
-        </w:rPr>
-      </w:pPr>
-      <w:r>
-        <w:rPr>
-          <w:rFonts w:ascii="Consolas" w:eastAsia="Times New Roman" w:hAnsi="Consolas" w:cs="Times New Roman"/>
-          <w:color w:val="000000"/>
-          <w:sz w:val="21"/>
-          <w:szCs w:val="21"/>
-          <w:lang w:val="en-US"/>
-        </w:rPr>
-        <w:t xml:space="preserve">        </w:t>
-      </w:r>
-      <w:r>
-        <w:rPr>
-          <w:rFonts w:ascii="Consolas" w:eastAsia="Times New Roman" w:hAnsi="Consolas" w:cs="Times New Roman"/>
-          <w:color w:val="A22889"/>
-          <w:sz w:val="21"/>
-          <w:szCs w:val="21"/>
-          <w:lang w:val="en-US"/>
-        </w:rPr>
-        <w:t>decimal</w:t>
-      </w:r>
-      <w:r>
-        <w:rPr>
-          <w:rFonts w:ascii="Consolas" w:eastAsia="Times New Roman" w:hAnsi="Consolas" w:cs="Times New Roman"/>
-          <w:color w:val="000000"/>
-          <w:sz w:val="21"/>
-          <w:szCs w:val="21"/>
-          <w:lang w:val="en-US"/>
-        </w:rPr>
-        <w:t xml:space="preserve"> </w:t>
-      </w:r>
-      <w:proofErr w:type="spellStart"/>
-      <w:r>
-        <w:rPr>
-          <w:rFonts w:ascii="Consolas" w:eastAsia="Times New Roman" w:hAnsi="Consolas" w:cs="Times New Roman"/>
-          <w:color w:val="A22889"/>
-          <w:sz w:val="21"/>
-          <w:szCs w:val="21"/>
-          <w:lang w:val="en-US"/>
-        </w:rPr>
-        <w:t>fats_g</w:t>
-      </w:r>
-      <w:proofErr w:type="spellEnd"/>
-    </w:p>
-    <w:p>
-      <w:pPr>
-        <w:shd w:val="clear" w:color="auto" w:fill="FFFFFE"/>
-        <w:spacing w:line="285" w:lineRule="atLeast"/>
-        <w:rPr>
-          <w:rFonts w:ascii="Consolas" w:eastAsia="Times New Roman" w:hAnsi="Consolas" w:cs="Times New Roman"/>
-          <w:color w:val="000000"/>
-          <w:sz w:val="21"/>
-          <w:szCs w:val="21"/>
-          <w:lang w:val="en-US"/>
-        </w:rPr>
-      </w:pPr>
-      <w:r>
-        <w:rPr>
-          <w:rFonts w:ascii="Consolas" w:eastAsia="Times New Roman" w:hAnsi="Consolas" w:cs="Times New Roman"/>
-          <w:color w:val="000000"/>
-          <w:sz w:val="21"/>
-          <w:szCs w:val="21"/>
-          <w:lang w:val="en-US"/>
-        </w:rPr>
-        <w:t xml:space="preserve">        </w:t>
-      </w:r>
-      <w:r>
-        <w:rPr>
-          <w:rFonts w:ascii="Consolas" w:eastAsia="Times New Roman" w:hAnsi="Consolas" w:cs="Times New Roman"/>
-          <w:color w:val="A22889"/>
-          <w:sz w:val="21"/>
-          <w:szCs w:val="21"/>
-          <w:lang w:val="en-US"/>
-        </w:rPr>
-        <w:t>decimal</w:t>
-      </w:r>
-      <w:r>
-        <w:rPr>
-          <w:rFonts w:ascii="Consolas" w:eastAsia="Times New Roman" w:hAnsi="Consolas" w:cs="Times New Roman"/>
-          <w:color w:val="000000"/>
-          <w:sz w:val="21"/>
-          <w:szCs w:val="21"/>
-          <w:lang w:val="en-US"/>
-        </w:rPr>
-        <w:t xml:space="preserve"> </w:t>
-      </w:r>
-      <w:proofErr w:type="spellStart"/>
-      <w:r>
-        <w:rPr>
-          <w:rFonts w:ascii="Consolas" w:eastAsia="Times New Roman" w:hAnsi="Consolas" w:cs="Times New Roman"/>
-          <w:color w:val="A22889"/>
-          <w:sz w:val="21"/>
-          <w:szCs w:val="21"/>
-          <w:lang w:val="en-US"/>
-        </w:rPr>
-        <w:t>carbs_g</w:t>
-      </w:r>
-      <w:proofErr w:type="spellEnd"/>
-    </w:p>
-    <w:p>
-      <w:pPr>
-        <w:shd w:val="clear" w:color="auto" w:fill="FFFFFE"/>
-        <w:spacing w:line="285" w:lineRule="atLeast"/>
-        <w:rPr>
-          <w:rFonts w:ascii="Consolas" w:eastAsia="Times New Roman" w:hAnsi="Consolas" w:cs="Times New Roman"/>
-          <w:color w:val="000000"/>
-          <w:sz w:val="21"/>
-          <w:szCs w:val="21"/>
-          <w:lang w:val="en-US"/>
-        </w:rPr>
-      </w:pPr>
-      <w:r>
-        <w:rPr>
-          <w:rFonts w:ascii="Consolas" w:eastAsia="Times New Roman" w:hAnsi="Consolas" w:cs="Times New Roman"/>
-          <w:color w:val="000000"/>
-          <w:sz w:val="21"/>
-          <w:szCs w:val="21"/>
-          <w:lang w:val="en-US"/>
-        </w:rPr>
-        <w:t xml:space="preserve">        </w:t>
-      </w:r>
-      <w:proofErr w:type="spellStart"/>
-      <w:r>
-        <w:rPr>
-          <w:rFonts w:ascii="Consolas" w:eastAsia="Times New Roman" w:hAnsi="Consolas" w:cs="Times New Roman"/>
-          <w:color w:val="A22889"/>
-          <w:sz w:val="21"/>
-          <w:szCs w:val="21"/>
-          <w:lang w:val="en-US"/>
-        </w:rPr>
-        <w:t>boolean</w:t>
-      </w:r>
-      <w:proofErr w:type="spellEnd"/>
-      <w:r>
-        <w:rPr>
-          <w:rFonts w:ascii="Consolas" w:eastAsia="Times New Roman" w:hAnsi="Consolas" w:cs="Times New Roman"/>
-          <w:color w:val="000000"/>
-          <w:sz w:val="21"/>
-          <w:szCs w:val="21"/>
-          <w:lang w:val="en-US"/>
-        </w:rPr>
-        <w:t xml:space="preserve"> </w:t>
-      </w:r>
-      <w:proofErr w:type="spellStart"/>
-      <w:r>
-        <w:rPr>
-          <w:rFonts w:ascii="Consolas" w:eastAsia="Times New Roman" w:hAnsi="Consolas" w:cs="Times New Roman"/>
-          <w:color w:val="A22889"/>
-          <w:sz w:val="21"/>
-          <w:szCs w:val="21"/>
-          <w:lang w:val="en-US"/>
-        </w:rPr>
-        <w:t>is_favorite</w:t>
-      </w:r>
-      <w:proofErr w:type="spellEnd"/>
-    </w:p>
-    <w:p>
-      <w:pPr>
-        <w:shd w:val="clear" w:color="auto" w:fill="FFFFFE"/>
-        <w:spacing w:line="285" w:lineRule="atLeast"/>
-        <w:rPr>
-          <w:rFonts w:ascii="Consolas" w:eastAsia="Times New Roman" w:hAnsi="Consolas" w:cs="Times New Roman"/>
-          <w:color w:val="000000"/>
-          <w:sz w:val="21"/>
-          <w:szCs w:val="21"/>
-          <w:lang w:val="en-US"/>
-        </w:rPr>
-      </w:pPr>
-      <w:r>
-        <w:rPr>
-          <w:rFonts w:ascii="Consolas" w:eastAsia="Times New Roman" w:hAnsi="Consolas" w:cs="Times New Roman"/>
-          <w:color w:val="000000"/>
-          <w:sz w:val="21"/>
-          <w:szCs w:val="21"/>
-          <w:lang w:val="en-US"/>
-        </w:rPr>
-        <w:t xml:space="preserve">        </w:t>
-      </w:r>
-      <w:r>
-        <w:rPr>
-          <w:rFonts w:ascii="Consolas" w:eastAsia="Times New Roman" w:hAnsi="Consolas" w:cs="Times New Roman"/>
-          <w:color w:val="A22889"/>
-          <w:sz w:val="21"/>
-          <w:szCs w:val="21"/>
-          <w:lang w:val="en-US"/>
-        </w:rPr>
-        <w:t>timestamp</w:t>
-      </w:r>
-      <w:r>
-        <w:rPr>
-          <w:rFonts w:ascii="Consolas" w:eastAsia="Times New Roman" w:hAnsi="Consolas" w:cs="Times New Roman"/>
-          <w:color w:val="000000"/>
-          <w:sz w:val="21"/>
-          <w:szCs w:val="21"/>
-          <w:lang w:val="en-US"/>
-        </w:rPr>
-        <w:t xml:space="preserve"> </w:t>
-      </w:r>
-      <w:proofErr w:type="spellStart"/>
-      <w:r>
-        <w:rPr>
-          <w:rFonts w:ascii="Consolas" w:eastAsia="Times New Roman" w:hAnsi="Consolas" w:cs="Times New Roman"/>
-          <w:color w:val="A22889"/>
-          <w:sz w:val="21"/>
-          <w:szCs w:val="21"/>
-          <w:lang w:val="en-US"/>
-        </w:rPr>
-        <w:t>created_at</w:t>
-      </w:r>
-      <w:proofErr w:type="spellEnd"/>
-    </w:p>
-    <w:p>
-      <w:pPr>
-        <w:shd w:val="clear" w:color="auto" w:fill="FFFFFE"/>
-        <w:spacing w:line="285" w:lineRule="atLeast"/>
-        <w:rPr>
-          <w:rFonts w:ascii="Consolas" w:eastAsia="Times New Roman" w:hAnsi="Consolas" w:cs="Times New Roman"/>
-          <w:color w:val="000000"/>
-          <w:sz w:val="21"/>
-          <w:szCs w:val="21"/>
-          <w:lang w:val="en-US"/>
-        </w:rPr>
-      </w:pPr>
-      <w:r>
-        <w:rPr>
-          <w:rFonts w:ascii="Consolas" w:eastAsia="Times New Roman" w:hAnsi="Consolas" w:cs="Times New Roman"/>
-          <w:color w:val="000000"/>
-          <w:sz w:val="21"/>
-          <w:szCs w:val="21"/>
-          <w:lang w:val="en-US"/>
-        </w:rPr>
-        <w:t>    }</w:t>
-      </w:r>
-    </w:p>
-    <w:p>
-      <w:pPr>
-        <w:shd w:val="clear" w:color="auto" w:fill="FFFFFE"/>
-        <w:spacing w:line="285" w:lineRule="atLeast"/>
-        <w:rPr>
-          <w:rFonts w:ascii="Consolas" w:eastAsia="Times New Roman" w:hAnsi="Consolas" w:cs="Times New Roman"/>
-          <w:color w:val="000000"/>
-          <w:sz w:val="21"/>
-          <w:szCs w:val="21"/>
-          <w:lang w:val="en-US"/>
-        </w:rPr>
-      </w:pPr>
-    </w:p>
-    <w:p>
-      <w:pPr>
-        <w:shd w:val="clear" w:color="auto" w:fill="FFFFFE"/>
-        <w:spacing w:line="285" w:lineRule="atLeast"/>
-        <w:rPr>
-          <w:rFonts w:ascii="Consolas" w:eastAsia="Times New Roman" w:hAnsi="Consolas" w:cs="Times New Roman"/>
-          <w:color w:val="000000"/>
-          <w:sz w:val="21"/>
-          <w:szCs w:val="21"/>
-          <w:lang w:val="en-US"/>
-        </w:rPr>
-      </w:pPr>
-      <w:r>
-        <w:rPr>
-          <w:rFonts w:ascii="Consolas" w:eastAsia="Times New Roman" w:hAnsi="Consolas" w:cs="Times New Roman"/>
-          <w:color w:val="000000"/>
-          <w:sz w:val="21"/>
-          <w:szCs w:val="21"/>
-          <w:lang w:val="en-US"/>
-        </w:rPr>
-        <w:t xml:space="preserve">    </w:t>
-      </w:r>
-      <w:r>
-        <w:rPr>
-          <w:rFonts w:ascii="Consolas" w:eastAsia="Times New Roman" w:hAnsi="Consolas" w:cs="Times New Roman"/>
-          <w:color w:val="A22889"/>
-          <w:sz w:val="21"/>
-          <w:szCs w:val="21"/>
-          <w:lang w:val="en-US"/>
-        </w:rPr>
-        <w:t>FAVORITE_PRODUCTS</w:t>
-      </w:r>
-      <w:r>
-        <w:rPr>
-          <w:rFonts w:ascii="Consolas" w:eastAsia="Times New Roman" w:hAnsi="Consolas" w:cs="Times New Roman"/>
-          <w:color w:val="000000"/>
-          <w:sz w:val="21"/>
-          <w:szCs w:val="21"/>
-          <w:lang w:val="en-US"/>
-        </w:rPr>
-        <w:t xml:space="preserve"> {</w:t>
-      </w:r>
-    </w:p>
-    <w:p>
-      <w:pPr>
-        <w:shd w:val="clear" w:color="auto" w:fill="FFFFFE"/>
-        <w:spacing w:line="285" w:lineRule="atLeast"/>
-        <w:rPr>
-          <w:rFonts w:ascii="Consolas" w:eastAsia="Times New Roman" w:hAnsi="Consolas" w:cs="Times New Roman"/>
-          <w:color w:val="000000"/>
-          <w:sz w:val="21"/>
-          <w:szCs w:val="21"/>
-          <w:lang w:val="en-US"/>
-        </w:rPr>
-      </w:pPr>
-      <w:r>
-        <w:rPr>
-          <w:rFonts w:ascii="Consolas" w:eastAsia="Times New Roman" w:hAnsi="Consolas" w:cs="Times New Roman"/>
-          <w:color w:val="000000"/>
-          <w:sz w:val="21"/>
-          <w:szCs w:val="21"/>
-          <w:lang w:val="en-US"/>
-        </w:rPr>
-        <w:t xml:space="preserve">        </w:t>
-      </w:r>
-      <w:proofErr w:type="spellStart"/>
-      <w:r>
-        <w:rPr>
-          <w:rFonts w:ascii="Consolas" w:eastAsia="Times New Roman" w:hAnsi="Consolas" w:cs="Times New Roman"/>
-          <w:color w:val="A22889"/>
-          <w:sz w:val="21"/>
-          <w:szCs w:val="21"/>
-          <w:lang w:val="en-US"/>
-        </w:rPr>
-        <w:t>uuid</w:t>
-      </w:r>
-      <w:proofErr w:type="spellEnd"/>
-      <w:r>
-        <w:rPr>
-          <w:rFonts w:ascii="Consolas" w:eastAsia="Times New Roman" w:hAnsi="Consolas" w:cs="Times New Roman"/>
-          <w:color w:val="000000"/>
-          <w:sz w:val="21"/>
-          <w:szCs w:val="21"/>
-          <w:lang w:val="en-US"/>
-        </w:rPr>
-        <w:t xml:space="preserve"> </w:t>
-      </w:r>
-      <w:r>
-        <w:rPr>
-          <w:rFonts w:ascii="Consolas" w:eastAsia="Times New Roman" w:hAnsi="Consolas" w:cs="Times New Roman"/>
-          <w:color w:val="A22889"/>
-          <w:sz w:val="21"/>
-          <w:szCs w:val="21"/>
-          <w:lang w:val="en-US"/>
-        </w:rPr>
-        <w:t>id</w:t>
-      </w:r>
-      <w:r>
-        <w:rPr>
-          <w:rFonts w:ascii="Consolas" w:eastAsia="Times New Roman" w:hAnsi="Consolas" w:cs="Times New Roman"/>
-          <w:color w:val="000000"/>
-          <w:sz w:val="21"/>
-          <w:szCs w:val="21"/>
-          <w:lang w:val="en-US"/>
-        </w:rPr>
-        <w:t xml:space="preserve"> </w:t>
-      </w:r>
-      <w:r>
-        <w:rPr>
-          <w:rFonts w:ascii="Consolas" w:eastAsia="Times New Roman" w:hAnsi="Consolas" w:cs="Times New Roman"/>
-          <w:color w:val="A22889"/>
-          <w:sz w:val="21"/>
-          <w:szCs w:val="21"/>
-          <w:lang w:val="en-US"/>
-        </w:rPr>
-        <w:t>PK</w:t>
-      </w:r>
-    </w:p>
-    <w:p>
-      <w:pPr>
-        <w:shd w:val="clear" w:color="auto" w:fill="FFFFFE"/>
-        <w:spacing w:line="285" w:lineRule="atLeast"/>
-        <w:rPr>
-          <w:rFonts w:ascii="Consolas" w:eastAsia="Times New Roman" w:hAnsi="Consolas" w:cs="Times New Roman"/>
-          <w:color w:val="000000"/>
-          <w:sz w:val="21"/>
-          <w:szCs w:val="21"/>
-          <w:lang w:val="en-US"/>
-        </w:rPr>
-      </w:pPr>
-      <w:r>
-        <w:rPr>
-          <w:rFonts w:ascii="Consolas" w:eastAsia="Times New Roman" w:hAnsi="Consolas" w:cs="Times New Roman"/>
-          <w:color w:val="000000"/>
-          <w:sz w:val="21"/>
-          <w:szCs w:val="21"/>
-          <w:lang w:val="en-US"/>
-        </w:rPr>
-        <w:t xml:space="preserve">        </w:t>
-      </w:r>
-      <w:proofErr w:type="spellStart"/>
-      <w:r>
-        <w:rPr>
-          <w:rFonts w:ascii="Consolas" w:eastAsia="Times New Roman" w:hAnsi="Consolas" w:cs="Times New Roman"/>
-          <w:color w:val="A22889"/>
-          <w:sz w:val="21"/>
-          <w:szCs w:val="21"/>
-          <w:lang w:val="en-US"/>
-        </w:rPr>
-        <w:t>uuid</w:t>
-      </w:r>
-      <w:proofErr w:type="spellEnd"/>
-      <w:r>
-        <w:rPr>
-          <w:rFonts w:ascii="Consolas" w:eastAsia="Times New Roman" w:hAnsi="Consolas" w:cs="Times New Roman"/>
-          <w:color w:val="000000"/>
-          <w:sz w:val="21"/>
-          <w:szCs w:val="21"/>
-          <w:lang w:val="en-US"/>
-        </w:rPr>
-        <w:t xml:space="preserve"> </w:t>
-      </w:r>
-      <w:proofErr w:type="spellStart"/>
-      <w:r>
-        <w:rPr>
-          <w:rFonts w:ascii="Consolas" w:eastAsia="Times New Roman" w:hAnsi="Consolas" w:cs="Times New Roman"/>
-          <w:color w:val="A22889"/>
-          <w:sz w:val="21"/>
-          <w:szCs w:val="21"/>
-          <w:lang w:val="en-US"/>
-        </w:rPr>
-        <w:t>user_id</w:t>
-      </w:r>
-      <w:proofErr w:type="spellEnd"/>
-      <w:r>
-        <w:rPr>
-          <w:rFonts w:ascii="Consolas" w:eastAsia="Times New Roman" w:hAnsi="Consolas" w:cs="Times New Roman"/>
-          <w:color w:val="000000"/>
-          <w:sz w:val="21"/>
-          <w:szCs w:val="21"/>
-          <w:lang w:val="en-US"/>
-        </w:rPr>
-        <w:t xml:space="preserve"> </w:t>
-      </w:r>
-      <w:r>
-        <w:rPr>
-          <w:rFonts w:ascii="Consolas" w:eastAsia="Times New Roman" w:hAnsi="Consolas" w:cs="Times New Roman"/>
-          <w:color w:val="A22889"/>
-          <w:sz w:val="21"/>
-          <w:szCs w:val="21"/>
-          <w:lang w:val="en-US"/>
-        </w:rPr>
-        <w:t>FK</w:t>
-      </w:r>
-    </w:p>
-    <w:p>
-      <w:pPr>
-        <w:shd w:val="clear" w:color="auto" w:fill="FFFFFE"/>
-        <w:spacing w:line="285" w:lineRule="atLeast"/>
-        <w:rPr>
-          <w:rFonts w:ascii="Consolas" w:eastAsia="Times New Roman" w:hAnsi="Consolas" w:cs="Times New Roman"/>
-          <w:color w:val="000000"/>
-          <w:sz w:val="21"/>
-          <w:szCs w:val="21"/>
-          <w:lang w:val="en-US"/>
-        </w:rPr>
-      </w:pPr>
-      <w:r>
-        <w:rPr>
-          <w:rFonts w:ascii="Consolas" w:eastAsia="Times New Roman" w:hAnsi="Consolas" w:cs="Times New Roman"/>
-          <w:color w:val="000000"/>
-          <w:sz w:val="21"/>
-          <w:szCs w:val="21"/>
-          <w:lang w:val="en-US"/>
-        </w:rPr>
-        <w:t xml:space="preserve">        </w:t>
-      </w:r>
-      <w:proofErr w:type="spellStart"/>
-      <w:r>
-        <w:rPr>
-          <w:rFonts w:ascii="Consolas" w:eastAsia="Times New Roman" w:hAnsi="Consolas" w:cs="Times New Roman"/>
-          <w:color w:val="A22889"/>
-          <w:sz w:val="21"/>
-          <w:szCs w:val="21"/>
-          <w:lang w:val="en-US"/>
-        </w:rPr>
-        <w:t>uuid</w:t>
-      </w:r>
-      <w:proofErr w:type="spellEnd"/>
-      <w:r>
-        <w:rPr>
-          <w:rFonts w:ascii="Consolas" w:eastAsia="Times New Roman" w:hAnsi="Consolas" w:cs="Times New Roman"/>
-          <w:color w:val="000000"/>
-          <w:sz w:val="21"/>
-          <w:szCs w:val="21"/>
-          <w:lang w:val="en-US"/>
-        </w:rPr>
-        <w:t xml:space="preserve"> </w:t>
-      </w:r>
-      <w:proofErr w:type="spellStart"/>
-      <w:r>
-        <w:rPr>
-          <w:rFonts w:ascii="Consolas" w:eastAsia="Times New Roman" w:hAnsi="Consolas" w:cs="Times New Roman"/>
-          <w:color w:val="A22889"/>
-          <w:sz w:val="21"/>
-          <w:szCs w:val="21"/>
-          <w:lang w:val="en-US"/>
-        </w:rPr>
-        <w:t>product_id</w:t>
-      </w:r>
-      <w:proofErr w:type="spellEnd"/>
-      <w:r>
-        <w:rPr>
-          <w:rFonts w:ascii="Consolas" w:eastAsia="Times New Roman" w:hAnsi="Consolas" w:cs="Times New Roman"/>
-          <w:color w:val="000000"/>
-          <w:sz w:val="21"/>
-          <w:szCs w:val="21"/>
-          <w:lang w:val="en-US"/>
-        </w:rPr>
-        <w:t xml:space="preserve"> </w:t>
-      </w:r>
-      <w:r>
-        <w:rPr>
-          <w:rFonts w:ascii="Consolas" w:eastAsia="Times New Roman" w:hAnsi="Consolas" w:cs="Times New Roman"/>
-          <w:color w:val="A22889"/>
-          <w:sz w:val="21"/>
-          <w:szCs w:val="21"/>
-          <w:lang w:val="en-US"/>
-        </w:rPr>
-        <w:t>FK</w:t>
-      </w:r>
-    </w:p>
-    <w:p>
-      <w:pPr>
-        <w:shd w:val="clear" w:color="auto" w:fill="FFFFFE"/>
-        <w:spacing w:line="285" w:lineRule="atLeast"/>
-        <w:rPr>
-          <w:rFonts w:ascii="Consolas" w:eastAsia="Times New Roman" w:hAnsi="Consolas" w:cs="Times New Roman"/>
-          <w:color w:val="000000"/>
-          <w:sz w:val="21"/>
-          <w:szCs w:val="21"/>
-          <w:lang w:val="en-US"/>
-        </w:rPr>
-      </w:pPr>
-      <w:r>
-        <w:rPr>
-          <w:rFonts w:ascii="Consolas" w:eastAsia="Times New Roman" w:hAnsi="Consolas" w:cs="Times New Roman"/>
-          <w:color w:val="000000"/>
-          <w:sz w:val="21"/>
-          <w:szCs w:val="21"/>
-          <w:lang w:val="en-US"/>
-        </w:rPr>
-        <w:t xml:space="preserve">        </w:t>
-      </w:r>
-      <w:r>
-        <w:rPr>
-          <w:rFonts w:ascii="Consolas" w:eastAsia="Times New Roman" w:hAnsi="Consolas" w:cs="Times New Roman"/>
-          <w:color w:val="A22889"/>
-          <w:sz w:val="21"/>
-          <w:szCs w:val="21"/>
-          <w:lang w:val="en-US"/>
-        </w:rPr>
-        <w:t>timestamp</w:t>
-      </w:r>
-      <w:r>
-        <w:rPr>
-          <w:rFonts w:ascii="Consolas" w:eastAsia="Times New Roman" w:hAnsi="Consolas" w:cs="Times New Roman"/>
-          <w:color w:val="000000"/>
-          <w:sz w:val="21"/>
-          <w:szCs w:val="21"/>
-          <w:lang w:val="en-US"/>
-        </w:rPr>
-        <w:t xml:space="preserve"> </w:t>
-      </w:r>
-      <w:proofErr w:type="spellStart"/>
-      <w:r>
-        <w:rPr>
-          <w:rFonts w:ascii="Consolas" w:eastAsia="Times New Roman" w:hAnsi="Consolas" w:cs="Times New Roman"/>
-          <w:color w:val="A22889"/>
-          <w:sz w:val="21"/>
-          <w:szCs w:val="21"/>
-          <w:lang w:val="en-US"/>
-        </w:rPr>
-        <w:t>added_at</w:t>
-      </w:r>
-      <w:proofErr w:type="spellEnd"/>
-    </w:p>
-    <w:p>
-      <w:pPr>
-        <w:shd w:val="clear" w:color="auto" w:fill="FFFFFE"/>
-        <w:spacing w:line="285" w:lineRule="atLeast"/>
-        <w:rPr>
-          <w:rFonts w:ascii="Consolas" w:eastAsia="Times New Roman" w:hAnsi="Consolas" w:cs="Times New Roman"/>
-          <w:color w:val="000000"/>
-          <w:sz w:val="21"/>
-          <w:szCs w:val="21"/>
-          <w:lang w:val="en-US"/>
-        </w:rPr>
-      </w:pPr>
-      <w:r>
-        <w:rPr>
-          <w:rFonts w:ascii="Consolas" w:eastAsia="Times New Roman" w:hAnsi="Consolas" w:cs="Times New Roman"/>
-          <w:color w:val="000000"/>
-          <w:sz w:val="21"/>
-          <w:szCs w:val="21"/>
-          <w:lang w:val="en-US"/>
-        </w:rPr>
-        <w:t>    }</w:t>
-      </w:r>
-    </w:p>
-    <w:p>
-      <w:pPr>
-        <w:shd w:val="clear" w:color="auto" w:fill="FFFFFE"/>
-        <w:spacing w:line="285" w:lineRule="atLeast"/>
-        <w:rPr>
-          <w:rFonts w:ascii="Consolas" w:eastAsia="Times New Roman" w:hAnsi="Consolas" w:cs="Times New Roman"/>
-          <w:color w:val="000000"/>
-          <w:sz w:val="21"/>
-          <w:szCs w:val="21"/>
-          <w:lang w:val="en-US"/>
-        </w:rPr>
-      </w:pPr>
-    </w:p>
-    <w:p>
-      <w:pPr>
-        <w:shd w:val="clear" w:color="auto" w:fill="FFFFFE"/>
-        <w:spacing w:line="285" w:lineRule="atLeast"/>
-        <w:rPr>
-          <w:rFonts w:ascii="Consolas" w:eastAsia="Times New Roman" w:hAnsi="Consolas" w:cs="Times New Roman"/>
-          <w:color w:val="000000"/>
-          <w:sz w:val="21"/>
-          <w:szCs w:val="21"/>
-          <w:lang w:val="en-US"/>
-        </w:rPr>
-      </w:pPr>
-      <w:r>
-        <w:rPr>
-          <w:rFonts w:ascii="Consolas" w:eastAsia="Times New Roman" w:hAnsi="Consolas" w:cs="Times New Roman"/>
-          <w:color w:val="000000"/>
-          <w:sz w:val="21"/>
-          <w:szCs w:val="21"/>
-          <w:lang w:val="en-US"/>
-        </w:rPr>
-        <w:t xml:space="preserve">    </w:t>
-      </w:r>
-      <w:r>
-        <w:rPr>
-          <w:rFonts w:ascii="Consolas" w:eastAsia="Times New Roman" w:hAnsi="Consolas" w:cs="Times New Roman"/>
-          <w:color w:val="A22889"/>
-          <w:sz w:val="21"/>
-          <w:szCs w:val="21"/>
-          <w:lang w:val="en-US"/>
-        </w:rPr>
-        <w:t>USER_DISLIKED_PRODUCTS</w:t>
-      </w:r>
-      <w:r>
-        <w:rPr>
-          <w:rFonts w:ascii="Consolas" w:eastAsia="Times New Roman" w:hAnsi="Consolas" w:cs="Times New Roman"/>
-          <w:color w:val="000000"/>
-          <w:sz w:val="21"/>
-          <w:szCs w:val="21"/>
-          <w:lang w:val="en-US"/>
-        </w:rPr>
-        <w:t xml:space="preserve"> {</w:t>
-      </w:r>
-    </w:p>
-    <w:p>
-      <w:pPr>
-        <w:shd w:val="clear" w:color="auto" w:fill="FFFFFE"/>
-        <w:spacing w:line="285" w:lineRule="atLeast"/>
-        <w:rPr>
-          <w:rFonts w:ascii="Consolas" w:eastAsia="Times New Roman" w:hAnsi="Consolas" w:cs="Times New Roman"/>
-          <w:color w:val="000000"/>
-          <w:sz w:val="21"/>
-          <w:szCs w:val="21"/>
-          <w:lang w:val="en-US"/>
-        </w:rPr>
-      </w:pPr>
-      <w:r>
-        <w:rPr>
-          <w:rFonts w:ascii="Consolas" w:eastAsia="Times New Roman" w:hAnsi="Consolas" w:cs="Times New Roman"/>
-          <w:color w:val="000000"/>
-          <w:sz w:val="21"/>
-          <w:szCs w:val="21"/>
-          <w:lang w:val="en-US"/>
-        </w:rPr>
-        <w:t xml:space="preserve">        </w:t>
-      </w:r>
-      <w:proofErr w:type="spellStart"/>
-      <w:r>
-        <w:rPr>
-          <w:rFonts w:ascii="Consolas" w:eastAsia="Times New Roman" w:hAnsi="Consolas" w:cs="Times New Roman"/>
-          <w:color w:val="A22889"/>
-          <w:sz w:val="21"/>
-          <w:szCs w:val="21"/>
-          <w:lang w:val="en-US"/>
-        </w:rPr>
-        <w:t>uuid</w:t>
-      </w:r>
-      <w:proofErr w:type="spellEnd"/>
-      <w:r>
-        <w:rPr>
-          <w:rFonts w:ascii="Consolas" w:eastAsia="Times New Roman" w:hAnsi="Consolas" w:cs="Times New Roman"/>
-          <w:color w:val="000000"/>
-          <w:sz w:val="21"/>
-          <w:szCs w:val="21"/>
-          <w:lang w:val="en-US"/>
-        </w:rPr>
-        <w:t xml:space="preserve"> </w:t>
-      </w:r>
-      <w:r>
-        <w:rPr>
-          <w:rFonts w:ascii="Consolas" w:eastAsia="Times New Roman" w:hAnsi="Consolas" w:cs="Times New Roman"/>
-          <w:color w:val="A22889"/>
-          <w:sz w:val="21"/>
-          <w:szCs w:val="21"/>
-          <w:lang w:val="en-US"/>
-        </w:rPr>
-        <w:t>id</w:t>
-      </w:r>
-      <w:r>
-        <w:rPr>
-          <w:rFonts w:ascii="Consolas" w:eastAsia="Times New Roman" w:hAnsi="Consolas" w:cs="Times New Roman"/>
-          <w:color w:val="000000"/>
-          <w:sz w:val="21"/>
-          <w:szCs w:val="21"/>
-          <w:lang w:val="en-US"/>
-        </w:rPr>
-        <w:t xml:space="preserve"> </w:t>
-      </w:r>
-      <w:r>
-        <w:rPr>
-          <w:rFonts w:ascii="Consolas" w:eastAsia="Times New Roman" w:hAnsi="Consolas" w:cs="Times New Roman"/>
-          <w:color w:val="A22889"/>
-          <w:sz w:val="21"/>
-          <w:szCs w:val="21"/>
-          <w:lang w:val="en-US"/>
-        </w:rPr>
-        <w:t>PK</w:t>
-      </w:r>
-    </w:p>
-    <w:p>
-      <w:pPr>
-        <w:shd w:val="clear" w:color="auto" w:fill="FFFFFE"/>
-        <w:spacing w:line="285" w:lineRule="atLeast"/>
-        <w:rPr>
-          <w:rFonts w:ascii="Consolas" w:eastAsia="Times New Roman" w:hAnsi="Consolas" w:cs="Times New Roman"/>
-          <w:color w:val="000000"/>
-          <w:sz w:val="21"/>
-          <w:szCs w:val="21"/>
-          <w:lang w:val="en-US"/>
-        </w:rPr>
-      </w:pPr>
-      <w:r>
-        <w:rPr>
-          <w:rFonts w:ascii="Consolas" w:eastAsia="Times New Roman" w:hAnsi="Consolas" w:cs="Times New Roman"/>
-          <w:color w:val="000000"/>
-          <w:sz w:val="21"/>
-          <w:szCs w:val="21"/>
-          <w:lang w:val="en-US"/>
-        </w:rPr>
-        <w:t xml:space="preserve">        </w:t>
-      </w:r>
-      <w:proofErr w:type="spellStart"/>
-      <w:r>
-        <w:rPr>
-          <w:rFonts w:ascii="Consolas" w:eastAsia="Times New Roman" w:hAnsi="Consolas" w:cs="Times New Roman"/>
-          <w:color w:val="A22889"/>
-          <w:sz w:val="21"/>
-          <w:szCs w:val="21"/>
-          <w:lang w:val="en-US"/>
-        </w:rPr>
-        <w:t>uuid</w:t>
-      </w:r>
-      <w:proofErr w:type="spellEnd"/>
-      <w:r>
-        <w:rPr>
-          <w:rFonts w:ascii="Consolas" w:eastAsia="Times New Roman" w:hAnsi="Consolas" w:cs="Times New Roman"/>
-          <w:color w:val="000000"/>
-          <w:sz w:val="21"/>
-          <w:szCs w:val="21"/>
-          <w:lang w:val="en-US"/>
-        </w:rPr>
-        <w:t xml:space="preserve"> </w:t>
-      </w:r>
-      <w:proofErr w:type="spellStart"/>
-      <w:r>
-        <w:rPr>
-          <w:rFonts w:ascii="Consolas" w:eastAsia="Times New Roman" w:hAnsi="Consolas" w:cs="Times New Roman"/>
-          <w:color w:val="A22889"/>
-          <w:sz w:val="21"/>
-          <w:szCs w:val="21"/>
-          <w:lang w:val="en-US"/>
-        </w:rPr>
-        <w:t>user_id</w:t>
-      </w:r>
-      <w:proofErr w:type="spellEnd"/>
-      <w:r>
-        <w:rPr>
-          <w:rFonts w:ascii="Consolas" w:eastAsia="Times New Roman" w:hAnsi="Consolas" w:cs="Times New Roman"/>
-          <w:color w:val="000000"/>
-          <w:sz w:val="21"/>
-          <w:szCs w:val="21"/>
-          <w:lang w:val="en-US"/>
-        </w:rPr>
-        <w:t xml:space="preserve"> </w:t>
-      </w:r>
-      <w:r>
-        <w:rPr>
-          <w:rFonts w:ascii="Consolas" w:eastAsia="Times New Roman" w:hAnsi="Consolas" w:cs="Times New Roman"/>
-          <w:color w:val="A22889"/>
-          <w:sz w:val="21"/>
-          <w:szCs w:val="21"/>
-          <w:lang w:val="en-US"/>
-        </w:rPr>
-        <w:t>FK</w:t>
-      </w:r>
-    </w:p>
-    <w:p>
-      <w:pPr>
-        <w:shd w:val="clear" w:color="auto" w:fill="FFFFFE"/>
-        <w:spacing w:line="285" w:lineRule="atLeast"/>
-        <w:rPr>
-          <w:rFonts w:ascii="Consolas" w:eastAsia="Times New Roman" w:hAnsi="Consolas" w:cs="Times New Roman"/>
-          <w:color w:val="000000"/>
-          <w:sz w:val="21"/>
-          <w:szCs w:val="21"/>
-          <w:lang w:val="en-US"/>
-        </w:rPr>
-      </w:pPr>
-      <w:r>
-        <w:rPr>
-          <w:rFonts w:ascii="Consolas" w:eastAsia="Times New Roman" w:hAnsi="Consolas" w:cs="Times New Roman"/>
-          <w:color w:val="000000"/>
-          <w:sz w:val="21"/>
-          <w:szCs w:val="21"/>
-          <w:lang w:val="en-US"/>
-        </w:rPr>
-        <w:t xml:space="preserve">        </w:t>
-      </w:r>
-      <w:r>
-        <w:rPr>
-          <w:rFonts w:ascii="Consolas" w:eastAsia="Times New Roman" w:hAnsi="Consolas" w:cs="Times New Roman"/>
-          <w:color w:val="A22889"/>
-          <w:sz w:val="21"/>
-          <w:szCs w:val="21"/>
-          <w:lang w:val="en-US"/>
-        </w:rPr>
-        <w:t>string</w:t>
-      </w:r>
-      <w:r>
-        <w:rPr>
-          <w:rFonts w:ascii="Consolas" w:eastAsia="Times New Roman" w:hAnsi="Consolas" w:cs="Times New Roman"/>
-          <w:color w:val="000000"/>
-          <w:sz w:val="21"/>
-          <w:szCs w:val="21"/>
-          <w:lang w:val="en-US"/>
-        </w:rPr>
-        <w:t xml:space="preserve"> </w:t>
-      </w:r>
-      <w:proofErr w:type="spellStart"/>
-      <w:r>
-        <w:rPr>
-          <w:rFonts w:ascii="Consolas" w:eastAsia="Times New Roman" w:hAnsi="Consolas" w:cs="Times New Roman"/>
-          <w:color w:val="A22889"/>
-          <w:sz w:val="21"/>
-          <w:szCs w:val="21"/>
-          <w:lang w:val="en-US"/>
-        </w:rPr>
-        <w:t>product_name</w:t>
-      </w:r>
-      <w:proofErr w:type="spellEnd"/>
-    </w:p>
-    <w:p>
-      <w:pPr>
-        <w:shd w:val="clear" w:color="auto" w:fill="FFFFFE"/>
-        <w:spacing w:line="285" w:lineRule="atLeast"/>
-        <w:rPr>
-          <w:rFonts w:ascii="Consolas" w:eastAsia="Times New Roman" w:hAnsi="Consolas" w:cs="Times New Roman"/>
-          <w:color w:val="000000"/>
-          <w:sz w:val="21"/>
-          <w:szCs w:val="21"/>
-          <w:lang w:val="en-US"/>
-        </w:rPr>
-      </w:pPr>
-      <w:r>
-        <w:rPr>
-          <w:rFonts w:ascii="Consolas" w:eastAsia="Times New Roman" w:hAnsi="Consolas" w:cs="Times New Roman"/>
-          <w:color w:val="000000"/>
-          <w:sz w:val="21"/>
-          <w:szCs w:val="21"/>
-          <w:lang w:val="en-US"/>
-        </w:rPr>
-        <w:t>    }</w:t>
-      </w:r>
-    </w:p>
-    <w:p>
-      <w:pPr>
-        <w:shd w:val="clear" w:color="auto" w:fill="FFFFFE"/>
-        <w:spacing w:line="285" w:lineRule="atLeast"/>
-        <w:rPr>
-          <w:rFonts w:ascii="Consolas" w:eastAsia="Times New Roman" w:hAnsi="Consolas" w:cs="Times New Roman"/>
-          <w:color w:val="000000"/>
-          <w:sz w:val="21"/>
-          <w:szCs w:val="21"/>
-          <w:lang w:val="en-US"/>
-        </w:rPr>
-      </w:pPr>
-    </w:p>
-    <w:p>
-      <w:pPr>
-        <w:shd w:val="clear" w:color="auto" w:fill="FFFFFE"/>
-        <w:spacing w:line="285" w:lineRule="atLeast"/>
-        <w:rPr>
-          <w:rFonts w:ascii="Consolas" w:eastAsia="Times New Roman" w:hAnsi="Consolas" w:cs="Times New Roman"/>
-          <w:color w:val="000000"/>
-          <w:sz w:val="21"/>
-          <w:szCs w:val="21"/>
-          <w:lang w:val="en-US"/>
-        </w:rPr>
-      </w:pPr>
-      <w:r>
-        <w:rPr>
-          <w:rFonts w:ascii="Consolas" w:eastAsia="Times New Roman" w:hAnsi="Consolas" w:cs="Times New Roman"/>
-          <w:color w:val="000000"/>
-          <w:sz w:val="21"/>
-          <w:szCs w:val="21"/>
-          <w:lang w:val="en-US"/>
-        </w:rPr>
-        <w:t xml:space="preserve">    </w:t>
-      </w:r>
-      <w:r>
-        <w:rPr>
-          <w:rFonts w:ascii="Consolas" w:eastAsia="Times New Roman" w:hAnsi="Consolas" w:cs="Times New Roman"/>
-          <w:color w:val="A22889"/>
-          <w:sz w:val="21"/>
-          <w:szCs w:val="21"/>
-          <w:lang w:val="en-US"/>
-        </w:rPr>
-        <w:t>USER_USDA_FAVORITES</w:t>
-      </w:r>
-      <w:r>
-        <w:rPr>
-          <w:rFonts w:ascii="Consolas" w:eastAsia="Times New Roman" w:hAnsi="Consolas" w:cs="Times New Roman"/>
-          <w:color w:val="000000"/>
-          <w:sz w:val="21"/>
-          <w:szCs w:val="21"/>
-          <w:lang w:val="en-US"/>
-        </w:rPr>
-        <w:t xml:space="preserve"> {</w:t>
-      </w:r>
-    </w:p>
-    <w:p>
-      <w:pPr>
-        <w:shd w:val="clear" w:color="auto" w:fill="FFFFFE"/>
-        <w:spacing w:line="285" w:lineRule="atLeast"/>
-        <w:rPr>
-          <w:rFonts w:ascii="Consolas" w:eastAsia="Times New Roman" w:hAnsi="Consolas" w:cs="Times New Roman"/>
-          <w:color w:val="000000"/>
-          <w:sz w:val="21"/>
-          <w:szCs w:val="21"/>
-          <w:lang w:val="en-US"/>
-        </w:rPr>
-      </w:pPr>
-      <w:r>
-        <w:rPr>
-          <w:rFonts w:ascii="Consolas" w:eastAsia="Times New Roman" w:hAnsi="Consolas" w:cs="Times New Roman"/>
-          <w:color w:val="000000"/>
-          <w:sz w:val="21"/>
-          <w:szCs w:val="21"/>
-          <w:lang w:val="en-US"/>
-        </w:rPr>
-        <w:t xml:space="preserve">        </w:t>
-      </w:r>
-      <w:proofErr w:type="spellStart"/>
-      <w:r>
-        <w:rPr>
-          <w:rFonts w:ascii="Consolas" w:eastAsia="Times New Roman" w:hAnsi="Consolas" w:cs="Times New Roman"/>
-          <w:color w:val="A22889"/>
-          <w:sz w:val="21"/>
-          <w:szCs w:val="21"/>
-          <w:lang w:val="en-US"/>
-        </w:rPr>
-        <w:t>uuid</w:t>
-      </w:r>
-      <w:proofErr w:type="spellEnd"/>
-      <w:r>
-        <w:rPr>
-          <w:rFonts w:ascii="Consolas" w:eastAsia="Times New Roman" w:hAnsi="Consolas" w:cs="Times New Roman"/>
-          <w:color w:val="000000"/>
-          <w:sz w:val="21"/>
-          <w:szCs w:val="21"/>
-          <w:lang w:val="en-US"/>
-        </w:rPr>
-        <w:t xml:space="preserve"> </w:t>
-      </w:r>
-      <w:r>
-        <w:rPr>
-          <w:rFonts w:ascii="Consolas" w:eastAsia="Times New Roman" w:hAnsi="Consolas" w:cs="Times New Roman"/>
-          <w:color w:val="A22889"/>
-          <w:sz w:val="21"/>
-          <w:szCs w:val="21"/>
-          <w:lang w:val="en-US"/>
-        </w:rPr>
-        <w:t>id</w:t>
-      </w:r>
-      <w:r>
-        <w:rPr>
-          <w:rFonts w:ascii="Consolas" w:eastAsia="Times New Roman" w:hAnsi="Consolas" w:cs="Times New Roman"/>
-          <w:color w:val="000000"/>
-          <w:sz w:val="21"/>
-          <w:szCs w:val="21"/>
-          <w:lang w:val="en-US"/>
-        </w:rPr>
-        <w:t xml:space="preserve"> </w:t>
-      </w:r>
-      <w:r>
-        <w:rPr>
-          <w:rFonts w:ascii="Consolas" w:eastAsia="Times New Roman" w:hAnsi="Consolas" w:cs="Times New Roman"/>
-          <w:color w:val="A22889"/>
-          <w:sz w:val="21"/>
-          <w:szCs w:val="21"/>
-          <w:lang w:val="en-US"/>
-        </w:rPr>
-        <w:t>PK</w:t>
-      </w:r>
-    </w:p>
-    <w:p>
-      <w:pPr>
-        <w:shd w:val="clear" w:color="auto" w:fill="FFFFFE"/>
-        <w:spacing w:line="285" w:lineRule="atLeast"/>
-        <w:rPr>
-          <w:rFonts w:ascii="Consolas" w:eastAsia="Times New Roman" w:hAnsi="Consolas" w:cs="Times New Roman"/>
-          <w:color w:val="000000"/>
-          <w:sz w:val="21"/>
-          <w:szCs w:val="21"/>
-          <w:lang w:val="en-US"/>
-        </w:rPr>
-      </w:pPr>
-      <w:r>
-        <w:rPr>
-          <w:rFonts w:ascii="Consolas" w:eastAsia="Times New Roman" w:hAnsi="Consolas" w:cs="Times New Roman"/>
-          <w:color w:val="000000"/>
-          <w:sz w:val="21"/>
-          <w:szCs w:val="21"/>
-          <w:lang w:val="en-US"/>
-        </w:rPr>
-        <w:t xml:space="preserve">        </w:t>
-      </w:r>
-      <w:proofErr w:type="spellStart"/>
-      <w:r>
-        <w:rPr>
-          <w:rFonts w:ascii="Consolas" w:eastAsia="Times New Roman" w:hAnsi="Consolas" w:cs="Times New Roman"/>
-          <w:color w:val="A22889"/>
-          <w:sz w:val="21"/>
-          <w:szCs w:val="21"/>
-          <w:lang w:val="en-US"/>
-        </w:rPr>
-        <w:t>uuid</w:t>
-      </w:r>
-      <w:proofErr w:type="spellEnd"/>
-      <w:r>
-        <w:rPr>
-          <w:rFonts w:ascii="Consolas" w:eastAsia="Times New Roman" w:hAnsi="Consolas" w:cs="Times New Roman"/>
-          <w:color w:val="000000"/>
-          <w:sz w:val="21"/>
-          <w:szCs w:val="21"/>
-          <w:lang w:val="en-US"/>
-        </w:rPr>
-        <w:t xml:space="preserve"> </w:t>
-      </w:r>
-      <w:proofErr w:type="spellStart"/>
-      <w:r>
-        <w:rPr>
-          <w:rFonts w:ascii="Consolas" w:eastAsia="Times New Roman" w:hAnsi="Consolas" w:cs="Times New Roman"/>
-          <w:color w:val="A22889"/>
-          <w:sz w:val="21"/>
-          <w:szCs w:val="21"/>
-          <w:lang w:val="en-US"/>
-        </w:rPr>
-        <w:t>user_id</w:t>
-      </w:r>
-      <w:proofErr w:type="spellEnd"/>
-      <w:r>
-        <w:rPr>
-          <w:rFonts w:ascii="Consolas" w:eastAsia="Times New Roman" w:hAnsi="Consolas" w:cs="Times New Roman"/>
-          <w:color w:val="000000"/>
-          <w:sz w:val="21"/>
-          <w:szCs w:val="21"/>
-          <w:lang w:val="en-US"/>
-        </w:rPr>
-        <w:t xml:space="preserve"> </w:t>
-      </w:r>
-      <w:r>
-        <w:rPr>
-          <w:rFonts w:ascii="Consolas" w:eastAsia="Times New Roman" w:hAnsi="Consolas" w:cs="Times New Roman"/>
-          <w:color w:val="A22889"/>
-          <w:sz w:val="21"/>
-          <w:szCs w:val="21"/>
-          <w:lang w:val="en-US"/>
-        </w:rPr>
-        <w:t>FK</w:t>
-      </w:r>
-    </w:p>
-    <w:p>
-      <w:pPr>
-        <w:shd w:val="clear" w:color="auto" w:fill="FFFFFE"/>
-        <w:spacing w:line="285" w:lineRule="atLeast"/>
-        <w:rPr>
-          <w:rFonts w:ascii="Consolas" w:eastAsia="Times New Roman" w:hAnsi="Consolas" w:cs="Times New Roman"/>
-          <w:color w:val="000000"/>
-          <w:sz w:val="21"/>
-          <w:szCs w:val="21"/>
-          <w:lang w:val="en-US"/>
-        </w:rPr>
-      </w:pPr>
-      <w:r>
-        <w:rPr>
-          <w:rFonts w:ascii="Consolas" w:eastAsia="Times New Roman" w:hAnsi="Consolas" w:cs="Times New Roman"/>
-          <w:color w:val="000000"/>
-          <w:sz w:val="21"/>
-          <w:szCs w:val="21"/>
-          <w:lang w:val="en-US"/>
-        </w:rPr>
-        <w:t xml:space="preserve">        </w:t>
-      </w:r>
-      <w:proofErr w:type="spellStart"/>
-      <w:r>
-        <w:rPr>
-          <w:rFonts w:ascii="Consolas" w:eastAsia="Times New Roman" w:hAnsi="Consolas" w:cs="Times New Roman"/>
-          <w:color w:val="A22889"/>
-          <w:sz w:val="21"/>
-          <w:szCs w:val="21"/>
-          <w:lang w:val="en-US"/>
-        </w:rPr>
-        <w:t>uuid</w:t>
-      </w:r>
-      <w:proofErr w:type="spellEnd"/>
-      <w:r>
-        <w:rPr>
-          <w:rFonts w:ascii="Consolas" w:eastAsia="Times New Roman" w:hAnsi="Consolas" w:cs="Times New Roman"/>
-          <w:color w:val="000000"/>
-          <w:sz w:val="21"/>
-          <w:szCs w:val="21"/>
-          <w:lang w:val="en-US"/>
-        </w:rPr>
-        <w:t xml:space="preserve"> </w:t>
-      </w:r>
-      <w:proofErr w:type="spellStart"/>
-      <w:r>
-        <w:rPr>
-          <w:rFonts w:ascii="Consolas" w:eastAsia="Times New Roman" w:hAnsi="Consolas" w:cs="Times New Roman"/>
-          <w:color w:val="A22889"/>
-          <w:sz w:val="21"/>
-          <w:szCs w:val="21"/>
-          <w:lang w:val="en-US"/>
-        </w:rPr>
-        <w:t>usda_product_id</w:t>
-      </w:r>
-      <w:proofErr w:type="spellEnd"/>
-      <w:r>
-        <w:rPr>
-          <w:rFonts w:ascii="Consolas" w:eastAsia="Times New Roman" w:hAnsi="Consolas" w:cs="Times New Roman"/>
-          <w:color w:val="000000"/>
-          <w:sz w:val="21"/>
-          <w:szCs w:val="21"/>
-          <w:lang w:val="en-US"/>
-        </w:rPr>
-        <w:t xml:space="preserve"> </w:t>
-      </w:r>
-      <w:r>
-        <w:rPr>
-          <w:rFonts w:ascii="Consolas" w:eastAsia="Times New Roman" w:hAnsi="Consolas" w:cs="Times New Roman"/>
-          <w:color w:val="A22889"/>
-          <w:sz w:val="21"/>
-          <w:szCs w:val="21"/>
-          <w:lang w:val="en-US"/>
-        </w:rPr>
-        <w:t>FK</w:t>
-      </w:r>
-    </w:p>
-    <w:p>
-      <w:pPr>
-        <w:shd w:val="clear" w:color="auto" w:fill="FFFFFE"/>
-        <w:spacing w:line="285" w:lineRule="atLeast"/>
-        <w:rPr>
-          <w:rFonts w:ascii="Consolas" w:eastAsia="Times New Roman" w:hAnsi="Consolas" w:cs="Times New Roman"/>
-          <w:color w:val="000000"/>
-          <w:sz w:val="21"/>
-          <w:szCs w:val="21"/>
-          <w:lang w:val="en-US"/>
-        </w:rPr>
-      </w:pPr>
-      <w:r>
-        <w:rPr>
-          <w:rFonts w:ascii="Consolas" w:eastAsia="Times New Roman" w:hAnsi="Consolas" w:cs="Times New Roman"/>
-          <w:color w:val="000000"/>
-          <w:sz w:val="21"/>
-          <w:szCs w:val="21"/>
-          <w:lang w:val="en-US"/>
-        </w:rPr>
-        <w:t xml:space="preserve">        </w:t>
-      </w:r>
-      <w:r>
-        <w:rPr>
-          <w:rFonts w:ascii="Consolas" w:eastAsia="Times New Roman" w:hAnsi="Consolas" w:cs="Times New Roman"/>
-          <w:color w:val="A22889"/>
-          <w:sz w:val="21"/>
-          <w:szCs w:val="21"/>
-          <w:lang w:val="en-US"/>
-        </w:rPr>
-        <w:t>timestamp</w:t>
-      </w:r>
-      <w:r>
-        <w:rPr>
-          <w:rFonts w:ascii="Consolas" w:eastAsia="Times New Roman" w:hAnsi="Consolas" w:cs="Times New Roman"/>
-          <w:color w:val="000000"/>
-          <w:sz w:val="21"/>
-          <w:szCs w:val="21"/>
-          <w:lang w:val="en-US"/>
-        </w:rPr>
-        <w:t xml:space="preserve"> </w:t>
-      </w:r>
-      <w:proofErr w:type="spellStart"/>
-      <w:r>
-        <w:rPr>
-          <w:rFonts w:ascii="Consolas" w:eastAsia="Times New Roman" w:hAnsi="Consolas" w:cs="Times New Roman"/>
-          <w:color w:val="A22889"/>
-          <w:sz w:val="21"/>
-          <w:szCs w:val="21"/>
-          <w:lang w:val="en-US"/>
-        </w:rPr>
-        <w:t>added_at</w:t>
-      </w:r>
-      <w:proofErr w:type="spellEnd"/>
-    </w:p>
-    <w:p>
-      <w:pPr>
-        <w:shd w:val="clear" w:color="auto" w:fill="FFFFFE"/>
-        <w:spacing w:line="285" w:lineRule="atLeast"/>
-        <w:rPr>
-          <w:rFonts w:ascii="Consolas" w:eastAsia="Times New Roman" w:hAnsi="Consolas" w:cs="Times New Roman"/>
-          <w:color w:val="000000"/>
-          <w:sz w:val="21"/>
-          <w:szCs w:val="21"/>
-          <w:lang w:val="en-US"/>
-        </w:rPr>
-      </w:pPr>
-      <w:r>
-        <w:rPr>
-          <w:rFonts w:ascii="Consolas" w:eastAsia="Times New Roman" w:hAnsi="Consolas" w:cs="Times New Roman"/>
-          <w:color w:val="000000"/>
-          <w:sz w:val="21"/>
-          <w:szCs w:val="21"/>
-          <w:lang w:val="en-US"/>
-        </w:rPr>
-        <w:t>    }</w:t>
-      </w:r>
-    </w:p>
-    <w:p>
-      <w:pPr>
-        <w:shd w:val="clear" w:color="auto" w:fill="FFFFFE"/>
-        <w:spacing w:line="285" w:lineRule="atLeast"/>
-        <w:rPr>
-          <w:rFonts w:ascii="Consolas" w:eastAsia="Times New Roman" w:hAnsi="Consolas" w:cs="Times New Roman"/>
-          <w:color w:val="000000"/>
-          <w:sz w:val="21"/>
-          <w:szCs w:val="21"/>
-          <w:lang w:val="en-US"/>
-        </w:rPr>
-      </w:pPr>
-    </w:p>
-    <w:p>
-      <w:pPr>
-        <w:shd w:val="clear" w:color="auto" w:fill="FFFFFE"/>
-        <w:spacing w:line="285" w:lineRule="atLeast"/>
-        <w:rPr>
-          <w:rFonts w:ascii="Consolas" w:eastAsia="Times New Roman" w:hAnsi="Consolas" w:cs="Times New Roman"/>
-          <w:color w:val="000000"/>
-          <w:sz w:val="21"/>
-          <w:szCs w:val="21"/>
-          <w:lang w:val="en-US"/>
-        </w:rPr>
-      </w:pPr>
-      <w:r>
-        <w:rPr>
-          <w:rFonts w:ascii="Consolas" w:eastAsia="Times New Roman" w:hAnsi="Consolas" w:cs="Times New Roman"/>
-          <w:color w:val="000000"/>
-          <w:sz w:val="21"/>
-          <w:szCs w:val="21"/>
-          <w:lang w:val="en-US"/>
-        </w:rPr>
-        <w:t xml:space="preserve">    </w:t>
-      </w:r>
-      <w:r>
-        <w:rPr>
-          <w:rFonts w:ascii="Consolas" w:eastAsia="Times New Roman" w:hAnsi="Consolas" w:cs="Times New Roman"/>
-          <w:color w:val="A22889"/>
-          <w:sz w:val="21"/>
-          <w:szCs w:val="21"/>
-          <w:lang w:val="en-US"/>
-        </w:rPr>
-        <w:t>WEIGHT_MEASUREMENTS</w:t>
-      </w:r>
-      <w:r>
-        <w:rPr>
-          <w:rFonts w:ascii="Consolas" w:eastAsia="Times New Roman" w:hAnsi="Consolas" w:cs="Times New Roman"/>
-          <w:color w:val="000000"/>
-          <w:sz w:val="21"/>
-          <w:szCs w:val="21"/>
-          <w:lang w:val="en-US"/>
-        </w:rPr>
-        <w:t xml:space="preserve"> {</w:t>
-      </w:r>
-    </w:p>
-    <w:p>
-      <w:pPr>
-        <w:shd w:val="clear" w:color="auto" w:fill="FFFFFE"/>
-        <w:spacing w:line="285" w:lineRule="atLeast"/>
-        <w:rPr>
-          <w:rFonts w:ascii="Consolas" w:eastAsia="Times New Roman" w:hAnsi="Consolas" w:cs="Times New Roman"/>
-          <w:color w:val="000000"/>
-          <w:sz w:val="21"/>
-          <w:szCs w:val="21"/>
-          <w:lang w:val="en-US"/>
-        </w:rPr>
-      </w:pPr>
-      <w:r>
-        <w:rPr>
-          <w:rFonts w:ascii="Consolas" w:eastAsia="Times New Roman" w:hAnsi="Consolas" w:cs="Times New Roman"/>
-          <w:color w:val="000000"/>
-          <w:sz w:val="21"/>
-          <w:szCs w:val="21"/>
-          <w:lang w:val="en-US"/>
-        </w:rPr>
-        <w:t xml:space="preserve">        </w:t>
-      </w:r>
-      <w:proofErr w:type="spellStart"/>
-      <w:r>
-        <w:rPr>
-          <w:rFonts w:ascii="Consolas" w:eastAsia="Times New Roman" w:hAnsi="Consolas" w:cs="Times New Roman"/>
-          <w:color w:val="A22889"/>
-          <w:sz w:val="21"/>
-          <w:szCs w:val="21"/>
-          <w:lang w:val="en-US"/>
-        </w:rPr>
-        <w:t>uuid</w:t>
-      </w:r>
-      <w:proofErr w:type="spellEnd"/>
-      <w:r>
-        <w:rPr>
-          <w:rFonts w:ascii="Consolas" w:eastAsia="Times New Roman" w:hAnsi="Consolas" w:cs="Times New Roman"/>
-          <w:color w:val="000000"/>
-          <w:sz w:val="21"/>
-          <w:szCs w:val="21"/>
-          <w:lang w:val="en-US"/>
-        </w:rPr>
-        <w:t xml:space="preserve"> </w:t>
-      </w:r>
-      <w:r>
-        <w:rPr>
-          <w:rFonts w:ascii="Consolas" w:eastAsia="Times New Roman" w:hAnsi="Consolas" w:cs="Times New Roman"/>
-          <w:color w:val="A22889"/>
-          <w:sz w:val="21"/>
-          <w:szCs w:val="21"/>
-          <w:lang w:val="en-US"/>
-        </w:rPr>
-        <w:t>id</w:t>
-      </w:r>
-      <w:r>
-        <w:rPr>
-          <w:rFonts w:ascii="Consolas" w:eastAsia="Times New Roman" w:hAnsi="Consolas" w:cs="Times New Roman"/>
-          <w:color w:val="000000"/>
-          <w:sz w:val="21"/>
-          <w:szCs w:val="21"/>
-          <w:lang w:val="en-US"/>
-        </w:rPr>
-        <w:t xml:space="preserve"> </w:t>
-      </w:r>
-      <w:r>
-        <w:rPr>
-          <w:rFonts w:ascii="Consolas" w:eastAsia="Times New Roman" w:hAnsi="Consolas" w:cs="Times New Roman"/>
-          <w:color w:val="A22889"/>
-          <w:sz w:val="21"/>
-          <w:szCs w:val="21"/>
-          <w:lang w:val="en-US"/>
-        </w:rPr>
-        <w:t>PK</w:t>
-      </w:r>
-    </w:p>
-    <w:p>
-      <w:pPr>
-        <w:shd w:val="clear" w:color="auto" w:fill="FFFFFE"/>
-        <w:spacing w:line="285" w:lineRule="atLeast"/>
-        <w:rPr>
-          <w:rFonts w:ascii="Consolas" w:eastAsia="Times New Roman" w:hAnsi="Consolas" w:cs="Times New Roman"/>
-          <w:color w:val="000000"/>
-          <w:sz w:val="21"/>
-          <w:szCs w:val="21"/>
-          <w:lang w:val="en-US"/>
-        </w:rPr>
-      </w:pPr>
-      <w:r>
-        <w:rPr>
-          <w:rFonts w:ascii="Consolas" w:eastAsia="Times New Roman" w:hAnsi="Consolas" w:cs="Times New Roman"/>
-          <w:color w:val="000000"/>
-          <w:sz w:val="21"/>
-          <w:szCs w:val="21"/>
-          <w:lang w:val="en-US"/>
-        </w:rPr>
-        <w:t xml:space="preserve">        </w:t>
-      </w:r>
-      <w:proofErr w:type="spellStart"/>
-      <w:r>
-        <w:rPr>
-          <w:rFonts w:ascii="Consolas" w:eastAsia="Times New Roman" w:hAnsi="Consolas" w:cs="Times New Roman"/>
-          <w:color w:val="A22889"/>
-          <w:sz w:val="21"/>
-          <w:szCs w:val="21"/>
-          <w:lang w:val="en-US"/>
-        </w:rPr>
-        <w:t>uuid</w:t>
-      </w:r>
-      <w:proofErr w:type="spellEnd"/>
-      <w:r>
-        <w:rPr>
-          <w:rFonts w:ascii="Consolas" w:eastAsia="Times New Roman" w:hAnsi="Consolas" w:cs="Times New Roman"/>
-          <w:color w:val="000000"/>
-          <w:sz w:val="21"/>
-          <w:szCs w:val="21"/>
-          <w:lang w:val="en-US"/>
-        </w:rPr>
-        <w:t xml:space="preserve"> </w:t>
-      </w:r>
-      <w:proofErr w:type="spellStart"/>
-      <w:r>
-        <w:rPr>
-          <w:rFonts w:ascii="Consolas" w:eastAsia="Times New Roman" w:hAnsi="Consolas" w:cs="Times New Roman"/>
-          <w:color w:val="A22889"/>
-          <w:sz w:val="21"/>
-          <w:szCs w:val="21"/>
-          <w:lang w:val="en-US"/>
-        </w:rPr>
-        <w:t>user_id</w:t>
-      </w:r>
-      <w:proofErr w:type="spellEnd"/>
-      <w:r>
-        <w:rPr>
-          <w:rFonts w:ascii="Consolas" w:eastAsia="Times New Roman" w:hAnsi="Consolas" w:cs="Times New Roman"/>
-          <w:color w:val="000000"/>
-          <w:sz w:val="21"/>
-          <w:szCs w:val="21"/>
-          <w:lang w:val="en-US"/>
-        </w:rPr>
-        <w:t xml:space="preserve"> </w:t>
-      </w:r>
-      <w:r>
-        <w:rPr>
-          <w:rFonts w:ascii="Consolas" w:eastAsia="Times New Roman" w:hAnsi="Consolas" w:cs="Times New Roman"/>
-          <w:color w:val="A22889"/>
-          <w:sz w:val="21"/>
-          <w:szCs w:val="21"/>
-          <w:lang w:val="en-US"/>
-        </w:rPr>
-        <w:t>FK</w:t>
-      </w:r>
-    </w:p>
-    <w:p>
-      <w:pPr>
-        <w:shd w:val="clear" w:color="auto" w:fill="FFFFFE"/>
-        <w:spacing w:line="285" w:lineRule="atLeast"/>
-        <w:rPr>
-          <w:rFonts w:ascii="Consolas" w:eastAsia="Times New Roman" w:hAnsi="Consolas" w:cs="Times New Roman"/>
-          <w:color w:val="000000"/>
-          <w:sz w:val="21"/>
-          <w:szCs w:val="21"/>
-          <w:lang w:val="en-US"/>
-        </w:rPr>
-      </w:pPr>
-      <w:r>
-        <w:rPr>
-          <w:rFonts w:ascii="Consolas" w:eastAsia="Times New Roman" w:hAnsi="Consolas" w:cs="Times New Roman"/>
-          <w:color w:val="000000"/>
-          <w:sz w:val="21"/>
-          <w:szCs w:val="21"/>
-          <w:lang w:val="en-US"/>
-        </w:rPr>
-        <w:t xml:space="preserve">        </w:t>
-      </w:r>
-      <w:r>
-        <w:rPr>
-          <w:rFonts w:ascii="Consolas" w:eastAsia="Times New Roman" w:hAnsi="Consolas" w:cs="Times New Roman"/>
-          <w:color w:val="A22889"/>
-          <w:sz w:val="21"/>
-          <w:szCs w:val="21"/>
-          <w:lang w:val="en-US"/>
-        </w:rPr>
-        <w:t>date</w:t>
-      </w:r>
-      <w:r>
-        <w:rPr>
-          <w:rFonts w:ascii="Consolas" w:eastAsia="Times New Roman" w:hAnsi="Consolas" w:cs="Times New Roman"/>
-          <w:color w:val="000000"/>
-          <w:sz w:val="21"/>
-          <w:szCs w:val="21"/>
-          <w:lang w:val="en-US"/>
-        </w:rPr>
-        <w:t xml:space="preserve"> </w:t>
-      </w:r>
-      <w:proofErr w:type="spellStart"/>
-      <w:r>
-        <w:rPr>
-          <w:rFonts w:ascii="Consolas" w:eastAsia="Times New Roman" w:hAnsi="Consolas" w:cs="Times New Roman"/>
-          <w:color w:val="A22889"/>
-          <w:sz w:val="21"/>
-          <w:szCs w:val="21"/>
-          <w:lang w:val="en-US"/>
-        </w:rPr>
-        <w:t>measurement_date</w:t>
-      </w:r>
-      <w:proofErr w:type="spellEnd"/>
-    </w:p>
-    <w:p>
-      <w:pPr>
-        <w:shd w:val="clear" w:color="auto" w:fill="FFFFFE"/>
-        <w:spacing w:line="285" w:lineRule="atLeast"/>
-        <w:rPr>
-          <w:rFonts w:ascii="Consolas" w:eastAsia="Times New Roman" w:hAnsi="Consolas" w:cs="Times New Roman"/>
-          <w:color w:val="000000"/>
-          <w:sz w:val="21"/>
-          <w:szCs w:val="21"/>
-          <w:lang w:val="en-US"/>
-        </w:rPr>
-      </w:pPr>
-      <w:r>
-        <w:rPr>
-          <w:rFonts w:ascii="Consolas" w:eastAsia="Times New Roman" w:hAnsi="Consolas" w:cs="Times New Roman"/>
-          <w:color w:val="000000"/>
-          <w:sz w:val="21"/>
-          <w:szCs w:val="21"/>
-          <w:lang w:val="en-US"/>
-        </w:rPr>
-        <w:t xml:space="preserve">        </w:t>
-      </w:r>
-      <w:r>
-        <w:rPr>
-          <w:rFonts w:ascii="Consolas" w:eastAsia="Times New Roman" w:hAnsi="Consolas" w:cs="Times New Roman"/>
-          <w:color w:val="A22889"/>
-          <w:sz w:val="21"/>
-          <w:szCs w:val="21"/>
-          <w:lang w:val="en-US"/>
-        </w:rPr>
-        <w:t>decimal</w:t>
-      </w:r>
-      <w:r>
-        <w:rPr>
-          <w:rFonts w:ascii="Consolas" w:eastAsia="Times New Roman" w:hAnsi="Consolas" w:cs="Times New Roman"/>
-          <w:color w:val="000000"/>
-          <w:sz w:val="21"/>
-          <w:szCs w:val="21"/>
-          <w:lang w:val="en-US"/>
-        </w:rPr>
-        <w:t xml:space="preserve"> </w:t>
-      </w:r>
-      <w:proofErr w:type="spellStart"/>
-      <w:r>
-        <w:rPr>
-          <w:rFonts w:ascii="Consolas" w:eastAsia="Times New Roman" w:hAnsi="Consolas" w:cs="Times New Roman"/>
-          <w:color w:val="A22889"/>
-          <w:sz w:val="21"/>
-          <w:szCs w:val="21"/>
-          <w:lang w:val="en-US"/>
-        </w:rPr>
-        <w:t>weight_kg</w:t>
-      </w:r>
-      <w:proofErr w:type="spellEnd"/>
-    </w:p>
-    <w:p>
-      <w:pPr>
-        <w:shd w:val="clear" w:color="auto" w:fill="FFFFFE"/>
-        <w:spacing w:line="285" w:lineRule="atLeast"/>
-        <w:rPr>
-          <w:rFonts w:ascii="Consolas" w:eastAsia="Times New Roman" w:hAnsi="Consolas" w:cs="Times New Roman"/>
-          <w:color w:val="000000"/>
-          <w:sz w:val="21"/>
-          <w:szCs w:val="21"/>
-          <w:lang w:val="en-US"/>
-        </w:rPr>
-      </w:pPr>
-      <w:r>
-        <w:rPr>
-          <w:rFonts w:ascii="Consolas" w:eastAsia="Times New Roman" w:hAnsi="Consolas" w:cs="Times New Roman"/>
-          <w:color w:val="000000"/>
-          <w:sz w:val="21"/>
-          <w:szCs w:val="21"/>
-          <w:lang w:val="en-US"/>
-        </w:rPr>
-        <w:t xml:space="preserve">        </w:t>
-      </w:r>
-      <w:r>
-        <w:rPr>
-          <w:rFonts w:ascii="Consolas" w:eastAsia="Times New Roman" w:hAnsi="Consolas" w:cs="Times New Roman"/>
-          <w:color w:val="A22889"/>
-          <w:sz w:val="21"/>
-          <w:szCs w:val="21"/>
-          <w:lang w:val="en-US"/>
-        </w:rPr>
-        <w:t>string</w:t>
-      </w:r>
-      <w:r>
-        <w:rPr>
-          <w:rFonts w:ascii="Consolas" w:eastAsia="Times New Roman" w:hAnsi="Consolas" w:cs="Times New Roman"/>
-          <w:color w:val="000000"/>
-          <w:sz w:val="21"/>
-          <w:szCs w:val="21"/>
-          <w:lang w:val="en-US"/>
-        </w:rPr>
-        <w:t xml:space="preserve"> </w:t>
-      </w:r>
-      <w:r>
-        <w:rPr>
-          <w:rFonts w:ascii="Consolas" w:eastAsia="Times New Roman" w:hAnsi="Consolas" w:cs="Times New Roman"/>
-          <w:color w:val="A22889"/>
-          <w:sz w:val="21"/>
-          <w:szCs w:val="21"/>
-          <w:lang w:val="en-US"/>
-        </w:rPr>
-        <w:t>note</w:t>
-      </w:r>
-    </w:p>
-    <w:p>
-      <w:pPr>
-        <w:shd w:val="clear" w:color="auto" w:fill="FFFFFE"/>
-        <w:spacing w:line="285" w:lineRule="atLeast"/>
-        <w:rPr>
-          <w:rFonts w:ascii="Consolas" w:eastAsia="Times New Roman" w:hAnsi="Consolas" w:cs="Times New Roman"/>
-          <w:color w:val="000000"/>
-          <w:sz w:val="21"/>
-          <w:szCs w:val="21"/>
-          <w:lang w:val="en-US"/>
-        </w:rPr>
-      </w:pPr>
-      <w:r>
-        <w:rPr>
-          <w:rFonts w:ascii="Consolas" w:eastAsia="Times New Roman" w:hAnsi="Consolas" w:cs="Times New Roman"/>
-          <w:color w:val="000000"/>
-          <w:sz w:val="21"/>
-          <w:szCs w:val="21"/>
-          <w:lang w:val="en-US"/>
-        </w:rPr>
-        <w:t xml:space="preserve">        </w:t>
-      </w:r>
-      <w:r>
-        <w:rPr>
-          <w:rFonts w:ascii="Consolas" w:eastAsia="Times New Roman" w:hAnsi="Consolas" w:cs="Times New Roman"/>
-          <w:color w:val="A22889"/>
-          <w:sz w:val="21"/>
-          <w:szCs w:val="21"/>
-          <w:lang w:val="en-US"/>
-        </w:rPr>
-        <w:t>timestamp</w:t>
-      </w:r>
-      <w:r>
-        <w:rPr>
-          <w:rFonts w:ascii="Consolas" w:eastAsia="Times New Roman" w:hAnsi="Consolas" w:cs="Times New Roman"/>
-          <w:color w:val="000000"/>
-          <w:sz w:val="21"/>
-          <w:szCs w:val="21"/>
-          <w:lang w:val="en-US"/>
-        </w:rPr>
-        <w:t xml:space="preserve"> </w:t>
-      </w:r>
-      <w:proofErr w:type="spellStart"/>
-      <w:r>
-        <w:rPr>
-          <w:rFonts w:ascii="Consolas" w:eastAsia="Times New Roman" w:hAnsi="Consolas" w:cs="Times New Roman"/>
-          <w:color w:val="A22889"/>
-          <w:sz w:val="21"/>
-          <w:szCs w:val="21"/>
-          <w:lang w:val="en-US"/>
-        </w:rPr>
-        <w:t>created_at</w:t>
-      </w:r>
-      <w:proofErr w:type="spellEnd"/>
-    </w:p>
-    <w:p>
-      <w:pPr>
-        <w:shd w:val="clear" w:color="auto" w:fill="FFFFFE"/>
-        <w:spacing w:line="285" w:lineRule="atLeast"/>
-        <w:rPr>
-          <w:rFonts w:ascii="Consolas" w:eastAsia="Times New Roman" w:hAnsi="Consolas" w:cs="Times New Roman"/>
-          <w:color w:val="000000"/>
-          <w:sz w:val="21"/>
-          <w:szCs w:val="21"/>
-          <w:lang w:val="en-US"/>
-        </w:rPr>
-      </w:pPr>
-      <w:r>
-        <w:rPr>
-          <w:rFonts w:ascii="Consolas" w:eastAsia="Times New Roman" w:hAnsi="Consolas" w:cs="Times New Roman"/>
-          <w:color w:val="000000"/>
-          <w:sz w:val="21"/>
-          <w:szCs w:val="21"/>
-          <w:lang w:val="en-US"/>
-        </w:rPr>
-        <w:t>    }</w:t>
-      </w:r>
-    </w:p>
-    <w:p>
-      <w:pPr>
-        <w:shd w:val="clear" w:color="auto" w:fill="FFFFFE"/>
-        <w:spacing w:line="285" w:lineRule="atLeast"/>
-        <w:rPr>
-          <w:rFonts w:ascii="Consolas" w:eastAsia="Times New Roman" w:hAnsi="Consolas" w:cs="Times New Roman"/>
-          <w:color w:val="000000"/>
-          <w:sz w:val="21"/>
-          <w:szCs w:val="21"/>
-          <w:lang w:val="en-US"/>
-        </w:rPr>
-      </w:pPr>
-    </w:p>
-    <w:p>
-      <w:pPr>
-        <w:shd w:val="clear" w:color="auto" w:fill="FFFFFE"/>
-        <w:spacing w:line="285" w:lineRule="atLeast"/>
-        <w:rPr>
-          <w:rFonts w:ascii="Consolas" w:eastAsia="Times New Roman" w:hAnsi="Consolas" w:cs="Times New Roman"/>
-          <w:color w:val="000000"/>
-          <w:sz w:val="21"/>
-          <w:szCs w:val="21"/>
-          <w:lang w:val="en-US"/>
-        </w:rPr>
-      </w:pPr>
-      <w:r>
-        <w:rPr>
-          <w:rFonts w:ascii="Consolas" w:eastAsia="Times New Roman" w:hAnsi="Consolas" w:cs="Times New Roman"/>
-          <w:color w:val="000000"/>
-          <w:sz w:val="21"/>
-          <w:szCs w:val="21"/>
-          <w:lang w:val="en-US"/>
-        </w:rPr>
-        <w:t xml:space="preserve">    </w:t>
-      </w:r>
-      <w:r>
-        <w:rPr>
-          <w:rFonts w:ascii="Consolas" w:eastAsia="Times New Roman" w:hAnsi="Consolas" w:cs="Times New Roman"/>
-          <w:color w:val="A22889"/>
-          <w:sz w:val="21"/>
-          <w:szCs w:val="21"/>
-          <w:lang w:val="en-US"/>
-        </w:rPr>
-        <w:t>USERS</w:t>
-      </w:r>
-      <w:r>
-        <w:rPr>
-          <w:rFonts w:ascii="Consolas" w:eastAsia="Times New Roman" w:hAnsi="Consolas" w:cs="Times New Roman"/>
-          <w:color w:val="000000"/>
-          <w:sz w:val="21"/>
-          <w:szCs w:val="21"/>
-          <w:lang w:val="en-US"/>
-        </w:rPr>
-        <w:t xml:space="preserve"> ||</w:t>
-      </w:r>
-      <w:r>
-        <w:rPr>
-          <w:rFonts w:ascii="Consolas" w:eastAsia="Times New Roman" w:hAnsi="Consolas" w:cs="Times New Roman"/>
-          <w:color w:val="A22889"/>
-          <w:sz w:val="21"/>
-          <w:szCs w:val="21"/>
-          <w:lang w:val="en-US"/>
-        </w:rPr>
-        <w:t>--</w:t>
-      </w:r>
-      <w:r>
-        <w:rPr>
-          <w:rFonts w:ascii="Consolas" w:eastAsia="Times New Roman" w:hAnsi="Consolas" w:cs="Times New Roman"/>
-          <w:color w:val="000000"/>
-          <w:sz w:val="21"/>
-          <w:szCs w:val="21"/>
-          <w:lang w:val="en-US"/>
-        </w:rPr>
-        <w:t xml:space="preserve">|| </w:t>
-      </w:r>
-      <w:r>
-        <w:rPr>
-          <w:rFonts w:ascii="Consolas" w:eastAsia="Times New Roman" w:hAnsi="Consolas" w:cs="Times New Roman"/>
-          <w:color w:val="A22889"/>
-          <w:sz w:val="21"/>
-          <w:szCs w:val="21"/>
-          <w:lang w:val="en-US"/>
-        </w:rPr>
-        <w:t>PROFILES</w:t>
-      </w:r>
-      <w:r>
-        <w:rPr>
-          <w:rFonts w:ascii="Consolas" w:eastAsia="Times New Roman" w:hAnsi="Consolas" w:cs="Times New Roman"/>
-          <w:color w:val="000000"/>
-          <w:sz w:val="21"/>
-          <w:szCs w:val="21"/>
-          <w:lang w:val="en-US"/>
-        </w:rPr>
-        <w:t xml:space="preserve"> : </w:t>
-      </w:r>
-      <w:r>
-        <w:rPr>
-          <w:rFonts w:ascii="Consolas" w:eastAsia="Times New Roman" w:hAnsi="Consolas" w:cs="Times New Roman"/>
-          <w:color w:val="A22889"/>
-          <w:sz w:val="21"/>
-          <w:szCs w:val="21"/>
-          <w:lang w:val="en-US"/>
-        </w:rPr>
-        <w:t>has</w:t>
-      </w:r>
-    </w:p>
-    <w:p>
-      <w:pPr>
-        <w:shd w:val="clear" w:color="auto" w:fill="FFFFFE"/>
-        <w:spacing w:line="285" w:lineRule="atLeast"/>
-        <w:rPr>
-          <w:rFonts w:ascii="Consolas" w:eastAsia="Times New Roman" w:hAnsi="Consolas" w:cs="Times New Roman"/>
-          <w:color w:val="000000"/>
-          <w:sz w:val="21"/>
-          <w:szCs w:val="21"/>
-          <w:lang w:val="en-US"/>
-        </w:rPr>
-      </w:pPr>
-      <w:r>
-        <w:rPr>
-          <w:rFonts w:ascii="Consolas" w:eastAsia="Times New Roman" w:hAnsi="Consolas" w:cs="Times New Roman"/>
-          <w:color w:val="000000"/>
-          <w:sz w:val="21"/>
-          <w:szCs w:val="21"/>
-          <w:lang w:val="en-US"/>
-        </w:rPr>
-        <w:t xml:space="preserve">    </w:t>
-      </w:r>
-      <w:r>
-        <w:rPr>
-          <w:rFonts w:ascii="Consolas" w:eastAsia="Times New Roman" w:hAnsi="Consolas" w:cs="Times New Roman"/>
-          <w:color w:val="A22889"/>
-          <w:sz w:val="21"/>
-          <w:szCs w:val="21"/>
-          <w:lang w:val="en-US"/>
-        </w:rPr>
-        <w:t>USERS</w:t>
-      </w:r>
-      <w:r>
-        <w:rPr>
-          <w:rFonts w:ascii="Consolas" w:eastAsia="Times New Roman" w:hAnsi="Consolas" w:cs="Times New Roman"/>
-          <w:color w:val="000000"/>
-          <w:sz w:val="21"/>
-          <w:szCs w:val="21"/>
-          <w:lang w:val="en-US"/>
-        </w:rPr>
-        <w:t xml:space="preserve"> ||</w:t>
-      </w:r>
-      <w:r>
-        <w:rPr>
-          <w:rFonts w:ascii="Consolas" w:eastAsia="Times New Roman" w:hAnsi="Consolas" w:cs="Times New Roman"/>
-          <w:color w:val="A22889"/>
-          <w:sz w:val="21"/>
-          <w:szCs w:val="21"/>
-          <w:lang w:val="en-US"/>
-        </w:rPr>
-        <w:t>--o</w:t>
-      </w:r>
-      <w:r>
-        <w:rPr>
-          <w:rFonts w:ascii="Consolas" w:eastAsia="Times New Roman" w:hAnsi="Consolas" w:cs="Times New Roman"/>
-          <w:color w:val="000000"/>
-          <w:sz w:val="21"/>
-          <w:szCs w:val="21"/>
-          <w:lang w:val="en-US"/>
-        </w:rPr>
-        <w:t xml:space="preserve">{ </w:t>
-      </w:r>
-      <w:r>
-        <w:rPr>
-          <w:rFonts w:ascii="Consolas" w:eastAsia="Times New Roman" w:hAnsi="Consolas" w:cs="Times New Roman"/>
-          <w:color w:val="A22889"/>
-          <w:sz w:val="21"/>
-          <w:szCs w:val="21"/>
-          <w:lang w:val="en-US"/>
-        </w:rPr>
-        <w:t>MEALS</w:t>
-      </w:r>
-      <w:r>
-        <w:rPr>
-          <w:rFonts w:ascii="Consolas" w:eastAsia="Times New Roman" w:hAnsi="Consolas" w:cs="Times New Roman"/>
-          <w:color w:val="000000"/>
-          <w:sz w:val="21"/>
-          <w:szCs w:val="21"/>
-          <w:lang w:val="en-US"/>
-        </w:rPr>
-        <w:t xml:space="preserve"> : </w:t>
-      </w:r>
-      <w:r>
-        <w:rPr>
-          <w:rFonts w:ascii="Consolas" w:eastAsia="Times New Roman" w:hAnsi="Consolas" w:cs="Times New Roman"/>
-          <w:color w:val="A22889"/>
-          <w:sz w:val="21"/>
-          <w:szCs w:val="21"/>
-          <w:lang w:val="en-US"/>
-        </w:rPr>
-        <w:t>creates</w:t>
-      </w:r>
-    </w:p>
-    <w:p>
-      <w:pPr>
-        <w:shd w:val="clear" w:color="auto" w:fill="FFFFFE"/>
-        <w:spacing w:line="285" w:lineRule="atLeast"/>
-        <w:rPr>
-          <w:rFonts w:ascii="Consolas" w:eastAsia="Times New Roman" w:hAnsi="Consolas" w:cs="Times New Roman"/>
-          <w:color w:val="000000"/>
-          <w:sz w:val="21"/>
-          <w:szCs w:val="21"/>
-          <w:lang w:val="en-US"/>
-        </w:rPr>
-      </w:pPr>
-      <w:r>
-        <w:rPr>
-          <w:rFonts w:ascii="Consolas" w:eastAsia="Times New Roman" w:hAnsi="Consolas" w:cs="Times New Roman"/>
-          <w:color w:val="000000"/>
-          <w:sz w:val="21"/>
-          <w:szCs w:val="21"/>
-          <w:lang w:val="en-US"/>
-        </w:rPr>
-        <w:t xml:space="preserve">    </w:t>
-      </w:r>
-      <w:r>
-        <w:rPr>
-          <w:rFonts w:ascii="Consolas" w:eastAsia="Times New Roman" w:hAnsi="Consolas" w:cs="Times New Roman"/>
-          <w:color w:val="A22889"/>
-          <w:sz w:val="21"/>
-          <w:szCs w:val="21"/>
-          <w:lang w:val="en-US"/>
-        </w:rPr>
-        <w:t>USERS</w:t>
-      </w:r>
-      <w:r>
-        <w:rPr>
-          <w:rFonts w:ascii="Consolas" w:eastAsia="Times New Roman" w:hAnsi="Consolas" w:cs="Times New Roman"/>
-          <w:color w:val="000000"/>
-          <w:sz w:val="21"/>
-          <w:szCs w:val="21"/>
-          <w:lang w:val="en-US"/>
-        </w:rPr>
-        <w:t xml:space="preserve"> ||</w:t>
-      </w:r>
-      <w:r>
-        <w:rPr>
-          <w:rFonts w:ascii="Consolas" w:eastAsia="Times New Roman" w:hAnsi="Consolas" w:cs="Times New Roman"/>
-          <w:color w:val="A22889"/>
-          <w:sz w:val="21"/>
-          <w:szCs w:val="21"/>
-          <w:lang w:val="en-US"/>
-        </w:rPr>
-        <w:t>--o</w:t>
-      </w:r>
-      <w:r>
-        <w:rPr>
-          <w:rFonts w:ascii="Consolas" w:eastAsia="Times New Roman" w:hAnsi="Consolas" w:cs="Times New Roman"/>
-          <w:color w:val="000000"/>
-          <w:sz w:val="21"/>
-          <w:szCs w:val="21"/>
-          <w:lang w:val="en-US"/>
-        </w:rPr>
-        <w:t xml:space="preserve">{ </w:t>
-      </w:r>
-      <w:r>
-        <w:rPr>
-          <w:rFonts w:ascii="Consolas" w:eastAsia="Times New Roman" w:hAnsi="Consolas" w:cs="Times New Roman"/>
-          <w:color w:val="A22889"/>
-          <w:sz w:val="21"/>
-          <w:szCs w:val="21"/>
-          <w:lang w:val="en-US"/>
-        </w:rPr>
-        <w:t>CUSTOM_PRODUCTS</w:t>
-      </w:r>
-      <w:r>
-        <w:rPr>
-          <w:rFonts w:ascii="Consolas" w:eastAsia="Times New Roman" w:hAnsi="Consolas" w:cs="Times New Roman"/>
-          <w:color w:val="000000"/>
-          <w:sz w:val="21"/>
-          <w:szCs w:val="21"/>
-          <w:lang w:val="en-US"/>
-        </w:rPr>
-        <w:t xml:space="preserve"> : </w:t>
-      </w:r>
-      <w:r>
-        <w:rPr>
-          <w:rFonts w:ascii="Consolas" w:eastAsia="Times New Roman" w:hAnsi="Consolas" w:cs="Times New Roman"/>
-          <w:color w:val="A22889"/>
-          <w:sz w:val="21"/>
-          <w:szCs w:val="21"/>
-          <w:lang w:val="en-US"/>
-        </w:rPr>
-        <w:t>creates</w:t>
-      </w:r>
-    </w:p>
-    <w:p>
-      <w:pPr>
-        <w:shd w:val="clear" w:color="auto" w:fill="FFFFFE"/>
-        <w:spacing w:line="285" w:lineRule="atLeast"/>
-        <w:rPr>
-          <w:rFonts w:ascii="Consolas" w:eastAsia="Times New Roman" w:hAnsi="Consolas" w:cs="Times New Roman"/>
-          <w:color w:val="000000"/>
-          <w:sz w:val="21"/>
-          <w:szCs w:val="21"/>
-          <w:lang w:val="en-US"/>
-        </w:rPr>
-      </w:pPr>
-      <w:r>
-        <w:rPr>
-          <w:rFonts w:ascii="Consolas" w:eastAsia="Times New Roman" w:hAnsi="Consolas" w:cs="Times New Roman"/>
-          <w:color w:val="000000"/>
-          <w:sz w:val="21"/>
-          <w:szCs w:val="21"/>
-          <w:lang w:val="en-US"/>
-        </w:rPr>
-        <w:t xml:space="preserve">    </w:t>
-      </w:r>
-      <w:r>
-        <w:rPr>
-          <w:rFonts w:ascii="Consolas" w:eastAsia="Times New Roman" w:hAnsi="Consolas" w:cs="Times New Roman"/>
-          <w:color w:val="A22889"/>
-          <w:sz w:val="21"/>
-          <w:szCs w:val="21"/>
-          <w:lang w:val="en-US"/>
-        </w:rPr>
-        <w:t>USERS</w:t>
-      </w:r>
-      <w:r>
-        <w:rPr>
-          <w:rFonts w:ascii="Consolas" w:eastAsia="Times New Roman" w:hAnsi="Consolas" w:cs="Times New Roman"/>
-          <w:color w:val="000000"/>
-          <w:sz w:val="21"/>
-          <w:szCs w:val="21"/>
-          <w:lang w:val="en-US"/>
-        </w:rPr>
-        <w:t xml:space="preserve"> ||</w:t>
-      </w:r>
-      <w:r>
-        <w:rPr>
-          <w:rFonts w:ascii="Consolas" w:eastAsia="Times New Roman" w:hAnsi="Consolas" w:cs="Times New Roman"/>
-          <w:color w:val="A22889"/>
-          <w:sz w:val="21"/>
-          <w:szCs w:val="21"/>
-          <w:lang w:val="en-US"/>
-        </w:rPr>
-        <w:t>--o</w:t>
-      </w:r>
-      <w:r>
-        <w:rPr>
-          <w:rFonts w:ascii="Consolas" w:eastAsia="Times New Roman" w:hAnsi="Consolas" w:cs="Times New Roman"/>
-          <w:color w:val="000000"/>
-          <w:sz w:val="21"/>
-          <w:szCs w:val="21"/>
-          <w:lang w:val="en-US"/>
-        </w:rPr>
-        <w:t xml:space="preserve">{ </w:t>
-      </w:r>
-      <w:r>
-        <w:rPr>
-          <w:rFonts w:ascii="Consolas" w:eastAsia="Times New Roman" w:hAnsi="Consolas" w:cs="Times New Roman"/>
-          <w:color w:val="A22889"/>
-          <w:sz w:val="21"/>
-          <w:szCs w:val="21"/>
-          <w:lang w:val="en-US"/>
-        </w:rPr>
-        <w:t>USER_DISLIKED_PRODUCTS</w:t>
-      </w:r>
-      <w:r>
-        <w:rPr>
-          <w:rFonts w:ascii="Consolas" w:eastAsia="Times New Roman" w:hAnsi="Consolas" w:cs="Times New Roman"/>
-          <w:color w:val="000000"/>
-          <w:sz w:val="21"/>
-          <w:szCs w:val="21"/>
-          <w:lang w:val="en-US"/>
-        </w:rPr>
-        <w:t xml:space="preserve"> : </w:t>
-      </w:r>
-      <w:r>
-        <w:rPr>
-          <w:rFonts w:ascii="Consolas" w:eastAsia="Times New Roman" w:hAnsi="Consolas" w:cs="Times New Roman"/>
-          <w:color w:val="A22889"/>
-          <w:sz w:val="21"/>
-          <w:szCs w:val="21"/>
-          <w:lang w:val="en-US"/>
-        </w:rPr>
-        <w:t>has</w:t>
-      </w:r>
-    </w:p>
-    <w:p>
-      <w:pPr>
-        <w:shd w:val="clear" w:color="auto" w:fill="FFFFFE"/>
-        <w:spacing w:line="285" w:lineRule="atLeast"/>
-        <w:rPr>
-          <w:rFonts w:ascii="Consolas" w:eastAsia="Times New Roman" w:hAnsi="Consolas" w:cs="Times New Roman"/>
-          <w:color w:val="000000"/>
-          <w:sz w:val="21"/>
-          <w:szCs w:val="21"/>
-          <w:lang w:val="en-US"/>
-        </w:rPr>
-      </w:pPr>
-      <w:r>
-        <w:rPr>
-          <w:rFonts w:ascii="Consolas" w:eastAsia="Times New Roman" w:hAnsi="Consolas" w:cs="Times New Roman"/>
-          <w:color w:val="000000"/>
-          <w:sz w:val="21"/>
-          <w:szCs w:val="21"/>
-          <w:lang w:val="en-US"/>
-        </w:rPr>
-        <w:t xml:space="preserve">    </w:t>
-      </w:r>
-      <w:r>
-        <w:rPr>
-          <w:rFonts w:ascii="Consolas" w:eastAsia="Times New Roman" w:hAnsi="Consolas" w:cs="Times New Roman"/>
-          <w:color w:val="A22889"/>
-          <w:sz w:val="21"/>
-          <w:szCs w:val="21"/>
-          <w:lang w:val="en-US"/>
-        </w:rPr>
-        <w:t>USERS</w:t>
-      </w:r>
-      <w:r>
-        <w:rPr>
-          <w:rFonts w:ascii="Consolas" w:eastAsia="Times New Roman" w:hAnsi="Consolas" w:cs="Times New Roman"/>
-          <w:color w:val="000000"/>
-          <w:sz w:val="21"/>
-          <w:szCs w:val="21"/>
-          <w:lang w:val="en-US"/>
-        </w:rPr>
-        <w:t xml:space="preserve"> ||</w:t>
-      </w:r>
-      <w:r>
-        <w:rPr>
-          <w:rFonts w:ascii="Consolas" w:eastAsia="Times New Roman" w:hAnsi="Consolas" w:cs="Times New Roman"/>
-          <w:color w:val="A22889"/>
-          <w:sz w:val="21"/>
-          <w:szCs w:val="21"/>
-          <w:lang w:val="en-US"/>
-        </w:rPr>
-        <w:t>--o</w:t>
-      </w:r>
-      <w:r>
-        <w:rPr>
-          <w:rFonts w:ascii="Consolas" w:eastAsia="Times New Roman" w:hAnsi="Consolas" w:cs="Times New Roman"/>
-          <w:color w:val="000000"/>
-          <w:sz w:val="21"/>
-          <w:szCs w:val="21"/>
-          <w:lang w:val="en-US"/>
-        </w:rPr>
-        <w:t xml:space="preserve">{ </w:t>
-      </w:r>
-      <w:r>
-        <w:rPr>
-          <w:rFonts w:ascii="Consolas" w:eastAsia="Times New Roman" w:hAnsi="Consolas" w:cs="Times New Roman"/>
-          <w:color w:val="A22889"/>
-          <w:sz w:val="21"/>
-          <w:szCs w:val="21"/>
-          <w:lang w:val="en-US"/>
-        </w:rPr>
-        <w:t>FAVORITE_PRODUCTS</w:t>
-      </w:r>
-      <w:r>
-        <w:rPr>
-          <w:rFonts w:ascii="Consolas" w:eastAsia="Times New Roman" w:hAnsi="Consolas" w:cs="Times New Roman"/>
-          <w:color w:val="000000"/>
-          <w:sz w:val="21"/>
-          <w:szCs w:val="21"/>
-          <w:lang w:val="en-US"/>
-        </w:rPr>
-        <w:t xml:space="preserve"> : </w:t>
-      </w:r>
-      <w:r>
-        <w:rPr>
-          <w:rFonts w:ascii="Consolas" w:eastAsia="Times New Roman" w:hAnsi="Consolas" w:cs="Times New Roman"/>
-          <w:color w:val="A22889"/>
-          <w:sz w:val="21"/>
-          <w:szCs w:val="21"/>
-          <w:lang w:val="en-US"/>
-        </w:rPr>
-        <w:t>marks</w:t>
-      </w:r>
-    </w:p>
-    <w:p>
-      <w:pPr>
-        <w:shd w:val="clear" w:color="auto" w:fill="FFFFFE"/>
-        <w:spacing w:line="285" w:lineRule="atLeast"/>
-        <w:rPr>
-          <w:rFonts w:ascii="Consolas" w:eastAsia="Times New Roman" w:hAnsi="Consolas" w:cs="Times New Roman"/>
-          <w:color w:val="000000"/>
-          <w:sz w:val="21"/>
-          <w:szCs w:val="21"/>
-          <w:lang w:val="en-US"/>
-        </w:rPr>
-      </w:pPr>
-      <w:r>
-        <w:rPr>
-          <w:rFonts w:ascii="Consolas" w:eastAsia="Times New Roman" w:hAnsi="Consolas" w:cs="Times New Roman"/>
-          <w:color w:val="000000"/>
-          <w:sz w:val="21"/>
-          <w:szCs w:val="21"/>
-          <w:lang w:val="en-US"/>
-        </w:rPr>
-        <w:t xml:space="preserve">    </w:t>
-      </w:r>
-      <w:r>
-        <w:rPr>
-          <w:rFonts w:ascii="Consolas" w:eastAsia="Times New Roman" w:hAnsi="Consolas" w:cs="Times New Roman"/>
-          <w:color w:val="A22889"/>
-          <w:sz w:val="21"/>
-          <w:szCs w:val="21"/>
-          <w:lang w:val="en-US"/>
-        </w:rPr>
-        <w:t>USERS</w:t>
-      </w:r>
-      <w:r>
-        <w:rPr>
-          <w:rFonts w:ascii="Consolas" w:eastAsia="Times New Roman" w:hAnsi="Consolas" w:cs="Times New Roman"/>
-          <w:color w:val="000000"/>
-          <w:sz w:val="21"/>
-          <w:szCs w:val="21"/>
-          <w:lang w:val="en-US"/>
-        </w:rPr>
-        <w:t xml:space="preserve"> ||</w:t>
-      </w:r>
-      <w:r>
-        <w:rPr>
-          <w:rFonts w:ascii="Consolas" w:eastAsia="Times New Roman" w:hAnsi="Consolas" w:cs="Times New Roman"/>
-          <w:color w:val="A22889"/>
-          <w:sz w:val="21"/>
-          <w:szCs w:val="21"/>
-          <w:lang w:val="en-US"/>
-        </w:rPr>
-        <w:t>--o</w:t>
-      </w:r>
-      <w:r>
-        <w:rPr>
-          <w:rFonts w:ascii="Consolas" w:eastAsia="Times New Roman" w:hAnsi="Consolas" w:cs="Times New Roman"/>
-          <w:color w:val="000000"/>
-          <w:sz w:val="21"/>
-          <w:szCs w:val="21"/>
-          <w:lang w:val="en-US"/>
-        </w:rPr>
-        <w:t xml:space="preserve">{ </w:t>
-      </w:r>
-      <w:r>
-        <w:rPr>
-          <w:rFonts w:ascii="Consolas" w:eastAsia="Times New Roman" w:hAnsi="Consolas" w:cs="Times New Roman"/>
-          <w:color w:val="A22889"/>
-          <w:sz w:val="21"/>
-          <w:szCs w:val="21"/>
-          <w:lang w:val="en-US"/>
-        </w:rPr>
-        <w:t>USER_USDA_FAVORITES</w:t>
-      </w:r>
-      <w:r>
-        <w:rPr>
-          <w:rFonts w:ascii="Consolas" w:eastAsia="Times New Roman" w:hAnsi="Consolas" w:cs="Times New Roman"/>
-          <w:color w:val="000000"/>
-          <w:sz w:val="21"/>
-          <w:szCs w:val="21"/>
-          <w:lang w:val="en-US"/>
-        </w:rPr>
-        <w:t xml:space="preserve"> : </w:t>
-      </w:r>
-      <w:r>
-        <w:rPr>
-          <w:rFonts w:ascii="Consolas" w:eastAsia="Times New Roman" w:hAnsi="Consolas" w:cs="Times New Roman"/>
-          <w:color w:val="A22889"/>
-          <w:sz w:val="21"/>
-          <w:szCs w:val="21"/>
-          <w:lang w:val="en-US"/>
-        </w:rPr>
-        <w:t>marks</w:t>
-      </w:r>
-    </w:p>
-    <w:p>
-      <w:pPr>
-        <w:shd w:val="clear" w:color="auto" w:fill="FFFFFE"/>
-        <w:spacing w:line="285" w:lineRule="atLeast"/>
-        <w:rPr>
-          <w:rFonts w:ascii="Consolas" w:eastAsia="Times New Roman" w:hAnsi="Consolas" w:cs="Times New Roman"/>
-          <w:color w:val="000000"/>
-          <w:sz w:val="21"/>
-          <w:szCs w:val="21"/>
-          <w:lang w:val="en-US"/>
-        </w:rPr>
-      </w:pPr>
-      <w:r>
-        <w:rPr>
-          <w:rFonts w:ascii="Consolas" w:eastAsia="Times New Roman" w:hAnsi="Consolas" w:cs="Times New Roman"/>
-          <w:color w:val="000000"/>
-          <w:sz w:val="21"/>
-          <w:szCs w:val="21"/>
-          <w:lang w:val="en-US"/>
-        </w:rPr>
-        <w:t xml:space="preserve">    </w:t>
-      </w:r>
-      <w:r>
-        <w:rPr>
-          <w:rFonts w:ascii="Consolas" w:eastAsia="Times New Roman" w:hAnsi="Consolas" w:cs="Times New Roman"/>
-          <w:color w:val="A22889"/>
-          <w:sz w:val="21"/>
-          <w:szCs w:val="21"/>
-          <w:lang w:val="en-US"/>
-        </w:rPr>
-        <w:t>USERS</w:t>
-      </w:r>
-      <w:r>
-        <w:rPr>
-          <w:rFonts w:ascii="Consolas" w:eastAsia="Times New Roman" w:hAnsi="Consolas" w:cs="Times New Roman"/>
-          <w:color w:val="000000"/>
-          <w:sz w:val="21"/>
-          <w:szCs w:val="21"/>
-          <w:lang w:val="en-US"/>
-        </w:rPr>
-        <w:t xml:space="preserve"> ||</w:t>
-      </w:r>
-      <w:r>
-        <w:rPr>
-          <w:rFonts w:ascii="Consolas" w:eastAsia="Times New Roman" w:hAnsi="Consolas" w:cs="Times New Roman"/>
-          <w:color w:val="A22889"/>
-          <w:sz w:val="21"/>
-          <w:szCs w:val="21"/>
-          <w:lang w:val="en-US"/>
-        </w:rPr>
-        <w:t>--o</w:t>
-      </w:r>
-      <w:r>
-        <w:rPr>
-          <w:rFonts w:ascii="Consolas" w:eastAsia="Times New Roman" w:hAnsi="Consolas" w:cs="Times New Roman"/>
-          <w:color w:val="000000"/>
-          <w:sz w:val="21"/>
-          <w:szCs w:val="21"/>
-          <w:lang w:val="en-US"/>
-        </w:rPr>
-        <w:t xml:space="preserve">{ </w:t>
-      </w:r>
-      <w:r>
-        <w:rPr>
-          <w:rFonts w:ascii="Consolas" w:eastAsia="Times New Roman" w:hAnsi="Consolas" w:cs="Times New Roman"/>
-          <w:color w:val="A22889"/>
-          <w:sz w:val="21"/>
-          <w:szCs w:val="21"/>
-          <w:lang w:val="en-US"/>
-        </w:rPr>
-        <w:t>WEIGHT_MEASUREMENTS</w:t>
-      </w:r>
-      <w:r>
-        <w:rPr>
-          <w:rFonts w:ascii="Consolas" w:eastAsia="Times New Roman" w:hAnsi="Consolas" w:cs="Times New Roman"/>
-          <w:color w:val="000000"/>
-          <w:sz w:val="21"/>
-          <w:szCs w:val="21"/>
-          <w:lang w:val="en-US"/>
-        </w:rPr>
-        <w:t xml:space="preserve"> : </w:t>
-      </w:r>
-      <w:r>
-        <w:rPr>
-          <w:rFonts w:ascii="Consolas" w:eastAsia="Times New Roman" w:hAnsi="Consolas" w:cs="Times New Roman"/>
-          <w:color w:val="A22889"/>
-          <w:sz w:val="21"/>
-          <w:szCs w:val="21"/>
-          <w:lang w:val="en-US"/>
-        </w:rPr>
-        <w:t>tracks</w:t>
-      </w:r>
-    </w:p>
-    <w:p>
-      <w:pPr>
-        <w:shd w:val="clear" w:color="auto" w:fill="FFFFFE"/>
-        <w:spacing w:line="285" w:lineRule="atLeast"/>
-        <w:rPr>
-          <w:rFonts w:ascii="Consolas" w:eastAsia="Times New Roman" w:hAnsi="Consolas" w:cs="Times New Roman"/>
-          <w:color w:val="000000"/>
-          <w:sz w:val="21"/>
-          <w:szCs w:val="21"/>
-          <w:lang w:val="en-US"/>
-        </w:rPr>
-      </w:pPr>
-      <w:r>
-        <w:rPr>
-          <w:rFonts w:ascii="Consolas" w:eastAsia="Times New Roman" w:hAnsi="Consolas" w:cs="Times New Roman"/>
-          <w:color w:val="000000"/>
-          <w:sz w:val="21"/>
-          <w:szCs w:val="21"/>
-          <w:lang w:val="en-US"/>
-        </w:rPr>
-        <w:t xml:space="preserve">    </w:t>
-      </w:r>
-      <w:r>
-        <w:rPr>
-          <w:rFonts w:ascii="Consolas" w:eastAsia="Times New Roman" w:hAnsi="Consolas" w:cs="Times New Roman"/>
-          <w:color w:val="A22889"/>
-          <w:sz w:val="21"/>
-          <w:szCs w:val="21"/>
-          <w:lang w:val="en-US"/>
-        </w:rPr>
-        <w:t>MEALS</w:t>
-      </w:r>
-      <w:r>
-        <w:rPr>
-          <w:rFonts w:ascii="Consolas" w:eastAsia="Times New Roman" w:hAnsi="Consolas" w:cs="Times New Roman"/>
-          <w:color w:val="000000"/>
-          <w:sz w:val="21"/>
-          <w:szCs w:val="21"/>
-          <w:lang w:val="en-US"/>
-        </w:rPr>
-        <w:t xml:space="preserve"> ||</w:t>
-      </w:r>
-      <w:r>
-        <w:rPr>
-          <w:rFonts w:ascii="Consolas" w:eastAsia="Times New Roman" w:hAnsi="Consolas" w:cs="Times New Roman"/>
-          <w:color w:val="A22889"/>
-          <w:sz w:val="21"/>
-          <w:szCs w:val="21"/>
-          <w:lang w:val="en-US"/>
-        </w:rPr>
-        <w:t>--o</w:t>
-      </w:r>
-      <w:r>
-        <w:rPr>
-          <w:rFonts w:ascii="Consolas" w:eastAsia="Times New Roman" w:hAnsi="Consolas" w:cs="Times New Roman"/>
-          <w:color w:val="000000"/>
-          <w:sz w:val="21"/>
-          <w:szCs w:val="21"/>
-          <w:lang w:val="en-US"/>
-        </w:rPr>
-        <w:t xml:space="preserve">{ </w:t>
-      </w:r>
-      <w:r>
-        <w:rPr>
-          <w:rFonts w:ascii="Consolas" w:eastAsia="Times New Roman" w:hAnsi="Consolas" w:cs="Times New Roman"/>
-          <w:color w:val="A22889"/>
-          <w:sz w:val="21"/>
-          <w:szCs w:val="21"/>
-          <w:lang w:val="en-US"/>
-        </w:rPr>
-        <w:t>MEAL_ENTRIES</w:t>
-      </w:r>
-      <w:r>
-        <w:rPr>
-          <w:rFonts w:ascii="Consolas" w:eastAsia="Times New Roman" w:hAnsi="Consolas" w:cs="Times New Roman"/>
-          <w:color w:val="000000"/>
-          <w:sz w:val="21"/>
-          <w:szCs w:val="21"/>
-          <w:lang w:val="en-US"/>
-        </w:rPr>
-        <w:t xml:space="preserve"> : </w:t>
-      </w:r>
-      <w:r>
-        <w:rPr>
-          <w:rFonts w:ascii="Consolas" w:eastAsia="Times New Roman" w:hAnsi="Consolas" w:cs="Times New Roman"/>
-          <w:color w:val="A22889"/>
-          <w:sz w:val="21"/>
-          <w:szCs w:val="21"/>
-          <w:lang w:val="en-US"/>
-        </w:rPr>
-        <w:t>contains</w:t>
-      </w:r>
-    </w:p>
-    <w:p>
-      <w:pPr>
-        <w:shd w:val="clear" w:color="auto" w:fill="FFFFFE"/>
-        <w:spacing w:line="285" w:lineRule="atLeast"/>
-        <w:rPr>
-          <w:rFonts w:ascii="Consolas" w:eastAsia="Times New Roman" w:hAnsi="Consolas" w:cs="Times New Roman"/>
-          <w:color w:val="000000"/>
-          <w:sz w:val="21"/>
-          <w:szCs w:val="21"/>
-          <w:lang w:val="en-US"/>
-        </w:rPr>
-      </w:pPr>
-      <w:r>
-        <w:rPr>
-          <w:rFonts w:ascii="Consolas" w:eastAsia="Times New Roman" w:hAnsi="Consolas" w:cs="Times New Roman"/>
-          <w:color w:val="000000"/>
-          <w:sz w:val="21"/>
-          <w:szCs w:val="21"/>
-          <w:lang w:val="en-US"/>
-        </w:rPr>
-        <w:t xml:space="preserve">    </w:t>
-      </w:r>
-      <w:r>
-        <w:rPr>
-          <w:rFonts w:ascii="Consolas" w:eastAsia="Times New Roman" w:hAnsi="Consolas" w:cs="Times New Roman"/>
-          <w:color w:val="A22889"/>
-          <w:sz w:val="21"/>
-          <w:szCs w:val="21"/>
-          <w:lang w:val="en-US"/>
-        </w:rPr>
-        <w:t>USDA_PRODUCTS</w:t>
-      </w:r>
-      <w:r>
-        <w:rPr>
-          <w:rFonts w:ascii="Consolas" w:eastAsia="Times New Roman" w:hAnsi="Consolas" w:cs="Times New Roman"/>
-          <w:color w:val="000000"/>
-          <w:sz w:val="21"/>
-          <w:szCs w:val="21"/>
-          <w:lang w:val="en-US"/>
-        </w:rPr>
-        <w:t xml:space="preserve"> ||</w:t>
-      </w:r>
-      <w:r>
-        <w:rPr>
-          <w:rFonts w:ascii="Consolas" w:eastAsia="Times New Roman" w:hAnsi="Consolas" w:cs="Times New Roman"/>
-          <w:color w:val="A22889"/>
-          <w:sz w:val="21"/>
-          <w:szCs w:val="21"/>
-          <w:lang w:val="en-US"/>
-        </w:rPr>
-        <w:t>--o</w:t>
-      </w:r>
-      <w:r>
-        <w:rPr>
-          <w:rFonts w:ascii="Consolas" w:eastAsia="Times New Roman" w:hAnsi="Consolas" w:cs="Times New Roman"/>
-          <w:color w:val="000000"/>
-          <w:sz w:val="21"/>
-          <w:szCs w:val="21"/>
-          <w:lang w:val="en-US"/>
-        </w:rPr>
-        <w:t xml:space="preserve">{ </w:t>
-      </w:r>
-      <w:r>
-        <w:rPr>
-          <w:rFonts w:ascii="Consolas" w:eastAsia="Times New Roman" w:hAnsi="Consolas" w:cs="Times New Roman"/>
-          <w:color w:val="A22889"/>
-          <w:sz w:val="21"/>
-          <w:szCs w:val="21"/>
-          <w:lang w:val="en-US"/>
-        </w:rPr>
-        <w:t>MEAL_ENTRIES</w:t>
-      </w:r>
-      <w:r>
-        <w:rPr>
-          <w:rFonts w:ascii="Consolas" w:eastAsia="Times New Roman" w:hAnsi="Consolas" w:cs="Times New Roman"/>
-          <w:color w:val="000000"/>
-          <w:sz w:val="21"/>
-          <w:szCs w:val="21"/>
-          <w:lang w:val="en-US"/>
-        </w:rPr>
-        <w:t xml:space="preserve"> : </w:t>
-      </w:r>
-      <w:proofErr w:type="spellStart"/>
-      <w:r>
-        <w:rPr>
-          <w:rFonts w:ascii="Consolas" w:eastAsia="Times New Roman" w:hAnsi="Consolas" w:cs="Times New Roman"/>
-          <w:color w:val="A22889"/>
-          <w:sz w:val="21"/>
-          <w:szCs w:val="21"/>
-          <w:lang w:val="en-US"/>
-        </w:rPr>
-        <w:t>referenced_by</w:t>
-      </w:r>
-      <w:proofErr w:type="spellEnd"/>
-    </w:p>
-    <w:p>
-      <w:pPr>
-        <w:shd w:val="clear" w:color="auto" w:fill="FFFFFE"/>
-        <w:spacing w:line="285" w:lineRule="atLeast"/>
-        <w:rPr>
-          <w:rFonts w:ascii="Consolas" w:eastAsia="Times New Roman" w:hAnsi="Consolas" w:cs="Times New Roman"/>
-          <w:color w:val="000000"/>
-          <w:sz w:val="21"/>
-          <w:szCs w:val="21"/>
-          <w:lang w:val="en-US"/>
-        </w:rPr>
-      </w:pPr>
-      <w:r>
-        <w:rPr>
-          <w:rFonts w:ascii="Consolas" w:eastAsia="Times New Roman" w:hAnsi="Consolas" w:cs="Times New Roman"/>
-          <w:color w:val="000000"/>
-          <w:sz w:val="21"/>
-          <w:szCs w:val="21"/>
-          <w:lang w:val="en-US"/>
-        </w:rPr>
-        <w:t xml:space="preserve">    </w:t>
-      </w:r>
-      <w:r>
-        <w:rPr>
-          <w:rFonts w:ascii="Consolas" w:eastAsia="Times New Roman" w:hAnsi="Consolas" w:cs="Times New Roman"/>
-          <w:color w:val="A22889"/>
-          <w:sz w:val="21"/>
-          <w:szCs w:val="21"/>
-          <w:lang w:val="en-US"/>
-        </w:rPr>
-        <w:t>CUSTOM_PRODUCTS</w:t>
-      </w:r>
-      <w:r>
-        <w:rPr>
-          <w:rFonts w:ascii="Consolas" w:eastAsia="Times New Roman" w:hAnsi="Consolas" w:cs="Times New Roman"/>
-          <w:color w:val="000000"/>
-          <w:sz w:val="21"/>
-          <w:szCs w:val="21"/>
-          <w:lang w:val="en-US"/>
-        </w:rPr>
-        <w:t xml:space="preserve"> ||</w:t>
-      </w:r>
-      <w:r>
-        <w:rPr>
-          <w:rFonts w:ascii="Consolas" w:eastAsia="Times New Roman" w:hAnsi="Consolas" w:cs="Times New Roman"/>
-          <w:color w:val="A22889"/>
-          <w:sz w:val="21"/>
-          <w:szCs w:val="21"/>
-          <w:lang w:val="en-US"/>
-        </w:rPr>
-        <w:t>--o</w:t>
-      </w:r>
-      <w:r>
-        <w:rPr>
-          <w:rFonts w:ascii="Consolas" w:eastAsia="Times New Roman" w:hAnsi="Consolas" w:cs="Times New Roman"/>
-          <w:color w:val="000000"/>
-          <w:sz w:val="21"/>
-          <w:szCs w:val="21"/>
-          <w:lang w:val="en-US"/>
-        </w:rPr>
-        <w:t xml:space="preserve">{ </w:t>
-      </w:r>
-      <w:r>
-        <w:rPr>
-          <w:rFonts w:ascii="Consolas" w:eastAsia="Times New Roman" w:hAnsi="Consolas" w:cs="Times New Roman"/>
-          <w:color w:val="A22889"/>
-          <w:sz w:val="21"/>
-          <w:szCs w:val="21"/>
-          <w:lang w:val="en-US"/>
-        </w:rPr>
-        <w:t>MEAL_ENTRIES</w:t>
-      </w:r>
-      <w:r>
-        <w:rPr>
-          <w:rFonts w:ascii="Consolas" w:eastAsia="Times New Roman" w:hAnsi="Consolas" w:cs="Times New Roman"/>
-          <w:color w:val="000000"/>
-          <w:sz w:val="21"/>
-          <w:szCs w:val="21"/>
-          <w:lang w:val="en-US"/>
-        </w:rPr>
-        <w:t xml:space="preserve"> : </w:t>
-      </w:r>
-      <w:proofErr w:type="spellStart"/>
-      <w:r>
-        <w:rPr>
-          <w:rFonts w:ascii="Consolas" w:eastAsia="Times New Roman" w:hAnsi="Consolas" w:cs="Times New Roman"/>
-          <w:color w:val="A22889"/>
-          <w:sz w:val="21"/>
-          <w:szCs w:val="21"/>
-          <w:lang w:val="en-US"/>
-        </w:rPr>
-        <w:t>referenced_by</w:t>
-      </w:r>
-      <w:proofErr w:type="spellEnd"/>
-    </w:p>
-    <w:p>
-      <w:pPr>
-        <w:shd w:val="clear" w:color="auto" w:fill="FFFFFE"/>
-        <w:spacing w:line="285" w:lineRule="atLeast"/>
-        <w:rPr>
-          <w:rFonts w:ascii="Consolas" w:eastAsia="Times New Roman" w:hAnsi="Consolas" w:cs="Times New Roman"/>
-          <w:color w:val="000000"/>
-          <w:sz w:val="21"/>
-          <w:szCs w:val="21"/>
-          <w:lang w:val="en-US"/>
-        </w:rPr>
-      </w:pPr>
-      <w:r>
-        <w:rPr>
-          <w:rFonts w:ascii="Consolas" w:eastAsia="Times New Roman" w:hAnsi="Consolas" w:cs="Times New Roman"/>
-          <w:color w:val="000000"/>
-          <w:sz w:val="21"/>
-          <w:szCs w:val="21"/>
-          <w:lang w:val="en-US"/>
-        </w:rPr>
-        <w:lastRenderedPageBreak/>
-        <w:t xml:space="preserve">    </w:t>
-      </w:r>
-      <w:r>
-        <w:rPr>
-          <w:rFonts w:ascii="Consolas" w:eastAsia="Times New Roman" w:hAnsi="Consolas" w:cs="Times New Roman"/>
-          <w:color w:val="A22889"/>
-          <w:sz w:val="21"/>
-          <w:szCs w:val="21"/>
-          <w:lang w:val="en-US"/>
-        </w:rPr>
-        <w:t>PRODUCTS</w:t>
-      </w:r>
-      <w:r>
-        <w:rPr>
-          <w:rFonts w:ascii="Consolas" w:eastAsia="Times New Roman" w:hAnsi="Consolas" w:cs="Times New Roman"/>
-          <w:color w:val="000000"/>
-          <w:sz w:val="21"/>
-          <w:szCs w:val="21"/>
-          <w:lang w:val="en-US"/>
-        </w:rPr>
-        <w:t xml:space="preserve"> ||</w:t>
-      </w:r>
-      <w:r>
-        <w:rPr>
-          <w:rFonts w:ascii="Consolas" w:eastAsia="Times New Roman" w:hAnsi="Consolas" w:cs="Times New Roman"/>
-          <w:color w:val="A22889"/>
-          <w:sz w:val="21"/>
-          <w:szCs w:val="21"/>
-          <w:lang w:val="en-US"/>
-        </w:rPr>
-        <w:t>--o</w:t>
-      </w:r>
-      <w:r>
-        <w:rPr>
-          <w:rFonts w:ascii="Consolas" w:eastAsia="Times New Roman" w:hAnsi="Consolas" w:cs="Times New Roman"/>
-          <w:color w:val="000000"/>
-          <w:sz w:val="21"/>
-          <w:szCs w:val="21"/>
-          <w:lang w:val="en-US"/>
-        </w:rPr>
-        <w:t xml:space="preserve">{ </w:t>
-      </w:r>
-      <w:r>
-        <w:rPr>
-          <w:rFonts w:ascii="Consolas" w:eastAsia="Times New Roman" w:hAnsi="Consolas" w:cs="Times New Roman"/>
-          <w:color w:val="A22889"/>
-          <w:sz w:val="21"/>
-          <w:szCs w:val="21"/>
-          <w:lang w:val="en-US"/>
-        </w:rPr>
-        <w:t>FAVORITE_PRODUCTS</w:t>
-      </w:r>
-      <w:r>
-        <w:rPr>
-          <w:rFonts w:ascii="Consolas" w:eastAsia="Times New Roman" w:hAnsi="Consolas" w:cs="Times New Roman"/>
-          <w:color w:val="000000"/>
-          <w:sz w:val="21"/>
-          <w:szCs w:val="21"/>
-          <w:lang w:val="en-US"/>
-        </w:rPr>
-        <w:t xml:space="preserve"> : </w:t>
-      </w:r>
-      <w:proofErr w:type="spellStart"/>
-      <w:r>
-        <w:rPr>
-          <w:rFonts w:ascii="Consolas" w:eastAsia="Times New Roman" w:hAnsi="Consolas" w:cs="Times New Roman"/>
-          <w:color w:val="A22889"/>
-          <w:sz w:val="21"/>
-          <w:szCs w:val="21"/>
-          <w:lang w:val="en-US"/>
-        </w:rPr>
-        <w:t>included_in</w:t>
-      </w:r>
-      <w:proofErr w:type="spellEnd"/>
-    </w:p>
-    <w:p>
-      <w:pPr>
-        <w:shd w:val="clear" w:color="auto" w:fill="FFFFFE"/>
-        <w:spacing w:line="285" w:lineRule="atLeast"/>
-        <w:rPr>
-          <w:rFonts w:ascii="Consolas" w:eastAsia="Times New Roman" w:hAnsi="Consolas" w:cs="Times New Roman"/>
-          <w:color w:val="000000"/>
-          <w:sz w:val="21"/>
-          <w:szCs w:val="21"/>
-          <w:lang w:val="en-US"/>
-        </w:rPr>
-      </w:pPr>
-      <w:r>
-        <w:rPr>
-          <w:rFonts w:ascii="Consolas" w:eastAsia="Times New Roman" w:hAnsi="Consolas" w:cs="Times New Roman"/>
-          <w:color w:val="000000"/>
-          <w:sz w:val="21"/>
-          <w:szCs w:val="21"/>
-          <w:lang w:val="en-US"/>
-        </w:rPr>
-        <w:t xml:space="preserve">    </w:t>
-      </w:r>
-      <w:r>
-        <w:rPr>
-          <w:rFonts w:ascii="Consolas" w:eastAsia="Times New Roman" w:hAnsi="Consolas" w:cs="Times New Roman"/>
-          <w:color w:val="A22889"/>
-          <w:sz w:val="21"/>
-          <w:szCs w:val="21"/>
-          <w:lang w:val="en-US"/>
-        </w:rPr>
-        <w:t>USDA_PRODUCTS</w:t>
-      </w:r>
-      <w:r>
-        <w:rPr>
-          <w:rFonts w:ascii="Consolas" w:eastAsia="Times New Roman" w:hAnsi="Consolas" w:cs="Times New Roman"/>
-          <w:color w:val="000000"/>
-          <w:sz w:val="21"/>
-          <w:szCs w:val="21"/>
-          <w:lang w:val="en-US"/>
-        </w:rPr>
-        <w:t xml:space="preserve"> ||</w:t>
-      </w:r>
-      <w:r>
-        <w:rPr>
-          <w:rFonts w:ascii="Consolas" w:eastAsia="Times New Roman" w:hAnsi="Consolas" w:cs="Times New Roman"/>
-          <w:color w:val="A22889"/>
-          <w:sz w:val="21"/>
-          <w:szCs w:val="21"/>
-          <w:lang w:val="en-US"/>
-        </w:rPr>
-        <w:t>--o</w:t>
-      </w:r>
-      <w:r>
-        <w:rPr>
-          <w:rFonts w:ascii="Consolas" w:eastAsia="Times New Roman" w:hAnsi="Consolas" w:cs="Times New Roman"/>
-          <w:color w:val="000000"/>
-          <w:sz w:val="21"/>
-          <w:szCs w:val="21"/>
-          <w:lang w:val="en-US"/>
-        </w:rPr>
-        <w:t xml:space="preserve">{ </w:t>
-      </w:r>
-      <w:r>
-        <w:rPr>
-          <w:rFonts w:ascii="Consolas" w:eastAsia="Times New Roman" w:hAnsi="Consolas" w:cs="Times New Roman"/>
-          <w:color w:val="A22889"/>
-          <w:sz w:val="21"/>
-          <w:szCs w:val="21"/>
-          <w:lang w:val="en-US"/>
-        </w:rPr>
-        <w:t>USER_USDA_FAVORITES</w:t>
-      </w:r>
-      <w:r>
-        <w:rPr>
-          <w:rFonts w:ascii="Consolas" w:eastAsia="Times New Roman" w:hAnsi="Consolas" w:cs="Times New Roman"/>
-          <w:color w:val="000000"/>
-          <w:sz w:val="21"/>
-          <w:szCs w:val="21"/>
-          <w:lang w:val="en-US"/>
-        </w:rPr>
-        <w:t xml:space="preserve"> : </w:t>
-      </w:r>
-      <w:proofErr w:type="spellStart"/>
-      <w:r>
-        <w:rPr>
-          <w:rFonts w:ascii="Consolas" w:eastAsia="Times New Roman" w:hAnsi="Consolas" w:cs="Times New Roman"/>
-          <w:color w:val="A22889"/>
-          <w:sz w:val="21"/>
-          <w:szCs w:val="21"/>
-          <w:lang w:val="en-US"/>
-        </w:rPr>
-        <w:t>included_in</w:t>
-      </w:r>
-      <w:proofErr w:type="spellEnd"/>
-    </w:p>
-    <w:p>
-      <w:pPr>
-        <w:rPr>
-          <w:lang w:val="en-US"/>
-        </w:rPr>
-      </w:pPr>
+          <w:color w:val="A22889"/>
+          <w:sz w:val="21"/>
+          <w:szCs w:val="21"/>
+          <w:lang w:val="en-US"/>
+        </w:rPr>
+        <w:t>"</w:t>
+      </w:r>
       <w:r>
         <w:rPr>
           <w:lang w:val="en-US"/>
